--- a/Budapest.docx
+++ b/Budapest.docx
@@ -1,6 +1,6 @@
 
 <file path=word/document.xml><?xml version="1.0" encoding="utf-8"?>
-<w:document xmlns:wpc="http://schemas.microsoft.com/office/word/2010/wordprocessingCanvas" xmlns:cx="http://schemas.microsoft.com/office/drawing/2014/chartex" xmlns:cx1="http://schemas.microsoft.com/office/drawing/2015/9/8/chartex" xmlns:cx2="http://schemas.microsoft.com/office/drawing/2015/10/21/chartex" xmlns:cx3="http://schemas.microsoft.com/office/drawing/2016/5/9/chartex" xmlns:cx4="http://schemas.microsoft.com/office/drawing/2016/5/10/chartex" xmlns:cx5="http://schemas.microsoft.com/office/drawing/2016/5/11/chartex" xmlns:cx6="http://schemas.microsoft.com/office/drawing/2016/5/12/chartex" xmlns:cx7="http://schemas.microsoft.com/office/drawing/2016/5/13/chartex" xmlns:cx8="http://schemas.microsoft.com/office/drawing/2016/5/14/chartex" xmlns:mc="http://schemas.openxmlformats.org/markup-compatibility/2006" xmlns:aink="http://schemas.microsoft.com/office/drawing/2016/ink" xmlns:am3d="http://schemas.microsoft.com/office/drawing/2017/model3d" xmlns:o="urn:schemas-microsoft-com:office:office" xmlns:oel="http://schemas.microsoft.com/office/2019/extlst" xmlns:r="http://schemas.openxmlformats.org/officeDocument/2006/relationships" xmlns:m="http://schemas.openxmlformats.org/officeDocument/2006/math" xmlns:v="urn:schemas-microsoft-com:vml" xmlns:wp14="http://schemas.microsoft.com/office/word/2010/wordprocessingDrawing" xmlns:wp="http://schemas.openxmlformats.org/drawingml/2006/wordprocessingDrawing" xmlns:w10="urn:schemas-microsoft-com:office:word" xmlns:w="http://schemas.openxmlformats.org/wordprocessingml/2006/main" xmlns:w14="http://schemas.microsoft.com/office/word/2010/wordml" xmlns:w15="http://schemas.microsoft.com/office/word/2012/wordml" xmlns:w16cex="http://schemas.microsoft.com/office/word/2018/wordml/cex" xmlns:w16cid="http://schemas.microsoft.com/office/word/2016/wordml/cid" xmlns:w16="http://schemas.microsoft.com/office/word/2018/wordml" xmlns:w16du="http://schemas.microsoft.com/office/word/2023/wordml/word16du" xmlns:w16sdtdh="http://schemas.microsoft.com/office/word/2020/wordml/sdtdatahash" xmlns:w16sdtfl="http://schemas.microsoft.com/office/word/2024/wordml/sdtformatlock" xmlns:w16se="http://schemas.microsoft.com/office/word/2015/wordml/symex" xmlns:wpg="http://schemas.microsoft.com/office/word/2010/wordprocessingGroup" xmlns:wpi="http://schemas.microsoft.com/office/word/2010/wordprocessingInk" xmlns:wne="http://schemas.microsoft.com/office/word/2006/wordml" xmlns:wps="http://schemas.microsoft.com/office/word/2010/wordprocessingShape" mc:Ignorable="w14 w15 w16se w16cid w16 w16cex w16sdtdh w16sdtfl w16du wp14">
+<w:document xmlns:wpc="http://schemas.microsoft.com/office/word/2010/wordprocessingCanvas" xmlns:cx="http://schemas.microsoft.com/office/drawing/2014/chartex" xmlns:cx1="http://schemas.microsoft.com/office/drawing/2015/9/8/chartex" xmlns:cx2="http://schemas.microsoft.com/office/drawing/2015/10/21/chartex" xmlns:cx3="http://schemas.microsoft.com/office/drawing/2016/5/9/chartex" xmlns:cx4="http://schemas.microsoft.com/office/drawing/2016/5/10/chartex" xmlns:cx5="http://schemas.microsoft.com/office/drawing/2016/5/11/chartex" xmlns:cx6="http://schemas.microsoft.com/office/drawing/2016/5/12/chartex" xmlns:cx7="http://schemas.microsoft.com/office/drawing/2016/5/13/chartex" xmlns:cx8="http://schemas.microsoft.com/office/drawing/2016/5/14/chartex" xmlns:mc="http://schemas.openxmlformats.org/markup-compatibility/2006" xmlns:aink="http://schemas.microsoft.com/office/drawing/2016/ink" xmlns:am3d="http://schemas.microsoft.com/office/drawing/2017/model3d" xmlns:o="urn:schemas-microsoft-com:office:office" xmlns:r="http://schemas.openxmlformats.org/officeDocument/2006/relationships" xmlns:m="http://schemas.openxmlformats.org/officeDocument/2006/math" xmlns:v="urn:schemas-microsoft-com:vml" xmlns:wp14="http://schemas.microsoft.com/office/word/2010/wordprocessingDrawing" xmlns:wp="http://schemas.openxmlformats.org/drawingml/2006/wordprocessingDrawing" xmlns:w10="urn:schemas-microsoft-com:office:word" xmlns:w="http://schemas.openxmlformats.org/wordprocessingml/2006/main" xmlns:w14="http://schemas.microsoft.com/office/word/2010/wordml" xmlns:w15="http://schemas.microsoft.com/office/word/2012/wordml" xmlns:w16cid="http://schemas.microsoft.com/office/word/2016/wordml/cid" xmlns:w16se="http://schemas.microsoft.com/office/word/2015/wordml/symex" xmlns:wpg="http://schemas.microsoft.com/office/word/2010/wordprocessingGroup" xmlns:wpi="http://schemas.microsoft.com/office/word/2010/wordprocessingInk" xmlns:wne="http://schemas.microsoft.com/office/word/2006/wordml" xmlns:wps="http://schemas.microsoft.com/office/word/2010/wordprocessingShape" mc:Ignorable="w14 w15 w16se w16cid wp14">
   <w:body>
     <w:p>
       <w:pPr>
@@ -42,9 +42,20 @@
         <w:rPr>
           <w:sz w:val="28"/>
         </w:rPr>
-        <w:t>telephelynek az alapterülete 800m</w:t>
-      </w:r>
-      <w:proofErr w:type="gramStart"/>
+        <w:t xml:space="preserve">telephelynek az alapterülete </w:t>
+      </w:r>
+      <w:r>
+        <w:rPr>
+          <w:sz w:val="28"/>
+        </w:rPr>
+        <w:t>5</w:t>
+      </w:r>
+      <w:r>
+        <w:rPr>
+          <w:sz w:val="28"/>
+        </w:rPr>
+        <w:t>00m</w:t>
+      </w:r>
       <w:r>
         <w:rPr>
           <w:sz w:val="28"/>
@@ -63,55 +74,40 @@
         <w:rPr>
           <w:sz w:val="28"/>
         </w:rPr>
+        <w:t xml:space="preserve">, ami </w:t>
+      </w:r>
+      <w:proofErr w:type="spellStart"/>
+      <w:r>
+        <w:rPr>
+          <w:sz w:val="28"/>
+        </w:rPr>
+        <w:t>szintenként</w:t>
+      </w:r>
+      <w:proofErr w:type="spellEnd"/>
+      <w:r>
+        <w:rPr>
+          <w:sz w:val="28"/>
+        </w:rPr>
+        <w:t xml:space="preserve"> ez 400m</w:t>
+      </w:r>
+      <w:r>
+        <w:rPr>
+          <w:sz w:val="28"/>
+          <w:vertAlign w:val="superscript"/>
+        </w:rPr>
+        <w:t>2</w:t>
+      </w:r>
+      <w:r>
+        <w:rPr>
+          <w:sz w:val="28"/>
+        </w:rPr>
         <w:t>,</w:t>
       </w:r>
-      <w:proofErr w:type="gramEnd"/>
-      <w:r>
-        <w:rPr>
-          <w:sz w:val="28"/>
-        </w:rPr>
-        <w:t xml:space="preserve"> ami szintenként ez 400m</w:t>
-      </w:r>
-      <w:proofErr w:type="gramStart"/>
-      <w:r>
-        <w:rPr>
-          <w:sz w:val="28"/>
-          <w:vertAlign w:val="superscript"/>
-        </w:rPr>
-        <w:t>2</w:t>
-      </w:r>
-      <w:r>
-        <w:rPr>
-          <w:sz w:val="28"/>
-        </w:rPr>
-        <w:t>,</w:t>
-      </w:r>
-      <w:r>
-        <w:rPr>
-          <w:sz w:val="28"/>
-        </w:rPr>
-        <w:t>ami</w:t>
-      </w:r>
-      <w:proofErr w:type="gramEnd"/>
-      <w:r>
-        <w:rPr>
-          <w:sz w:val="28"/>
-        </w:rPr>
-        <w:t xml:space="preserve"> a Kelenföldi úton helyezkedik el, aminek bérleti díja 2 800 000 Ft/hó. Telephelyünknek a Telekom internetszolgáltató látja es </w:t>
-      </w:r>
-      <w:proofErr w:type="gramStart"/>
-      <w:r>
-        <w:rPr>
-          <w:sz w:val="28"/>
-        </w:rPr>
-        <w:t>internettel ,</w:t>
-      </w:r>
-      <w:proofErr w:type="gramEnd"/>
-      <w:r>
-        <w:rPr>
-          <w:sz w:val="28"/>
-        </w:rPr>
-        <w:t xml:space="preserve"> amivel akár 1000 </w:t>
+      <w:r>
+        <w:rPr>
+          <w:sz w:val="28"/>
+        </w:rPr>
+        <w:t xml:space="preserve">ami a Kelenföldi úton helyezkedik el, aminek bérleti díja 2 800 000 Ft/hó. Telephelyünknek a Telekom internetszolgáltató látja es internettel , amivel akár 1000 </w:t>
       </w:r>
       <w:proofErr w:type="spellStart"/>
       <w:r>
@@ -134,6 +130,129 @@
           <w:sz w:val="28"/>
         </w:rPr>
       </w:pPr>
+      <w:r>
+        <w:rPr>
+          <w:sz w:val="28"/>
+        </w:rPr>
+        <w:t xml:space="preserve">kialakítás: Az épület külső falai téglából vannak, a válaszfalak gipszkartonból épülnek fel , amik kevésbé fogják fel a wifi erősséget, ezzel is segítve a </w:t>
+      </w:r>
+      <w:proofErr w:type="spellStart"/>
+      <w:r>
+        <w:rPr>
+          <w:sz w:val="28"/>
+        </w:rPr>
+        <w:t>kommuikációt.Az</w:t>
+      </w:r>
+      <w:proofErr w:type="spellEnd"/>
+      <w:r>
+        <w:rPr>
+          <w:sz w:val="28"/>
+        </w:rPr>
+        <w:t xml:space="preserve"> alaprajz megfelel a modern feltételeknek, szabványoknak , modern helységet biztosítunk a dolgozóknak a gördülékeny munka érdekében.</w:t>
+      </w:r>
+    </w:p>
+    <w:p>
+      <w:pPr>
+        <w:rPr>
+          <w:sz w:val="28"/>
+        </w:rPr>
+      </w:pPr>
+      <w:r>
+        <w:rPr>
+          <w:sz w:val="28"/>
+        </w:rPr>
+        <w:t xml:space="preserve">A telephelyen </w:t>
+      </w:r>
+      <w:proofErr w:type="spellStart"/>
+      <w:r>
+        <w:rPr>
+          <w:sz w:val="28"/>
+        </w:rPr>
+        <w:t>Serial</w:t>
+      </w:r>
+      <w:proofErr w:type="spellEnd"/>
+      <w:r>
+        <w:rPr>
+          <w:sz w:val="28"/>
+        </w:rPr>
+        <w:t xml:space="preserve"> ,</w:t>
+      </w:r>
+      <w:proofErr w:type="spellStart"/>
+      <w:r>
+        <w:rPr>
+          <w:sz w:val="28"/>
+        </w:rPr>
+        <w:t>Copper</w:t>
+      </w:r>
+      <w:proofErr w:type="spellEnd"/>
+      <w:r>
+        <w:rPr>
+          <w:sz w:val="28"/>
+        </w:rPr>
+        <w:t>-</w:t>
+      </w:r>
+      <w:proofErr w:type="spellStart"/>
+      <w:r>
+        <w:rPr>
+          <w:sz w:val="28"/>
+        </w:rPr>
+        <w:t>Cross</w:t>
+      </w:r>
+      <w:proofErr w:type="spellEnd"/>
+      <w:r>
+        <w:rPr>
+          <w:sz w:val="28"/>
+        </w:rPr>
+        <w:t xml:space="preserve">-Over, </w:t>
+      </w:r>
+      <w:proofErr w:type="spellStart"/>
+      <w:r>
+        <w:rPr>
+          <w:sz w:val="28"/>
+        </w:rPr>
+        <w:t>Copper</w:t>
+      </w:r>
+      <w:proofErr w:type="spellEnd"/>
+      <w:r>
+        <w:rPr>
+          <w:sz w:val="28"/>
+        </w:rPr>
+        <w:t xml:space="preserve"> </w:t>
+      </w:r>
+      <w:proofErr w:type="spellStart"/>
+      <w:r>
+        <w:rPr>
+          <w:sz w:val="28"/>
+        </w:rPr>
+        <w:t>Straight-Throught</w:t>
+      </w:r>
+      <w:proofErr w:type="spellEnd"/>
+      <w:r>
+        <w:rPr>
+          <w:sz w:val="28"/>
+        </w:rPr>
+        <w:t xml:space="preserve"> </w:t>
+      </w:r>
+    </w:p>
+    <w:p>
+      <w:pPr>
+        <w:rPr>
+          <w:sz w:val="28"/>
+        </w:rPr>
+      </w:pPr>
+      <w:r>
+        <w:rPr>
+          <w:sz w:val="28"/>
+        </w:rPr>
+        <w:t xml:space="preserve"> </w:t>
+      </w:r>
+    </w:p>
+    <w:p>
+      <w:pPr>
+        <w:rPr>
+          <w:sz w:val="28"/>
+        </w:rPr>
+      </w:pPr>
     </w:p>
     <w:p>
       <w:pPr>
@@ -151,6 +270,7 @@
     <w:p>
       <w:pPr>
         <w:rPr>
+          <w:b/>
           <w:sz w:val="28"/>
         </w:rPr>
       </w:pPr>
@@ -159,10 +279,299 @@
           <w:noProof/>
           <w:sz w:val="28"/>
         </w:rPr>
+        <mc:AlternateContent>
+          <mc:Choice Requires="wps">
+            <w:drawing>
+              <wp:anchor distT="45720" distB="45720" distL="114300" distR="114300" simplePos="0" relativeHeight="251678720" behindDoc="0" locked="0" layoutInCell="1" allowOverlap="1" wp14:anchorId="7DBAF6AE" wp14:editId="41CA6987">
+                <wp:simplePos x="0" y="0"/>
+                <wp:positionH relativeFrom="column">
+                  <wp:posOffset>247650</wp:posOffset>
+                </wp:positionH>
+                <wp:positionV relativeFrom="paragraph">
+                  <wp:posOffset>244475</wp:posOffset>
+                </wp:positionV>
+                <wp:extent cx="1895475" cy="247650"/>
+                <wp:effectExtent l="0" t="0" r="28575" b="19050"/>
+                <wp:wrapSquare wrapText="bothSides"/>
+                <wp:docPr id="9" name="Szövegdoboz 2"/>
+                <wp:cNvGraphicFramePr>
+                  <a:graphicFrameLocks xmlns:a="http://schemas.openxmlformats.org/drawingml/2006/main"/>
+                </wp:cNvGraphicFramePr>
+                <a:graphic xmlns:a="http://schemas.openxmlformats.org/drawingml/2006/main">
+                  <a:graphicData uri="http://schemas.microsoft.com/office/word/2010/wordprocessingShape">
+                    <wps:wsp>
+                      <wps:cNvSpPr txBox="1">
+                        <a:spLocks noChangeArrowheads="1"/>
+                      </wps:cNvSpPr>
+                      <wps:spPr bwMode="auto">
+                        <a:xfrm>
+                          <a:off x="0" y="0"/>
+                          <a:ext cx="1895475" cy="247650"/>
+                        </a:xfrm>
+                        <a:prstGeom prst="rect">
+                          <a:avLst/>
+                        </a:prstGeom>
+                        <a:solidFill>
+                          <a:srgbClr val="FFFFFF"/>
+                        </a:solidFill>
+                        <a:ln w="9525">
+                          <a:solidFill>
+                            <a:srgbClr val="000000"/>
+                          </a:solidFill>
+                          <a:miter lim="800000"/>
+                          <a:headEnd/>
+                          <a:tailEnd/>
+                        </a:ln>
+                      </wps:spPr>
+                      <wps:txbx>
+                        <w:txbxContent>
+                          <w:p>
+                            <w:proofErr w:type="spellStart"/>
+                            <w:r>
+                              <w:t>Sales</w:t>
+                            </w:r>
+                            <w:proofErr w:type="spellEnd"/>
+                          </w:p>
+                        </w:txbxContent>
+                      </wps:txbx>
+                      <wps:bodyPr rot="0" vert="horz" wrap="square" lIns="91440" tIns="45720" rIns="91440" bIns="45720" anchor="t" anchorCtr="0">
+                        <a:noAutofit/>
+                      </wps:bodyPr>
+                    </wps:wsp>
+                  </a:graphicData>
+                </a:graphic>
+                <wp14:sizeRelH relativeFrom="margin">
+                  <wp14:pctWidth>0</wp14:pctWidth>
+                </wp14:sizeRelH>
+                <wp14:sizeRelV relativeFrom="margin">
+                  <wp14:pctHeight>0</wp14:pctHeight>
+                </wp14:sizeRelV>
+              </wp:anchor>
+            </w:drawing>
+          </mc:Choice>
+          <mc:Fallback>
+            <w:pict>
+              <v:shapetype w14:anchorId="7DBAF6AE" id="_x0000_t202" coordsize="21600,21600" o:spt="202" path="m,l,21600r21600,l21600,xe">
+                <v:stroke joinstyle="miter"/>
+                <v:path gradientshapeok="t" o:connecttype="rect"/>
+              </v:shapetype>
+              <v:shape id="Szövegdoboz 2" o:spid="_x0000_s1026" type="#_x0000_t202" style="position:absolute;margin-left:19.5pt;margin-top:19.25pt;width:149.25pt;height:19.5pt;z-index:251678720;visibility:visible;mso-wrap-style:square;mso-width-percent:0;mso-height-percent:0;mso-wrap-distance-left:9pt;mso-wrap-distance-top:3.6pt;mso-wrap-distance-right:9pt;mso-wrap-distance-bottom:3.6pt;mso-position-horizontal:absolute;mso-position-horizontal-relative:text;mso-position-vertical:absolute;mso-position-vertical-relative:text;mso-width-percent:0;mso-height-percent:0;mso-width-relative:margin;mso-height-relative:margin;v-text-anchor:top" o:gfxdata="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">
+                <v:textbox>
+                  <w:txbxContent>
+                    <w:p>
+                      <w:proofErr w:type="spellStart"/>
+                      <w:r>
+                        <w:t>Sales</w:t>
+                      </w:r>
+                      <w:proofErr w:type="spellEnd"/>
+                    </w:p>
+                  </w:txbxContent>
+                </v:textbox>
+                <w10:wrap type="square"/>
+              </v:shape>
+            </w:pict>
+          </mc:Fallback>
+        </mc:AlternateContent>
+      </w:r>
+      <w:r>
+        <w:rPr>
+          <w:noProof/>
+          <w:sz w:val="28"/>
+        </w:rPr>
+        <mc:AlternateContent>
+          <mc:Choice Requires="wps">
+            <w:drawing>
+              <wp:anchor distT="45720" distB="45720" distL="114300" distR="114300" simplePos="0" relativeHeight="251666432" behindDoc="0" locked="0" layoutInCell="1" allowOverlap="1" wp14:anchorId="0BF04933" wp14:editId="5AC7ADBC">
+                <wp:simplePos x="0" y="0"/>
+                <wp:positionH relativeFrom="column">
+                  <wp:posOffset>2224405</wp:posOffset>
+                </wp:positionH>
+                <wp:positionV relativeFrom="paragraph">
+                  <wp:posOffset>210820</wp:posOffset>
+                </wp:positionV>
+                <wp:extent cx="942975" cy="352425"/>
+                <wp:effectExtent l="0" t="0" r="28575" b="28575"/>
+                <wp:wrapSquare wrapText="bothSides"/>
+                <wp:docPr id="3" name="Szövegdoboz 2"/>
+                <wp:cNvGraphicFramePr>
+                  <a:graphicFrameLocks xmlns:a="http://schemas.openxmlformats.org/drawingml/2006/main"/>
+                </wp:cNvGraphicFramePr>
+                <a:graphic xmlns:a="http://schemas.openxmlformats.org/drawingml/2006/main">
+                  <a:graphicData uri="http://schemas.microsoft.com/office/word/2010/wordprocessingShape">
+                    <wps:wsp>
+                      <wps:cNvSpPr txBox="1">
+                        <a:spLocks noChangeArrowheads="1"/>
+                      </wps:cNvSpPr>
+                      <wps:spPr bwMode="auto">
+                        <a:xfrm>
+                          <a:off x="0" y="0"/>
+                          <a:ext cx="942975" cy="352425"/>
+                        </a:xfrm>
+                        <a:prstGeom prst="rect">
+                          <a:avLst/>
+                        </a:prstGeom>
+                        <a:solidFill>
+                          <a:srgbClr val="FFFFFF"/>
+                        </a:solidFill>
+                        <a:ln w="9525">
+                          <a:solidFill>
+                            <a:srgbClr val="000000"/>
+                          </a:solidFill>
+                          <a:miter lim="800000"/>
+                          <a:headEnd/>
+                          <a:tailEnd/>
+                        </a:ln>
+                      </wps:spPr>
+                      <wps:txbx>
+                        <w:txbxContent>
+                          <w:p>
+                            <w:r>
+                              <w:t>Férfi mosdó</w:t>
+                            </w:r>
+                          </w:p>
+                        </w:txbxContent>
+                      </wps:txbx>
+                      <wps:bodyPr rot="0" vert="horz" wrap="square" lIns="91440" tIns="45720" rIns="91440" bIns="45720" anchor="t" anchorCtr="0">
+                        <a:noAutofit/>
+                      </wps:bodyPr>
+                    </wps:wsp>
+                  </a:graphicData>
+                </a:graphic>
+                <wp14:sizeRelH relativeFrom="margin">
+                  <wp14:pctWidth>0</wp14:pctWidth>
+                </wp14:sizeRelH>
+                <wp14:sizeRelV relativeFrom="margin">
+                  <wp14:pctHeight>0</wp14:pctHeight>
+                </wp14:sizeRelV>
+              </wp:anchor>
+            </w:drawing>
+          </mc:Choice>
+          <mc:Fallback>
+            <w:pict>
+              <v:shape w14:anchorId="0BF04933" id="_x0000_s1027" type="#_x0000_t202" style="position:absolute;margin-left:175.15pt;margin-top:16.6pt;width:74.25pt;height:27.75pt;z-index:251666432;visibility:visible;mso-wrap-style:square;mso-width-percent:0;mso-height-percent:0;mso-wrap-distance-left:9pt;mso-wrap-distance-top:3.6pt;mso-wrap-distance-right:9pt;mso-wrap-distance-bottom:3.6pt;mso-position-horizontal:absolute;mso-position-horizontal-relative:text;mso-position-vertical:absolute;mso-position-vertical-relative:text;mso-width-percent:0;mso-height-percent:0;mso-width-relative:margin;mso-height-relative:margin;v-text-anchor:top" o:gfxdata="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">
+                <v:textbox>
+                  <w:txbxContent>
+                    <w:p>
+                      <w:r>
+                        <w:t>Férfi mosdó</w:t>
+                      </w:r>
+                    </w:p>
+                  </w:txbxContent>
+                </v:textbox>
+                <w10:wrap type="square"/>
+              </v:shape>
+            </w:pict>
+          </mc:Fallback>
+        </mc:AlternateContent>
+      </w:r>
+      <w:r>
+        <w:rPr>
+          <w:noProof/>
+          <w:sz w:val="28"/>
+        </w:rPr>
+        <mc:AlternateContent>
+          <mc:Choice Requires="wps">
+            <w:drawing>
+              <wp:anchor distT="45720" distB="45720" distL="114300" distR="114300" simplePos="0" relativeHeight="251664384" behindDoc="0" locked="0" layoutInCell="1" allowOverlap="1" wp14:anchorId="0A411A74" wp14:editId="041E5233">
+                <wp:simplePos x="0" y="0"/>
+                <wp:positionH relativeFrom="column">
+                  <wp:posOffset>3319780</wp:posOffset>
+                </wp:positionH>
+                <wp:positionV relativeFrom="paragraph">
+                  <wp:posOffset>191770</wp:posOffset>
+                </wp:positionV>
+                <wp:extent cx="800100" cy="466725"/>
+                <wp:effectExtent l="0" t="0" r="19050" b="28575"/>
+                <wp:wrapSquare wrapText="bothSides"/>
+                <wp:docPr id="2" name="Szövegdoboz 2"/>
+                <wp:cNvGraphicFramePr>
+                  <a:graphicFrameLocks xmlns:a="http://schemas.openxmlformats.org/drawingml/2006/main"/>
+                </wp:cNvGraphicFramePr>
+                <a:graphic xmlns:a="http://schemas.openxmlformats.org/drawingml/2006/main">
+                  <a:graphicData uri="http://schemas.microsoft.com/office/word/2010/wordprocessingShape">
+                    <wps:wsp>
+                      <wps:cNvSpPr txBox="1">
+                        <a:spLocks noChangeArrowheads="1"/>
+                      </wps:cNvSpPr>
+                      <wps:spPr bwMode="auto">
+                        <a:xfrm>
+                          <a:off x="0" y="0"/>
+                          <a:ext cx="800100" cy="466725"/>
+                        </a:xfrm>
+                        <a:prstGeom prst="rect">
+                          <a:avLst/>
+                        </a:prstGeom>
+                        <a:solidFill>
+                          <a:srgbClr val="FFFFFF"/>
+                        </a:solidFill>
+                        <a:ln w="9525">
+                          <a:solidFill>
+                            <a:srgbClr val="000000"/>
+                          </a:solidFill>
+                          <a:miter lim="800000"/>
+                          <a:headEnd/>
+                          <a:tailEnd/>
+                        </a:ln>
+                      </wps:spPr>
+                      <wps:txbx>
+                        <w:txbxContent>
+                          <w:p>
+                            <w:r>
+                              <w:t>Női mosdó</w:t>
+                            </w:r>
+                          </w:p>
+                        </w:txbxContent>
+                      </wps:txbx>
+                      <wps:bodyPr rot="0" vert="horz" wrap="square" lIns="91440" tIns="45720" rIns="91440" bIns="45720" anchor="t" anchorCtr="0">
+                        <a:noAutofit/>
+                      </wps:bodyPr>
+                    </wps:wsp>
+                  </a:graphicData>
+                </a:graphic>
+                <wp14:sizeRelH relativeFrom="margin">
+                  <wp14:pctWidth>0</wp14:pctWidth>
+                </wp14:sizeRelH>
+                <wp14:sizeRelV relativeFrom="margin">
+                  <wp14:pctHeight>0</wp14:pctHeight>
+                </wp14:sizeRelV>
+              </wp:anchor>
+            </w:drawing>
+          </mc:Choice>
+          <mc:Fallback>
+            <w:pict>
+              <v:shape w14:anchorId="0A411A74" id="_x0000_s1028" type="#_x0000_t202" style="position:absolute;margin-left:261.4pt;margin-top:15.1pt;width:63pt;height:36.75pt;z-index:251664384;visibility:visible;mso-wrap-style:square;mso-width-percent:0;mso-height-percent:0;mso-wrap-distance-left:9pt;mso-wrap-distance-top:3.6pt;mso-wrap-distance-right:9pt;mso-wrap-distance-bottom:3.6pt;mso-position-horizontal:absolute;mso-position-horizontal-relative:text;mso-position-vertical:absolute;mso-position-vertical-relative:text;mso-width-percent:0;mso-height-percent:0;mso-width-relative:margin;mso-height-relative:margin;v-text-anchor:top" o:gfxdata="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">
+                <v:textbox>
+                  <w:txbxContent>
+                    <w:p>
+                      <w:r>
+                        <w:t>Női mosdó</w:t>
+                      </w:r>
+                    </w:p>
+                  </w:txbxContent>
+                </v:textbox>
+                <w10:wrap type="square"/>
+              </v:shape>
+            </w:pict>
+          </mc:Fallback>
+        </mc:AlternateContent>
+      </w:r>
+      <w:r>
+        <w:rPr>
+          <w:noProof/>
+          <w:sz w:val="28"/>
+        </w:rPr>
         <w:drawing>
-          <wp:inline distT="0" distB="0" distL="0" distR="0" wp14:anchorId="53EFE032" wp14:editId="35335F0B">
+          <wp:anchor distT="0" distB="0" distL="114300" distR="114300" simplePos="0" relativeHeight="251658240" behindDoc="0" locked="0" layoutInCell="1" allowOverlap="1" wp14:anchorId="53EFE032" wp14:editId="278BD012">
+            <wp:simplePos x="0" y="0"/>
+            <wp:positionH relativeFrom="column">
+              <wp:posOffset>-4445</wp:posOffset>
+            </wp:positionH>
+            <wp:positionV relativeFrom="paragraph">
+              <wp:posOffset>1270</wp:posOffset>
+            </wp:positionV>
             <wp:extent cx="5867400" cy="4434181"/>
             <wp:effectExtent l="0" t="0" r="0" b="5080"/>
+            <wp:wrapNone/>
             <wp:docPr id="301439754" name="Kép 1" descr="A képen diagram, Tervrajz, Műszaki rajz, sematikus rajz látható"/>
             <wp:cNvGraphicFramePr>
               <a:graphicFrameLocks xmlns:a="http://schemas.openxmlformats.org/drawingml/2006/main" noChangeAspect="1"/>
@@ -189,7 +598,7 @@
                   <pic:spPr>
                     <a:xfrm>
                       <a:off x="0" y="0"/>
-                      <a:ext cx="5869012" cy="4435399"/>
+                      <a:ext cx="5867400" cy="4434181"/>
                     </a:xfrm>
                     <a:prstGeom prst="rect">
                       <a:avLst/>
@@ -198,7 +607,13 @@
                 </pic:pic>
               </a:graphicData>
             </a:graphic>
-          </wp:inline>
+            <wp14:sizeRelH relativeFrom="page">
+              <wp14:pctWidth>0</wp14:pctWidth>
+            </wp14:sizeRelH>
+            <wp14:sizeRelV relativeFrom="page">
+              <wp14:pctHeight>0</wp14:pctHeight>
+            </wp14:sizeRelV>
+          </wp:anchor>
         </w:drawing>
       </w:r>
     </w:p>
@@ -210,11 +625,857 @@
       </w:pPr>
       <w:r>
         <w:rPr>
+          <w:noProof/>
+          <w:sz w:val="28"/>
+        </w:rPr>
+        <mc:AlternateContent>
+          <mc:Choice Requires="wps">
+            <w:drawing>
+              <wp:anchor distT="45720" distB="45720" distL="114300" distR="114300" simplePos="0" relativeHeight="251682816" behindDoc="0" locked="0" layoutInCell="1" allowOverlap="1" wp14:anchorId="1978116D" wp14:editId="5E6FD6E1">
+                <wp:simplePos x="0" y="0"/>
+                <wp:positionH relativeFrom="column">
+                  <wp:posOffset>4034155</wp:posOffset>
+                </wp:positionH>
+                <wp:positionV relativeFrom="paragraph">
+                  <wp:posOffset>1760855</wp:posOffset>
+                </wp:positionV>
+                <wp:extent cx="866775" cy="295275"/>
+                <wp:effectExtent l="0" t="0" r="28575" b="28575"/>
+                <wp:wrapSquare wrapText="bothSides"/>
+                <wp:docPr id="11" name="Szövegdoboz 2"/>
+                <wp:cNvGraphicFramePr>
+                  <a:graphicFrameLocks xmlns:a="http://schemas.openxmlformats.org/drawingml/2006/main"/>
+                </wp:cNvGraphicFramePr>
+                <a:graphic xmlns:a="http://schemas.openxmlformats.org/drawingml/2006/main">
+                  <a:graphicData uri="http://schemas.microsoft.com/office/word/2010/wordprocessingShape">
+                    <wps:wsp>
+                      <wps:cNvSpPr txBox="1">
+                        <a:spLocks noChangeArrowheads="1"/>
+                      </wps:cNvSpPr>
+                      <wps:spPr bwMode="auto">
+                        <a:xfrm>
+                          <a:off x="0" y="0"/>
+                          <a:ext cx="866775" cy="295275"/>
+                        </a:xfrm>
+                        <a:prstGeom prst="rect">
+                          <a:avLst/>
+                        </a:prstGeom>
+                        <a:solidFill>
+                          <a:srgbClr val="FFFFFF"/>
+                        </a:solidFill>
+                        <a:ln w="9525">
+                          <a:solidFill>
+                            <a:srgbClr val="000000"/>
+                          </a:solidFill>
+                          <a:miter lim="800000"/>
+                          <a:headEnd/>
+                          <a:tailEnd/>
+                        </a:ln>
+                      </wps:spPr>
+                      <wps:txbx>
+                        <w:txbxContent>
+                          <w:p>
+                            <w:proofErr w:type="spellStart"/>
+                            <w:r>
+                              <w:t>Guest</w:t>
+                            </w:r>
+                            <w:proofErr w:type="spellEnd"/>
+                          </w:p>
+                        </w:txbxContent>
+                      </wps:txbx>
+                      <wps:bodyPr rot="0" vert="horz" wrap="square" lIns="91440" tIns="45720" rIns="91440" bIns="45720" anchor="t" anchorCtr="0">
+                        <a:noAutofit/>
+                      </wps:bodyPr>
+                    </wps:wsp>
+                  </a:graphicData>
+                </a:graphic>
+                <wp14:sizeRelH relativeFrom="margin">
+                  <wp14:pctWidth>0</wp14:pctWidth>
+                </wp14:sizeRelH>
+                <wp14:sizeRelV relativeFrom="margin">
+                  <wp14:pctHeight>0</wp14:pctHeight>
+                </wp14:sizeRelV>
+              </wp:anchor>
+            </w:drawing>
+          </mc:Choice>
+          <mc:Fallback>
+            <w:pict>
+              <v:shape w14:anchorId="1978116D" id="_x0000_s1029" type="#_x0000_t202" style="position:absolute;margin-left:317.65pt;margin-top:138.65pt;width:68.25pt;height:23.25pt;z-index:251682816;visibility:visible;mso-wrap-style:square;mso-width-percent:0;mso-height-percent:0;mso-wrap-distance-left:9pt;mso-wrap-distance-top:3.6pt;mso-wrap-distance-right:9pt;mso-wrap-distance-bottom:3.6pt;mso-position-horizontal:absolute;mso-position-horizontal-relative:text;mso-position-vertical:absolute;mso-position-vertical-relative:text;mso-width-percent:0;mso-height-percent:0;mso-width-relative:margin;mso-height-relative:margin;v-text-anchor:top" o:gfxdata="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">
+                <v:textbox>
+                  <w:txbxContent>
+                    <w:p>
+                      <w:proofErr w:type="spellStart"/>
+                      <w:r>
+                        <w:t>Guest</w:t>
+                      </w:r>
+                      <w:proofErr w:type="spellEnd"/>
+                    </w:p>
+                  </w:txbxContent>
+                </v:textbox>
+                <w10:wrap type="square"/>
+              </v:shape>
+            </w:pict>
+          </mc:Fallback>
+        </mc:AlternateContent>
+      </w:r>
+      <w:r>
+        <w:rPr>
+          <w:noProof/>
+          <w:sz w:val="28"/>
+        </w:rPr>
+        <mc:AlternateContent>
+          <mc:Choice Requires="wps">
+            <w:drawing>
+              <wp:anchor distT="45720" distB="45720" distL="114300" distR="114300" simplePos="0" relativeHeight="251672576" behindDoc="0" locked="0" layoutInCell="1" allowOverlap="1" wp14:anchorId="45530C59" wp14:editId="2599AE44">
+                <wp:simplePos x="0" y="0"/>
+                <wp:positionH relativeFrom="column">
+                  <wp:posOffset>4124325</wp:posOffset>
+                </wp:positionH>
+                <wp:positionV relativeFrom="paragraph">
+                  <wp:posOffset>3185795</wp:posOffset>
+                </wp:positionV>
+                <wp:extent cx="1895475" cy="247650"/>
+                <wp:effectExtent l="0" t="0" r="28575" b="19050"/>
+                <wp:wrapSquare wrapText="bothSides"/>
+                <wp:docPr id="6" name="Szövegdoboz 2"/>
+                <wp:cNvGraphicFramePr>
+                  <a:graphicFrameLocks xmlns:a="http://schemas.openxmlformats.org/drawingml/2006/main"/>
+                </wp:cNvGraphicFramePr>
+                <a:graphic xmlns:a="http://schemas.openxmlformats.org/drawingml/2006/main">
+                  <a:graphicData uri="http://schemas.microsoft.com/office/word/2010/wordprocessingShape">
+                    <wps:wsp>
+                      <wps:cNvSpPr txBox="1">
+                        <a:spLocks noChangeArrowheads="1"/>
+                      </wps:cNvSpPr>
+                      <wps:spPr bwMode="auto">
+                        <a:xfrm>
+                          <a:off x="0" y="0"/>
+                          <a:ext cx="1895475" cy="247650"/>
+                        </a:xfrm>
+                        <a:prstGeom prst="rect">
+                          <a:avLst/>
+                        </a:prstGeom>
+                        <a:solidFill>
+                          <a:srgbClr val="FFFFFF"/>
+                        </a:solidFill>
+                        <a:ln w="9525">
+                          <a:solidFill>
+                            <a:srgbClr val="000000"/>
+                          </a:solidFill>
+                          <a:miter lim="800000"/>
+                          <a:headEnd/>
+                          <a:tailEnd/>
+                        </a:ln>
+                      </wps:spPr>
+                      <wps:txbx>
+                        <w:txbxContent>
+                          <w:p>
+                            <w:r>
+                              <w:t>Management</w:t>
+                            </w:r>
+                          </w:p>
+                        </w:txbxContent>
+                      </wps:txbx>
+                      <wps:bodyPr rot="0" vert="horz" wrap="square" lIns="91440" tIns="45720" rIns="91440" bIns="45720" anchor="t" anchorCtr="0">
+                        <a:noAutofit/>
+                      </wps:bodyPr>
+                    </wps:wsp>
+                  </a:graphicData>
+                </a:graphic>
+                <wp14:sizeRelH relativeFrom="margin">
+                  <wp14:pctWidth>0</wp14:pctWidth>
+                </wp14:sizeRelH>
+                <wp14:sizeRelV relativeFrom="margin">
+                  <wp14:pctHeight>0</wp14:pctHeight>
+                </wp14:sizeRelV>
+              </wp:anchor>
+            </w:drawing>
+          </mc:Choice>
+          <mc:Fallback>
+            <w:pict>
+              <v:shape w14:anchorId="45530C59" id="_x0000_s1030" type="#_x0000_t202" style="position:absolute;margin-left:324.75pt;margin-top:250.85pt;width:149.25pt;height:19.5pt;z-index:251672576;visibility:visible;mso-wrap-style:square;mso-width-percent:0;mso-height-percent:0;mso-wrap-distance-left:9pt;mso-wrap-distance-top:3.6pt;mso-wrap-distance-right:9pt;mso-wrap-distance-bottom:3.6pt;mso-position-horizontal:absolute;mso-position-horizontal-relative:text;mso-position-vertical:absolute;mso-position-vertical-relative:text;mso-width-percent:0;mso-height-percent:0;mso-width-relative:margin;mso-height-relative:margin;v-text-anchor:top" o:gfxdata="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">
+                <v:textbox>
+                  <w:txbxContent>
+                    <w:p>
+                      <w:r>
+                        <w:t>Management</w:t>
+                      </w:r>
+                    </w:p>
+                  </w:txbxContent>
+                </v:textbox>
+                <w10:wrap type="square"/>
+              </v:shape>
+            </w:pict>
+          </mc:Fallback>
+        </mc:AlternateContent>
+      </w:r>
+      <w:r>
+        <w:rPr>
+          <w:noProof/>
+          <w:sz w:val="28"/>
+        </w:rPr>
+        <mc:AlternateContent>
+          <mc:Choice Requires="wps">
+            <w:drawing>
+              <wp:anchor distT="45720" distB="45720" distL="114300" distR="114300" simplePos="0" relativeHeight="251676672" behindDoc="0" locked="0" layoutInCell="1" allowOverlap="1" wp14:anchorId="6EAC689D" wp14:editId="638A01B8">
+                <wp:simplePos x="0" y="0"/>
+                <wp:positionH relativeFrom="page">
+                  <wp:posOffset>5912485</wp:posOffset>
+                </wp:positionH>
+                <wp:positionV relativeFrom="paragraph">
+                  <wp:posOffset>1437640</wp:posOffset>
+                </wp:positionV>
+                <wp:extent cx="1447800" cy="323850"/>
+                <wp:effectExtent l="0" t="0" r="19050" b="19050"/>
+                <wp:wrapSquare wrapText="bothSides"/>
+                <wp:docPr id="8" name="Szövegdoboz 2"/>
+                <wp:cNvGraphicFramePr>
+                  <a:graphicFrameLocks xmlns:a="http://schemas.openxmlformats.org/drawingml/2006/main"/>
+                </wp:cNvGraphicFramePr>
+                <a:graphic xmlns:a="http://schemas.openxmlformats.org/drawingml/2006/main">
+                  <a:graphicData uri="http://schemas.microsoft.com/office/word/2010/wordprocessingShape">
+                    <wps:wsp>
+                      <wps:cNvSpPr txBox="1">
+                        <a:spLocks noChangeArrowheads="1"/>
+                      </wps:cNvSpPr>
+                      <wps:spPr bwMode="auto">
+                        <a:xfrm>
+                          <a:off x="0" y="0"/>
+                          <a:ext cx="1447800" cy="323850"/>
+                        </a:xfrm>
+                        <a:prstGeom prst="rect">
+                          <a:avLst/>
+                        </a:prstGeom>
+                        <a:solidFill>
+                          <a:srgbClr val="FFFFFF"/>
+                        </a:solidFill>
+                        <a:ln w="9525">
+                          <a:solidFill>
+                            <a:srgbClr val="000000"/>
+                          </a:solidFill>
+                          <a:miter lim="800000"/>
+                          <a:headEnd/>
+                          <a:tailEnd/>
+                        </a:ln>
+                      </wps:spPr>
+                      <wps:txbx>
+                        <w:txbxContent>
+                          <w:p>
+                            <w:r>
+                              <w:t>Szerver</w:t>
+                            </w:r>
+                          </w:p>
+                        </w:txbxContent>
+                      </wps:txbx>
+                      <wps:bodyPr rot="0" vert="horz" wrap="square" lIns="91440" tIns="45720" rIns="91440" bIns="45720" anchor="t" anchorCtr="0">
+                        <a:noAutofit/>
+                      </wps:bodyPr>
+                    </wps:wsp>
+                  </a:graphicData>
+                </a:graphic>
+                <wp14:sizeRelH relativeFrom="margin">
+                  <wp14:pctWidth>0</wp14:pctWidth>
+                </wp14:sizeRelH>
+                <wp14:sizeRelV relativeFrom="margin">
+                  <wp14:pctHeight>0</wp14:pctHeight>
+                </wp14:sizeRelV>
+              </wp:anchor>
+            </w:drawing>
+          </mc:Choice>
+          <mc:Fallback>
+            <w:pict>
+              <v:shape w14:anchorId="6EAC689D" id="_x0000_s1031" type="#_x0000_t202" style="position:absolute;margin-left:465.55pt;margin-top:113.2pt;width:114pt;height:25.5pt;z-index:251676672;visibility:visible;mso-wrap-style:square;mso-width-percent:0;mso-height-percent:0;mso-wrap-distance-left:9pt;mso-wrap-distance-top:3.6pt;mso-wrap-distance-right:9pt;mso-wrap-distance-bottom:3.6pt;mso-position-horizontal:absolute;mso-position-horizontal-relative:page;mso-position-vertical:absolute;mso-position-vertical-relative:text;mso-width-percent:0;mso-height-percent:0;mso-width-relative:margin;mso-height-relative:margin;v-text-anchor:top" o:gfxdata="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">
+                <v:textbox>
+                  <w:txbxContent>
+                    <w:p>
+                      <w:r>
+                        <w:t>Szerver</w:t>
+                      </w:r>
+                    </w:p>
+                  </w:txbxContent>
+                </v:textbox>
+                <w10:wrap type="square" anchorx="page"/>
+              </v:shape>
+            </w:pict>
+          </mc:Fallback>
+        </mc:AlternateContent>
+      </w:r>
+      <w:r>
+        <w:rPr>
+          <w:noProof/>
+          <w:sz w:val="28"/>
+        </w:rPr>
+        <mc:AlternateContent>
+          <mc:Choice Requires="wps">
+            <w:drawing>
+              <wp:anchor distT="45720" distB="45720" distL="114300" distR="114300" simplePos="0" relativeHeight="251674624" behindDoc="0" locked="0" layoutInCell="1" allowOverlap="1" wp14:anchorId="636CCCE6" wp14:editId="46FBC4A6">
+                <wp:simplePos x="0" y="0"/>
+                <wp:positionH relativeFrom="column">
+                  <wp:posOffset>200025</wp:posOffset>
+                </wp:positionH>
+                <wp:positionV relativeFrom="paragraph">
+                  <wp:posOffset>1595120</wp:posOffset>
+                </wp:positionV>
+                <wp:extent cx="1895475" cy="247650"/>
+                <wp:effectExtent l="0" t="0" r="28575" b="19050"/>
+                <wp:wrapSquare wrapText="bothSides"/>
+                <wp:docPr id="7" name="Szövegdoboz 2"/>
+                <wp:cNvGraphicFramePr>
+                  <a:graphicFrameLocks xmlns:a="http://schemas.openxmlformats.org/drawingml/2006/main"/>
+                </wp:cNvGraphicFramePr>
+                <a:graphic xmlns:a="http://schemas.openxmlformats.org/drawingml/2006/main">
+                  <a:graphicData uri="http://schemas.microsoft.com/office/word/2010/wordprocessingShape">
+                    <wps:wsp>
+                      <wps:cNvSpPr txBox="1">
+                        <a:spLocks noChangeArrowheads="1"/>
+                      </wps:cNvSpPr>
+                      <wps:spPr bwMode="auto">
+                        <a:xfrm>
+                          <a:off x="0" y="0"/>
+                          <a:ext cx="1895475" cy="247650"/>
+                        </a:xfrm>
+                        <a:prstGeom prst="rect">
+                          <a:avLst/>
+                        </a:prstGeom>
+                        <a:solidFill>
+                          <a:srgbClr val="FFFFFF"/>
+                        </a:solidFill>
+                        <a:ln w="9525">
+                          <a:solidFill>
+                            <a:srgbClr val="000000"/>
+                          </a:solidFill>
+                          <a:miter lim="800000"/>
+                          <a:headEnd/>
+                          <a:tailEnd/>
+                        </a:ln>
+                      </wps:spPr>
+                      <wps:txbx>
+                        <w:txbxContent>
+                          <w:p>
+                            <w:r>
+                              <w:t>IT</w:t>
+                            </w:r>
+                          </w:p>
+                        </w:txbxContent>
+                      </wps:txbx>
+                      <wps:bodyPr rot="0" vert="horz" wrap="square" lIns="91440" tIns="45720" rIns="91440" bIns="45720" anchor="t" anchorCtr="0">
+                        <a:noAutofit/>
+                      </wps:bodyPr>
+                    </wps:wsp>
+                  </a:graphicData>
+                </a:graphic>
+                <wp14:sizeRelH relativeFrom="margin">
+                  <wp14:pctWidth>0</wp14:pctWidth>
+                </wp14:sizeRelH>
+                <wp14:sizeRelV relativeFrom="margin">
+                  <wp14:pctHeight>0</wp14:pctHeight>
+                </wp14:sizeRelV>
+              </wp:anchor>
+            </w:drawing>
+          </mc:Choice>
+          <mc:Fallback>
+            <w:pict>
+              <v:shape w14:anchorId="636CCCE6" id="_x0000_s1032" type="#_x0000_t202" style="position:absolute;margin-left:15.75pt;margin-top:125.6pt;width:149.25pt;height:19.5pt;z-index:251674624;visibility:visible;mso-wrap-style:square;mso-width-percent:0;mso-height-percent:0;mso-wrap-distance-left:9pt;mso-wrap-distance-top:3.6pt;mso-wrap-distance-right:9pt;mso-wrap-distance-bottom:3.6pt;mso-position-horizontal:absolute;mso-position-horizontal-relative:text;mso-position-vertical:absolute;mso-position-vertical-relative:text;mso-width-percent:0;mso-height-percent:0;mso-width-relative:margin;mso-height-relative:margin;v-text-anchor:top" o:gfxdata="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">
+                <v:textbox>
+                  <w:txbxContent>
+                    <w:p>
+                      <w:r>
+                        <w:t>IT</w:t>
+                      </w:r>
+                    </w:p>
+                  </w:txbxContent>
+                </v:textbox>
+                <w10:wrap type="square"/>
+              </v:shape>
+            </w:pict>
+          </mc:Fallback>
+        </mc:AlternateContent>
+      </w:r>
+      <w:r>
+        <w:rPr>
+          <w:noProof/>
+          <w:sz w:val="28"/>
+        </w:rPr>
+        <mc:AlternateContent>
+          <mc:Choice Requires="wps">
+            <w:drawing>
+              <wp:anchor distT="45720" distB="45720" distL="114300" distR="114300" simplePos="0" relativeHeight="251680768" behindDoc="0" locked="0" layoutInCell="1" allowOverlap="1" wp14:anchorId="2C9250DC" wp14:editId="163C7BE9">
+                <wp:simplePos x="0" y="0"/>
+                <wp:positionH relativeFrom="column">
+                  <wp:posOffset>4453255</wp:posOffset>
+                </wp:positionH>
+                <wp:positionV relativeFrom="paragraph">
+                  <wp:posOffset>8890</wp:posOffset>
+                </wp:positionV>
+                <wp:extent cx="1533525" cy="276225"/>
+                <wp:effectExtent l="0" t="0" r="28575" b="28575"/>
+                <wp:wrapSquare wrapText="bothSides"/>
+                <wp:docPr id="10" name="Szövegdoboz 2"/>
+                <wp:cNvGraphicFramePr>
+                  <a:graphicFrameLocks xmlns:a="http://schemas.openxmlformats.org/drawingml/2006/main"/>
+                </wp:cNvGraphicFramePr>
+                <a:graphic xmlns:a="http://schemas.openxmlformats.org/drawingml/2006/main">
+                  <a:graphicData uri="http://schemas.microsoft.com/office/word/2010/wordprocessingShape">
+                    <wps:wsp>
+                      <wps:cNvSpPr txBox="1">
+                        <a:spLocks noChangeArrowheads="1"/>
+                      </wps:cNvSpPr>
+                      <wps:spPr bwMode="auto">
+                        <a:xfrm>
+                          <a:off x="0" y="0"/>
+                          <a:ext cx="1533525" cy="276225"/>
+                        </a:xfrm>
+                        <a:prstGeom prst="rect">
+                          <a:avLst/>
+                        </a:prstGeom>
+                        <a:solidFill>
+                          <a:srgbClr val="FFFFFF"/>
+                        </a:solidFill>
+                        <a:ln w="9525">
+                          <a:solidFill>
+                            <a:srgbClr val="000000"/>
+                          </a:solidFill>
+                          <a:miter lim="800000"/>
+                          <a:headEnd/>
+                          <a:tailEnd/>
+                        </a:ln>
+                      </wps:spPr>
+                      <wps:txbx>
+                        <w:txbxContent>
+                          <w:p>
+                            <w:proofErr w:type="spellStart"/>
+                            <w:r>
+                              <w:t>Admin</w:t>
+                            </w:r>
+                            <w:proofErr w:type="spellEnd"/>
+                          </w:p>
+                        </w:txbxContent>
+                      </wps:txbx>
+                      <wps:bodyPr rot="0" vert="horz" wrap="square" lIns="91440" tIns="45720" rIns="91440" bIns="45720" anchor="t" anchorCtr="0">
+                        <a:noAutofit/>
+                      </wps:bodyPr>
+                    </wps:wsp>
+                  </a:graphicData>
+                </a:graphic>
+                <wp14:sizeRelH relativeFrom="margin">
+                  <wp14:pctWidth>0</wp14:pctWidth>
+                </wp14:sizeRelH>
+                <wp14:sizeRelV relativeFrom="margin">
+                  <wp14:pctHeight>0</wp14:pctHeight>
+                </wp14:sizeRelV>
+              </wp:anchor>
+            </w:drawing>
+          </mc:Choice>
+          <mc:Fallback>
+            <w:pict>
+              <v:shape w14:anchorId="2C9250DC" id="_x0000_s1033" type="#_x0000_t202" style="position:absolute;margin-left:350.65pt;margin-top:.7pt;width:120.75pt;height:21.75pt;z-index:251680768;visibility:visible;mso-wrap-style:square;mso-width-percent:0;mso-height-percent:0;mso-wrap-distance-left:9pt;mso-wrap-distance-top:3.6pt;mso-wrap-distance-right:9pt;mso-wrap-distance-bottom:3.6pt;mso-position-horizontal:absolute;mso-position-horizontal-relative:text;mso-position-vertical:absolute;mso-position-vertical-relative:text;mso-width-percent:0;mso-height-percent:0;mso-width-relative:margin;mso-height-relative:margin;v-text-anchor:top" o:gfxdata="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">
+                <v:textbox>
+                  <w:txbxContent>
+                    <w:p>
+                      <w:proofErr w:type="spellStart"/>
+                      <w:r>
+                        <w:t>Admin</w:t>
+                      </w:r>
+                      <w:proofErr w:type="spellEnd"/>
+                    </w:p>
+                  </w:txbxContent>
+                </v:textbox>
+                <w10:wrap type="square"/>
+              </v:shape>
+            </w:pict>
+          </mc:Fallback>
+        </mc:AlternateContent>
+      </w:r>
+      <w:r>
+        <w:rPr>
+          <w:noProof/>
+          <w:sz w:val="28"/>
+        </w:rPr>
+        <mc:AlternateContent>
+          <mc:Choice Requires="wps">
+            <w:drawing>
+              <wp:anchor distT="45720" distB="45720" distL="114300" distR="114300" simplePos="0" relativeHeight="251670528" behindDoc="0" locked="0" layoutInCell="1" allowOverlap="1" wp14:anchorId="7D3D23ED" wp14:editId="45A076F4">
+                <wp:simplePos x="0" y="0"/>
+                <wp:positionH relativeFrom="column">
+                  <wp:posOffset>271780</wp:posOffset>
+                </wp:positionH>
+                <wp:positionV relativeFrom="paragraph">
+                  <wp:posOffset>2713990</wp:posOffset>
+                </wp:positionV>
+                <wp:extent cx="733425" cy="266700"/>
+                <wp:effectExtent l="0" t="0" r="28575" b="19050"/>
+                <wp:wrapSquare wrapText="bothSides"/>
+                <wp:docPr id="5" name="Szövegdoboz 2"/>
+                <wp:cNvGraphicFramePr>
+                  <a:graphicFrameLocks xmlns:a="http://schemas.openxmlformats.org/drawingml/2006/main"/>
+                </wp:cNvGraphicFramePr>
+                <a:graphic xmlns:a="http://schemas.openxmlformats.org/drawingml/2006/main">
+                  <a:graphicData uri="http://schemas.microsoft.com/office/word/2010/wordprocessingShape">
+                    <wps:wsp>
+                      <wps:cNvSpPr txBox="1">
+                        <a:spLocks noChangeArrowheads="1"/>
+                      </wps:cNvSpPr>
+                      <wps:spPr bwMode="auto">
+                        <a:xfrm>
+                          <a:off x="0" y="0"/>
+                          <a:ext cx="733425" cy="266700"/>
+                        </a:xfrm>
+                        <a:prstGeom prst="rect">
+                          <a:avLst/>
+                        </a:prstGeom>
+                        <a:solidFill>
+                          <a:srgbClr val="FFFFFF"/>
+                        </a:solidFill>
+                        <a:ln w="9525">
+                          <a:solidFill>
+                            <a:srgbClr val="000000"/>
+                          </a:solidFill>
+                          <a:miter lim="800000"/>
+                          <a:headEnd/>
+                          <a:tailEnd/>
+                        </a:ln>
+                      </wps:spPr>
+                      <wps:txbx>
+                        <w:txbxContent>
+                          <w:p>
+                            <w:r>
+                              <w:t>Grafikai</w:t>
+                            </w:r>
+                          </w:p>
+                        </w:txbxContent>
+                      </wps:txbx>
+                      <wps:bodyPr rot="0" vert="horz" wrap="square" lIns="91440" tIns="45720" rIns="91440" bIns="45720" anchor="t" anchorCtr="0">
+                        <a:noAutofit/>
+                      </wps:bodyPr>
+                    </wps:wsp>
+                  </a:graphicData>
+                </a:graphic>
+                <wp14:sizeRelH relativeFrom="margin">
+                  <wp14:pctWidth>0</wp14:pctWidth>
+                </wp14:sizeRelH>
+                <wp14:sizeRelV relativeFrom="margin">
+                  <wp14:pctHeight>0</wp14:pctHeight>
+                </wp14:sizeRelV>
+              </wp:anchor>
+            </w:drawing>
+          </mc:Choice>
+          <mc:Fallback>
+            <w:pict>
+              <v:shape w14:anchorId="7D3D23ED" id="_x0000_s1034" type="#_x0000_t202" style="position:absolute;margin-left:21.4pt;margin-top:213.7pt;width:57.75pt;height:21pt;z-index:251670528;visibility:visible;mso-wrap-style:square;mso-width-percent:0;mso-height-percent:0;mso-wrap-distance-left:9pt;mso-wrap-distance-top:3.6pt;mso-wrap-distance-right:9pt;mso-wrap-distance-bottom:3.6pt;mso-position-horizontal:absolute;mso-position-horizontal-relative:text;mso-position-vertical:absolute;mso-position-vertical-relative:text;mso-width-percent:0;mso-height-percent:0;mso-width-relative:margin;mso-height-relative:margin;v-text-anchor:top" o:gfxdata="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">
+                <v:textbox>
+                  <w:txbxContent>
+                    <w:p>
+                      <w:r>
+                        <w:t>Grafikai</w:t>
+                      </w:r>
+                    </w:p>
+                  </w:txbxContent>
+                </v:textbox>
+                <w10:wrap type="square"/>
+              </v:shape>
+            </w:pict>
+          </mc:Fallback>
+        </mc:AlternateContent>
+      </w:r>
+      <w:r>
+        <w:rPr>
+          <w:noProof/>
+          <w:sz w:val="28"/>
+        </w:rPr>
+        <mc:AlternateContent>
+          <mc:Choice Requires="wps">
+            <w:drawing>
+              <wp:anchor distT="45720" distB="45720" distL="114300" distR="114300" simplePos="0" relativeHeight="251668480" behindDoc="0" locked="0" layoutInCell="1" allowOverlap="1" wp14:anchorId="559DC330" wp14:editId="0977C85E">
+                <wp:simplePos x="0" y="0"/>
+                <wp:positionH relativeFrom="column">
+                  <wp:posOffset>195580</wp:posOffset>
+                </wp:positionH>
+                <wp:positionV relativeFrom="paragraph">
+                  <wp:posOffset>3408680</wp:posOffset>
+                </wp:positionV>
+                <wp:extent cx="885825" cy="295275"/>
+                <wp:effectExtent l="0" t="0" r="28575" b="28575"/>
+                <wp:wrapSquare wrapText="bothSides"/>
+                <wp:docPr id="4" name="Szövegdoboz 2"/>
+                <wp:cNvGraphicFramePr>
+                  <a:graphicFrameLocks xmlns:a="http://schemas.openxmlformats.org/drawingml/2006/main"/>
+                </wp:cNvGraphicFramePr>
+                <a:graphic xmlns:a="http://schemas.openxmlformats.org/drawingml/2006/main">
+                  <a:graphicData uri="http://schemas.microsoft.com/office/word/2010/wordprocessingShape">
+                    <wps:wsp>
+                      <wps:cNvSpPr txBox="1">
+                        <a:spLocks noChangeArrowheads="1"/>
+                      </wps:cNvSpPr>
+                      <wps:spPr bwMode="auto">
+                        <a:xfrm>
+                          <a:off x="0" y="0"/>
+                          <a:ext cx="885825" cy="295275"/>
+                        </a:xfrm>
+                        <a:prstGeom prst="rect">
+                          <a:avLst/>
+                        </a:prstGeom>
+                        <a:solidFill>
+                          <a:srgbClr val="FFFFFF"/>
+                        </a:solidFill>
+                        <a:ln w="9525">
+                          <a:solidFill>
+                            <a:srgbClr val="000000"/>
+                          </a:solidFill>
+                          <a:miter lim="800000"/>
+                          <a:headEnd/>
+                          <a:tailEnd/>
+                        </a:ln>
+                      </wps:spPr>
+                      <wps:txbx>
+                        <w:txbxContent>
+                          <w:p>
+                            <w:r>
+                              <w:t>Kreatív</w:t>
+                            </w:r>
+                          </w:p>
+                        </w:txbxContent>
+                      </wps:txbx>
+                      <wps:bodyPr rot="0" vert="horz" wrap="square" lIns="91440" tIns="45720" rIns="91440" bIns="45720" anchor="t" anchorCtr="0">
+                        <a:noAutofit/>
+                      </wps:bodyPr>
+                    </wps:wsp>
+                  </a:graphicData>
+                </a:graphic>
+                <wp14:sizeRelH relativeFrom="margin">
+                  <wp14:pctWidth>0</wp14:pctWidth>
+                </wp14:sizeRelH>
+                <wp14:sizeRelV relativeFrom="margin">
+                  <wp14:pctHeight>0</wp14:pctHeight>
+                </wp14:sizeRelV>
+              </wp:anchor>
+            </w:drawing>
+          </mc:Choice>
+          <mc:Fallback>
+            <w:pict>
+              <v:shape w14:anchorId="559DC330" id="_x0000_s1035" type="#_x0000_t202" style="position:absolute;margin-left:15.4pt;margin-top:268.4pt;width:69.75pt;height:23.25pt;z-index:251668480;visibility:visible;mso-wrap-style:square;mso-width-percent:0;mso-height-percent:0;mso-wrap-distance-left:9pt;mso-wrap-distance-top:3.6pt;mso-wrap-distance-right:9pt;mso-wrap-distance-bottom:3.6pt;mso-position-horizontal:absolute;mso-position-horizontal-relative:text;mso-position-vertical:absolute;mso-position-vertical-relative:text;mso-width-percent:0;mso-height-percent:0;mso-width-relative:margin;mso-height-relative:margin;v-text-anchor:top" o:gfxdata="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">
+                <v:textbox>
+                  <w:txbxContent>
+                    <w:p>
+                      <w:r>
+                        <w:t>Kreatív</w:t>
+                      </w:r>
+                    </w:p>
+                  </w:txbxContent>
+                </v:textbox>
+                <w10:wrap type="square"/>
+              </v:shape>
+            </w:pict>
+          </mc:Fallback>
+        </mc:AlternateContent>
+      </w:r>
+      <w:r>
+        <w:rPr>
+          <w:noProof/>
+          <w:sz w:val="28"/>
+        </w:rPr>
+        <mc:AlternateContent>
+          <mc:Choice Requires="wps">
+            <w:drawing>
+              <wp:anchor distT="45720" distB="45720" distL="114300" distR="114300" simplePos="0" relativeHeight="251662336" behindDoc="0" locked="0" layoutInCell="1" allowOverlap="1" wp14:anchorId="4ADEA8F8" wp14:editId="7EBA053C">
+                <wp:simplePos x="0" y="0"/>
+                <wp:positionH relativeFrom="margin">
+                  <wp:align>center</wp:align>
+                </wp:positionH>
+                <wp:positionV relativeFrom="paragraph">
+                  <wp:posOffset>2904490</wp:posOffset>
+                </wp:positionV>
+                <wp:extent cx="714375" cy="476250"/>
+                <wp:effectExtent l="0" t="0" r="28575" b="19050"/>
+                <wp:wrapSquare wrapText="bothSides"/>
+                <wp:docPr id="1" name="Szövegdoboz 2"/>
+                <wp:cNvGraphicFramePr>
+                  <a:graphicFrameLocks xmlns:a="http://schemas.openxmlformats.org/drawingml/2006/main"/>
+                </wp:cNvGraphicFramePr>
+                <a:graphic xmlns:a="http://schemas.openxmlformats.org/drawingml/2006/main">
+                  <a:graphicData uri="http://schemas.microsoft.com/office/word/2010/wordprocessingShape">
+                    <wps:wsp>
+                      <wps:cNvSpPr txBox="1">
+                        <a:spLocks noChangeArrowheads="1"/>
+                      </wps:cNvSpPr>
+                      <wps:spPr bwMode="auto">
+                        <a:xfrm>
+                          <a:off x="0" y="0"/>
+                          <a:ext cx="714375" cy="476250"/>
+                        </a:xfrm>
+                        <a:prstGeom prst="rect">
+                          <a:avLst/>
+                        </a:prstGeom>
+                        <a:solidFill>
+                          <a:srgbClr val="FFFFFF"/>
+                        </a:solidFill>
+                        <a:ln w="9525">
+                          <a:solidFill>
+                            <a:srgbClr val="000000"/>
+                          </a:solidFill>
+                          <a:miter lim="800000"/>
+                          <a:headEnd/>
+                          <a:tailEnd/>
+                        </a:ln>
+                      </wps:spPr>
+                      <wps:txbx>
+                        <w:txbxContent>
+                          <w:p>
+                            <w:proofErr w:type="spellStart"/>
+                            <w:r>
+                              <w:t>Staff</w:t>
+                            </w:r>
+                            <w:proofErr w:type="spellEnd"/>
+                          </w:p>
+                        </w:txbxContent>
+                      </wps:txbx>
+                      <wps:bodyPr rot="0" vert="horz" wrap="square" lIns="91440" tIns="45720" rIns="91440" bIns="45720" anchor="t" anchorCtr="0">
+                        <a:noAutofit/>
+                      </wps:bodyPr>
+                    </wps:wsp>
+                  </a:graphicData>
+                </a:graphic>
+                <wp14:sizeRelH relativeFrom="margin">
+                  <wp14:pctWidth>0</wp14:pctWidth>
+                </wp14:sizeRelH>
+                <wp14:sizeRelV relativeFrom="margin">
+                  <wp14:pctHeight>0</wp14:pctHeight>
+                </wp14:sizeRelV>
+              </wp:anchor>
+            </w:drawing>
+          </mc:Choice>
+          <mc:Fallback>
+            <w:pict>
+              <v:shape w14:anchorId="4ADEA8F8" id="_x0000_s1036" type="#_x0000_t202" style="position:absolute;margin-left:0;margin-top:228.7pt;width:56.25pt;height:37.5pt;z-index:251662336;visibility:visible;mso-wrap-style:square;mso-width-percent:0;mso-height-percent:0;mso-wrap-distance-left:9pt;mso-wrap-distance-top:3.6pt;mso-wrap-distance-right:9pt;mso-wrap-distance-bottom:3.6pt;mso-position-horizontal:center;mso-position-horizontal-relative:margin;mso-position-vertical:absolute;mso-position-vertical-relative:text;mso-width-percent:0;mso-height-percent:0;mso-width-relative:margin;mso-height-relative:margin;v-text-anchor:top" o:gfxdata="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">
+                <v:textbox>
+                  <w:txbxContent>
+                    <w:p>
+                      <w:proofErr w:type="spellStart"/>
+                      <w:r>
+                        <w:t>Staff</w:t>
+                      </w:r>
+                      <w:proofErr w:type="spellEnd"/>
+                    </w:p>
+                  </w:txbxContent>
+                </v:textbox>
+                <w10:wrap type="square" anchorx="margin"/>
+              </v:shape>
+            </w:pict>
+          </mc:Fallback>
+        </mc:AlternateContent>
+      </w:r>
+      <w:r>
+        <w:rPr>
+          <w:noProof/>
+          <w:sz w:val="28"/>
+        </w:rPr>
+        <mc:AlternateContent>
+          <mc:Choice Requires="wps">
+            <w:drawing>
+              <wp:anchor distT="45720" distB="45720" distL="114300" distR="114300" simplePos="0" relativeHeight="251660288" behindDoc="0" locked="0" layoutInCell="1" allowOverlap="1" wp14:anchorId="10FB850B" wp14:editId="3909D523">
+                <wp:simplePos x="0" y="0"/>
+                <wp:positionH relativeFrom="margin">
+                  <wp:posOffset>2537460</wp:posOffset>
+                </wp:positionH>
+                <wp:positionV relativeFrom="paragraph">
+                  <wp:posOffset>1485265</wp:posOffset>
+                </wp:positionV>
+                <wp:extent cx="904875" cy="285750"/>
+                <wp:effectExtent l="0" t="0" r="0" b="0"/>
+                <wp:wrapSquare wrapText="bothSides"/>
+                <wp:docPr id="217" name="Szövegdoboz 2"/>
+                <wp:cNvGraphicFramePr>
+                  <a:graphicFrameLocks xmlns:a="http://schemas.openxmlformats.org/drawingml/2006/main"/>
+                </wp:cNvGraphicFramePr>
+                <a:graphic xmlns:a="http://schemas.openxmlformats.org/drawingml/2006/main">
+                  <a:graphicData uri="http://schemas.microsoft.com/office/word/2010/wordprocessingShape">
+                    <wps:wsp>
+                      <wps:cNvSpPr txBox="1">
+                        <a:spLocks noChangeArrowheads="1"/>
+                      </wps:cNvSpPr>
+                      <wps:spPr bwMode="auto">
+                        <a:xfrm>
+                          <a:off x="0" y="0"/>
+                          <a:ext cx="904875" cy="285750"/>
+                        </a:xfrm>
+                        <a:prstGeom prst="rect">
+                          <a:avLst/>
+                        </a:prstGeom>
+                        <a:noFill/>
+                        <a:ln w="9525">
+                          <a:noFill/>
+                          <a:miter lim="800000"/>
+                          <a:headEnd/>
+                          <a:tailEnd/>
+                        </a:ln>
+                      </wps:spPr>
+                      <wps:txbx>
+                        <w:txbxContent>
+                          <w:p>
+                            <w:proofErr w:type="spellStart"/>
+                            <w:r>
+                              <w:t>Staff</w:t>
+                            </w:r>
+                            <w:proofErr w:type="spellEnd"/>
+                          </w:p>
+                        </w:txbxContent>
+                      </wps:txbx>
+                      <wps:bodyPr rot="0" vert="horz" wrap="square" lIns="91440" tIns="45720" rIns="91440" bIns="45720" anchor="t" anchorCtr="0">
+                        <a:noAutofit/>
+                      </wps:bodyPr>
+                    </wps:wsp>
+                  </a:graphicData>
+                </a:graphic>
+                <wp14:sizeRelH relativeFrom="margin">
+                  <wp14:pctWidth>0</wp14:pctWidth>
+                </wp14:sizeRelH>
+                <wp14:sizeRelV relativeFrom="margin">
+                  <wp14:pctHeight>0</wp14:pctHeight>
+                </wp14:sizeRelV>
+              </wp:anchor>
+            </w:drawing>
+          </mc:Choice>
+          <mc:Fallback>
+            <w:pict>
+              <v:shape w14:anchorId="10FB850B" id="_x0000_s1037" type="#_x0000_t202" style="position:absolute;margin-left:199.8pt;margin-top:116.95pt;width:71.25pt;height:22.5pt;z-index:251660288;visibility:visible;mso-wrap-style:square;mso-width-percent:0;mso-height-percent:0;mso-wrap-distance-left:9pt;mso-wrap-distance-top:3.6pt;mso-wrap-distance-right:9pt;mso-wrap-distance-bottom:3.6pt;mso-position-horizontal:absolute;mso-position-horizontal-relative:margin;mso-position-vertical:absolute;mso-position-vertical-relative:text;mso-width-percent:0;mso-height-percent:0;mso-width-relative:margin;mso-height-relative:margin;v-text-anchor:top" o:gfxdata="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" filled="f" stroked="f">
+                <v:textbox>
+                  <w:txbxContent>
+                    <w:p>
+                      <w:proofErr w:type="spellStart"/>
+                      <w:r>
+                        <w:t>Staff</w:t>
+                      </w:r>
+                      <w:proofErr w:type="spellEnd"/>
+                    </w:p>
+                  </w:txbxContent>
+                </v:textbox>
+                <w10:wrap type="square" anchorx="margin"/>
+              </v:shape>
+            </w:pict>
+          </mc:Fallback>
+        </mc:AlternateContent>
+      </w:r>
+      <w:r>
+        <w:rPr>
           <w:sz w:val="28"/>
         </w:rPr>
         <w:t>Wifi lefedettség</w:t>
       </w:r>
     </w:p>
+    <w:sdt>
+      <w:sdtPr>
+        <w:id w:val="568603642"/>
+        <w:temporary/>
+        <w:showingPlcHdr/>
+        <w15:appearance w15:val="hidden"/>
+      </w:sdtPr>
+      <w:sdtContent>
+        <w:p>
+          <w:r>
+            <w:t>[Ragadja meg az olvasó figyelmét egy érdekes idézettel a dokumentumból, vagy használja ezt a területet egy lényeges pont kiemelésére. A szövegdobozt húzással bárhová helyezheti az oldalon.]</w:t>
+          </w:r>
+        </w:p>
+      </w:sdtContent>
+    </w:sdt>
     <w:p>
       <w:pPr>
         <w:rPr>
@@ -227,6 +1488,13 @@
           <w:sz w:val="28"/>
         </w:rPr>
         <w:lastRenderedPageBreak/>
+        <w:t xml:space="preserve"> </w:t>
+      </w:r>
+      <w:r>
+        <w:rPr>
+          <w:noProof/>
+          <w:sz w:val="28"/>
+        </w:rPr>
         <w:drawing>
           <wp:inline distT="0" distB="0" distL="0" distR="0" wp14:anchorId="1874DA30" wp14:editId="72A7B95D">
             <wp:extent cx="5760720" cy="4015105"/>
@@ -270,6 +1538,1085 @@
         </w:drawing>
       </w:r>
     </w:p>
+    <w:p>
+      <w:pPr>
+        <w:rPr>
+          <w:sz w:val="28"/>
+        </w:rPr>
+      </w:pPr>
+    </w:p>
+    <w:p>
+      <w:pPr>
+        <w:rPr>
+          <w:sz w:val="28"/>
+        </w:rPr>
+      </w:pPr>
+    </w:p>
+    <w:p>
+      <w:pPr>
+        <w:rPr>
+          <w:sz w:val="28"/>
+        </w:rPr>
+      </w:pPr>
+      <w:r>
+        <w:rPr>
+          <w:sz w:val="28"/>
+        </w:rPr>
+        <w:t xml:space="preserve">Az irodában 10 darab </w:t>
+      </w:r>
+      <w:proofErr w:type="spellStart"/>
+      <w:r>
+        <w:rPr>
+          <w:sz w:val="28"/>
+        </w:rPr>
+        <w:t>Vlan</w:t>
+      </w:r>
+      <w:proofErr w:type="spellEnd"/>
+      <w:r>
+        <w:rPr>
+          <w:sz w:val="28"/>
+        </w:rPr>
+        <w:t xml:space="preserve"> található, aminek k</w:t>
+      </w:r>
+      <w:r>
+        <w:rPr>
+          <w:sz w:val="28"/>
+        </w:rPr>
+        <w:t>öszönhetően</w:t>
+      </w:r>
+      <w:r>
+        <w:rPr>
+          <w:sz w:val="28"/>
+        </w:rPr>
+        <w:t xml:space="preserve"> megfelelően el tudjuk különíteni a különböző részlegen dolgozó embereket</w:t>
+      </w:r>
+      <w:r>
+        <w:rPr>
+          <w:sz w:val="28"/>
+        </w:rPr>
+        <w:t xml:space="preserve"> </w:t>
+      </w:r>
+    </w:p>
+    <w:p>
+      <w:pPr>
+        <w:rPr>
+          <w:sz w:val="28"/>
+        </w:rPr>
+      </w:pPr>
+      <w:r>
+        <w:rPr>
+          <w:sz w:val="28"/>
+        </w:rPr>
+        <w:t>.VLANOK:</w:t>
+      </w:r>
+    </w:p>
+    <w:p>
+      <w:pPr>
+        <w:rPr>
+          <w:sz w:val="28"/>
+        </w:rPr>
+      </w:pPr>
+      <w:r>
+        <w:rPr>
+          <w:sz w:val="28"/>
+        </w:rPr>
+        <w:t xml:space="preserve">IT,Staff,MANAGEMENT,ADMIN,Kreatív,Grafikai,Guest,Server,Sales,Native. A </w:t>
+      </w:r>
+      <w:proofErr w:type="spellStart"/>
+      <w:r>
+        <w:rPr>
+          <w:sz w:val="28"/>
+        </w:rPr>
+        <w:t>native</w:t>
+      </w:r>
+      <w:proofErr w:type="spellEnd"/>
+      <w:r>
+        <w:rPr>
+          <w:sz w:val="28"/>
+        </w:rPr>
+        <w:t xml:space="preserve"> </w:t>
+      </w:r>
+      <w:proofErr w:type="spellStart"/>
+      <w:r>
+        <w:rPr>
+          <w:sz w:val="28"/>
+        </w:rPr>
+        <w:t>vlan</w:t>
+      </w:r>
+      <w:proofErr w:type="spellEnd"/>
+      <w:r>
+        <w:rPr>
+          <w:sz w:val="28"/>
+        </w:rPr>
+        <w:t xml:space="preserve"> címke nélküli forgalmat irány</w:t>
+      </w:r>
+      <w:r>
+        <w:rPr>
+          <w:sz w:val="28"/>
+        </w:rPr>
+        <w:t>í</w:t>
+      </w:r>
+      <w:r>
+        <w:rPr>
+          <w:sz w:val="28"/>
+        </w:rPr>
+        <w:t>tja</w:t>
+      </w:r>
+      <w:r>
+        <w:rPr>
+          <w:sz w:val="28"/>
+        </w:rPr>
+        <w:t xml:space="preserve"> </w:t>
+      </w:r>
+      <w:r>
+        <w:rPr>
+          <w:sz w:val="28"/>
+        </w:rPr>
+        <w:t>.</w:t>
+      </w:r>
+      <w:proofErr w:type="spellStart"/>
+      <w:r>
+        <w:rPr>
+          <w:sz w:val="28"/>
+        </w:rPr>
+        <w:t>Switch</w:t>
+      </w:r>
+      <w:proofErr w:type="spellEnd"/>
+      <w:r>
+        <w:rPr>
+          <w:sz w:val="28"/>
+        </w:rPr>
+        <w:t xml:space="preserve"> neve VTP-t hoztam létre, aminek adatai VTP-</w:t>
+      </w:r>
+      <w:proofErr w:type="spellStart"/>
+      <w:r>
+        <w:rPr>
+          <w:sz w:val="28"/>
+        </w:rPr>
+        <w:t>domain</w:t>
+      </w:r>
+      <w:proofErr w:type="spellEnd"/>
+      <w:r>
+        <w:rPr>
+          <w:sz w:val="28"/>
+        </w:rPr>
+        <w:t xml:space="preserve"> név xxx version 2 </w:t>
+      </w:r>
+      <w:r>
+        <w:rPr>
+          <w:sz w:val="28"/>
+        </w:rPr>
+        <w:t xml:space="preserve">.Az xx </w:t>
+      </w:r>
+      <w:proofErr w:type="spellStart"/>
+      <w:r>
+        <w:rPr>
+          <w:sz w:val="28"/>
+        </w:rPr>
+        <w:t>Switch</w:t>
+      </w:r>
+      <w:proofErr w:type="spellEnd"/>
+      <w:r>
+        <w:rPr>
+          <w:sz w:val="28"/>
+        </w:rPr>
+        <w:t xml:space="preserve"> lesz a Server az xx </w:t>
+      </w:r>
+      <w:proofErr w:type="spellStart"/>
+      <w:r>
+        <w:rPr>
+          <w:sz w:val="28"/>
+        </w:rPr>
+        <w:t>Switch</w:t>
+      </w:r>
+      <w:proofErr w:type="spellEnd"/>
+      <w:r>
+        <w:rPr>
+          <w:sz w:val="28"/>
+        </w:rPr>
+        <w:t xml:space="preserve"> a kliens </w:t>
+      </w:r>
+    </w:p>
+    <w:p>
+      <w:pPr>
+        <w:rPr>
+          <w:b/>
+          <w:sz w:val="32"/>
+        </w:rPr>
+      </w:pPr>
+      <w:r>
+        <w:rPr>
+          <w:b/>
+          <w:sz w:val="32"/>
+        </w:rPr>
+        <w:t xml:space="preserve">A </w:t>
+      </w:r>
+      <w:proofErr w:type="spellStart"/>
+      <w:r>
+        <w:rPr>
+          <w:b/>
+          <w:sz w:val="32"/>
+        </w:rPr>
+        <w:t>hálózat</w:t>
+      </w:r>
+      <w:r>
+        <w:rPr>
+          <w:b/>
+          <w:sz w:val="32"/>
+        </w:rPr>
+        <w:t>o</w:t>
+      </w:r>
+      <w:r>
+        <w:rPr>
+          <w:b/>
+          <w:sz w:val="32"/>
+        </w:rPr>
+        <w:t>mban</w:t>
+      </w:r>
+      <w:proofErr w:type="spellEnd"/>
+      <w:r>
+        <w:rPr>
+          <w:b/>
+          <w:sz w:val="32"/>
+        </w:rPr>
+        <w:t xml:space="preserve"> lévő </w:t>
+      </w:r>
+      <w:proofErr w:type="spellStart"/>
+      <w:r>
+        <w:rPr>
+          <w:b/>
+          <w:sz w:val="32"/>
+        </w:rPr>
+        <w:t>vlanoknak</w:t>
+      </w:r>
+      <w:proofErr w:type="spellEnd"/>
+      <w:r>
+        <w:rPr>
+          <w:b/>
+          <w:sz w:val="32"/>
+        </w:rPr>
+        <w:t xml:space="preserve"> a </w:t>
+      </w:r>
+      <w:proofErr w:type="spellStart"/>
+      <w:r>
+        <w:rPr>
+          <w:b/>
+          <w:sz w:val="32"/>
+        </w:rPr>
+        <w:t>host</w:t>
+      </w:r>
+      <w:proofErr w:type="spellEnd"/>
+      <w:r>
+        <w:rPr>
+          <w:b/>
+          <w:sz w:val="32"/>
+        </w:rPr>
+        <w:t xml:space="preserve"> száma</w:t>
+      </w:r>
+      <w:r>
+        <w:rPr>
+          <w:b/>
+          <w:sz w:val="32"/>
+        </w:rPr>
+        <w:t>i</w:t>
+      </w:r>
+    </w:p>
+    <w:p>
+      <w:pPr>
+        <w:rPr>
+          <w:sz w:val="28"/>
+        </w:rPr>
+      </w:pPr>
+      <w:r>
+        <w:rPr>
+          <w:sz w:val="28"/>
+        </w:rPr>
+        <w:t>IT 16</w:t>
+      </w:r>
+    </w:p>
+    <w:p>
+      <w:pPr>
+        <w:rPr>
+          <w:sz w:val="28"/>
+        </w:rPr>
+      </w:pPr>
+      <w:proofErr w:type="spellStart"/>
+      <w:r>
+        <w:rPr>
+          <w:sz w:val="28"/>
+        </w:rPr>
+        <w:t>Staff</w:t>
+      </w:r>
+      <w:proofErr w:type="spellEnd"/>
+      <w:r>
+        <w:rPr>
+          <w:sz w:val="28"/>
+        </w:rPr>
+        <w:t xml:space="preserve"> 50</w:t>
+      </w:r>
+    </w:p>
+    <w:p>
+      <w:pPr>
+        <w:rPr>
+          <w:sz w:val="28"/>
+        </w:rPr>
+      </w:pPr>
+      <w:r>
+        <w:rPr>
+          <w:sz w:val="28"/>
+        </w:rPr>
+        <w:t xml:space="preserve">Management 15 </w:t>
+      </w:r>
+    </w:p>
+    <w:p>
+      <w:pPr>
+        <w:rPr>
+          <w:sz w:val="28"/>
+        </w:rPr>
+      </w:pPr>
+      <w:proofErr w:type="spellStart"/>
+      <w:r>
+        <w:rPr>
+          <w:sz w:val="28"/>
+        </w:rPr>
+        <w:t>Admin</w:t>
+      </w:r>
+      <w:proofErr w:type="spellEnd"/>
+      <w:r>
+        <w:rPr>
+          <w:sz w:val="28"/>
+        </w:rPr>
+        <w:t xml:space="preserve"> 4</w:t>
+      </w:r>
+    </w:p>
+    <w:p>
+      <w:pPr>
+        <w:rPr>
+          <w:sz w:val="28"/>
+        </w:rPr>
+      </w:pPr>
+      <w:r>
+        <w:rPr>
+          <w:sz w:val="28"/>
+        </w:rPr>
+        <w:lastRenderedPageBreak/>
+        <w:t>Kreatív 7</w:t>
+      </w:r>
+    </w:p>
+    <w:p>
+      <w:pPr>
+        <w:rPr>
+          <w:sz w:val="28"/>
+        </w:rPr>
+      </w:pPr>
+      <w:r>
+        <w:rPr>
+          <w:sz w:val="28"/>
+        </w:rPr>
+        <w:t>Grafikai 9</w:t>
+      </w:r>
+    </w:p>
+    <w:p>
+      <w:pPr>
+        <w:rPr>
+          <w:sz w:val="28"/>
+        </w:rPr>
+      </w:pPr>
+      <w:proofErr w:type="spellStart"/>
+      <w:r>
+        <w:rPr>
+          <w:sz w:val="28"/>
+        </w:rPr>
+        <w:t>Guest</w:t>
+      </w:r>
+      <w:proofErr w:type="spellEnd"/>
+      <w:r>
+        <w:rPr>
+          <w:sz w:val="28"/>
+        </w:rPr>
+        <w:t xml:space="preserve"> 25</w:t>
+      </w:r>
+    </w:p>
+    <w:p>
+      <w:pPr>
+        <w:rPr>
+          <w:sz w:val="28"/>
+        </w:rPr>
+      </w:pPr>
+      <w:r>
+        <w:rPr>
+          <w:sz w:val="28"/>
+        </w:rPr>
+        <w:t>Server 2</w:t>
+      </w:r>
+    </w:p>
+    <w:p>
+      <w:pPr>
+        <w:rPr>
+          <w:sz w:val="28"/>
+        </w:rPr>
+      </w:pPr>
+      <w:proofErr w:type="spellStart"/>
+      <w:r>
+        <w:rPr>
+          <w:sz w:val="28"/>
+        </w:rPr>
+        <w:t>Sales</w:t>
+      </w:r>
+      <w:proofErr w:type="spellEnd"/>
+      <w:r>
+        <w:rPr>
+          <w:sz w:val="28"/>
+        </w:rPr>
+        <w:t xml:space="preserve"> 20</w:t>
+      </w:r>
+    </w:p>
+    <w:p>
+      <w:pPr>
+        <w:rPr>
+          <w:sz w:val="28"/>
+        </w:rPr>
+      </w:pPr>
+      <w:proofErr w:type="spellStart"/>
+      <w:r>
+        <w:rPr>
+          <w:sz w:val="28"/>
+        </w:rPr>
+        <w:t>Native</w:t>
+      </w:r>
+      <w:proofErr w:type="spellEnd"/>
+      <w:r>
+        <w:rPr>
+          <w:sz w:val="28"/>
+        </w:rPr>
+        <w:t xml:space="preserve"> 1 </w:t>
+      </w:r>
+    </w:p>
+    <w:p>
+      <w:pPr>
+        <w:rPr>
+          <w:b/>
+          <w:sz w:val="36"/>
+        </w:rPr>
+      </w:pPr>
+      <w:proofErr w:type="spellStart"/>
+      <w:r>
+        <w:rPr>
+          <w:b/>
+          <w:sz w:val="36"/>
+        </w:rPr>
+        <w:t>vlan</w:t>
+      </w:r>
+      <w:proofErr w:type="spellEnd"/>
+      <w:r>
+        <w:rPr>
+          <w:b/>
+          <w:sz w:val="36"/>
+        </w:rPr>
+        <w:t xml:space="preserve"> </w:t>
+      </w:r>
+      <w:r>
+        <w:rPr>
+          <w:b/>
+          <w:sz w:val="36"/>
+        </w:rPr>
+        <w:t>azonosító számok</w:t>
+      </w:r>
+    </w:p>
+    <w:p>
+      <w:pPr>
+        <w:rPr>
+          <w:sz w:val="28"/>
+        </w:rPr>
+      </w:pPr>
+      <w:r>
+        <w:rPr>
+          <w:sz w:val="28"/>
+        </w:rPr>
+        <w:t>IT 10 50</w:t>
+      </w:r>
+    </w:p>
+    <w:p>
+      <w:pPr>
+        <w:rPr>
+          <w:sz w:val="28"/>
+        </w:rPr>
+      </w:pPr>
+      <w:proofErr w:type="spellStart"/>
+      <w:r>
+        <w:rPr>
+          <w:sz w:val="28"/>
+        </w:rPr>
+        <w:t>Staff</w:t>
+      </w:r>
+      <w:proofErr w:type="spellEnd"/>
+      <w:r>
+        <w:rPr>
+          <w:sz w:val="28"/>
+        </w:rPr>
+        <w:t xml:space="preserve"> 15 </w:t>
+      </w:r>
+    </w:p>
+    <w:p>
+      <w:pPr>
+        <w:rPr>
+          <w:sz w:val="28"/>
+        </w:rPr>
+      </w:pPr>
+      <w:r>
+        <w:rPr>
+          <w:sz w:val="28"/>
+        </w:rPr>
+        <w:t>Management 20</w:t>
+      </w:r>
+    </w:p>
+    <w:p>
+      <w:pPr>
+        <w:rPr>
+          <w:sz w:val="28"/>
+        </w:rPr>
+      </w:pPr>
+      <w:proofErr w:type="spellStart"/>
+      <w:r>
+        <w:rPr>
+          <w:sz w:val="28"/>
+        </w:rPr>
+        <w:t>Admin</w:t>
+      </w:r>
+      <w:proofErr w:type="spellEnd"/>
+      <w:r>
+        <w:rPr>
+          <w:sz w:val="28"/>
+        </w:rPr>
+        <w:t xml:space="preserve"> 25</w:t>
+      </w:r>
+    </w:p>
+    <w:p>
+      <w:pPr>
+        <w:rPr>
+          <w:sz w:val="28"/>
+        </w:rPr>
+      </w:pPr>
+      <w:r>
+        <w:rPr>
+          <w:sz w:val="28"/>
+        </w:rPr>
+        <w:t>Kreatív 35</w:t>
+      </w:r>
+    </w:p>
+    <w:p>
+      <w:pPr>
+        <w:rPr>
+          <w:sz w:val="28"/>
+        </w:rPr>
+      </w:pPr>
+      <w:r>
+        <w:rPr>
+          <w:sz w:val="28"/>
+        </w:rPr>
+        <w:t>Grafikai 40</w:t>
+      </w:r>
+    </w:p>
+    <w:p>
+      <w:pPr>
+        <w:rPr>
+          <w:sz w:val="28"/>
+        </w:rPr>
+      </w:pPr>
+      <w:proofErr w:type="spellStart"/>
+      <w:r>
+        <w:rPr>
+          <w:sz w:val="28"/>
+        </w:rPr>
+        <w:t>Guest</w:t>
+      </w:r>
+      <w:proofErr w:type="spellEnd"/>
+      <w:r>
+        <w:rPr>
+          <w:sz w:val="28"/>
+        </w:rPr>
+        <w:t xml:space="preserve"> 45</w:t>
+      </w:r>
+    </w:p>
+    <w:p>
+      <w:pPr>
+        <w:rPr>
+          <w:sz w:val="28"/>
+        </w:rPr>
+      </w:pPr>
+      <w:r>
+        <w:rPr>
+          <w:sz w:val="28"/>
+        </w:rPr>
+        <w:t>Server 50</w:t>
+      </w:r>
+    </w:p>
+    <w:p>
+      <w:pPr>
+        <w:rPr>
+          <w:sz w:val="28"/>
+        </w:rPr>
+      </w:pPr>
+      <w:proofErr w:type="spellStart"/>
+      <w:r>
+        <w:rPr>
+          <w:sz w:val="28"/>
+        </w:rPr>
+        <w:t>Sales</w:t>
+      </w:r>
+      <w:proofErr w:type="spellEnd"/>
+      <w:r>
+        <w:rPr>
+          <w:sz w:val="28"/>
+        </w:rPr>
+        <w:t xml:space="preserve"> 55 </w:t>
+      </w:r>
+    </w:p>
+    <w:p>
+      <w:pPr>
+        <w:rPr>
+          <w:sz w:val="28"/>
+        </w:rPr>
+      </w:pPr>
+      <w:proofErr w:type="spellStart"/>
+      <w:r>
+        <w:rPr>
+          <w:sz w:val="28"/>
+        </w:rPr>
+        <w:t>Native</w:t>
+      </w:r>
+      <w:proofErr w:type="spellEnd"/>
+      <w:r>
+        <w:rPr>
+          <w:sz w:val="28"/>
+        </w:rPr>
+        <w:t xml:space="preserve"> 99 </w:t>
+      </w:r>
+    </w:p>
+    <w:p>
+      <w:pPr>
+        <w:rPr>
+          <w:sz w:val="28"/>
+        </w:rPr>
+      </w:pPr>
+    </w:p>
+    <w:p>
+      <w:pPr>
+        <w:rPr>
+          <w:sz w:val="28"/>
+        </w:rPr>
+      </w:pPr>
+      <w:r>
+        <w:rPr>
+          <w:sz w:val="28"/>
+        </w:rPr>
+        <w:t>ISP felé 2 128.0.1.16/30</w:t>
+      </w:r>
+    </w:p>
+    <w:p>
+      <w:pPr>
+        <w:rPr>
+          <w:sz w:val="28"/>
+        </w:rPr>
+      </w:pPr>
+      <w:r>
+        <w:rPr>
+          <w:sz w:val="28"/>
+        </w:rPr>
+        <w:t>Server nem érvényes VLSM</w:t>
+      </w:r>
+    </w:p>
+    <w:p>
+      <w:pPr>
+        <w:rPr>
+          <w:sz w:val="28"/>
+        </w:rPr>
+      </w:pPr>
+      <w:r>
+        <w:rPr>
+          <w:sz w:val="28"/>
+        </w:rPr>
+        <w:t>végére berakni 128.0.1.20/29</w:t>
+      </w:r>
+    </w:p>
+    <w:p>
+      <w:pPr>
+        <w:rPr>
+          <w:sz w:val="28"/>
+        </w:rPr>
+      </w:pPr>
+      <w:r>
+        <w:rPr>
+          <w:sz w:val="28"/>
+        </w:rPr>
+        <w:t xml:space="preserve">A </w:t>
+      </w:r>
+      <w:proofErr w:type="spellStart"/>
+      <w:r>
+        <w:rPr>
+          <w:sz w:val="28"/>
+        </w:rPr>
+        <w:t>hálozatomban</w:t>
+      </w:r>
+      <w:proofErr w:type="spellEnd"/>
+      <w:r>
+        <w:rPr>
+          <w:sz w:val="28"/>
+        </w:rPr>
+        <w:t xml:space="preserve"> DHCP-t fogok alkalmazni Ipv4,és IPv6 formában aminek </w:t>
+      </w:r>
+      <w:proofErr w:type="spellStart"/>
+      <w:r>
+        <w:rPr>
+          <w:sz w:val="28"/>
+        </w:rPr>
+        <w:t>köszönetően</w:t>
+      </w:r>
+      <w:proofErr w:type="spellEnd"/>
+      <w:r>
+        <w:rPr>
+          <w:sz w:val="28"/>
+        </w:rPr>
+        <w:t xml:space="preserve"> az eszközök automatikusan kapnak </w:t>
+      </w:r>
+      <w:proofErr w:type="spellStart"/>
+      <w:r>
+        <w:rPr>
+          <w:sz w:val="28"/>
+        </w:rPr>
+        <w:t>ip</w:t>
+      </w:r>
+      <w:proofErr w:type="spellEnd"/>
+      <w:r>
+        <w:rPr>
+          <w:sz w:val="28"/>
+        </w:rPr>
+        <w:t xml:space="preserve"> címet kivéve a szerverek, azok statikus </w:t>
+      </w:r>
+      <w:proofErr w:type="spellStart"/>
+      <w:r>
+        <w:rPr>
+          <w:sz w:val="28"/>
+        </w:rPr>
+        <w:t>ip</w:t>
+      </w:r>
+      <w:proofErr w:type="spellEnd"/>
+      <w:r>
+        <w:rPr>
+          <w:sz w:val="28"/>
+        </w:rPr>
+        <w:t xml:space="preserve"> címet fognak kapni .</w:t>
+      </w:r>
+      <w:r>
+        <w:rPr>
+          <w:sz w:val="28"/>
+        </w:rPr>
+        <w:t xml:space="preserve"> DHCP </w:t>
+      </w:r>
+      <w:proofErr w:type="spellStart"/>
+      <w:r>
+        <w:rPr>
+          <w:sz w:val="28"/>
+        </w:rPr>
+        <w:t>Poolok</w:t>
+      </w:r>
+      <w:proofErr w:type="spellEnd"/>
+      <w:r>
+        <w:rPr>
+          <w:sz w:val="28"/>
+        </w:rPr>
+        <w:t xml:space="preserve"> </w:t>
+      </w:r>
+      <w:proofErr w:type="spellStart"/>
+      <w:r>
+        <w:rPr>
+          <w:sz w:val="28"/>
+        </w:rPr>
+        <w:t>nevei:IT,Staff,Ma</w:t>
+      </w:r>
+      <w:r>
+        <w:rPr>
+          <w:sz w:val="28"/>
+        </w:rPr>
+        <w:t>Forgalomirányítást</w:t>
+      </w:r>
+      <w:proofErr w:type="spellEnd"/>
+      <w:r>
+        <w:rPr>
+          <w:sz w:val="28"/>
+        </w:rPr>
+        <w:t xml:space="preserve"> tekintve OSPF dinamikus forgalomirányítás fogok </w:t>
+      </w:r>
+      <w:proofErr w:type="spellStart"/>
+      <w:r>
+        <w:rPr>
+          <w:sz w:val="28"/>
+        </w:rPr>
+        <w:t>alkamazni</w:t>
+      </w:r>
+      <w:proofErr w:type="spellEnd"/>
+      <w:r>
+        <w:rPr>
+          <w:sz w:val="28"/>
+        </w:rPr>
+        <w:t xml:space="preserve">  a hatékonyabb  kommunikáció  érdekében aminek köszönhetően több terület fog </w:t>
+      </w:r>
+      <w:proofErr w:type="spellStart"/>
+      <w:r>
+        <w:rPr>
+          <w:sz w:val="28"/>
+        </w:rPr>
+        <w:t>elkülönődni</w:t>
+      </w:r>
+      <w:proofErr w:type="spellEnd"/>
+      <w:r>
+        <w:rPr>
+          <w:sz w:val="28"/>
+        </w:rPr>
+        <w:t xml:space="preserve"> (</w:t>
+      </w:r>
+      <w:proofErr w:type="spellStart"/>
+      <w:r>
+        <w:rPr>
+          <w:sz w:val="28"/>
+        </w:rPr>
+        <w:t>Area</w:t>
+      </w:r>
+      <w:proofErr w:type="spellEnd"/>
+      <w:r>
+        <w:rPr>
+          <w:sz w:val="28"/>
+        </w:rPr>
+        <w:t xml:space="preserve"> 0-Backbone,Area 1)</w:t>
+      </w:r>
+    </w:p>
+    <w:p>
+      <w:pPr>
+        <w:rPr>
+          <w:sz w:val="28"/>
+        </w:rPr>
+      </w:pPr>
+    </w:p>
+    <w:p>
+      <w:pPr>
+        <w:rPr>
+          <w:sz w:val="28"/>
+        </w:rPr>
+      </w:pPr>
+      <w:r>
+        <w:rPr>
+          <w:sz w:val="28"/>
+        </w:rPr>
+        <w:lastRenderedPageBreak/>
+        <w:t xml:space="preserve">Az épületben 4 darab </w:t>
+      </w:r>
+      <w:proofErr w:type="spellStart"/>
+      <w:r>
+        <w:rPr>
+          <w:sz w:val="28"/>
+        </w:rPr>
+        <w:t>Acces-point</w:t>
+      </w:r>
+      <w:proofErr w:type="spellEnd"/>
+      <w:r>
+        <w:rPr>
+          <w:sz w:val="28"/>
+        </w:rPr>
+        <w:t xml:space="preserve"> található, amik a </w:t>
+      </w:r>
+      <w:proofErr w:type="spellStart"/>
+      <w:r>
+        <w:rPr>
+          <w:sz w:val="28"/>
+        </w:rPr>
+        <w:t>legmondernebb</w:t>
+      </w:r>
+      <w:proofErr w:type="spellEnd"/>
+      <w:r>
+        <w:rPr>
+          <w:sz w:val="28"/>
+        </w:rPr>
+        <w:t xml:space="preserve"> technológiával </w:t>
+      </w:r>
+      <w:proofErr w:type="spellStart"/>
+      <w:r>
+        <w:rPr>
+          <w:sz w:val="28"/>
+        </w:rPr>
+        <w:t>működnek.Nevei:Staff_Acces_point</w:t>
+      </w:r>
+      <w:proofErr w:type="spellEnd"/>
+      <w:r>
+        <w:rPr>
+          <w:sz w:val="28"/>
+        </w:rPr>
+        <w:t xml:space="preserve"> </w:t>
+      </w:r>
+      <w:proofErr w:type="spellStart"/>
+      <w:r>
+        <w:rPr>
+          <w:sz w:val="28"/>
+        </w:rPr>
+        <w:t>SSID:Printtrio</w:t>
+      </w:r>
+      <w:proofErr w:type="spellEnd"/>
+    </w:p>
+    <w:p>
+      <w:pPr>
+        <w:rPr>
+          <w:sz w:val="28"/>
+        </w:rPr>
+      </w:pPr>
+      <w:proofErr w:type="spellStart"/>
+      <w:r>
+        <w:rPr>
+          <w:sz w:val="28"/>
+        </w:rPr>
+        <w:t>Password</w:t>
+      </w:r>
+      <w:proofErr w:type="spellEnd"/>
+      <w:r>
+        <w:rPr>
+          <w:sz w:val="28"/>
+        </w:rPr>
+        <w:t>:</w:t>
+      </w:r>
+    </w:p>
+    <w:p>
+      <w:pPr>
+        <w:rPr>
+          <w:sz w:val="28"/>
+        </w:rPr>
+      </w:pPr>
+      <w:proofErr w:type="spellStart"/>
+      <w:r>
+        <w:rPr>
+          <w:sz w:val="28"/>
+        </w:rPr>
+        <w:t>Management_Acces_point</w:t>
+      </w:r>
+      <w:proofErr w:type="spellEnd"/>
+      <w:r>
+        <w:rPr>
+          <w:sz w:val="28"/>
+        </w:rPr>
+        <w:t xml:space="preserve"> SSID:  </w:t>
+      </w:r>
+      <w:proofErr w:type="spellStart"/>
+      <w:r>
+        <w:rPr>
+          <w:sz w:val="28"/>
+        </w:rPr>
+        <w:t>Password</w:t>
+      </w:r>
+      <w:proofErr w:type="spellEnd"/>
+      <w:r>
+        <w:rPr>
+          <w:sz w:val="28"/>
+        </w:rPr>
+        <w:t>:</w:t>
+      </w:r>
+    </w:p>
+    <w:p>
+      <w:pPr>
+        <w:rPr>
+          <w:sz w:val="28"/>
+        </w:rPr>
+      </w:pPr>
+      <w:proofErr w:type="spellStart"/>
+      <w:r>
+        <w:rPr>
+          <w:sz w:val="28"/>
+        </w:rPr>
+        <w:t>Sales_Acces_point</w:t>
+      </w:r>
+      <w:proofErr w:type="spellEnd"/>
+      <w:r>
+        <w:rPr>
+          <w:sz w:val="28"/>
+        </w:rPr>
+        <w:t xml:space="preserve"> SSID: </w:t>
+      </w:r>
+      <w:proofErr w:type="spellStart"/>
+      <w:r>
+        <w:rPr>
+          <w:sz w:val="28"/>
+        </w:rPr>
+        <w:t>Password</w:t>
+      </w:r>
+      <w:proofErr w:type="spellEnd"/>
+      <w:r>
+        <w:rPr>
+          <w:sz w:val="28"/>
+        </w:rPr>
+        <w:t>:</w:t>
+      </w:r>
+    </w:p>
+    <w:p>
+      <w:pPr>
+        <w:rPr>
+          <w:sz w:val="28"/>
+        </w:rPr>
+      </w:pPr>
+      <w:proofErr w:type="spellStart"/>
+      <w:r>
+        <w:rPr>
+          <w:sz w:val="28"/>
+        </w:rPr>
+        <w:t>Guest_Acces_point</w:t>
+      </w:r>
+      <w:proofErr w:type="spellEnd"/>
+      <w:r>
+        <w:rPr>
+          <w:sz w:val="28"/>
+        </w:rPr>
+        <w:t xml:space="preserve"> SSID: </w:t>
+      </w:r>
+      <w:proofErr w:type="spellStart"/>
+      <w:r>
+        <w:rPr>
+          <w:sz w:val="28"/>
+        </w:rPr>
+        <w:t>Password</w:t>
+      </w:r>
+      <w:proofErr w:type="spellEnd"/>
+      <w:r>
+        <w:rPr>
+          <w:sz w:val="28"/>
+        </w:rPr>
+        <w:t>:</w:t>
+      </w:r>
+    </w:p>
+    <w:p>
+      <w:pPr>
+        <w:rPr>
+          <w:sz w:val="28"/>
+        </w:rPr>
+      </w:pPr>
+    </w:p>
+    <w:p>
+      <w:pPr>
+        <w:rPr>
+          <w:sz w:val="28"/>
+        </w:rPr>
+      </w:pPr>
+    </w:p>
+    <w:p>
+      <w:pPr>
+        <w:rPr>
+          <w:sz w:val="28"/>
+        </w:rPr>
+      </w:pPr>
+    </w:p>
+    <w:p>
+      <w:pPr>
+        <w:rPr>
+          <w:sz w:val="28"/>
+        </w:rPr>
+      </w:pPr>
+      <w:bookmarkStart w:id="0" w:name="_GoBack"/>
+      <w:bookmarkEnd w:id="0"/>
+    </w:p>
     <w:sectPr>
       <w:pgSz w:w="11906" w:h="16838"/>
       <w:pgMar w:top="1417" w:right="1417" w:bottom="1417" w:left="1417" w:header="708" w:footer="708" w:gutter="0"/>
@@ -281,7 +2628,7 @@
 </file>
 
 <file path=word/styles.xml><?xml version="1.0" encoding="utf-8"?>
-<w:styles xmlns:mc="http://schemas.openxmlformats.org/markup-compatibility/2006" xmlns:r="http://schemas.openxmlformats.org/officeDocument/2006/relationships" xmlns:w="http://schemas.openxmlformats.org/wordprocessingml/2006/main" xmlns:w14="http://schemas.microsoft.com/office/word/2010/wordml" xmlns:w15="http://schemas.microsoft.com/office/word/2012/wordml" xmlns:w16cex="http://schemas.microsoft.com/office/word/2018/wordml/cex" xmlns:w16cid="http://schemas.microsoft.com/office/word/2016/wordml/cid" xmlns:w16="http://schemas.microsoft.com/office/word/2018/wordml" xmlns:w16du="http://schemas.microsoft.com/office/word/2023/wordml/word16du" xmlns:w16sdtdh="http://schemas.microsoft.com/office/word/2020/wordml/sdtdatahash" xmlns:w16sdtfl="http://schemas.microsoft.com/office/word/2024/wordml/sdtformatlock" xmlns:w16se="http://schemas.microsoft.com/office/word/2015/wordml/symex" mc:Ignorable="w14 w15 w16se w16cid w16 w16cex w16sdtdh w16sdtfl w16du">
+<w:styles xmlns:mc="http://schemas.openxmlformats.org/markup-compatibility/2006" xmlns:r="http://schemas.openxmlformats.org/officeDocument/2006/relationships" xmlns:w="http://schemas.openxmlformats.org/wordprocessingml/2006/main" xmlns:w14="http://schemas.microsoft.com/office/word/2010/wordml" xmlns:w15="http://schemas.microsoft.com/office/word/2012/wordml" xmlns:w16cid="http://schemas.microsoft.com/office/word/2016/wordml/cid" xmlns:w16se="http://schemas.microsoft.com/office/word/2015/wordml/symex" mc:Ignorable="w14 w15 w16se w16cid">
   <w:docDefaults>
     <w:rPrDefault>
       <w:rPr>
@@ -297,7 +2644,7 @@
       </w:pPr>
     </w:pPrDefault>
   </w:docDefaults>
-  <w:latentStyles w:defLockedState="0" w:defUIPriority="99" w:defSemiHidden="0" w:defUnhideWhenUsed="0" w:defQFormat="0" w:count="376">
+  <w:latentStyles w:defLockedState="0" w:defUIPriority="99" w:defSemiHidden="0" w:defUnhideWhenUsed="0" w:defQFormat="0" w:count="375">
     <w:lsdException w:name="Normal" w:uiPriority="0" w:qFormat="1"/>
     <w:lsdException w:name="heading 1" w:uiPriority="9" w:qFormat="1"/>
     <w:lsdException w:name="heading 2" w:semiHidden="1" w:uiPriority="9" w:unhideWhenUsed="1" w:qFormat="1"/>
@@ -673,7 +3020,6 @@
     <w:lsdException w:name="Smart Hyperlink" w:semiHidden="1" w:unhideWhenUsed="1"/>
     <w:lsdException w:name="Hashtag" w:semiHidden="1" w:unhideWhenUsed="1"/>
     <w:lsdException w:name="Unresolved Mention" w:semiHidden="1" w:unhideWhenUsed="1"/>
-    <w:lsdException w:name="Smart Link" w:semiHidden="1" w:unhideWhenUsed="1"/>
   </w:latentStyles>
   <w:style w:type="paragraph" w:default="1" w:styleId="Norml">
     <w:name w:val="Normal"/>

--- a/Budapest.docx
+++ b/Budapest.docx
@@ -75,7 +75,30 @@
           <w:rFonts w:ascii="Times New Roman" w:hAnsi="Times New Roman" w:cs="Times New Roman"/>
           <w:sz w:val="28"/>
         </w:rPr>
-        <w:t xml:space="preserve">ami a XIII. kerületben az Angyalföldi úton  található </w:t>
+        <w:t xml:space="preserve"> </w:t>
+      </w:r>
+      <w:r>
+        <w:rPr>
+          <w:rFonts w:ascii="Times New Roman" w:hAnsi="Times New Roman" w:cs="Times New Roman"/>
+          <w:sz w:val="28"/>
+        </w:rPr>
+        <w:t xml:space="preserve">ami a XIII. kerületben az Angyalföldi úton </w:t>
+      </w:r>
+      <w:proofErr w:type="gramStart"/>
+      <w:r>
+        <w:rPr>
+          <w:rFonts w:ascii="Times New Roman" w:hAnsi="Times New Roman" w:cs="Times New Roman"/>
+          <w:sz w:val="28"/>
+        </w:rPr>
+        <w:t>található</w:t>
+      </w:r>
+      <w:proofErr w:type="gramEnd"/>
+      <w:r>
+        <w:rPr>
+          <w:rFonts w:ascii="Times New Roman" w:hAnsi="Times New Roman" w:cs="Times New Roman"/>
+          <w:sz w:val="28"/>
+        </w:rPr>
+        <w:t xml:space="preserve"> </w:t>
       </w:r>
       <w:r>
         <w:rPr>
@@ -103,22 +126,109 @@
           <w:rFonts w:ascii="Times New Roman" w:hAnsi="Times New Roman" w:cs="Times New Roman"/>
           <w:sz w:val="28"/>
         </w:rPr>
-        <w:t xml:space="preserve">Ennek az üzemeltetési költsége további 200 000Ft/hó ebbe beletartozik példul a mosdók, folyosók takarítása, fűtés-hűtési rendszer karbantartása, tűzvédelmi rendszer karbantartása vagy elektromos rendszerek ellenőrzése.Ezen felül az iroda </w:t>
-      </w:r>
-      <w:r>
-        <w:rPr>
-          <w:rFonts w:ascii="Times New Roman" w:hAnsi="Times New Roman" w:cs="Times New Roman"/>
-          <w:sz w:val="28"/>
-        </w:rPr>
-        <w:t>rezsiköltsége 650 000 Ft/ hó (fűtés/hűtés,víz,villany).</w:t>
-      </w:r>
-      <w:r>
-        <w:rPr>
-          <w:rFonts w:ascii="Times New Roman" w:hAnsi="Times New Roman" w:cs="Times New Roman"/>
-          <w:sz w:val="28"/>
-        </w:rPr>
-        <w:t>A telephely teljes költsége havi szinte nagyjából 1 900 000Ft/hó .</w:t>
-      </w:r>
+        <w:t>Ennek az üzemeltetési költsége további 200 000Ft/hó ebbe beletartozik példul a mosdók, folyosók takarítása, fűtés-hűtési rendszer karbantartása, tűzvédelmi rendszer karbantartása</w:t>
+      </w:r>
+      <w:r>
+        <w:rPr>
+          <w:rFonts w:ascii="Times New Roman" w:hAnsi="Times New Roman" w:cs="Times New Roman"/>
+          <w:sz w:val="28"/>
+        </w:rPr>
+        <w:t xml:space="preserve">, klíma </w:t>
+      </w:r>
+      <w:proofErr w:type="gramStart"/>
+      <w:r>
+        <w:rPr>
+          <w:rFonts w:ascii="Times New Roman" w:hAnsi="Times New Roman" w:cs="Times New Roman"/>
+          <w:sz w:val="28"/>
+        </w:rPr>
+        <w:t>karbantartása</w:t>
+      </w:r>
+      <w:proofErr w:type="gramEnd"/>
+      <w:r>
+        <w:rPr>
+          <w:rFonts w:ascii="Times New Roman" w:hAnsi="Times New Roman" w:cs="Times New Roman"/>
+          <w:sz w:val="28"/>
+        </w:rPr>
+        <w:t xml:space="preserve"> illetve tisztítása </w:t>
+      </w:r>
+      <w:r>
+        <w:rPr>
+          <w:rFonts w:ascii="Times New Roman" w:hAnsi="Times New Roman" w:cs="Times New Roman"/>
+          <w:sz w:val="28"/>
+        </w:rPr>
+        <w:t xml:space="preserve">vagy elektromos rendszerek </w:t>
+      </w:r>
+      <w:proofErr w:type="gramStart"/>
+      <w:r>
+        <w:rPr>
+          <w:rFonts w:ascii="Times New Roman" w:hAnsi="Times New Roman" w:cs="Times New Roman"/>
+          <w:sz w:val="28"/>
+        </w:rPr>
+        <w:t>ellenőrzése.Ezen</w:t>
+      </w:r>
+      <w:proofErr w:type="gramEnd"/>
+      <w:r>
+        <w:rPr>
+          <w:rFonts w:ascii="Times New Roman" w:hAnsi="Times New Roman" w:cs="Times New Roman"/>
+          <w:sz w:val="28"/>
+        </w:rPr>
+        <w:t xml:space="preserve"> felül az iroda </w:t>
+      </w:r>
+      <w:r>
+        <w:rPr>
+          <w:rFonts w:ascii="Times New Roman" w:hAnsi="Times New Roman" w:cs="Times New Roman"/>
+          <w:sz w:val="28"/>
+        </w:rPr>
+        <w:t>rezsiköltsége 650 000 Ft/ hó (fűtés/</w:t>
+      </w:r>
+      <w:proofErr w:type="gramStart"/>
+      <w:r>
+        <w:rPr>
+          <w:rFonts w:ascii="Times New Roman" w:hAnsi="Times New Roman" w:cs="Times New Roman"/>
+          <w:sz w:val="28"/>
+        </w:rPr>
+        <w:t>hűtés,víz</w:t>
+      </w:r>
+      <w:proofErr w:type="gramEnd"/>
+      <w:r>
+        <w:rPr>
+          <w:rFonts w:ascii="Times New Roman" w:hAnsi="Times New Roman" w:cs="Times New Roman"/>
+          <w:sz w:val="28"/>
+        </w:rPr>
+        <w:t>,villany</w:t>
+      </w:r>
+      <w:proofErr w:type="gramStart"/>
+      <w:r>
+        <w:rPr>
+          <w:rFonts w:ascii="Times New Roman" w:hAnsi="Times New Roman" w:cs="Times New Roman"/>
+          <w:sz w:val="28"/>
+        </w:rPr>
+        <w:t>).</w:t>
+      </w:r>
+      <w:r>
+        <w:rPr>
+          <w:rFonts w:ascii="Times New Roman" w:hAnsi="Times New Roman" w:cs="Times New Roman"/>
+          <w:sz w:val="28"/>
+        </w:rPr>
+        <w:t>A</w:t>
+      </w:r>
+      <w:proofErr w:type="gramEnd"/>
+      <w:r>
+        <w:rPr>
+          <w:rFonts w:ascii="Times New Roman" w:hAnsi="Times New Roman" w:cs="Times New Roman"/>
+          <w:sz w:val="28"/>
+        </w:rPr>
+        <w:t xml:space="preserve"> telephely teljes költsége havi szinte nagyjából 1 900 000Ft/</w:t>
+      </w:r>
+      <w:proofErr w:type="gramStart"/>
+      <w:r>
+        <w:rPr>
+          <w:rFonts w:ascii="Times New Roman" w:hAnsi="Times New Roman" w:cs="Times New Roman"/>
+          <w:sz w:val="28"/>
+        </w:rPr>
+        <w:t>hó .</w:t>
+      </w:r>
+      <w:proofErr w:type="gramEnd"/>
       <w:r>
         <w:rPr>
           <w:rFonts w:ascii="Times New Roman" w:hAnsi="Times New Roman" w:cs="Times New Roman"/>
@@ -131,49 +241,85 @@
           <w:rFonts w:ascii="Times New Roman" w:hAnsi="Times New Roman" w:cs="Times New Roman"/>
           <w:sz w:val="28"/>
         </w:rPr>
-        <w:t>A telephely kiválóan megközelít</w:t>
-      </w:r>
-      <w:r>
-        <w:rPr>
-          <w:rFonts w:ascii="Times New Roman" w:hAnsi="Times New Roman" w:cs="Times New Roman"/>
-          <w:sz w:val="28"/>
-        </w:rPr>
-        <w:t xml:space="preserve">hető </w:t>
-      </w:r>
-      <w:r>
-        <w:rPr>
-          <w:rFonts w:ascii="Times New Roman" w:hAnsi="Times New Roman" w:cs="Times New Roman"/>
-          <w:sz w:val="28"/>
-        </w:rPr>
-        <w:t>tömegközlekedéssel,</w:t>
-      </w:r>
-      <w:r>
-        <w:rPr>
-          <w:rFonts w:ascii="Times New Roman" w:hAnsi="Times New Roman" w:cs="Times New Roman"/>
-          <w:sz w:val="28"/>
-        </w:rPr>
-        <w:t xml:space="preserve"> több villamos és buszjárat is biztosítja a dolgozók számára a könnyű bejutást</w:t>
-      </w:r>
-      <w:r>
-        <w:rPr>
-          <w:rFonts w:ascii="Times New Roman" w:hAnsi="Times New Roman" w:cs="Times New Roman"/>
-          <w:sz w:val="28"/>
-        </w:rPr>
-        <w:t>.</w:t>
-      </w:r>
-      <w:r>
-        <w:rPr>
-          <w:rFonts w:ascii="Times New Roman" w:hAnsi="Times New Roman" w:cs="Times New Roman"/>
-          <w:sz w:val="28"/>
-        </w:rPr>
-        <w:t>Gépjárművel a közeli főútvonalak gyors csatlakozást nyújtanak, illetve a az irodaház udvarán elérhető az ingyenes poarkolás a dolgozók számára.</w:t>
-      </w:r>
-      <w:r>
-        <w:rPr>
-          <w:rFonts w:ascii="Times New Roman" w:hAnsi="Times New Roman" w:cs="Times New Roman"/>
-          <w:sz w:val="28"/>
-        </w:rPr>
-        <w:t>Telephelyünknek a Telekom internetszolgáltató látja es internettel , amivel akár 1000 Mbps letöltés és feltöltés is lehetséges.</w:t>
+        <w:t>A telephely kiválóan megközelíthető tömegközlekedéssel, több villamos és buszjárat is biztosítja a dolgozók számára a könnyű bejutást.</w:t>
+      </w:r>
+      <w:r>
+        <w:rPr>
+          <w:rFonts w:ascii="Times New Roman" w:hAnsi="Times New Roman" w:cs="Times New Roman"/>
+          <w:sz w:val="28"/>
+        </w:rPr>
+        <w:t xml:space="preserve"> </w:t>
+      </w:r>
+      <w:proofErr w:type="gramStart"/>
+      <w:r>
+        <w:rPr>
+          <w:rFonts w:ascii="Times New Roman" w:hAnsi="Times New Roman" w:cs="Times New Roman"/>
+          <w:sz w:val="28"/>
+        </w:rPr>
+        <w:t>Gépjárművel</w:t>
+      </w:r>
+      <w:proofErr w:type="gramEnd"/>
+      <w:r>
+        <w:rPr>
+          <w:rFonts w:ascii="Times New Roman" w:hAnsi="Times New Roman" w:cs="Times New Roman"/>
+          <w:sz w:val="28"/>
+        </w:rPr>
+        <w:t xml:space="preserve"> a közeli főútvonalak gyors csatlakozást nyújtanak, illetve </w:t>
+      </w:r>
+      <w:proofErr w:type="gramStart"/>
+      <w:r>
+        <w:rPr>
+          <w:rFonts w:ascii="Times New Roman" w:hAnsi="Times New Roman" w:cs="Times New Roman"/>
+          <w:sz w:val="28"/>
+        </w:rPr>
+        <w:t>a</w:t>
+      </w:r>
+      <w:proofErr w:type="gramEnd"/>
+      <w:r>
+        <w:rPr>
+          <w:rFonts w:ascii="Times New Roman" w:hAnsi="Times New Roman" w:cs="Times New Roman"/>
+          <w:sz w:val="28"/>
+        </w:rPr>
+        <w:t xml:space="preserve"> az irodaház udvarán elérhető az ingyenes poarkolás a dolgozók </w:t>
+      </w:r>
+      <w:proofErr w:type="gramStart"/>
+      <w:r>
+        <w:rPr>
+          <w:rFonts w:ascii="Times New Roman" w:hAnsi="Times New Roman" w:cs="Times New Roman"/>
+          <w:sz w:val="28"/>
+        </w:rPr>
+        <w:t>számára.</w:t>
+      </w:r>
+      <w:r>
+        <w:rPr>
+          <w:rFonts w:ascii="Times New Roman" w:hAnsi="Times New Roman" w:cs="Times New Roman"/>
+          <w:sz w:val="28"/>
+        </w:rPr>
+        <w:t>Telephelyünknek</w:t>
+      </w:r>
+      <w:proofErr w:type="gramEnd"/>
+      <w:r>
+        <w:rPr>
+          <w:rFonts w:ascii="Times New Roman" w:hAnsi="Times New Roman" w:cs="Times New Roman"/>
+          <w:sz w:val="28"/>
+        </w:rPr>
+        <w:t xml:space="preserve"> a Telekom internetszolgáltató látja es </w:t>
+      </w:r>
+      <w:proofErr w:type="gramStart"/>
+      <w:r>
+        <w:rPr>
+          <w:rFonts w:ascii="Times New Roman" w:hAnsi="Times New Roman" w:cs="Times New Roman"/>
+          <w:sz w:val="28"/>
+        </w:rPr>
+        <w:t>internettel ,</w:t>
+      </w:r>
+      <w:proofErr w:type="gramEnd"/>
+      <w:r>
+        <w:rPr>
+          <w:rFonts w:ascii="Times New Roman" w:hAnsi="Times New Roman" w:cs="Times New Roman"/>
+          <w:sz w:val="28"/>
+        </w:rPr>
+        <w:t xml:space="preserve"> amivel akár 1000 Mbps letöltés és feltöltés is lehetséges.</w:t>
       </w:r>
     </w:p>
     <w:p>
@@ -207,7 +353,31 @@
           <w:rFonts w:ascii="Times New Roman" w:hAnsi="Times New Roman" w:cs="Times New Roman"/>
           <w:sz w:val="28"/>
         </w:rPr>
-        <w:t>: Az épület külső falai téglából vannak, a válaszfalak gipszkartonból épülnek fel , amik kevésbé fogják fel a wifi erősséget, ezzel is segítve a kommu</w:t>
+        <w:t xml:space="preserve">: Az épület külső falai téglából vannak, a válaszfalak gipszkartonból épülnek </w:t>
+      </w:r>
+      <w:proofErr w:type="gramStart"/>
+      <w:r>
+        <w:rPr>
+          <w:rFonts w:ascii="Times New Roman" w:hAnsi="Times New Roman" w:cs="Times New Roman"/>
+          <w:sz w:val="28"/>
+        </w:rPr>
+        <w:t>fel ,</w:t>
+      </w:r>
+      <w:proofErr w:type="gramEnd"/>
+      <w:r>
+        <w:rPr>
+          <w:rFonts w:ascii="Times New Roman" w:hAnsi="Times New Roman" w:cs="Times New Roman"/>
+          <w:sz w:val="28"/>
+        </w:rPr>
+        <w:t xml:space="preserve"> amik kevésbé fogják fel a wifi erősséget, ezzel is segítve a </w:t>
+      </w:r>
+      <w:proofErr w:type="gramStart"/>
+      <w:r>
+        <w:rPr>
+          <w:rFonts w:ascii="Times New Roman" w:hAnsi="Times New Roman" w:cs="Times New Roman"/>
+          <w:sz w:val="28"/>
+        </w:rPr>
+        <w:t>kommu</w:t>
       </w:r>
       <w:r>
         <w:rPr>
@@ -235,7 +405,39 @@
           <w:rFonts w:ascii="Times New Roman" w:hAnsi="Times New Roman" w:cs="Times New Roman"/>
           <w:sz w:val="28"/>
         </w:rPr>
-        <w:t>.Az alaprajz megfelel a modern feltételeknek, szabványoknak , modern helységet biztosítunk a dolgozóknak a gördülékeny munka érdekében</w:t>
+        <w:t>.Az</w:t>
+      </w:r>
+      <w:proofErr w:type="gramEnd"/>
+      <w:r>
+        <w:rPr>
+          <w:rFonts w:ascii="Times New Roman" w:hAnsi="Times New Roman" w:cs="Times New Roman"/>
+          <w:sz w:val="28"/>
+        </w:rPr>
+        <w:t xml:space="preserve"> alaprajz megfelel a modern feltételeknek, </w:t>
+      </w:r>
+      <w:proofErr w:type="gramStart"/>
+      <w:r>
+        <w:rPr>
+          <w:rFonts w:ascii="Times New Roman" w:hAnsi="Times New Roman" w:cs="Times New Roman"/>
+          <w:sz w:val="28"/>
+        </w:rPr>
+        <w:t>szabványoknak ,</w:t>
+      </w:r>
+      <w:proofErr w:type="gramEnd"/>
+      <w:r>
+        <w:rPr>
+          <w:rFonts w:ascii="Times New Roman" w:hAnsi="Times New Roman" w:cs="Times New Roman"/>
+          <w:sz w:val="28"/>
+        </w:rPr>
+        <w:t xml:space="preserve"> modern helységet biztosítunk a dolgozóknak a gördülékeny munka </w:t>
+      </w:r>
+      <w:proofErr w:type="gramStart"/>
+      <w:r>
+        <w:rPr>
+          <w:rFonts w:ascii="Times New Roman" w:hAnsi="Times New Roman" w:cs="Times New Roman"/>
+          <w:sz w:val="28"/>
+        </w:rPr>
+        <w:t>érdekében</w:t>
       </w:r>
       <w:r>
         <w:rPr>
@@ -251,6 +453,7 @@
         </w:rPr>
         <w:t>.</w:t>
       </w:r>
+      <w:proofErr w:type="gramEnd"/>
       <w:r>
         <w:rPr>
           <w:rFonts w:ascii="Times New Roman" w:hAnsi="Times New Roman" w:cs="Times New Roman"/>
@@ -263,14 +466,76 @@
           <w:rFonts w:ascii="Times New Roman" w:hAnsi="Times New Roman" w:cs="Times New Roman"/>
           <w:sz w:val="28"/>
         </w:rPr>
-        <w:t>. A modern bútorok kényelmes munkavégzést biztosítanak.</w:t>
-      </w:r>
-      <w:r>
-        <w:rPr>
-          <w:rFonts w:ascii="Times New Roman" w:hAnsi="Times New Roman" w:cs="Times New Roman"/>
-          <w:sz w:val="28"/>
-        </w:rPr>
-        <w:t>Továbbá a telephely belső tereiben számos zöld növényt helyeztünk el,ami nem csak esztétikai célt szolgál, hanem a dolgozók egészségét, jó közérzetét, hatékony munkavégzést is támogatja.A telephelyünk megfelel a munkahelyi biztonsági előírásoknak(elsősegélyhelyek,tűzoltó készülékek)</w:t>
+        <w:t xml:space="preserve">. A modern bútorok kényelmes munkavégzést </w:t>
+      </w:r>
+      <w:proofErr w:type="gramStart"/>
+      <w:r>
+        <w:rPr>
+          <w:rFonts w:ascii="Times New Roman" w:hAnsi="Times New Roman" w:cs="Times New Roman"/>
+          <w:sz w:val="28"/>
+        </w:rPr>
+        <w:t>biztosítanak.</w:t>
+      </w:r>
+      <w:r>
+        <w:rPr>
+          <w:rFonts w:ascii="Times New Roman" w:hAnsi="Times New Roman" w:cs="Times New Roman"/>
+          <w:sz w:val="28"/>
+        </w:rPr>
+        <w:t>Továbbá</w:t>
+      </w:r>
+      <w:proofErr w:type="gramEnd"/>
+      <w:r>
+        <w:rPr>
+          <w:rFonts w:ascii="Times New Roman" w:hAnsi="Times New Roman" w:cs="Times New Roman"/>
+          <w:sz w:val="28"/>
+        </w:rPr>
+        <w:t xml:space="preserve"> a telephely belső tereiben számos zöld növényt helyeztünk el,</w:t>
+      </w:r>
+      <w:r>
+        <w:rPr>
+          <w:rFonts w:ascii="Times New Roman" w:hAnsi="Times New Roman" w:cs="Times New Roman"/>
+          <w:sz w:val="28"/>
+        </w:rPr>
+        <w:t xml:space="preserve"> </w:t>
+      </w:r>
+      <w:r>
+        <w:rPr>
+          <w:rFonts w:ascii="Times New Roman" w:hAnsi="Times New Roman" w:cs="Times New Roman"/>
+          <w:sz w:val="28"/>
+        </w:rPr>
+        <w:t xml:space="preserve">ami nem csak esztétikai célt szolgál, hanem a dolgozók egészségét, jó közérzetét, hatékony munkavégzést is </w:t>
+      </w:r>
+      <w:proofErr w:type="gramStart"/>
+      <w:r>
+        <w:rPr>
+          <w:rFonts w:ascii="Times New Roman" w:hAnsi="Times New Roman" w:cs="Times New Roman"/>
+          <w:sz w:val="28"/>
+        </w:rPr>
+        <w:t>támogatja.A</w:t>
+      </w:r>
+      <w:proofErr w:type="gramEnd"/>
+      <w:r>
+        <w:rPr>
+          <w:rFonts w:ascii="Times New Roman" w:hAnsi="Times New Roman" w:cs="Times New Roman"/>
+          <w:sz w:val="28"/>
+        </w:rPr>
+        <w:t xml:space="preserve"> telephelyünk megfelel a munkahelyi biztonsági </w:t>
+      </w:r>
+      <w:proofErr w:type="gramStart"/>
+      <w:r>
+        <w:rPr>
+          <w:rFonts w:ascii="Times New Roman" w:hAnsi="Times New Roman" w:cs="Times New Roman"/>
+          <w:sz w:val="28"/>
+        </w:rPr>
+        <w:t>előírásoknak(elsősegélyhelyek,tűzoltó</w:t>
+      </w:r>
+      <w:proofErr w:type="gramEnd"/>
+      <w:r>
+        <w:rPr>
+          <w:rFonts w:ascii="Times New Roman" w:hAnsi="Times New Roman" w:cs="Times New Roman"/>
+          <w:sz w:val="28"/>
+        </w:rPr>
+        <w:t xml:space="preserve"> készülékek)</w:t>
       </w:r>
     </w:p>
     <w:p>
@@ -286,7 +551,23 @@
           <w:rFonts w:ascii="Times New Roman" w:hAnsi="Times New Roman" w:cs="Times New Roman"/>
           <w:sz w:val="28"/>
         </w:rPr>
-        <w:t xml:space="preserve">A telephelyen Serial ,Copper-Cross-Over, Copper Straight-Throught </w:t>
+        <w:t xml:space="preserve">A telephelyen </w:t>
+      </w:r>
+      <w:proofErr w:type="gramStart"/>
+      <w:r>
+        <w:rPr>
+          <w:rFonts w:ascii="Times New Roman" w:hAnsi="Times New Roman" w:cs="Times New Roman"/>
+          <w:sz w:val="28"/>
+        </w:rPr>
+        <w:t>Serial ,Copper</w:t>
+      </w:r>
+      <w:proofErr w:type="gramEnd"/>
+      <w:r>
+        <w:rPr>
+          <w:rFonts w:ascii="Times New Roman" w:hAnsi="Times New Roman" w:cs="Times New Roman"/>
+          <w:sz w:val="28"/>
+        </w:rPr>
+        <w:t xml:space="preserve">-Cross-Over, Copper Straight-Throught </w:t>
       </w:r>
       <w:r>
         <w:rPr>
@@ -303,6 +584,73 @@
           <w:sz w:val="28"/>
         </w:rPr>
       </w:pPr>
+      <w:r>
+        <w:rPr>
+          <w:sz w:val="28"/>
+        </w:rPr>
+        <w:lastRenderedPageBreak/>
+        <w:t>A telephely üzemeltetési költségének csökkentése érdekében több energiatakarékossági módszert alkalmazunk, amelyek jelentős megtakarítást jelentenek a cégünknek a rezsiköltségben.A folyosókon, mosdókban mozgásérzékelős lámpákat szereltettünk fel, amelyek automatikusan kikapcsolnak ha nem tartózkodik az adott helységben senki.Ezeken a helyeken ezért akár 30-40%-kal csökken az energiafelhasználás.Továbbá a teljes irodában led-es világítást használunk, amely 70-80%-kal kevesebb energiát fogyaszt a hagyományos lámpáknál.Az irodákban napközben a természetes fényt kihasználjuk</w:t>
+      </w:r>
+      <w:r>
+        <w:rPr>
+          <w:sz w:val="28"/>
+        </w:rPr>
+        <w:t>,</w:t>
+      </w:r>
+      <w:r>
+        <w:rPr>
+          <w:sz w:val="28"/>
+        </w:rPr>
+        <w:t xml:space="preserve">illetve </w:t>
+      </w:r>
+      <w:r>
+        <w:rPr>
+          <w:sz w:val="28"/>
+        </w:rPr>
+        <w:t>rendelkezünk jelenleg egy kisebb napelemes rendszerrel, ami csak 4-6%-ot fed le, de a terveink  szerint szeretnénk bővíteni minél hamarabb</w:t>
+      </w:r>
+      <w:r>
+        <w:rPr>
+          <w:sz w:val="28"/>
+        </w:rPr>
+        <w:t>.</w:t>
+      </w:r>
+      <w:r>
+        <w:rPr>
+          <w:sz w:val="28"/>
+        </w:rPr>
+        <w:t>A fűtés és hűtés témában okos termosztát rendszert vezettünk be, amely munkaidőn kívül (éjszaka,hétvégén)automatikusan alacsonyabb hőmérsékletre vált.A reggeli órákban munkakezdés előtt felmelegíti a helységeket így a fűtési költség 15%-kal csökken. A klíma is hasonlóan jelenlétvezérelt lesz, tehát ha 35percnél tovább üres a helyiség a klíma automatikusan lekapcsol.A tégla falak kiváló hőszigetelést biztosítanak, de az ablakok tömítettségeit minden évszakban leellenőrizzük.A</w:t>
+      </w:r>
+      <w:r>
+        <w:rPr>
+          <w:sz w:val="28"/>
+        </w:rPr>
+        <w:t xml:space="preserve">z asztali pc-k </w:t>
+      </w:r>
+      <w:r>
+        <w:rPr>
+          <w:sz w:val="28"/>
+        </w:rPr>
+        <w:t>20 perc tétlenség után alvó üzemmódba teszi magát, illetve a monitorok vásárlásakor figyelmbe vettük az energiafogyasztási ská</w:t>
+      </w:r>
+      <w:r>
+        <w:rPr>
+          <w:sz w:val="28"/>
+        </w:rPr>
+        <w:t>lá</w:t>
+      </w:r>
+      <w:r>
+        <w:rPr>
+          <w:sz w:val="28"/>
+        </w:rPr>
+        <w:t xml:space="preserve">t, </w:t>
+      </w:r>
+      <w:r>
+        <w:rPr>
+          <w:sz w:val="28"/>
+        </w:rPr>
+        <w:t>ezzel is próbáltuk csökkenteni a hosszútávú magas kiadásokat.A nyomtatókon kétoldalú nyomtatást állítottunk be alapértelmezettként, így a papírköltségen is sokat spórolunk.</w:t>
+      </w:r>
     </w:p>
     <w:p>
       <w:pPr>
@@ -320,22 +668,22 @@
           <w:bCs/>
           <w:sz w:val="28"/>
         </w:rPr>
+        <w:t>Tervrajz</w:t>
+      </w:r>
+    </w:p>
+    <w:p>
+      <w:pPr>
+        <w:rPr>
+          <w:b/>
+          <w:sz w:val="28"/>
+        </w:rPr>
+      </w:pPr>
+      <w:r>
+        <w:rPr>
+          <w:noProof/>
+          <w:sz w:val="28"/>
+        </w:rPr>
         <w:lastRenderedPageBreak/>
-        <w:t>Tervrajz</w:t>
-      </w:r>
-    </w:p>
-    <w:p>
-      <w:pPr>
-        <w:rPr>
-          <w:b/>
-          <w:sz w:val="28"/>
-        </w:rPr>
-      </w:pPr>
-      <w:r>
-        <w:rPr>
-          <w:noProof/>
-          <w:sz w:val="28"/>
-        </w:rPr>
         <w:drawing>
           <wp:inline distT="0" distB="0" distL="0" distR="0" wp14:anchorId="57A70704" wp14:editId="6DBDB3B2">
             <wp:extent cx="5760720" cy="4329430"/>
@@ -352,7 +700,7 @@
                     <pic:cNvPicPr/>
                   </pic:nvPicPr>
                   <pic:blipFill>
-                    <a:blip r:embed="rId6">
+                    <a:blip r:embed="rId7">
                       <a:extLst>
                         <a:ext uri="{28A0092B-C50C-407E-A947-70E740481C1C}">
                           <a14:useLocalDpi xmlns:a14="http://schemas.microsoft.com/office/drawing/2010/main" val="0"/>
@@ -418,7 +766,7 @@
                     <pic:cNvPicPr/>
                   </pic:nvPicPr>
                   <pic:blipFill>
-                    <a:blip r:embed="rId7">
+                    <a:blip r:embed="rId8">
                       <a:extLst>
                         <a:ext uri="{28A0092B-C50C-407E-A947-70E740481C1C}">
                           <a14:useLocalDpi xmlns:a14="http://schemas.microsoft.com/office/drawing/2010/main" val="0"/>
@@ -453,6 +801,75 @@
           <w:sz w:val="28"/>
         </w:rPr>
       </w:pPr>
+      <w:r>
+        <w:rPr>
+          <w:rFonts w:ascii="Times New Roman" w:hAnsi="Times New Roman" w:cs="Times New Roman"/>
+          <w:sz w:val="28"/>
+        </w:rPr>
+        <w:t xml:space="preserve">A </w:t>
+      </w:r>
+      <w:proofErr w:type="gramStart"/>
+      <w:r>
+        <w:rPr>
+          <w:rFonts w:ascii="Times New Roman" w:hAnsi="Times New Roman" w:cs="Times New Roman"/>
+          <w:sz w:val="28"/>
+        </w:rPr>
+        <w:t xml:space="preserve">Telephelyen  </w:t>
+      </w:r>
+      <w:r>
+        <w:rPr>
+          <w:rFonts w:ascii="Times New Roman" w:hAnsi="Times New Roman" w:cs="Times New Roman"/>
+          <w:sz w:val="28"/>
+        </w:rPr>
+        <w:t>2</w:t>
+      </w:r>
+      <w:proofErr w:type="gramEnd"/>
+      <w:r>
+        <w:rPr>
+          <w:rFonts w:ascii="Times New Roman" w:hAnsi="Times New Roman" w:cs="Times New Roman"/>
+          <w:sz w:val="28"/>
+        </w:rPr>
+        <w:t xml:space="preserve"> </w:t>
+      </w:r>
+      <w:r>
+        <w:rPr>
+          <w:rFonts w:ascii="Times New Roman" w:hAnsi="Times New Roman" w:cs="Times New Roman"/>
+          <w:sz w:val="28"/>
+        </w:rPr>
+        <w:t xml:space="preserve">darab 2911-es Router irányítja a forgalmat, amely </w:t>
+      </w:r>
+      <w:proofErr w:type="gramStart"/>
+      <w:r>
+        <w:rPr>
+          <w:rFonts w:ascii="Times New Roman" w:hAnsi="Times New Roman" w:cs="Times New Roman"/>
+          <w:sz w:val="28"/>
+        </w:rPr>
+        <w:t>biztosítja ,hogy</w:t>
+      </w:r>
+      <w:proofErr w:type="gramEnd"/>
+      <w:r>
+        <w:rPr>
+          <w:rFonts w:ascii="Times New Roman" w:hAnsi="Times New Roman" w:cs="Times New Roman"/>
+          <w:sz w:val="28"/>
+        </w:rPr>
+        <w:t xml:space="preserve"> az adatok a leggyorsabban </w:t>
+      </w:r>
+      <w:proofErr w:type="gramStart"/>
+      <w:r>
+        <w:rPr>
+          <w:rFonts w:ascii="Times New Roman" w:hAnsi="Times New Roman" w:cs="Times New Roman"/>
+          <w:sz w:val="28"/>
+        </w:rPr>
+        <w:t>jussanak  el</w:t>
+      </w:r>
+      <w:proofErr w:type="gramEnd"/>
+      <w:r>
+        <w:rPr>
+          <w:rFonts w:ascii="Times New Roman" w:hAnsi="Times New Roman" w:cs="Times New Roman"/>
+          <w:sz w:val="28"/>
+        </w:rPr>
+        <w:t xml:space="preserve"> a forrástól a célig.</w:t>
+      </w:r>
     </w:p>
     <w:p>
       <w:pPr>
@@ -467,23 +884,1014 @@
           <w:rFonts w:ascii="Times New Roman" w:hAnsi="Times New Roman" w:cs="Times New Roman"/>
           <w:sz w:val="28"/>
         </w:rPr>
-        <w:t xml:space="preserve">A Telephelyen  </w:t>
-      </w:r>
-      <w:r>
-        <w:rPr>
-          <w:rFonts w:ascii="Times New Roman" w:hAnsi="Times New Roman" w:cs="Times New Roman"/>
-          <w:sz w:val="28"/>
-        </w:rPr>
-        <w:t xml:space="preserve">5 </w:t>
-      </w:r>
-      <w:r>
-        <w:rPr>
-          <w:rFonts w:ascii="Times New Roman" w:hAnsi="Times New Roman" w:cs="Times New Roman"/>
-          <w:sz w:val="28"/>
-        </w:rPr>
-        <w:t>darab 2911-es Router irányítja a forgalmat, amely biztosítja ,hogy az adatok a leggyorsabban jussanak  el a forrástól a célig.</w:t>
-      </w:r>
-    </w:p>
+        <w:t xml:space="preserve">A következő táblázat </w:t>
+      </w:r>
+      <w:proofErr w:type="gramStart"/>
+      <w:r>
+        <w:rPr>
+          <w:rFonts w:ascii="Times New Roman" w:hAnsi="Times New Roman" w:cs="Times New Roman"/>
+          <w:sz w:val="28"/>
+        </w:rPr>
+        <w:t>a</w:t>
+      </w:r>
+      <w:proofErr w:type="gramEnd"/>
+      <w:r>
+        <w:rPr>
+          <w:rFonts w:ascii="Times New Roman" w:hAnsi="Times New Roman" w:cs="Times New Roman"/>
+          <w:sz w:val="28"/>
+        </w:rPr>
+        <w:t xml:space="preserve"> </w:t>
+      </w:r>
+      <w:r>
+        <w:rPr>
+          <w:rFonts w:ascii="Times New Roman" w:hAnsi="Times New Roman" w:cs="Times New Roman"/>
+          <w:sz w:val="28"/>
+        </w:rPr>
+        <w:t xml:space="preserve">összefoglalja </w:t>
+      </w:r>
+      <w:r>
+        <w:rPr>
+          <w:rFonts w:ascii="Times New Roman" w:hAnsi="Times New Roman" w:cs="Times New Roman"/>
+          <w:sz w:val="28"/>
+        </w:rPr>
+        <w:t xml:space="preserve">szükséges eszközök </w:t>
+      </w:r>
+      <w:proofErr w:type="gramStart"/>
+      <w:r>
+        <w:rPr>
+          <w:rFonts w:ascii="Times New Roman" w:hAnsi="Times New Roman" w:cs="Times New Roman"/>
+          <w:sz w:val="28"/>
+        </w:rPr>
+        <w:t>típusát</w:t>
+      </w:r>
+      <w:r>
+        <w:rPr>
+          <w:rFonts w:ascii="Times New Roman" w:hAnsi="Times New Roman" w:cs="Times New Roman"/>
+          <w:sz w:val="28"/>
+        </w:rPr>
+        <w:t>,mennyiségét</w:t>
+      </w:r>
+      <w:proofErr w:type="gramEnd"/>
+      <w:r>
+        <w:rPr>
+          <w:rFonts w:ascii="Times New Roman" w:hAnsi="Times New Roman" w:cs="Times New Roman"/>
+          <w:sz w:val="28"/>
+        </w:rPr>
+        <w:t xml:space="preserve"> valamint az egységenkénti teljes becsült értéket.</w:t>
+      </w:r>
+    </w:p>
+    <w:tbl>
+      <w:tblPr>
+        <w:tblStyle w:val="Rcsostblzat"/>
+        <w:tblW w:w="0" w:type="auto"/>
+        <w:tblLook w:val="04A0" w:firstRow="1" w:lastRow="0" w:firstColumn="1" w:lastColumn="0" w:noHBand="0" w:noVBand="1"/>
+      </w:tblPr>
+      <w:tblGrid>
+        <w:gridCol w:w="2623"/>
+        <w:gridCol w:w="2299"/>
+        <w:gridCol w:w="1726"/>
+        <w:gridCol w:w="2414"/>
+      </w:tblGrid>
+      <w:tr>
+        <w:tc>
+          <w:tcPr>
+            <w:tcW w:w="2623" w:type="dxa"/>
+          </w:tcPr>
+          <w:p>
+            <w:pPr>
+              <w:spacing w:line="360" w:lineRule="auto"/>
+              <w:jc w:val="center"/>
+              <w:rPr>
+                <w:rFonts w:ascii="Times New Roman" w:hAnsi="Times New Roman" w:cs="Times New Roman"/>
+                <w:sz w:val="28"/>
+              </w:rPr>
+            </w:pPr>
+            <w:r>
+              <w:rPr>
+                <w:rFonts w:ascii="Times New Roman" w:hAnsi="Times New Roman" w:cs="Times New Roman"/>
+                <w:sz w:val="28"/>
+              </w:rPr>
+              <w:t>Eszköz</w:t>
+            </w:r>
+          </w:p>
+        </w:tc>
+        <w:tc>
+          <w:tcPr>
+            <w:tcW w:w="2299" w:type="dxa"/>
+          </w:tcPr>
+          <w:p>
+            <w:pPr>
+              <w:spacing w:line="360" w:lineRule="auto"/>
+              <w:jc w:val="center"/>
+              <w:rPr>
+                <w:rFonts w:ascii="Times New Roman" w:hAnsi="Times New Roman" w:cs="Times New Roman"/>
+                <w:sz w:val="28"/>
+              </w:rPr>
+            </w:pPr>
+            <w:r>
+              <w:rPr>
+                <w:rFonts w:ascii="Times New Roman" w:hAnsi="Times New Roman" w:cs="Times New Roman"/>
+                <w:sz w:val="28"/>
+              </w:rPr>
+              <w:t>Mennyiség</w:t>
+            </w:r>
+          </w:p>
+        </w:tc>
+        <w:tc>
+          <w:tcPr>
+            <w:tcW w:w="1726" w:type="dxa"/>
+          </w:tcPr>
+          <w:p>
+            <w:pPr>
+              <w:spacing w:line="360" w:lineRule="auto"/>
+              <w:jc w:val="center"/>
+              <w:rPr>
+                <w:rFonts w:ascii="Times New Roman" w:hAnsi="Times New Roman" w:cs="Times New Roman"/>
+                <w:sz w:val="28"/>
+              </w:rPr>
+            </w:pPr>
+            <w:r>
+              <w:rPr>
+                <w:rFonts w:ascii="Times New Roman" w:hAnsi="Times New Roman" w:cs="Times New Roman"/>
+                <w:sz w:val="28"/>
+              </w:rPr>
+              <w:t>Átlag egységár</w:t>
+            </w:r>
+          </w:p>
+        </w:tc>
+        <w:tc>
+          <w:tcPr>
+            <w:tcW w:w="2414" w:type="dxa"/>
+          </w:tcPr>
+          <w:p>
+            <w:pPr>
+              <w:spacing w:line="360" w:lineRule="auto"/>
+              <w:jc w:val="center"/>
+              <w:rPr>
+                <w:rFonts w:ascii="Times New Roman" w:hAnsi="Times New Roman" w:cs="Times New Roman"/>
+                <w:sz w:val="28"/>
+              </w:rPr>
+            </w:pPr>
+            <w:r>
+              <w:rPr>
+                <w:rFonts w:ascii="Times New Roman" w:hAnsi="Times New Roman" w:cs="Times New Roman"/>
+                <w:sz w:val="28"/>
+              </w:rPr>
+              <w:t>Összeg</w:t>
+            </w:r>
+          </w:p>
+        </w:tc>
+      </w:tr>
+      <w:tr>
+        <w:tc>
+          <w:tcPr>
+            <w:tcW w:w="2623" w:type="dxa"/>
+          </w:tcPr>
+          <w:p>
+            <w:pPr>
+              <w:spacing w:line="360" w:lineRule="auto"/>
+              <w:rPr>
+                <w:rFonts w:ascii="Times New Roman" w:hAnsi="Times New Roman" w:cs="Times New Roman"/>
+                <w:sz w:val="28"/>
+              </w:rPr>
+            </w:pPr>
+            <w:r>
+              <w:rPr>
+                <w:rFonts w:ascii="Times New Roman" w:hAnsi="Times New Roman" w:cs="Times New Roman"/>
+                <w:sz w:val="28"/>
+              </w:rPr>
+              <w:t>Router</w:t>
+            </w:r>
+          </w:p>
+        </w:tc>
+        <w:tc>
+          <w:tcPr>
+            <w:tcW w:w="2299" w:type="dxa"/>
+          </w:tcPr>
+          <w:p>
+            <w:pPr>
+              <w:spacing w:line="360" w:lineRule="auto"/>
+              <w:jc w:val="center"/>
+              <w:rPr>
+                <w:rFonts w:ascii="Times New Roman" w:hAnsi="Times New Roman" w:cs="Times New Roman"/>
+                <w:sz w:val="28"/>
+              </w:rPr>
+            </w:pPr>
+            <w:r>
+              <w:rPr>
+                <w:rFonts w:ascii="Times New Roman" w:hAnsi="Times New Roman" w:cs="Times New Roman"/>
+                <w:sz w:val="28"/>
+              </w:rPr>
+              <w:t>2db</w:t>
+            </w:r>
+          </w:p>
+        </w:tc>
+        <w:tc>
+          <w:tcPr>
+            <w:tcW w:w="1726" w:type="dxa"/>
+          </w:tcPr>
+          <w:p>
+            <w:pPr>
+              <w:spacing w:line="360" w:lineRule="auto"/>
+              <w:jc w:val="center"/>
+              <w:rPr>
+                <w:rFonts w:ascii="Times New Roman" w:hAnsi="Times New Roman" w:cs="Times New Roman"/>
+                <w:sz w:val="28"/>
+              </w:rPr>
+            </w:pPr>
+            <w:r>
+              <w:rPr>
+                <w:rFonts w:ascii="Times New Roman" w:hAnsi="Times New Roman" w:cs="Times New Roman"/>
+                <w:sz w:val="28"/>
+              </w:rPr>
+              <w:t>300 000Ft</w:t>
+            </w:r>
+          </w:p>
+        </w:tc>
+        <w:tc>
+          <w:tcPr>
+            <w:tcW w:w="2414" w:type="dxa"/>
+          </w:tcPr>
+          <w:p>
+            <w:pPr>
+              <w:spacing w:line="360" w:lineRule="auto"/>
+              <w:jc w:val="center"/>
+              <w:rPr>
+                <w:rFonts w:ascii="Times New Roman" w:hAnsi="Times New Roman" w:cs="Times New Roman"/>
+                <w:sz w:val="28"/>
+              </w:rPr>
+            </w:pPr>
+            <w:r>
+              <w:rPr>
+                <w:rFonts w:ascii="Times New Roman" w:hAnsi="Times New Roman" w:cs="Times New Roman"/>
+                <w:sz w:val="28"/>
+              </w:rPr>
+              <w:t>600 000 Ft</w:t>
+            </w:r>
+          </w:p>
+        </w:tc>
+      </w:tr>
+      <w:tr>
+        <w:tc>
+          <w:tcPr>
+            <w:tcW w:w="2623" w:type="dxa"/>
+          </w:tcPr>
+          <w:p>
+            <w:pPr>
+              <w:spacing w:line="360" w:lineRule="auto"/>
+              <w:rPr>
+                <w:rFonts w:ascii="Times New Roman" w:hAnsi="Times New Roman" w:cs="Times New Roman"/>
+                <w:sz w:val="28"/>
+              </w:rPr>
+            </w:pPr>
+            <w:r>
+              <w:rPr>
+                <w:rFonts w:ascii="Times New Roman" w:hAnsi="Times New Roman" w:cs="Times New Roman"/>
+                <w:sz w:val="28"/>
+              </w:rPr>
+              <w:t>Switch(48portos)</w:t>
+            </w:r>
+          </w:p>
+        </w:tc>
+        <w:tc>
+          <w:tcPr>
+            <w:tcW w:w="2299" w:type="dxa"/>
+          </w:tcPr>
+          <w:p>
+            <w:pPr>
+              <w:spacing w:line="360" w:lineRule="auto"/>
+              <w:jc w:val="center"/>
+              <w:rPr>
+                <w:rFonts w:ascii="Times New Roman" w:hAnsi="Times New Roman" w:cs="Times New Roman"/>
+                <w:sz w:val="28"/>
+              </w:rPr>
+            </w:pPr>
+            <w:r>
+              <w:rPr>
+                <w:rFonts w:ascii="Times New Roman" w:hAnsi="Times New Roman" w:cs="Times New Roman"/>
+                <w:sz w:val="28"/>
+              </w:rPr>
+              <w:t>3db</w:t>
+            </w:r>
+          </w:p>
+        </w:tc>
+        <w:tc>
+          <w:tcPr>
+            <w:tcW w:w="1726" w:type="dxa"/>
+          </w:tcPr>
+          <w:p>
+            <w:pPr>
+              <w:spacing w:line="360" w:lineRule="auto"/>
+              <w:jc w:val="center"/>
+              <w:rPr>
+                <w:rFonts w:ascii="Times New Roman" w:hAnsi="Times New Roman" w:cs="Times New Roman"/>
+                <w:sz w:val="28"/>
+              </w:rPr>
+            </w:pPr>
+            <w:r>
+              <w:rPr>
+                <w:rFonts w:ascii="Times New Roman" w:hAnsi="Times New Roman" w:cs="Times New Roman"/>
+                <w:sz w:val="28"/>
+              </w:rPr>
+              <w:t>260 000Ft</w:t>
+            </w:r>
+          </w:p>
+        </w:tc>
+        <w:tc>
+          <w:tcPr>
+            <w:tcW w:w="2414" w:type="dxa"/>
+          </w:tcPr>
+          <w:p>
+            <w:pPr>
+              <w:spacing w:line="360" w:lineRule="auto"/>
+              <w:jc w:val="center"/>
+              <w:rPr>
+                <w:rFonts w:ascii="Times New Roman" w:hAnsi="Times New Roman" w:cs="Times New Roman"/>
+                <w:sz w:val="28"/>
+              </w:rPr>
+            </w:pPr>
+            <w:r>
+              <w:rPr>
+                <w:rFonts w:ascii="Times New Roman" w:hAnsi="Times New Roman" w:cs="Times New Roman"/>
+                <w:sz w:val="28"/>
+              </w:rPr>
+              <w:t>1 200 000Ft</w:t>
+            </w:r>
+          </w:p>
+        </w:tc>
+      </w:tr>
+      <w:tr>
+        <w:tc>
+          <w:tcPr>
+            <w:tcW w:w="2623" w:type="dxa"/>
+          </w:tcPr>
+          <w:p>
+            <w:pPr>
+              <w:spacing w:line="360" w:lineRule="auto"/>
+              <w:rPr>
+                <w:rFonts w:ascii="Times New Roman" w:hAnsi="Times New Roman" w:cs="Times New Roman"/>
+                <w:sz w:val="28"/>
+              </w:rPr>
+            </w:pPr>
+            <w:r>
+              <w:rPr>
+                <w:rFonts w:ascii="Times New Roman" w:hAnsi="Times New Roman" w:cs="Times New Roman"/>
+                <w:sz w:val="28"/>
+              </w:rPr>
+              <w:t>Asztali PC</w:t>
+            </w:r>
+          </w:p>
+        </w:tc>
+        <w:tc>
+          <w:tcPr>
+            <w:tcW w:w="2299" w:type="dxa"/>
+          </w:tcPr>
+          <w:p>
+            <w:pPr>
+              <w:spacing w:line="360" w:lineRule="auto"/>
+              <w:ind w:firstLine="708"/>
+              <w:rPr>
+                <w:rFonts w:ascii="Times New Roman" w:hAnsi="Times New Roman" w:cs="Times New Roman"/>
+                <w:sz w:val="28"/>
+              </w:rPr>
+            </w:pPr>
+            <w:r>
+              <w:rPr>
+                <w:rFonts w:ascii="Times New Roman" w:hAnsi="Times New Roman" w:cs="Times New Roman"/>
+                <w:sz w:val="28"/>
+              </w:rPr>
+              <w:t xml:space="preserve">  66db</w:t>
+            </w:r>
+          </w:p>
+        </w:tc>
+        <w:tc>
+          <w:tcPr>
+            <w:tcW w:w="1726" w:type="dxa"/>
+          </w:tcPr>
+          <w:p>
+            <w:pPr>
+              <w:spacing w:line="360" w:lineRule="auto"/>
+              <w:jc w:val="center"/>
+              <w:rPr>
+                <w:rFonts w:ascii="Times New Roman" w:hAnsi="Times New Roman" w:cs="Times New Roman"/>
+                <w:sz w:val="28"/>
+              </w:rPr>
+            </w:pPr>
+            <w:r>
+              <w:rPr>
+                <w:rFonts w:ascii="Times New Roman" w:hAnsi="Times New Roman" w:cs="Times New Roman"/>
+                <w:sz w:val="28"/>
+              </w:rPr>
+              <w:t>225 000Ft</w:t>
+            </w:r>
+          </w:p>
+        </w:tc>
+        <w:tc>
+          <w:tcPr>
+            <w:tcW w:w="2414" w:type="dxa"/>
+          </w:tcPr>
+          <w:p>
+            <w:pPr>
+              <w:spacing w:line="360" w:lineRule="auto"/>
+              <w:jc w:val="center"/>
+              <w:rPr>
+                <w:rFonts w:ascii="Times New Roman" w:hAnsi="Times New Roman" w:cs="Times New Roman"/>
+                <w:sz w:val="28"/>
+              </w:rPr>
+            </w:pPr>
+            <w:r>
+              <w:rPr>
+                <w:rFonts w:ascii="Times New Roman" w:hAnsi="Times New Roman" w:cs="Times New Roman"/>
+                <w:sz w:val="28"/>
+              </w:rPr>
+              <w:t>14 850 000Ft</w:t>
+            </w:r>
+          </w:p>
+        </w:tc>
+      </w:tr>
+      <w:tr>
+        <w:tc>
+          <w:tcPr>
+            <w:tcW w:w="2623" w:type="dxa"/>
+          </w:tcPr>
+          <w:p>
+            <w:pPr>
+              <w:spacing w:line="360" w:lineRule="auto"/>
+              <w:rPr>
+                <w:rFonts w:ascii="Times New Roman" w:hAnsi="Times New Roman" w:cs="Times New Roman"/>
+                <w:sz w:val="28"/>
+              </w:rPr>
+            </w:pPr>
+            <w:r>
+              <w:rPr>
+                <w:rFonts w:ascii="Times New Roman" w:hAnsi="Times New Roman" w:cs="Times New Roman"/>
+                <w:sz w:val="28"/>
+              </w:rPr>
+              <w:t>Laptop</w:t>
+            </w:r>
+          </w:p>
+        </w:tc>
+        <w:tc>
+          <w:tcPr>
+            <w:tcW w:w="2299" w:type="dxa"/>
+          </w:tcPr>
+          <w:p>
+            <w:pPr>
+              <w:spacing w:line="360" w:lineRule="auto"/>
+              <w:jc w:val="center"/>
+              <w:rPr>
+                <w:rFonts w:ascii="Times New Roman" w:hAnsi="Times New Roman" w:cs="Times New Roman"/>
+                <w:sz w:val="28"/>
+              </w:rPr>
+            </w:pPr>
+            <w:r>
+              <w:rPr>
+                <w:rFonts w:ascii="Times New Roman" w:hAnsi="Times New Roman" w:cs="Times New Roman"/>
+                <w:sz w:val="28"/>
+              </w:rPr>
+              <w:t>44db</w:t>
+            </w:r>
+          </w:p>
+        </w:tc>
+        <w:tc>
+          <w:tcPr>
+            <w:tcW w:w="1726" w:type="dxa"/>
+          </w:tcPr>
+          <w:p>
+            <w:pPr>
+              <w:spacing w:line="360" w:lineRule="auto"/>
+              <w:jc w:val="center"/>
+              <w:rPr>
+                <w:rFonts w:ascii="Times New Roman" w:hAnsi="Times New Roman" w:cs="Times New Roman"/>
+                <w:sz w:val="28"/>
+              </w:rPr>
+            </w:pPr>
+            <w:r>
+              <w:rPr>
+                <w:rFonts w:ascii="Times New Roman" w:hAnsi="Times New Roman" w:cs="Times New Roman"/>
+                <w:sz w:val="28"/>
+              </w:rPr>
+              <w:t>350 000Ft</w:t>
+            </w:r>
+          </w:p>
+        </w:tc>
+        <w:tc>
+          <w:tcPr>
+            <w:tcW w:w="2414" w:type="dxa"/>
+          </w:tcPr>
+          <w:p>
+            <w:pPr>
+              <w:spacing w:line="360" w:lineRule="auto"/>
+              <w:jc w:val="center"/>
+              <w:rPr>
+                <w:rFonts w:ascii="Times New Roman" w:hAnsi="Times New Roman" w:cs="Times New Roman"/>
+                <w:sz w:val="28"/>
+              </w:rPr>
+            </w:pPr>
+            <w:r>
+              <w:rPr>
+                <w:rFonts w:ascii="Times New Roman" w:hAnsi="Times New Roman" w:cs="Times New Roman"/>
+                <w:sz w:val="28"/>
+              </w:rPr>
+              <w:t>15 400 000Ft</w:t>
+            </w:r>
+          </w:p>
+        </w:tc>
+      </w:tr>
+      <w:tr>
+        <w:tc>
+          <w:tcPr>
+            <w:tcW w:w="2623" w:type="dxa"/>
+          </w:tcPr>
+          <w:p>
+            <w:pPr>
+              <w:spacing w:line="360" w:lineRule="auto"/>
+              <w:rPr>
+                <w:rFonts w:ascii="Times New Roman" w:hAnsi="Times New Roman" w:cs="Times New Roman"/>
+                <w:sz w:val="28"/>
+              </w:rPr>
+            </w:pPr>
+            <w:r>
+              <w:rPr>
+                <w:rFonts w:ascii="Times New Roman" w:hAnsi="Times New Roman" w:cs="Times New Roman"/>
+                <w:sz w:val="28"/>
+              </w:rPr>
+              <w:t>Telefon</w:t>
+            </w:r>
+          </w:p>
+        </w:tc>
+        <w:tc>
+          <w:tcPr>
+            <w:tcW w:w="2299" w:type="dxa"/>
+          </w:tcPr>
+          <w:p>
+            <w:pPr>
+              <w:spacing w:line="360" w:lineRule="auto"/>
+              <w:jc w:val="center"/>
+              <w:rPr>
+                <w:rFonts w:ascii="Times New Roman" w:hAnsi="Times New Roman" w:cs="Times New Roman"/>
+                <w:sz w:val="28"/>
+              </w:rPr>
+            </w:pPr>
+            <w:r>
+              <w:rPr>
+                <w:rFonts w:ascii="Times New Roman" w:hAnsi="Times New Roman" w:cs="Times New Roman"/>
+                <w:sz w:val="28"/>
+              </w:rPr>
+              <w:t>21db</w:t>
+            </w:r>
+          </w:p>
+        </w:tc>
+        <w:tc>
+          <w:tcPr>
+            <w:tcW w:w="1726" w:type="dxa"/>
+          </w:tcPr>
+          <w:p>
+            <w:pPr>
+              <w:spacing w:line="360" w:lineRule="auto"/>
+              <w:jc w:val="center"/>
+              <w:rPr>
+                <w:rFonts w:ascii="Times New Roman" w:hAnsi="Times New Roman" w:cs="Times New Roman"/>
+                <w:sz w:val="28"/>
+              </w:rPr>
+            </w:pPr>
+            <w:r>
+              <w:rPr>
+                <w:rFonts w:ascii="Times New Roman" w:hAnsi="Times New Roman" w:cs="Times New Roman"/>
+                <w:sz w:val="28"/>
+              </w:rPr>
+              <w:t>32 500Ft</w:t>
+            </w:r>
+          </w:p>
+        </w:tc>
+        <w:tc>
+          <w:tcPr>
+            <w:tcW w:w="2414" w:type="dxa"/>
+          </w:tcPr>
+          <w:p>
+            <w:pPr>
+              <w:spacing w:line="360" w:lineRule="auto"/>
+              <w:jc w:val="center"/>
+              <w:rPr>
+                <w:rFonts w:ascii="Times New Roman" w:hAnsi="Times New Roman" w:cs="Times New Roman"/>
+                <w:sz w:val="28"/>
+              </w:rPr>
+            </w:pPr>
+            <w:r>
+              <w:rPr>
+                <w:rFonts w:ascii="Times New Roman" w:hAnsi="Times New Roman" w:cs="Times New Roman"/>
+                <w:sz w:val="28"/>
+              </w:rPr>
+              <w:t>682 500Ft</w:t>
+            </w:r>
+          </w:p>
+        </w:tc>
+      </w:tr>
+      <w:tr>
+        <w:tc>
+          <w:tcPr>
+            <w:tcW w:w="2623" w:type="dxa"/>
+          </w:tcPr>
+          <w:p>
+            <w:pPr>
+              <w:spacing w:line="360" w:lineRule="auto"/>
+              <w:rPr>
+                <w:rFonts w:ascii="Times New Roman" w:hAnsi="Times New Roman" w:cs="Times New Roman"/>
+                <w:sz w:val="28"/>
+              </w:rPr>
+            </w:pPr>
+            <w:r>
+              <w:rPr>
+                <w:rFonts w:ascii="Times New Roman" w:hAnsi="Times New Roman" w:cs="Times New Roman"/>
+                <w:sz w:val="28"/>
+              </w:rPr>
+              <w:t>Tablet</w:t>
+            </w:r>
+          </w:p>
+        </w:tc>
+        <w:tc>
+          <w:tcPr>
+            <w:tcW w:w="2299" w:type="dxa"/>
+          </w:tcPr>
+          <w:p>
+            <w:pPr>
+              <w:spacing w:line="360" w:lineRule="auto"/>
+              <w:jc w:val="center"/>
+              <w:rPr>
+                <w:rFonts w:ascii="Times New Roman" w:hAnsi="Times New Roman" w:cs="Times New Roman"/>
+                <w:sz w:val="28"/>
+              </w:rPr>
+            </w:pPr>
+            <w:r>
+              <w:rPr>
+                <w:rFonts w:ascii="Times New Roman" w:hAnsi="Times New Roman" w:cs="Times New Roman"/>
+                <w:sz w:val="28"/>
+              </w:rPr>
+              <w:t>17db</w:t>
+            </w:r>
+          </w:p>
+        </w:tc>
+        <w:tc>
+          <w:tcPr>
+            <w:tcW w:w="1726" w:type="dxa"/>
+          </w:tcPr>
+          <w:p>
+            <w:pPr>
+              <w:spacing w:line="360" w:lineRule="auto"/>
+              <w:jc w:val="center"/>
+              <w:rPr>
+                <w:rFonts w:ascii="Times New Roman" w:hAnsi="Times New Roman" w:cs="Times New Roman"/>
+                <w:sz w:val="28"/>
+              </w:rPr>
+            </w:pPr>
+            <w:r>
+              <w:rPr>
+                <w:rFonts w:ascii="Times New Roman" w:hAnsi="Times New Roman" w:cs="Times New Roman"/>
+                <w:sz w:val="28"/>
+              </w:rPr>
+              <w:t>120 000Ft</w:t>
+            </w:r>
+          </w:p>
+        </w:tc>
+        <w:tc>
+          <w:tcPr>
+            <w:tcW w:w="2414" w:type="dxa"/>
+          </w:tcPr>
+          <w:p>
+            <w:pPr>
+              <w:spacing w:line="360" w:lineRule="auto"/>
+              <w:jc w:val="center"/>
+              <w:rPr>
+                <w:rFonts w:ascii="Times New Roman" w:hAnsi="Times New Roman" w:cs="Times New Roman"/>
+                <w:sz w:val="28"/>
+              </w:rPr>
+            </w:pPr>
+            <w:r>
+              <w:rPr>
+                <w:rFonts w:ascii="Times New Roman" w:hAnsi="Times New Roman" w:cs="Times New Roman"/>
+                <w:sz w:val="28"/>
+              </w:rPr>
+              <w:t>2 040 000Ft</w:t>
+            </w:r>
+          </w:p>
+        </w:tc>
+      </w:tr>
+      <w:tr>
+        <w:tc>
+          <w:tcPr>
+            <w:tcW w:w="2623" w:type="dxa"/>
+          </w:tcPr>
+          <w:p>
+            <w:pPr>
+              <w:spacing w:line="360" w:lineRule="auto"/>
+              <w:rPr>
+                <w:rFonts w:ascii="Times New Roman" w:hAnsi="Times New Roman" w:cs="Times New Roman"/>
+                <w:sz w:val="28"/>
+              </w:rPr>
+            </w:pPr>
+            <w:r>
+              <w:rPr>
+                <w:rFonts w:ascii="Times New Roman" w:hAnsi="Times New Roman" w:cs="Times New Roman"/>
+                <w:sz w:val="28"/>
+              </w:rPr>
+              <w:lastRenderedPageBreak/>
+              <w:t>Szerver</w:t>
+            </w:r>
+          </w:p>
+        </w:tc>
+        <w:tc>
+          <w:tcPr>
+            <w:tcW w:w="2299" w:type="dxa"/>
+          </w:tcPr>
+          <w:p>
+            <w:pPr>
+              <w:spacing w:line="360" w:lineRule="auto"/>
+              <w:jc w:val="center"/>
+              <w:rPr>
+                <w:rFonts w:ascii="Times New Roman" w:hAnsi="Times New Roman" w:cs="Times New Roman"/>
+                <w:sz w:val="28"/>
+              </w:rPr>
+            </w:pPr>
+            <w:r>
+              <w:rPr>
+                <w:rFonts w:ascii="Times New Roman" w:hAnsi="Times New Roman" w:cs="Times New Roman"/>
+                <w:sz w:val="28"/>
+              </w:rPr>
+              <w:t>2db</w:t>
+            </w:r>
+          </w:p>
+        </w:tc>
+        <w:tc>
+          <w:tcPr>
+            <w:tcW w:w="1726" w:type="dxa"/>
+          </w:tcPr>
+          <w:p>
+            <w:pPr>
+              <w:spacing w:line="360" w:lineRule="auto"/>
+              <w:jc w:val="center"/>
+              <w:rPr>
+                <w:rFonts w:ascii="Times New Roman" w:hAnsi="Times New Roman" w:cs="Times New Roman"/>
+                <w:sz w:val="28"/>
+              </w:rPr>
+            </w:pPr>
+            <w:r>
+              <w:rPr>
+                <w:rFonts w:ascii="Times New Roman" w:hAnsi="Times New Roman" w:cs="Times New Roman"/>
+                <w:sz w:val="28"/>
+              </w:rPr>
+              <w:t>120 000Ft</w:t>
+            </w:r>
+          </w:p>
+        </w:tc>
+        <w:tc>
+          <w:tcPr>
+            <w:tcW w:w="2414" w:type="dxa"/>
+          </w:tcPr>
+          <w:p>
+            <w:pPr>
+              <w:spacing w:line="360" w:lineRule="auto"/>
+              <w:jc w:val="center"/>
+              <w:rPr>
+                <w:rFonts w:ascii="Times New Roman" w:hAnsi="Times New Roman" w:cs="Times New Roman"/>
+                <w:sz w:val="28"/>
+              </w:rPr>
+            </w:pPr>
+            <w:r>
+              <w:rPr>
+                <w:rFonts w:ascii="Times New Roman" w:hAnsi="Times New Roman" w:cs="Times New Roman"/>
+                <w:sz w:val="28"/>
+              </w:rPr>
+              <w:t>2 600 000Ft</w:t>
+            </w:r>
+          </w:p>
+        </w:tc>
+      </w:tr>
+      <w:tr>
+        <w:tc>
+          <w:tcPr>
+            <w:tcW w:w="2623" w:type="dxa"/>
+          </w:tcPr>
+          <w:p>
+            <w:pPr>
+              <w:spacing w:line="360" w:lineRule="auto"/>
+              <w:rPr>
+                <w:rFonts w:ascii="Times New Roman" w:hAnsi="Times New Roman" w:cs="Times New Roman"/>
+                <w:sz w:val="28"/>
+              </w:rPr>
+            </w:pPr>
+            <w:r>
+              <w:rPr>
+                <w:rFonts w:ascii="Times New Roman" w:hAnsi="Times New Roman" w:cs="Times New Roman"/>
+                <w:sz w:val="28"/>
+              </w:rPr>
+              <w:t>Wifi Access Point</w:t>
+            </w:r>
+          </w:p>
+        </w:tc>
+        <w:tc>
+          <w:tcPr>
+            <w:tcW w:w="2299" w:type="dxa"/>
+          </w:tcPr>
+          <w:p>
+            <w:pPr>
+              <w:spacing w:line="360" w:lineRule="auto"/>
+              <w:jc w:val="center"/>
+              <w:rPr>
+                <w:rFonts w:ascii="Times New Roman" w:hAnsi="Times New Roman" w:cs="Times New Roman"/>
+                <w:sz w:val="28"/>
+              </w:rPr>
+            </w:pPr>
+            <w:r>
+              <w:rPr>
+                <w:rFonts w:ascii="Times New Roman" w:hAnsi="Times New Roman" w:cs="Times New Roman"/>
+                <w:sz w:val="28"/>
+              </w:rPr>
+              <w:t>5db</w:t>
+            </w:r>
+          </w:p>
+        </w:tc>
+        <w:tc>
+          <w:tcPr>
+            <w:tcW w:w="1726" w:type="dxa"/>
+          </w:tcPr>
+          <w:p>
+            <w:pPr>
+              <w:spacing w:line="360" w:lineRule="auto"/>
+              <w:jc w:val="center"/>
+              <w:rPr>
+                <w:rFonts w:ascii="Times New Roman" w:hAnsi="Times New Roman" w:cs="Times New Roman"/>
+                <w:sz w:val="28"/>
+              </w:rPr>
+            </w:pPr>
+            <w:r>
+              <w:rPr>
+                <w:rFonts w:ascii="Times New Roman" w:hAnsi="Times New Roman" w:cs="Times New Roman"/>
+                <w:sz w:val="28"/>
+              </w:rPr>
+              <w:t>95 000Ft</w:t>
+            </w:r>
+          </w:p>
+        </w:tc>
+        <w:tc>
+          <w:tcPr>
+            <w:tcW w:w="2414" w:type="dxa"/>
+          </w:tcPr>
+          <w:p>
+            <w:pPr>
+              <w:spacing w:line="360" w:lineRule="auto"/>
+              <w:jc w:val="center"/>
+              <w:rPr>
+                <w:rFonts w:ascii="Times New Roman" w:hAnsi="Times New Roman" w:cs="Times New Roman"/>
+                <w:sz w:val="28"/>
+              </w:rPr>
+            </w:pPr>
+            <w:r>
+              <w:rPr>
+                <w:rFonts w:ascii="Times New Roman" w:hAnsi="Times New Roman" w:cs="Times New Roman"/>
+                <w:sz w:val="28"/>
+              </w:rPr>
+              <w:t>475 000Ft</w:t>
+            </w:r>
+          </w:p>
+        </w:tc>
+      </w:tr>
+      <w:tr>
+        <w:tc>
+          <w:tcPr>
+            <w:tcW w:w="2623" w:type="dxa"/>
+          </w:tcPr>
+          <w:p>
+            <w:pPr>
+              <w:spacing w:line="360" w:lineRule="auto"/>
+              <w:rPr>
+                <w:rFonts w:ascii="Times New Roman" w:hAnsi="Times New Roman" w:cs="Times New Roman"/>
+                <w:sz w:val="28"/>
+              </w:rPr>
+            </w:pPr>
+            <w:r>
+              <w:rPr>
+                <w:rFonts w:ascii="Times New Roman" w:hAnsi="Times New Roman" w:cs="Times New Roman"/>
+                <w:sz w:val="28"/>
+              </w:rPr>
+              <w:t>Nyomtató</w:t>
+            </w:r>
+          </w:p>
+        </w:tc>
+        <w:tc>
+          <w:tcPr>
+            <w:tcW w:w="2299" w:type="dxa"/>
+          </w:tcPr>
+          <w:p>
+            <w:pPr>
+              <w:spacing w:line="360" w:lineRule="auto"/>
+              <w:jc w:val="center"/>
+              <w:rPr>
+                <w:rFonts w:ascii="Times New Roman" w:hAnsi="Times New Roman" w:cs="Times New Roman"/>
+                <w:sz w:val="28"/>
+              </w:rPr>
+            </w:pPr>
+            <w:r>
+              <w:rPr>
+                <w:rFonts w:ascii="Times New Roman" w:hAnsi="Times New Roman" w:cs="Times New Roman"/>
+                <w:sz w:val="28"/>
+              </w:rPr>
+              <w:t>5db</w:t>
+            </w:r>
+          </w:p>
+        </w:tc>
+        <w:tc>
+          <w:tcPr>
+            <w:tcW w:w="1726" w:type="dxa"/>
+          </w:tcPr>
+          <w:p>
+            <w:pPr>
+              <w:spacing w:line="360" w:lineRule="auto"/>
+              <w:jc w:val="center"/>
+              <w:rPr>
+                <w:rFonts w:ascii="Times New Roman" w:hAnsi="Times New Roman" w:cs="Times New Roman"/>
+                <w:sz w:val="28"/>
+              </w:rPr>
+            </w:pPr>
+            <w:r>
+              <w:rPr>
+                <w:rFonts w:ascii="Times New Roman" w:hAnsi="Times New Roman" w:cs="Times New Roman"/>
+                <w:sz w:val="28"/>
+              </w:rPr>
+              <w:t>165 000Ft</w:t>
+            </w:r>
+          </w:p>
+        </w:tc>
+        <w:tc>
+          <w:tcPr>
+            <w:tcW w:w="2414" w:type="dxa"/>
+          </w:tcPr>
+          <w:p>
+            <w:pPr>
+              <w:spacing w:line="360" w:lineRule="auto"/>
+              <w:jc w:val="center"/>
+              <w:rPr>
+                <w:rFonts w:ascii="Times New Roman" w:hAnsi="Times New Roman" w:cs="Times New Roman"/>
+                <w:sz w:val="28"/>
+              </w:rPr>
+            </w:pPr>
+            <w:r>
+              <w:rPr>
+                <w:rFonts w:ascii="Times New Roman" w:hAnsi="Times New Roman" w:cs="Times New Roman"/>
+                <w:sz w:val="28"/>
+              </w:rPr>
+              <w:t>825 000Ft</w:t>
+            </w:r>
+          </w:p>
+        </w:tc>
+      </w:tr>
+      <w:tr>
+        <w:tc>
+          <w:tcPr>
+            <w:tcW w:w="6648" w:type="dxa"/>
+            <w:gridSpan w:val="3"/>
+          </w:tcPr>
+          <w:p>
+            <w:pPr>
+              <w:spacing w:line="360" w:lineRule="auto"/>
+              <w:jc w:val="right"/>
+              <w:rPr>
+                <w:rFonts w:ascii="Times New Roman" w:hAnsi="Times New Roman" w:cs="Times New Roman"/>
+                <w:sz w:val="28"/>
+              </w:rPr>
+            </w:pPr>
+            <w:r>
+              <w:rPr>
+                <w:rFonts w:ascii="Times New Roman" w:hAnsi="Times New Roman" w:cs="Times New Roman"/>
+                <w:sz w:val="28"/>
+              </w:rPr>
+              <w:t>Végösszeg(becsült):</w:t>
+            </w:r>
+          </w:p>
+        </w:tc>
+        <w:tc>
+          <w:tcPr>
+            <w:tcW w:w="2414" w:type="dxa"/>
+          </w:tcPr>
+          <w:p>
+            <w:pPr>
+              <w:spacing w:line="360" w:lineRule="auto"/>
+              <w:jc w:val="center"/>
+              <w:rPr>
+                <w:rFonts w:ascii="Times New Roman" w:hAnsi="Times New Roman" w:cs="Times New Roman"/>
+                <w:sz w:val="28"/>
+              </w:rPr>
+            </w:pPr>
+            <w:r>
+              <w:rPr>
+                <w:rFonts w:ascii="Times New Roman" w:hAnsi="Times New Roman" w:cs="Times New Roman"/>
+                <w:sz w:val="28"/>
+              </w:rPr>
+              <w:t>38 672 500Ft</w:t>
+            </w:r>
+          </w:p>
+        </w:tc>
+      </w:tr>
+    </w:tbl>
     <w:p>
       <w:pPr>
         <w:spacing w:line="360" w:lineRule="auto"/>
@@ -492,13 +1900,6 @@
           <w:sz w:val="28"/>
         </w:rPr>
       </w:pPr>
-      <w:r>
-        <w:rPr>
-          <w:rFonts w:ascii="Times New Roman" w:hAnsi="Times New Roman" w:cs="Times New Roman"/>
-          <w:sz w:val="28"/>
-        </w:rPr>
-        <w:t>A telephely eszközei darabszámban:</w:t>
-      </w:r>
     </w:p>
     <w:p>
       <w:pPr>
@@ -513,7 +1914,28 @@
           <w:rFonts w:ascii="Times New Roman" w:hAnsi="Times New Roman" w:cs="Times New Roman"/>
           <w:sz w:val="28"/>
         </w:rPr>
-        <w:t>82 Asztali PC</w:t>
+        <w:t>Az irodában 10 darab Vlan található, aminek k</w:t>
+      </w:r>
+      <w:r>
+        <w:rPr>
+          <w:rFonts w:ascii="Times New Roman" w:hAnsi="Times New Roman" w:cs="Times New Roman"/>
+          <w:sz w:val="28"/>
+        </w:rPr>
+        <w:t>öszönhetően</w:t>
+      </w:r>
+      <w:r>
+        <w:rPr>
+          <w:rFonts w:ascii="Times New Roman" w:hAnsi="Times New Roman" w:cs="Times New Roman"/>
+          <w:sz w:val="28"/>
+        </w:rPr>
+        <w:t xml:space="preserve"> megfelelően el tudjuk különíteni a különböző részlegen dolgozó embereket</w:t>
+      </w:r>
+      <w:r>
+        <w:rPr>
+          <w:rFonts w:ascii="Times New Roman" w:hAnsi="Times New Roman" w:cs="Times New Roman"/>
+          <w:sz w:val="28"/>
+        </w:rPr>
+        <w:t xml:space="preserve"> </w:t>
       </w:r>
     </w:p>
     <w:p>
@@ -521,15 +1943,19 @@
         <w:spacing w:line="360" w:lineRule="auto"/>
         <w:rPr>
           <w:rFonts w:ascii="Times New Roman" w:hAnsi="Times New Roman" w:cs="Times New Roman"/>
-          <w:sz w:val="28"/>
-        </w:rPr>
-      </w:pPr>
-      <w:r>
-        <w:rPr>
-          <w:rFonts w:ascii="Times New Roman" w:hAnsi="Times New Roman" w:cs="Times New Roman"/>
-          <w:sz w:val="28"/>
-        </w:rPr>
-        <w:t>50 db laptop</w:t>
+          <w:b/>
+          <w:bCs/>
+          <w:sz w:val="28"/>
+        </w:rPr>
+      </w:pPr>
+      <w:r>
+        <w:rPr>
+          <w:rFonts w:ascii="Times New Roman" w:hAnsi="Times New Roman" w:cs="Times New Roman"/>
+          <w:b/>
+          <w:bCs/>
+          <w:sz w:val="28"/>
+        </w:rPr>
+        <w:t>VLANOK:</w:t>
       </w:r>
     </w:p>
     <w:p>
@@ -540,112 +1966,107 @@
           <w:sz w:val="28"/>
         </w:rPr>
       </w:pPr>
-      <w:r>
-        <w:rPr>
-          <w:rFonts w:ascii="Times New Roman" w:hAnsi="Times New Roman" w:cs="Times New Roman"/>
-          <w:sz w:val="28"/>
-        </w:rPr>
-        <w:t>25db IP telefon</w:t>
-      </w:r>
-    </w:p>
-    <w:p>
-      <w:pPr>
-        <w:spacing w:line="360" w:lineRule="auto"/>
-        <w:rPr>
-          <w:rFonts w:ascii="Times New Roman" w:hAnsi="Times New Roman" w:cs="Times New Roman"/>
-          <w:sz w:val="28"/>
-        </w:rPr>
-      </w:pPr>
-      <w:r>
-        <w:rPr>
-          <w:rFonts w:ascii="Times New Roman" w:hAnsi="Times New Roman" w:cs="Times New Roman"/>
-          <w:sz w:val="28"/>
-        </w:rPr>
-        <w:t>2 db Szerver</w:t>
-      </w:r>
-    </w:p>
-    <w:p>
-      <w:pPr>
-        <w:spacing w:line="360" w:lineRule="auto"/>
-        <w:rPr>
-          <w:rFonts w:ascii="Times New Roman" w:hAnsi="Times New Roman" w:cs="Times New Roman"/>
-          <w:sz w:val="28"/>
-        </w:rPr>
-      </w:pPr>
-      <w:r>
-        <w:rPr>
-          <w:rFonts w:ascii="Times New Roman" w:hAnsi="Times New Roman" w:cs="Times New Roman"/>
-          <w:sz w:val="28"/>
-        </w:rPr>
-        <w:t xml:space="preserve">5 </w:t>
-      </w:r>
-      <w:r>
-        <w:rPr>
-          <w:rFonts w:ascii="Times New Roman" w:hAnsi="Times New Roman" w:cs="Times New Roman"/>
-          <w:sz w:val="28"/>
-        </w:rPr>
-        <w:t>db Wifi Acce</w:t>
-      </w:r>
-      <w:r>
-        <w:rPr>
-          <w:rFonts w:ascii="Times New Roman" w:hAnsi="Times New Roman" w:cs="Times New Roman"/>
-          <w:sz w:val="28"/>
-        </w:rPr>
-        <w:t>s</w:t>
-      </w:r>
-      <w:r>
-        <w:rPr>
-          <w:rFonts w:ascii="Times New Roman" w:hAnsi="Times New Roman" w:cs="Times New Roman"/>
-          <w:sz w:val="28"/>
-        </w:rPr>
-        <w:t xml:space="preserve">s point </w:t>
-      </w:r>
-    </w:p>
-    <w:p>
-      <w:pPr>
-        <w:spacing w:line="360" w:lineRule="auto"/>
-        <w:rPr>
-          <w:rFonts w:ascii="Times New Roman" w:hAnsi="Times New Roman" w:cs="Times New Roman"/>
-          <w:sz w:val="28"/>
-        </w:rPr>
-      </w:pPr>
-      <w:r>
-        <w:rPr>
-          <w:rFonts w:ascii="Times New Roman" w:hAnsi="Times New Roman" w:cs="Times New Roman"/>
-          <w:sz w:val="28"/>
-        </w:rPr>
-        <w:t>5db Nyomtató</w:t>
-      </w:r>
-    </w:p>
-    <w:p>
-      <w:pPr>
-        <w:spacing w:line="360" w:lineRule="auto"/>
-        <w:rPr>
-          <w:rFonts w:ascii="Times New Roman" w:hAnsi="Times New Roman" w:cs="Times New Roman"/>
-          <w:sz w:val="28"/>
-        </w:rPr>
-      </w:pPr>
-      <w:r>
-        <w:rPr>
-          <w:rFonts w:ascii="Times New Roman" w:hAnsi="Times New Roman" w:cs="Times New Roman"/>
-          <w:sz w:val="28"/>
-        </w:rPr>
-        <w:lastRenderedPageBreak/>
-        <w:t>Az irodában 10 darab Vlan található, aminek k</w:t>
-      </w:r>
-      <w:r>
-        <w:rPr>
-          <w:rFonts w:ascii="Times New Roman" w:hAnsi="Times New Roman" w:cs="Times New Roman"/>
-          <w:sz w:val="28"/>
-        </w:rPr>
-        <w:t>öszönhetően</w:t>
-      </w:r>
-      <w:r>
-        <w:rPr>
-          <w:rFonts w:ascii="Times New Roman" w:hAnsi="Times New Roman" w:cs="Times New Roman"/>
-          <w:sz w:val="28"/>
-        </w:rPr>
-        <w:t xml:space="preserve"> megfelelően el tudjuk különíteni a különböző részlegen dolgozó embereket</w:t>
+      <w:proofErr w:type="gramStart"/>
+      <w:r>
+        <w:rPr>
+          <w:rFonts w:ascii="Times New Roman" w:hAnsi="Times New Roman" w:cs="Times New Roman"/>
+          <w:sz w:val="28"/>
+        </w:rPr>
+        <w:t>IT,Staff</w:t>
+      </w:r>
+      <w:proofErr w:type="gramEnd"/>
+      <w:r>
+        <w:rPr>
+          <w:rFonts w:ascii="Times New Roman" w:hAnsi="Times New Roman" w:cs="Times New Roman"/>
+          <w:sz w:val="28"/>
+        </w:rPr>
+        <w:t>,</w:t>
+      </w:r>
+      <w:proofErr w:type="gramStart"/>
+      <w:r>
+        <w:rPr>
+          <w:rFonts w:ascii="Times New Roman" w:hAnsi="Times New Roman" w:cs="Times New Roman"/>
+          <w:sz w:val="28"/>
+        </w:rPr>
+        <w:t>MANAGEMENT,ADMIN</w:t>
+      </w:r>
+      <w:proofErr w:type="gramEnd"/>
+      <w:r>
+        <w:rPr>
+          <w:rFonts w:ascii="Times New Roman" w:hAnsi="Times New Roman" w:cs="Times New Roman"/>
+          <w:sz w:val="28"/>
+        </w:rPr>
+        <w:t>,</w:t>
+      </w:r>
+      <w:proofErr w:type="gramStart"/>
+      <w:r>
+        <w:rPr>
+          <w:rFonts w:ascii="Times New Roman" w:hAnsi="Times New Roman" w:cs="Times New Roman"/>
+          <w:sz w:val="28"/>
+        </w:rPr>
+        <w:t>Kreatív,Grafikai</w:t>
+      </w:r>
+      <w:proofErr w:type="gramEnd"/>
+      <w:r>
+        <w:rPr>
+          <w:rFonts w:ascii="Times New Roman" w:hAnsi="Times New Roman" w:cs="Times New Roman"/>
+          <w:sz w:val="28"/>
+        </w:rPr>
+        <w:t>,</w:t>
+      </w:r>
+      <w:proofErr w:type="gramStart"/>
+      <w:r>
+        <w:rPr>
+          <w:rFonts w:ascii="Times New Roman" w:hAnsi="Times New Roman" w:cs="Times New Roman"/>
+          <w:sz w:val="28"/>
+        </w:rPr>
+        <w:t>Guest,Server</w:t>
+      </w:r>
+      <w:proofErr w:type="gramEnd"/>
+      <w:r>
+        <w:rPr>
+          <w:rFonts w:ascii="Times New Roman" w:hAnsi="Times New Roman" w:cs="Times New Roman"/>
+          <w:sz w:val="28"/>
+        </w:rPr>
+        <w:t>,</w:t>
+      </w:r>
+      <w:proofErr w:type="gramStart"/>
+      <w:r>
+        <w:rPr>
+          <w:rFonts w:ascii="Times New Roman" w:hAnsi="Times New Roman" w:cs="Times New Roman"/>
+          <w:sz w:val="28"/>
+        </w:rPr>
+        <w:t>Sales,Native</w:t>
+      </w:r>
+      <w:proofErr w:type="gramEnd"/>
+      <w:r>
+        <w:rPr>
+          <w:rFonts w:ascii="Times New Roman" w:hAnsi="Times New Roman" w:cs="Times New Roman"/>
+          <w:sz w:val="28"/>
+        </w:rPr>
+        <w:t xml:space="preserve">. A native vlan címke nélküli forgalmat </w:t>
+      </w:r>
+      <w:proofErr w:type="gramStart"/>
+      <w:r>
+        <w:rPr>
+          <w:rFonts w:ascii="Times New Roman" w:hAnsi="Times New Roman" w:cs="Times New Roman"/>
+          <w:sz w:val="28"/>
+        </w:rPr>
+        <w:t>irány</w:t>
+      </w:r>
+      <w:r>
+        <w:rPr>
+          <w:rFonts w:ascii="Times New Roman" w:hAnsi="Times New Roman" w:cs="Times New Roman"/>
+          <w:sz w:val="28"/>
+        </w:rPr>
+        <w:t>í</w:t>
+      </w:r>
+      <w:r>
+        <w:rPr>
+          <w:rFonts w:ascii="Times New Roman" w:hAnsi="Times New Roman" w:cs="Times New Roman"/>
+          <w:sz w:val="28"/>
+        </w:rPr>
+        <w:t>tja</w:t>
       </w:r>
       <w:r>
         <w:rPr>
@@ -654,52 +2075,44 @@
         </w:rPr>
         <w:t xml:space="preserve"> </w:t>
       </w:r>
-    </w:p>
-    <w:p>
-      <w:pPr>
-        <w:spacing w:line="360" w:lineRule="auto"/>
-        <w:rPr>
-          <w:rFonts w:ascii="Times New Roman" w:hAnsi="Times New Roman" w:cs="Times New Roman"/>
-          <w:sz w:val="28"/>
-        </w:rPr>
-      </w:pPr>
-      <w:r>
-        <w:rPr>
-          <w:rFonts w:ascii="Times New Roman" w:hAnsi="Times New Roman" w:cs="Times New Roman"/>
-          <w:sz w:val="28"/>
-        </w:rPr>
-        <w:t>.VLANOK:</w:t>
-      </w:r>
-    </w:p>
-    <w:p>
-      <w:pPr>
-        <w:spacing w:line="360" w:lineRule="auto"/>
-        <w:rPr>
-          <w:rFonts w:ascii="Times New Roman" w:hAnsi="Times New Roman" w:cs="Times New Roman"/>
-          <w:sz w:val="28"/>
-        </w:rPr>
-      </w:pPr>
-      <w:r>
-        <w:rPr>
-          <w:rFonts w:ascii="Times New Roman" w:hAnsi="Times New Roman" w:cs="Times New Roman"/>
-          <w:sz w:val="28"/>
-        </w:rPr>
-        <w:t>IT,Staff,MANAGEMENT,ADMIN,Kreatív,Grafikai,Guest,Server,Sales,Native. A native vlan címke nélküli forgalmat irány</w:t>
-      </w:r>
-      <w:r>
-        <w:rPr>
-          <w:rFonts w:ascii="Times New Roman" w:hAnsi="Times New Roman" w:cs="Times New Roman"/>
-          <w:sz w:val="28"/>
-        </w:rPr>
-        <w:t>í</w:t>
-      </w:r>
-      <w:r>
-        <w:rPr>
-          <w:rFonts w:ascii="Times New Roman" w:hAnsi="Times New Roman" w:cs="Times New Roman"/>
-          <w:sz w:val="28"/>
-        </w:rPr>
-        <w:t>tja</w:t>
-      </w:r>
+      <w:r>
+        <w:rPr>
+          <w:rFonts w:ascii="Times New Roman" w:hAnsi="Times New Roman" w:cs="Times New Roman"/>
+          <w:sz w:val="28"/>
+        </w:rPr>
+        <w:t>.</w:t>
+      </w:r>
+      <w:r>
+        <w:rPr>
+          <w:rFonts w:ascii="Times New Roman" w:hAnsi="Times New Roman" w:cs="Times New Roman"/>
+          <w:sz w:val="28"/>
+        </w:rPr>
+        <w:t>Switch</w:t>
+      </w:r>
+      <w:proofErr w:type="gramEnd"/>
+      <w:r>
+        <w:rPr>
+          <w:rFonts w:ascii="Times New Roman" w:hAnsi="Times New Roman" w:cs="Times New Roman"/>
+          <w:sz w:val="28"/>
+        </w:rPr>
+        <w:t xml:space="preserve"> neve VTP-t hoztam létre, aminek adatai VTP-domain név xxx version </w:t>
+      </w:r>
+      <w:proofErr w:type="gramStart"/>
+      <w:r>
+        <w:rPr>
+          <w:rFonts w:ascii="Times New Roman" w:hAnsi="Times New Roman" w:cs="Times New Roman"/>
+          <w:sz w:val="28"/>
+        </w:rPr>
+        <w:t xml:space="preserve">2 </w:t>
+      </w:r>
+      <w:r>
+        <w:rPr>
+          <w:rFonts w:ascii="Times New Roman" w:hAnsi="Times New Roman" w:cs="Times New Roman"/>
+          <w:sz w:val="28"/>
+        </w:rPr>
+        <w:t>.Az</w:t>
+      </w:r>
+      <w:proofErr w:type="gramEnd"/>
       <w:r>
         <w:rPr>
           <w:rFonts w:ascii="Times New Roman" w:hAnsi="Times New Roman" w:cs="Times New Roman"/>
@@ -712,27 +2125,6 @@
           <w:rFonts w:ascii="Times New Roman" w:hAnsi="Times New Roman" w:cs="Times New Roman"/>
           <w:sz w:val="28"/>
         </w:rPr>
-        <w:t>.</w:t>
-      </w:r>
-      <w:r>
-        <w:rPr>
-          <w:rFonts w:ascii="Times New Roman" w:hAnsi="Times New Roman" w:cs="Times New Roman"/>
-          <w:sz w:val="28"/>
-        </w:rPr>
-        <w:t xml:space="preserve">Switch neve VTP-t hoztam létre, aminek adatai VTP-domain név xxx version 2 </w:t>
-      </w:r>
-      <w:r>
-        <w:rPr>
-          <w:rFonts w:ascii="Times New Roman" w:hAnsi="Times New Roman" w:cs="Times New Roman"/>
-          <w:sz w:val="28"/>
-        </w:rPr>
-        <w:t xml:space="preserve">.Az </w:t>
-      </w:r>
-      <w:r>
-        <w:rPr>
-          <w:rFonts w:ascii="Times New Roman" w:hAnsi="Times New Roman" w:cs="Times New Roman"/>
-          <w:sz w:val="28"/>
-        </w:rPr>
         <w:t>Staff</w:t>
       </w:r>
       <w:r>
@@ -747,7 +2139,7 @@
           <w:rFonts w:ascii="Times New Roman" w:hAnsi="Times New Roman" w:cs="Times New Roman"/>
           <w:sz w:val="28"/>
         </w:rPr>
-        <w:t xml:space="preserve">  </w:t>
+        <w:t xml:space="preserve"> </w:t>
       </w:r>
       <w:r>
         <w:rPr>
@@ -815,6 +2207,11 @@
     </w:p>
     <w:p>
       <w:pPr>
+        <w:pStyle w:val="Listaszerbekezds"/>
+        <w:numPr>
+          <w:ilvl w:val="0"/>
+          <w:numId w:val="1"/>
+        </w:numPr>
         <w:spacing w:line="360" w:lineRule="auto"/>
         <w:rPr>
           <w:rFonts w:ascii="Times New Roman" w:hAnsi="Times New Roman" w:cs="Times New Roman"/>
@@ -831,6 +2228,11 @@
     </w:p>
     <w:p>
       <w:pPr>
+        <w:pStyle w:val="Listaszerbekezds"/>
+        <w:numPr>
+          <w:ilvl w:val="0"/>
+          <w:numId w:val="1"/>
+        </w:numPr>
         <w:spacing w:line="360" w:lineRule="auto"/>
         <w:rPr>
           <w:rFonts w:ascii="Times New Roman" w:hAnsi="Times New Roman" w:cs="Times New Roman"/>
@@ -847,6 +2249,11 @@
     </w:p>
     <w:p>
       <w:pPr>
+        <w:pStyle w:val="Listaszerbekezds"/>
+        <w:numPr>
+          <w:ilvl w:val="0"/>
+          <w:numId w:val="1"/>
+        </w:numPr>
         <w:spacing w:line="360" w:lineRule="auto"/>
         <w:rPr>
           <w:rFonts w:ascii="Times New Roman" w:hAnsi="Times New Roman" w:cs="Times New Roman"/>
@@ -863,6 +2270,11 @@
     </w:p>
     <w:p>
       <w:pPr>
+        <w:pStyle w:val="Listaszerbekezds"/>
+        <w:numPr>
+          <w:ilvl w:val="0"/>
+          <w:numId w:val="1"/>
+        </w:numPr>
         <w:spacing w:line="360" w:lineRule="auto"/>
         <w:rPr>
           <w:rFonts w:ascii="Times New Roman" w:hAnsi="Times New Roman" w:cs="Times New Roman"/>
@@ -879,6 +2291,11 @@
     </w:p>
     <w:p>
       <w:pPr>
+        <w:pStyle w:val="Listaszerbekezds"/>
+        <w:numPr>
+          <w:ilvl w:val="0"/>
+          <w:numId w:val="1"/>
+        </w:numPr>
         <w:spacing w:line="360" w:lineRule="auto"/>
         <w:rPr>
           <w:rFonts w:ascii="Times New Roman" w:hAnsi="Times New Roman" w:cs="Times New Roman"/>
@@ -895,6 +2312,11 @@
     </w:p>
     <w:p>
       <w:pPr>
+        <w:pStyle w:val="Listaszerbekezds"/>
+        <w:numPr>
+          <w:ilvl w:val="0"/>
+          <w:numId w:val="1"/>
+        </w:numPr>
         <w:spacing w:line="360" w:lineRule="auto"/>
         <w:rPr>
           <w:rFonts w:ascii="Times New Roman" w:hAnsi="Times New Roman" w:cs="Times New Roman"/>
@@ -911,6 +2333,11 @@
     </w:p>
     <w:p>
       <w:pPr>
+        <w:pStyle w:val="Listaszerbekezds"/>
+        <w:numPr>
+          <w:ilvl w:val="0"/>
+          <w:numId w:val="1"/>
+        </w:numPr>
         <w:spacing w:line="360" w:lineRule="auto"/>
         <w:rPr>
           <w:rFonts w:ascii="Times New Roman" w:hAnsi="Times New Roman" w:cs="Times New Roman"/>
@@ -927,6 +2354,11 @@
     </w:p>
     <w:p>
       <w:pPr>
+        <w:pStyle w:val="Listaszerbekezds"/>
+        <w:numPr>
+          <w:ilvl w:val="0"/>
+          <w:numId w:val="1"/>
+        </w:numPr>
         <w:spacing w:line="360" w:lineRule="auto"/>
         <w:rPr>
           <w:rFonts w:ascii="Times New Roman" w:hAnsi="Times New Roman" w:cs="Times New Roman"/>
@@ -943,6 +2375,11 @@
     </w:p>
     <w:p>
       <w:pPr>
+        <w:pStyle w:val="Listaszerbekezds"/>
+        <w:numPr>
+          <w:ilvl w:val="0"/>
+          <w:numId w:val="1"/>
+        </w:numPr>
         <w:spacing w:line="360" w:lineRule="auto"/>
         <w:rPr>
           <w:rFonts w:ascii="Times New Roman" w:hAnsi="Times New Roman" w:cs="Times New Roman"/>
@@ -959,6 +2396,11 @@
     </w:p>
     <w:p>
       <w:pPr>
+        <w:pStyle w:val="Listaszerbekezds"/>
+        <w:numPr>
+          <w:ilvl w:val="0"/>
+          <w:numId w:val="1"/>
+        </w:numPr>
         <w:spacing w:line="360" w:lineRule="auto"/>
         <w:rPr>
           <w:rFonts w:ascii="Times New Roman" w:hAnsi="Times New Roman" w:cs="Times New Roman"/>
@@ -1001,22 +2443,33 @@
     </w:p>
     <w:p>
       <w:pPr>
+        <w:pStyle w:val="Listaszerbekezds"/>
+        <w:numPr>
+          <w:ilvl w:val="0"/>
+          <w:numId w:val="2"/>
+        </w:numPr>
         <w:spacing w:line="360" w:lineRule="auto"/>
         <w:rPr>
           <w:rFonts w:ascii="Times New Roman" w:hAnsi="Times New Roman" w:cs="Times New Roman"/>
-          <w:sz w:val="28"/>
-        </w:rPr>
-      </w:pPr>
-      <w:r>
-        <w:rPr>
-          <w:rFonts w:ascii="Times New Roman" w:hAnsi="Times New Roman" w:cs="Times New Roman"/>
-          <w:sz w:val="28"/>
-        </w:rPr>
-        <w:t>IT 10 50</w:t>
-      </w:r>
-    </w:p>
-    <w:p>
-      <w:pPr>
+          <w:b/>
+          <w:sz w:val="36"/>
+        </w:rPr>
+      </w:pPr>
+      <w:r>
+        <w:rPr>
+          <w:rFonts w:ascii="Times New Roman" w:hAnsi="Times New Roman" w:cs="Times New Roman"/>
+          <w:sz w:val="28"/>
+        </w:rPr>
+        <w:t xml:space="preserve">Staff 15 </w:t>
+      </w:r>
+    </w:p>
+    <w:p>
+      <w:pPr>
+        <w:pStyle w:val="Listaszerbekezds"/>
+        <w:numPr>
+          <w:ilvl w:val="0"/>
+          <w:numId w:val="2"/>
+        </w:numPr>
         <w:spacing w:line="360" w:lineRule="auto"/>
         <w:rPr>
           <w:rFonts w:ascii="Times New Roman" w:hAnsi="Times New Roman" w:cs="Times New Roman"/>
@@ -1028,11 +2481,17 @@
           <w:rFonts w:ascii="Times New Roman" w:hAnsi="Times New Roman" w:cs="Times New Roman"/>
           <w:sz w:val="28"/>
         </w:rPr>
-        <w:t xml:space="preserve">Staff 15 </w:t>
-      </w:r>
-    </w:p>
-    <w:p>
-      <w:pPr>
+        <w:lastRenderedPageBreak/>
+        <w:t>Management 20</w:t>
+      </w:r>
+    </w:p>
+    <w:p>
+      <w:pPr>
+        <w:pStyle w:val="Listaszerbekezds"/>
+        <w:numPr>
+          <w:ilvl w:val="0"/>
+          <w:numId w:val="2"/>
+        </w:numPr>
         <w:spacing w:line="360" w:lineRule="auto"/>
         <w:rPr>
           <w:rFonts w:ascii="Times New Roman" w:hAnsi="Times New Roman" w:cs="Times New Roman"/>
@@ -1044,11 +2503,16 @@
           <w:rFonts w:ascii="Times New Roman" w:hAnsi="Times New Roman" w:cs="Times New Roman"/>
           <w:sz w:val="28"/>
         </w:rPr>
-        <w:t>Management 20</w:t>
-      </w:r>
-    </w:p>
-    <w:p>
-      <w:pPr>
+        <w:t>Admin 25</w:t>
+      </w:r>
+    </w:p>
+    <w:p>
+      <w:pPr>
+        <w:pStyle w:val="Listaszerbekezds"/>
+        <w:numPr>
+          <w:ilvl w:val="0"/>
+          <w:numId w:val="2"/>
+        </w:numPr>
         <w:spacing w:line="360" w:lineRule="auto"/>
         <w:rPr>
           <w:rFonts w:ascii="Times New Roman" w:hAnsi="Times New Roman" w:cs="Times New Roman"/>
@@ -1060,8 +2524,532 @@
           <w:rFonts w:ascii="Times New Roman" w:hAnsi="Times New Roman" w:cs="Times New Roman"/>
           <w:sz w:val="28"/>
         </w:rPr>
+        <w:t>IT 30</w:t>
+      </w:r>
+    </w:p>
+    <w:p>
+      <w:pPr>
+        <w:pStyle w:val="Listaszerbekezds"/>
+        <w:numPr>
+          <w:ilvl w:val="0"/>
+          <w:numId w:val="2"/>
+        </w:numPr>
+        <w:spacing w:line="360" w:lineRule="auto"/>
+        <w:rPr>
+          <w:rFonts w:ascii="Times New Roman" w:hAnsi="Times New Roman" w:cs="Times New Roman"/>
+          <w:sz w:val="28"/>
+        </w:rPr>
+      </w:pPr>
+      <w:r>
+        <w:rPr>
+          <w:rFonts w:ascii="Times New Roman" w:hAnsi="Times New Roman" w:cs="Times New Roman"/>
+          <w:sz w:val="28"/>
+        </w:rPr>
+        <w:t>Kreatív 35</w:t>
+      </w:r>
+    </w:p>
+    <w:p>
+      <w:pPr>
+        <w:pStyle w:val="Listaszerbekezds"/>
+        <w:numPr>
+          <w:ilvl w:val="0"/>
+          <w:numId w:val="2"/>
+        </w:numPr>
+        <w:spacing w:line="360" w:lineRule="auto"/>
+        <w:rPr>
+          <w:rFonts w:ascii="Times New Roman" w:hAnsi="Times New Roman" w:cs="Times New Roman"/>
+          <w:sz w:val="28"/>
+        </w:rPr>
+      </w:pPr>
+      <w:r>
+        <w:rPr>
+          <w:rFonts w:ascii="Times New Roman" w:hAnsi="Times New Roman" w:cs="Times New Roman"/>
+          <w:sz w:val="28"/>
+        </w:rPr>
+        <w:t>Grafikai 40</w:t>
+      </w:r>
+    </w:p>
+    <w:p>
+      <w:pPr>
+        <w:pStyle w:val="Listaszerbekezds"/>
+        <w:numPr>
+          <w:ilvl w:val="0"/>
+          <w:numId w:val="2"/>
+        </w:numPr>
+        <w:spacing w:line="360" w:lineRule="auto"/>
+        <w:rPr>
+          <w:rFonts w:ascii="Times New Roman" w:hAnsi="Times New Roman" w:cs="Times New Roman"/>
+          <w:sz w:val="28"/>
+        </w:rPr>
+      </w:pPr>
+      <w:r>
+        <w:rPr>
+          <w:rFonts w:ascii="Times New Roman" w:hAnsi="Times New Roman" w:cs="Times New Roman"/>
+          <w:sz w:val="28"/>
+        </w:rPr>
+        <w:t>Guest 45</w:t>
+      </w:r>
+    </w:p>
+    <w:p>
+      <w:pPr>
+        <w:pStyle w:val="Listaszerbekezds"/>
+        <w:numPr>
+          <w:ilvl w:val="0"/>
+          <w:numId w:val="2"/>
+        </w:numPr>
+        <w:spacing w:line="360" w:lineRule="auto"/>
+        <w:rPr>
+          <w:rFonts w:ascii="Times New Roman" w:hAnsi="Times New Roman" w:cs="Times New Roman"/>
+          <w:sz w:val="28"/>
+        </w:rPr>
+      </w:pPr>
+      <w:r>
+        <w:rPr>
+          <w:rFonts w:ascii="Times New Roman" w:hAnsi="Times New Roman" w:cs="Times New Roman"/>
+          <w:sz w:val="28"/>
+        </w:rPr>
+        <w:t>Server 50</w:t>
+      </w:r>
+    </w:p>
+    <w:p>
+      <w:pPr>
+        <w:pStyle w:val="Listaszerbekezds"/>
+        <w:numPr>
+          <w:ilvl w:val="0"/>
+          <w:numId w:val="2"/>
+        </w:numPr>
+        <w:spacing w:line="360" w:lineRule="auto"/>
+        <w:rPr>
+          <w:rFonts w:ascii="Times New Roman" w:hAnsi="Times New Roman" w:cs="Times New Roman"/>
+          <w:sz w:val="28"/>
+        </w:rPr>
+      </w:pPr>
+      <w:r>
+        <w:rPr>
+          <w:rFonts w:ascii="Times New Roman" w:hAnsi="Times New Roman" w:cs="Times New Roman"/>
+          <w:sz w:val="28"/>
+        </w:rPr>
+        <w:t xml:space="preserve">Sales 55 </w:t>
+      </w:r>
+    </w:p>
+    <w:p>
+      <w:pPr>
+        <w:pStyle w:val="Listaszerbekezds"/>
+        <w:numPr>
+          <w:ilvl w:val="0"/>
+          <w:numId w:val="2"/>
+        </w:numPr>
+        <w:spacing w:line="360" w:lineRule="auto"/>
+        <w:rPr>
+          <w:rFonts w:ascii="Times New Roman" w:hAnsi="Times New Roman" w:cs="Times New Roman"/>
+          <w:sz w:val="28"/>
+        </w:rPr>
+      </w:pPr>
+      <w:r>
+        <w:rPr>
+          <w:rFonts w:ascii="Times New Roman" w:hAnsi="Times New Roman" w:cs="Times New Roman"/>
+          <w:sz w:val="28"/>
+        </w:rPr>
+        <w:t xml:space="preserve">Native 99 </w:t>
+      </w:r>
+    </w:p>
+    <w:p>
+      <w:pPr>
+        <w:spacing w:line="360" w:lineRule="auto"/>
+        <w:rPr>
+          <w:sz w:val="28"/>
+        </w:rPr>
+      </w:pPr>
+    </w:p>
+    <w:p>
+      <w:pPr>
+        <w:spacing w:line="360" w:lineRule="auto"/>
+        <w:rPr>
+          <w:rFonts w:ascii="Times New Roman" w:hAnsi="Times New Roman" w:cs="Times New Roman"/>
+          <w:sz w:val="28"/>
+        </w:rPr>
+      </w:pPr>
+      <w:r>
+        <w:rPr>
+          <w:rFonts w:ascii="Times New Roman" w:hAnsi="Times New Roman" w:cs="Times New Roman"/>
+          <w:sz w:val="28"/>
+        </w:rPr>
+        <w:t>A hálozatomban DHCP-t fogok alkalmazni Ipv</w:t>
+      </w:r>
+      <w:proofErr w:type="gramStart"/>
+      <w:r>
+        <w:rPr>
+          <w:rFonts w:ascii="Times New Roman" w:hAnsi="Times New Roman" w:cs="Times New Roman"/>
+          <w:sz w:val="28"/>
+        </w:rPr>
+        <w:t>4,és</w:t>
+      </w:r>
+      <w:proofErr w:type="gramEnd"/>
+      <w:r>
+        <w:rPr>
+          <w:rFonts w:ascii="Times New Roman" w:hAnsi="Times New Roman" w:cs="Times New Roman"/>
+          <w:sz w:val="28"/>
+        </w:rPr>
+        <w:t xml:space="preserve"> IPv6 </w:t>
+      </w:r>
+      <w:proofErr w:type="gramStart"/>
+      <w:r>
+        <w:rPr>
+          <w:rFonts w:ascii="Times New Roman" w:hAnsi="Times New Roman" w:cs="Times New Roman"/>
+          <w:sz w:val="28"/>
+        </w:rPr>
+        <w:t>formában</w:t>
+      </w:r>
+      <w:proofErr w:type="gramEnd"/>
+      <w:r>
+        <w:rPr>
+          <w:rFonts w:ascii="Times New Roman" w:hAnsi="Times New Roman" w:cs="Times New Roman"/>
+          <w:sz w:val="28"/>
+        </w:rPr>
+        <w:t xml:space="preserve"> aminek köszön</w:t>
+      </w:r>
+      <w:r>
+        <w:rPr>
+          <w:rFonts w:ascii="Times New Roman" w:hAnsi="Times New Roman" w:cs="Times New Roman"/>
+          <w:sz w:val="28"/>
+        </w:rPr>
+        <w:t>h</w:t>
+      </w:r>
+      <w:r>
+        <w:rPr>
+          <w:rFonts w:ascii="Times New Roman" w:hAnsi="Times New Roman" w:cs="Times New Roman"/>
+          <w:sz w:val="28"/>
+        </w:rPr>
+        <w:t xml:space="preserve">etően az eszközök automatikusan kapnak ip címet kivéve a szerverek, azok statikus ip címet fognak </w:t>
+      </w:r>
+      <w:proofErr w:type="gramStart"/>
+      <w:r>
+        <w:rPr>
+          <w:rFonts w:ascii="Times New Roman" w:hAnsi="Times New Roman" w:cs="Times New Roman"/>
+          <w:sz w:val="28"/>
+        </w:rPr>
+        <w:t>kapni .</w:t>
+      </w:r>
+      <w:proofErr w:type="gramEnd"/>
+      <w:r>
+        <w:rPr>
+          <w:rFonts w:ascii="Times New Roman" w:hAnsi="Times New Roman" w:cs="Times New Roman"/>
+          <w:sz w:val="28"/>
+        </w:rPr>
+        <w:t xml:space="preserve"> DHCP Poolok nevei:</w:t>
+      </w:r>
+      <w:r>
+        <w:rPr>
+          <w:rFonts w:ascii="Times New Roman" w:hAnsi="Times New Roman" w:cs="Times New Roman"/>
+          <w:sz w:val="28"/>
+        </w:rPr>
+        <w:t xml:space="preserve"> </w:t>
+      </w:r>
+      <w:proofErr w:type="gramStart"/>
+      <w:r>
+        <w:rPr>
+          <w:rFonts w:ascii="Times New Roman" w:hAnsi="Times New Roman" w:cs="Times New Roman"/>
+          <w:sz w:val="28"/>
+        </w:rPr>
+        <w:t>IT,Staff</w:t>
+      </w:r>
+      <w:proofErr w:type="gramEnd"/>
+      <w:r>
+        <w:rPr>
+          <w:rFonts w:ascii="Times New Roman" w:hAnsi="Times New Roman" w:cs="Times New Roman"/>
+          <w:sz w:val="28"/>
+        </w:rPr>
+        <w:t>,</w:t>
+      </w:r>
+      <w:r>
+        <w:rPr>
+          <w:rFonts w:ascii="Times New Roman" w:hAnsi="Times New Roman" w:cs="Times New Roman"/>
+          <w:sz w:val="28"/>
+        </w:rPr>
+        <w:t xml:space="preserve"> A </w:t>
+      </w:r>
+      <w:r>
+        <w:rPr>
+          <w:rFonts w:ascii="Times New Roman" w:hAnsi="Times New Roman" w:cs="Times New Roman"/>
+          <w:sz w:val="28"/>
+        </w:rPr>
+        <w:t xml:space="preserve">Forgalomirányítást tekintve OSPF dinamikus forgalomirányítás fogok </w:t>
+      </w:r>
+      <w:proofErr w:type="gramStart"/>
+      <w:r>
+        <w:rPr>
+          <w:rFonts w:ascii="Times New Roman" w:hAnsi="Times New Roman" w:cs="Times New Roman"/>
+          <w:sz w:val="28"/>
+        </w:rPr>
+        <w:t>alkamazni  a</w:t>
+      </w:r>
+      <w:proofErr w:type="gramEnd"/>
+      <w:r>
+        <w:rPr>
+          <w:rFonts w:ascii="Times New Roman" w:hAnsi="Times New Roman" w:cs="Times New Roman"/>
+          <w:sz w:val="28"/>
+        </w:rPr>
+        <w:t xml:space="preserve"> </w:t>
+      </w:r>
+      <w:proofErr w:type="gramStart"/>
+      <w:r>
+        <w:rPr>
+          <w:rFonts w:ascii="Times New Roman" w:hAnsi="Times New Roman" w:cs="Times New Roman"/>
+          <w:sz w:val="28"/>
+        </w:rPr>
+        <w:t>hatékonyabb  kommunikáció</w:t>
+      </w:r>
+      <w:proofErr w:type="gramEnd"/>
+      <w:r>
+        <w:rPr>
+          <w:rFonts w:ascii="Times New Roman" w:hAnsi="Times New Roman" w:cs="Times New Roman"/>
+          <w:sz w:val="28"/>
+        </w:rPr>
+        <w:t xml:space="preserve">  </w:t>
+      </w:r>
+      <w:proofErr w:type="gramStart"/>
+      <w:r>
+        <w:rPr>
+          <w:rFonts w:ascii="Times New Roman" w:hAnsi="Times New Roman" w:cs="Times New Roman"/>
+          <w:sz w:val="28"/>
+        </w:rPr>
+        <w:t>érdekében</w:t>
+      </w:r>
+      <w:proofErr w:type="gramEnd"/>
+      <w:r>
+        <w:rPr>
+          <w:rFonts w:ascii="Times New Roman" w:hAnsi="Times New Roman" w:cs="Times New Roman"/>
+          <w:sz w:val="28"/>
+        </w:rPr>
+        <w:t xml:space="preserve"> aminek köszönhetően több terület fog elkülönődni</w:t>
+      </w:r>
+      <w:r>
+        <w:rPr>
+          <w:rFonts w:ascii="Times New Roman" w:hAnsi="Times New Roman" w:cs="Times New Roman"/>
+          <w:sz w:val="28"/>
+        </w:rPr>
+        <w:t>.</w:t>
+      </w:r>
+      <w:r>
+        <w:rPr>
+          <w:rFonts w:ascii="Times New Roman" w:hAnsi="Times New Roman" w:cs="Times New Roman"/>
+          <w:sz w:val="28"/>
+        </w:rPr>
+        <w:t xml:space="preserve"> (Area 0-</w:t>
+      </w:r>
+      <w:proofErr w:type="gramStart"/>
+      <w:r>
+        <w:rPr>
+          <w:rFonts w:ascii="Times New Roman" w:hAnsi="Times New Roman" w:cs="Times New Roman"/>
+          <w:sz w:val="28"/>
+        </w:rPr>
+        <w:t>Backbone,Area</w:t>
+      </w:r>
+      <w:proofErr w:type="gramEnd"/>
+      <w:r>
+        <w:rPr>
+          <w:rFonts w:ascii="Times New Roman" w:hAnsi="Times New Roman" w:cs="Times New Roman"/>
+          <w:sz w:val="28"/>
+        </w:rPr>
+        <w:t xml:space="preserve"> 1)</w:t>
+      </w:r>
+    </w:p>
+    <w:p>
+      <w:pPr>
+        <w:spacing w:line="360" w:lineRule="auto"/>
+        <w:rPr>
+          <w:rFonts w:ascii="Times New Roman" w:hAnsi="Times New Roman" w:cs="Times New Roman"/>
+          <w:sz w:val="28"/>
+        </w:rPr>
+      </w:pPr>
+      <w:r>
+        <w:rPr>
+          <w:rFonts w:ascii="Times New Roman" w:hAnsi="Times New Roman" w:cs="Times New Roman"/>
+          <w:sz w:val="28"/>
+        </w:rPr>
+        <w:t>A telephelyen található 2 szerver közül az egyik Windows szerver míg a másik Linux szerver</w:t>
+      </w:r>
+    </w:p>
+    <w:p>
+      <w:pPr>
+        <w:spacing w:line="360" w:lineRule="auto"/>
+        <w:rPr>
+          <w:rFonts w:ascii="Times New Roman" w:hAnsi="Times New Roman" w:cs="Times New Roman"/>
+          <w:sz w:val="28"/>
+        </w:rPr>
+      </w:pPr>
+      <w:r>
+        <w:rPr>
+          <w:rFonts w:ascii="Times New Roman" w:hAnsi="Times New Roman" w:cs="Times New Roman"/>
+          <w:sz w:val="28"/>
+        </w:rPr>
+        <w:t xml:space="preserve">Az épületben </w:t>
+      </w:r>
+      <w:r>
+        <w:rPr>
+          <w:rFonts w:ascii="Times New Roman" w:hAnsi="Times New Roman" w:cs="Times New Roman"/>
+          <w:sz w:val="28"/>
+        </w:rPr>
+        <w:t xml:space="preserve">5 </w:t>
+      </w:r>
+      <w:r>
+        <w:rPr>
+          <w:rFonts w:ascii="Times New Roman" w:hAnsi="Times New Roman" w:cs="Times New Roman"/>
+          <w:sz w:val="28"/>
+        </w:rPr>
+        <w:t>darab Acces-point található, amik a legmo</w:t>
+      </w:r>
+      <w:r>
+        <w:rPr>
+          <w:rFonts w:ascii="Times New Roman" w:hAnsi="Times New Roman" w:cs="Times New Roman"/>
+          <w:sz w:val="28"/>
+        </w:rPr>
+        <w:t>dernebb</w:t>
+      </w:r>
+      <w:r>
+        <w:rPr>
+          <w:rFonts w:ascii="Times New Roman" w:hAnsi="Times New Roman" w:cs="Times New Roman"/>
+          <w:sz w:val="28"/>
+        </w:rPr>
+        <w:t xml:space="preserve"> technológiával </w:t>
+      </w:r>
+      <w:proofErr w:type="gramStart"/>
+      <w:r>
+        <w:rPr>
+          <w:rFonts w:ascii="Times New Roman" w:hAnsi="Times New Roman" w:cs="Times New Roman"/>
+          <w:sz w:val="28"/>
+        </w:rPr>
+        <w:t>működnek.Nevei</w:t>
+      </w:r>
+      <w:proofErr w:type="gramEnd"/>
+      <w:r>
+        <w:rPr>
+          <w:rFonts w:ascii="Times New Roman" w:hAnsi="Times New Roman" w:cs="Times New Roman"/>
+          <w:sz w:val="28"/>
+        </w:rPr>
+        <w:t xml:space="preserve">:Staff_Acces_point </w:t>
+      </w:r>
+      <w:proofErr w:type="gramStart"/>
+      <w:r>
+        <w:rPr>
+          <w:rFonts w:ascii="Times New Roman" w:hAnsi="Times New Roman" w:cs="Times New Roman"/>
+          <w:sz w:val="28"/>
+        </w:rPr>
+        <w:t>SSID:Printtrio</w:t>
+      </w:r>
+      <w:proofErr w:type="gramEnd"/>
+    </w:p>
+    <w:p>
+      <w:pPr>
+        <w:spacing w:line="360" w:lineRule="auto"/>
+        <w:rPr>
+          <w:rFonts w:ascii="Times New Roman" w:hAnsi="Times New Roman" w:cs="Times New Roman"/>
+          <w:sz w:val="28"/>
+        </w:rPr>
+      </w:pPr>
+      <w:r>
+        <w:rPr>
+          <w:rFonts w:ascii="Times New Roman" w:hAnsi="Times New Roman" w:cs="Times New Roman"/>
+          <w:sz w:val="28"/>
+        </w:rPr>
+        <w:t>Password:</w:t>
+      </w:r>
+    </w:p>
+    <w:p>
+      <w:pPr>
+        <w:spacing w:line="360" w:lineRule="auto"/>
+        <w:rPr>
+          <w:rFonts w:ascii="Times New Roman" w:hAnsi="Times New Roman" w:cs="Times New Roman"/>
+          <w:sz w:val="28"/>
+        </w:rPr>
+      </w:pPr>
+      <w:r>
+        <w:rPr>
+          <w:rFonts w:ascii="Times New Roman" w:hAnsi="Times New Roman" w:cs="Times New Roman"/>
+          <w:sz w:val="28"/>
+        </w:rPr>
+        <w:t xml:space="preserve">Management_Acces_point </w:t>
+      </w:r>
+      <w:proofErr w:type="gramStart"/>
+      <w:r>
+        <w:rPr>
+          <w:rFonts w:ascii="Times New Roman" w:hAnsi="Times New Roman" w:cs="Times New Roman"/>
+          <w:sz w:val="28"/>
+        </w:rPr>
+        <w:t>SSID:  Password</w:t>
+      </w:r>
+      <w:proofErr w:type="gramEnd"/>
+      <w:r>
+        <w:rPr>
+          <w:rFonts w:ascii="Times New Roman" w:hAnsi="Times New Roman" w:cs="Times New Roman"/>
+          <w:sz w:val="28"/>
+        </w:rPr>
+        <w:t>:</w:t>
+      </w:r>
+    </w:p>
+    <w:p>
+      <w:pPr>
+        <w:spacing w:line="360" w:lineRule="auto"/>
+        <w:rPr>
+          <w:rFonts w:ascii="Times New Roman" w:hAnsi="Times New Roman" w:cs="Times New Roman"/>
+          <w:sz w:val="28"/>
+        </w:rPr>
+      </w:pPr>
+      <w:r>
+        <w:rPr>
+          <w:rFonts w:ascii="Times New Roman" w:hAnsi="Times New Roman" w:cs="Times New Roman"/>
+          <w:sz w:val="28"/>
+        </w:rPr>
+        <w:t>Sales_Acces_point SSID: Password:</w:t>
+      </w:r>
+    </w:p>
+    <w:p>
+      <w:pPr>
+        <w:spacing w:line="360" w:lineRule="auto"/>
+        <w:rPr>
+          <w:rFonts w:ascii="Times New Roman" w:hAnsi="Times New Roman" w:cs="Times New Roman"/>
+          <w:sz w:val="28"/>
+        </w:rPr>
+      </w:pPr>
+      <w:r>
+        <w:rPr>
+          <w:rFonts w:ascii="Times New Roman" w:hAnsi="Times New Roman" w:cs="Times New Roman"/>
+          <w:sz w:val="28"/>
+        </w:rPr>
+        <w:t>Guest_Acces_point SSID: Password:</w:t>
+      </w:r>
+    </w:p>
+    <w:p>
+      <w:pPr>
+        <w:spacing w:line="360" w:lineRule="auto"/>
+        <w:rPr>
+          <w:rFonts w:ascii="Times New Roman" w:hAnsi="Times New Roman" w:cs="Times New Roman"/>
+          <w:sz w:val="28"/>
+        </w:rPr>
+      </w:pPr>
+    </w:p>
+    <w:p>
+      <w:pPr>
+        <w:spacing w:line="360" w:lineRule="auto"/>
+        <w:rPr>
+          <w:rFonts w:ascii="Times New Roman" w:hAnsi="Times New Roman" w:cs="Times New Roman"/>
+          <w:sz w:val="28"/>
+        </w:rPr>
+      </w:pPr>
+      <w:r>
+        <w:rPr>
+          <w:rFonts w:ascii="Times New Roman" w:hAnsi="Times New Roman" w:cs="Times New Roman"/>
+          <w:sz w:val="28"/>
+        </w:rPr>
         <w:lastRenderedPageBreak/>
-        <w:t>Admin 25</w:t>
+        <w:t xml:space="preserve">Az </w:t>
+      </w:r>
+      <w:r>
+        <w:rPr>
+          <w:rFonts w:ascii="Times New Roman" w:hAnsi="Times New Roman" w:cs="Times New Roman"/>
+          <w:sz w:val="28"/>
+        </w:rPr>
+        <w:t xml:space="preserve">Ipv4-es címtartomány 128.0.0.0-tól lesz kiosztva </w:t>
       </w:r>
     </w:p>
     <w:p>
@@ -1077,357 +3065,1371 @@
           <w:rFonts w:ascii="Times New Roman" w:hAnsi="Times New Roman" w:cs="Times New Roman"/>
           <w:sz w:val="28"/>
         </w:rPr>
-        <w:t>Kreatív 35</w:t>
-      </w:r>
-    </w:p>
-    <w:p>
-      <w:pPr>
-        <w:spacing w:line="360" w:lineRule="auto"/>
-        <w:rPr>
-          <w:rFonts w:ascii="Times New Roman" w:hAnsi="Times New Roman" w:cs="Times New Roman"/>
-          <w:sz w:val="28"/>
-        </w:rPr>
-      </w:pPr>
-      <w:r>
-        <w:rPr>
-          <w:rFonts w:ascii="Times New Roman" w:hAnsi="Times New Roman" w:cs="Times New Roman"/>
-          <w:sz w:val="28"/>
-        </w:rPr>
-        <w:t>Grafikai 40</w:t>
-      </w:r>
-    </w:p>
-    <w:p>
-      <w:pPr>
-        <w:spacing w:line="360" w:lineRule="auto"/>
-        <w:rPr>
-          <w:rFonts w:ascii="Times New Roman" w:hAnsi="Times New Roman" w:cs="Times New Roman"/>
-          <w:sz w:val="28"/>
-        </w:rPr>
-      </w:pPr>
-      <w:r>
-        <w:rPr>
-          <w:rFonts w:ascii="Times New Roman" w:hAnsi="Times New Roman" w:cs="Times New Roman"/>
-          <w:sz w:val="28"/>
-        </w:rPr>
-        <w:t>Guest 45</w:t>
-      </w:r>
-    </w:p>
-    <w:p>
-      <w:pPr>
-        <w:spacing w:line="360" w:lineRule="auto"/>
-        <w:rPr>
-          <w:rFonts w:ascii="Times New Roman" w:hAnsi="Times New Roman" w:cs="Times New Roman"/>
-          <w:sz w:val="28"/>
-        </w:rPr>
-      </w:pPr>
-      <w:r>
-        <w:rPr>
-          <w:rFonts w:ascii="Times New Roman" w:hAnsi="Times New Roman" w:cs="Times New Roman"/>
-          <w:sz w:val="28"/>
-        </w:rPr>
-        <w:t>Server 50</w:t>
-      </w:r>
-    </w:p>
-    <w:p>
-      <w:pPr>
-        <w:spacing w:line="360" w:lineRule="auto"/>
-        <w:rPr>
-          <w:rFonts w:ascii="Times New Roman" w:hAnsi="Times New Roman" w:cs="Times New Roman"/>
-          <w:sz w:val="28"/>
-        </w:rPr>
-      </w:pPr>
-      <w:r>
-        <w:rPr>
-          <w:rFonts w:ascii="Times New Roman" w:hAnsi="Times New Roman" w:cs="Times New Roman"/>
-          <w:sz w:val="28"/>
-        </w:rPr>
-        <w:t xml:space="preserve">Sales 55 </w:t>
-      </w:r>
-    </w:p>
-    <w:p>
-      <w:pPr>
-        <w:spacing w:line="360" w:lineRule="auto"/>
-        <w:rPr>
-          <w:rFonts w:ascii="Times New Roman" w:hAnsi="Times New Roman" w:cs="Times New Roman"/>
-          <w:sz w:val="28"/>
-        </w:rPr>
-      </w:pPr>
-      <w:r>
-        <w:rPr>
-          <w:rFonts w:ascii="Times New Roman" w:hAnsi="Times New Roman" w:cs="Times New Roman"/>
-          <w:sz w:val="28"/>
-        </w:rPr>
-        <w:t xml:space="preserve">Native 99 </w:t>
-      </w:r>
-    </w:p>
-    <w:p>
-      <w:pPr>
-        <w:spacing w:line="360" w:lineRule="auto"/>
-        <w:rPr>
-          <w:sz w:val="28"/>
-        </w:rPr>
-      </w:pPr>
-    </w:p>
-    <w:p>
-      <w:pPr>
-        <w:spacing w:line="360" w:lineRule="auto"/>
-        <w:rPr>
-          <w:rFonts w:ascii="Times New Roman" w:hAnsi="Times New Roman" w:cs="Times New Roman"/>
-          <w:sz w:val="28"/>
-        </w:rPr>
-      </w:pPr>
-      <w:r>
-        <w:rPr>
-          <w:rFonts w:ascii="Times New Roman" w:hAnsi="Times New Roman" w:cs="Times New Roman"/>
-          <w:sz w:val="28"/>
-        </w:rPr>
-        <w:t>A hálozatomban DHCP-t fogok alkalmazni Ipv4,és IPv6 formában aminek köszön</w:t>
-      </w:r>
-      <w:r>
-        <w:rPr>
-          <w:rFonts w:ascii="Times New Roman" w:hAnsi="Times New Roman" w:cs="Times New Roman"/>
-          <w:sz w:val="28"/>
-        </w:rPr>
-        <w:t>h</w:t>
-      </w:r>
-      <w:r>
-        <w:rPr>
-          <w:rFonts w:ascii="Times New Roman" w:hAnsi="Times New Roman" w:cs="Times New Roman"/>
-          <w:sz w:val="28"/>
-        </w:rPr>
-        <w:t>etően az eszközök automatikusan kapnak ip címet kivéve a szerverek, azok statikus ip címet fognak kapni .</w:t>
-      </w:r>
-      <w:r>
-        <w:rPr>
-          <w:rFonts w:ascii="Times New Roman" w:hAnsi="Times New Roman" w:cs="Times New Roman"/>
-          <w:sz w:val="28"/>
-        </w:rPr>
-        <w:t xml:space="preserve"> DHCP Poolok nevei:</w:t>
-      </w:r>
-      <w:r>
-        <w:rPr>
-          <w:rFonts w:ascii="Times New Roman" w:hAnsi="Times New Roman" w:cs="Times New Roman"/>
-          <w:sz w:val="28"/>
-        </w:rPr>
-        <w:t xml:space="preserve"> </w:t>
-      </w:r>
-      <w:r>
-        <w:rPr>
-          <w:rFonts w:ascii="Times New Roman" w:hAnsi="Times New Roman" w:cs="Times New Roman"/>
-          <w:sz w:val="28"/>
-        </w:rPr>
-        <w:t>IT,Staff,</w:t>
-      </w:r>
-      <w:r>
-        <w:rPr>
-          <w:rFonts w:ascii="Times New Roman" w:hAnsi="Times New Roman" w:cs="Times New Roman"/>
-          <w:sz w:val="28"/>
-        </w:rPr>
-        <w:t xml:space="preserve"> A </w:t>
-      </w:r>
-      <w:r>
-        <w:rPr>
-          <w:rFonts w:ascii="Times New Roman" w:hAnsi="Times New Roman" w:cs="Times New Roman"/>
-          <w:sz w:val="28"/>
-        </w:rPr>
-        <w:t>Forgalomirányítást tekintve OSPF dinamikus forgalomirányítás fogok alkamazni  a hatékonyabb  kommunikáció  érdekében aminek köszönhetően több terület fog elkülönődni</w:t>
-      </w:r>
-      <w:r>
-        <w:rPr>
-          <w:rFonts w:ascii="Times New Roman" w:hAnsi="Times New Roman" w:cs="Times New Roman"/>
-          <w:sz w:val="28"/>
-        </w:rPr>
-        <w:t>.</w:t>
-      </w:r>
-      <w:r>
-        <w:rPr>
-          <w:rFonts w:ascii="Times New Roman" w:hAnsi="Times New Roman" w:cs="Times New Roman"/>
-          <w:sz w:val="28"/>
-        </w:rPr>
-        <w:t xml:space="preserve"> (Area 0-Backbone,Area 1)</w:t>
-      </w:r>
-    </w:p>
-    <w:p>
-      <w:pPr>
-        <w:spacing w:line="360" w:lineRule="auto"/>
-        <w:rPr>
-          <w:rFonts w:ascii="Times New Roman" w:hAnsi="Times New Roman" w:cs="Times New Roman"/>
-          <w:sz w:val="28"/>
-        </w:rPr>
-      </w:pPr>
-      <w:r>
-        <w:rPr>
-          <w:rFonts w:ascii="Times New Roman" w:hAnsi="Times New Roman" w:cs="Times New Roman"/>
-          <w:sz w:val="28"/>
-        </w:rPr>
-        <w:t>A telephelyen található 2 szerver közül az egyik Windows szerver míg a másik Linux szerver</w:t>
-      </w:r>
-    </w:p>
-    <w:p>
-      <w:pPr>
-        <w:spacing w:line="360" w:lineRule="auto"/>
-        <w:rPr>
-          <w:rFonts w:ascii="Times New Roman" w:hAnsi="Times New Roman" w:cs="Times New Roman"/>
-          <w:sz w:val="28"/>
-        </w:rPr>
-      </w:pPr>
-    </w:p>
-    <w:p>
-      <w:pPr>
-        <w:spacing w:line="360" w:lineRule="auto"/>
-        <w:rPr>
-          <w:rFonts w:ascii="Times New Roman" w:hAnsi="Times New Roman" w:cs="Times New Roman"/>
-          <w:sz w:val="28"/>
-        </w:rPr>
-      </w:pPr>
-      <w:r>
-        <w:rPr>
-          <w:rFonts w:ascii="Times New Roman" w:hAnsi="Times New Roman" w:cs="Times New Roman"/>
-          <w:sz w:val="28"/>
-        </w:rPr>
-        <w:t xml:space="preserve">Az épületben </w:t>
-      </w:r>
-      <w:r>
-        <w:rPr>
-          <w:rFonts w:ascii="Times New Roman" w:hAnsi="Times New Roman" w:cs="Times New Roman"/>
-          <w:sz w:val="28"/>
-        </w:rPr>
-        <w:t xml:space="preserve">5 </w:t>
-      </w:r>
-      <w:r>
-        <w:rPr>
-          <w:rFonts w:ascii="Times New Roman" w:hAnsi="Times New Roman" w:cs="Times New Roman"/>
-          <w:sz w:val="28"/>
-        </w:rPr>
-        <w:t>darab Acces-point található, amik a legmo</w:t>
-      </w:r>
-      <w:r>
-        <w:rPr>
-          <w:rFonts w:ascii="Times New Roman" w:hAnsi="Times New Roman" w:cs="Times New Roman"/>
-          <w:sz w:val="28"/>
-        </w:rPr>
-        <w:t>dernebb</w:t>
-      </w:r>
-      <w:r>
-        <w:rPr>
-          <w:rFonts w:ascii="Times New Roman" w:hAnsi="Times New Roman" w:cs="Times New Roman"/>
-          <w:sz w:val="28"/>
-        </w:rPr>
-        <w:t xml:space="preserve"> technológiával működnek.Nevei:Staff_Acces_point SSID:Printtrio</w:t>
-      </w:r>
-    </w:p>
-    <w:p>
-      <w:pPr>
-        <w:spacing w:line="360" w:lineRule="auto"/>
-        <w:rPr>
-          <w:rFonts w:ascii="Times New Roman" w:hAnsi="Times New Roman" w:cs="Times New Roman"/>
-          <w:sz w:val="28"/>
-        </w:rPr>
-      </w:pPr>
-      <w:r>
-        <w:rPr>
-          <w:rFonts w:ascii="Times New Roman" w:hAnsi="Times New Roman" w:cs="Times New Roman"/>
-          <w:sz w:val="28"/>
-        </w:rPr>
-        <w:t>Password:</w:t>
-      </w:r>
-    </w:p>
-    <w:p>
-      <w:pPr>
-        <w:spacing w:line="360" w:lineRule="auto"/>
-        <w:rPr>
-          <w:rFonts w:ascii="Times New Roman" w:hAnsi="Times New Roman" w:cs="Times New Roman"/>
-          <w:sz w:val="28"/>
-        </w:rPr>
-      </w:pPr>
-      <w:r>
-        <w:rPr>
-          <w:rFonts w:ascii="Times New Roman" w:hAnsi="Times New Roman" w:cs="Times New Roman"/>
-          <w:sz w:val="28"/>
-        </w:rPr>
-        <w:t>Management_Acces_point SSID:  Password:</w:t>
-      </w:r>
-    </w:p>
-    <w:p>
-      <w:pPr>
-        <w:spacing w:line="360" w:lineRule="auto"/>
-        <w:rPr>
-          <w:rFonts w:ascii="Times New Roman" w:hAnsi="Times New Roman" w:cs="Times New Roman"/>
-          <w:sz w:val="28"/>
-        </w:rPr>
-      </w:pPr>
-      <w:r>
-        <w:rPr>
-          <w:rFonts w:ascii="Times New Roman" w:hAnsi="Times New Roman" w:cs="Times New Roman"/>
-          <w:sz w:val="28"/>
-        </w:rPr>
-        <w:t>Sales_Acces_point SSID: Password:</w:t>
-      </w:r>
-    </w:p>
-    <w:p>
-      <w:pPr>
-        <w:spacing w:line="360" w:lineRule="auto"/>
-        <w:rPr>
-          <w:rFonts w:ascii="Times New Roman" w:hAnsi="Times New Roman" w:cs="Times New Roman"/>
-          <w:sz w:val="28"/>
-        </w:rPr>
-      </w:pPr>
-      <w:r>
-        <w:rPr>
-          <w:rFonts w:ascii="Times New Roman" w:hAnsi="Times New Roman" w:cs="Times New Roman"/>
-          <w:sz w:val="28"/>
-        </w:rPr>
-        <w:t>Guest_Acces_point SSID: Password:</w:t>
-      </w:r>
-    </w:p>
-    <w:p>
-      <w:pPr>
-        <w:spacing w:line="360" w:lineRule="auto"/>
-        <w:rPr>
-          <w:rFonts w:ascii="Times New Roman" w:hAnsi="Times New Roman" w:cs="Times New Roman"/>
-          <w:sz w:val="28"/>
-        </w:rPr>
-      </w:pPr>
-    </w:p>
-    <w:p>
-      <w:pPr>
-        <w:spacing w:line="360" w:lineRule="auto"/>
-        <w:rPr>
-          <w:rFonts w:ascii="Times New Roman" w:hAnsi="Times New Roman" w:cs="Times New Roman"/>
-          <w:sz w:val="28"/>
-        </w:rPr>
-      </w:pPr>
-      <w:r>
-        <w:rPr>
-          <w:rFonts w:ascii="Times New Roman" w:hAnsi="Times New Roman" w:cs="Times New Roman"/>
-          <w:sz w:val="28"/>
-        </w:rPr>
-        <w:t xml:space="preserve">Az </w:t>
-      </w:r>
-      <w:r>
-        <w:rPr>
-          <w:rFonts w:ascii="Times New Roman" w:hAnsi="Times New Roman" w:cs="Times New Roman"/>
-          <w:sz w:val="28"/>
-        </w:rPr>
-        <w:t>Ipv4-es címtartomány 128.0.0.0-tól lesz kiosztva 128.0.0.255-ig.</w:t>
-      </w:r>
-    </w:p>
-    <w:p>
-      <w:pPr>
-        <w:spacing w:line="360" w:lineRule="auto"/>
-        <w:rPr>
-          <w:rFonts w:ascii="Times New Roman" w:hAnsi="Times New Roman" w:cs="Times New Roman"/>
-          <w:sz w:val="28"/>
-        </w:rPr>
-      </w:pPr>
-      <w:r>
-        <w:rPr>
-          <w:rFonts w:ascii="Times New Roman" w:hAnsi="Times New Roman" w:cs="Times New Roman"/>
-          <w:sz w:val="28"/>
-        </w:rPr>
-        <w:t xml:space="preserve">A telephely ipv6-os  címkiosztása  a 2001:db8:acad::/48 globális egyedi tartományt használja </w:t>
-      </w:r>
-    </w:p>
+        <w:t>A telephely ipv6-</w:t>
+      </w:r>
+      <w:proofErr w:type="gramStart"/>
+      <w:r>
+        <w:rPr>
+          <w:rFonts w:ascii="Times New Roman" w:hAnsi="Times New Roman" w:cs="Times New Roman"/>
+          <w:sz w:val="28"/>
+        </w:rPr>
+        <w:t>os  címkiosztása</w:t>
+      </w:r>
+      <w:proofErr w:type="gramEnd"/>
+      <w:r>
+        <w:rPr>
+          <w:rFonts w:ascii="Times New Roman" w:hAnsi="Times New Roman" w:cs="Times New Roman"/>
+          <w:sz w:val="28"/>
+        </w:rPr>
+        <w:t xml:space="preserve">  a 2001:db</w:t>
+      </w:r>
+      <w:proofErr w:type="gramStart"/>
+      <w:r>
+        <w:rPr>
+          <w:rFonts w:ascii="Times New Roman" w:hAnsi="Times New Roman" w:cs="Times New Roman"/>
+          <w:sz w:val="28"/>
+        </w:rPr>
+        <w:t>8:acad</w:t>
+      </w:r>
+      <w:proofErr w:type="gramEnd"/>
+      <w:r>
+        <w:rPr>
+          <w:rFonts w:ascii="Times New Roman" w:hAnsi="Times New Roman" w:cs="Times New Roman"/>
+          <w:sz w:val="28"/>
+        </w:rPr>
+        <w:t xml:space="preserve">::/48 globális egyedi tartományt használja </w:t>
+      </w:r>
+    </w:p>
+    <w:tbl>
+      <w:tblPr>
+        <w:tblStyle w:val="Rcsostblzat"/>
+        <w:tblW w:w="0" w:type="auto"/>
+        <w:tblLook w:val="04A0" w:firstRow="1" w:lastRow="0" w:firstColumn="1" w:lastColumn="0" w:noHBand="0" w:noVBand="1"/>
+      </w:tblPr>
+      <w:tblGrid>
+        <w:gridCol w:w="1245"/>
+        <w:gridCol w:w="1240"/>
+        <w:gridCol w:w="1904"/>
+        <w:gridCol w:w="1193"/>
+        <w:gridCol w:w="1280"/>
+        <w:gridCol w:w="1100"/>
+        <w:gridCol w:w="1100"/>
+      </w:tblGrid>
+      <w:tr>
+        <w:tc>
+          <w:tcPr>
+            <w:tcW w:w="1245" w:type="dxa"/>
+          </w:tcPr>
+          <w:p>
+            <w:pPr>
+              <w:spacing w:line="360" w:lineRule="auto"/>
+              <w:rPr>
+                <w:rFonts w:ascii="Times New Roman" w:hAnsi="Times New Roman" w:cs="Times New Roman"/>
+                <w:sz w:val="28"/>
+              </w:rPr>
+            </w:pPr>
+            <w:r>
+              <w:rPr>
+                <w:rFonts w:ascii="Times New Roman" w:hAnsi="Times New Roman" w:cs="Times New Roman"/>
+                <w:sz w:val="28"/>
+              </w:rPr>
+              <w:t>Eszköz</w:t>
+            </w:r>
+          </w:p>
+          <w:p>
+            <w:pPr>
+              <w:spacing w:line="360" w:lineRule="auto"/>
+              <w:rPr>
+                <w:rFonts w:ascii="Times New Roman" w:hAnsi="Times New Roman" w:cs="Times New Roman"/>
+                <w:sz w:val="28"/>
+              </w:rPr>
+            </w:pPr>
+          </w:p>
+        </w:tc>
+        <w:tc>
+          <w:tcPr>
+            <w:tcW w:w="1240" w:type="dxa"/>
+          </w:tcPr>
+          <w:p>
+            <w:pPr>
+              <w:spacing w:line="360" w:lineRule="auto"/>
+              <w:rPr>
+                <w:rFonts w:ascii="Times New Roman" w:hAnsi="Times New Roman" w:cs="Times New Roman"/>
+                <w:sz w:val="28"/>
+              </w:rPr>
+            </w:pPr>
+            <w:r>
+              <w:rPr>
+                <w:rFonts w:ascii="Times New Roman" w:hAnsi="Times New Roman" w:cs="Times New Roman"/>
+                <w:sz w:val="28"/>
+              </w:rPr>
+              <w:t xml:space="preserve"> Port</w:t>
+            </w:r>
+          </w:p>
+        </w:tc>
+        <w:tc>
+          <w:tcPr>
+            <w:tcW w:w="1904" w:type="dxa"/>
+          </w:tcPr>
+          <w:p>
+            <w:pPr>
+              <w:spacing w:line="360" w:lineRule="auto"/>
+              <w:rPr>
+                <w:rFonts w:ascii="Times New Roman" w:hAnsi="Times New Roman" w:cs="Times New Roman"/>
+                <w:sz w:val="28"/>
+              </w:rPr>
+            </w:pPr>
+            <w:r>
+              <w:rPr>
+                <w:rFonts w:ascii="Times New Roman" w:hAnsi="Times New Roman" w:cs="Times New Roman"/>
+                <w:sz w:val="28"/>
+              </w:rPr>
+              <w:t>Ipv4</w:t>
+            </w:r>
+          </w:p>
+        </w:tc>
+        <w:tc>
+          <w:tcPr>
+            <w:tcW w:w="1193" w:type="dxa"/>
+          </w:tcPr>
+          <w:p>
+            <w:pPr>
+              <w:spacing w:line="360" w:lineRule="auto"/>
+              <w:rPr>
+                <w:rFonts w:ascii="Times New Roman" w:hAnsi="Times New Roman" w:cs="Times New Roman"/>
+                <w:sz w:val="28"/>
+              </w:rPr>
+            </w:pPr>
+            <w:r>
+              <w:rPr>
+                <w:rFonts w:ascii="Times New Roman" w:hAnsi="Times New Roman" w:cs="Times New Roman"/>
+                <w:sz w:val="28"/>
+              </w:rPr>
+              <w:t>Ipv6</w:t>
+            </w:r>
+          </w:p>
+        </w:tc>
+        <w:tc>
+          <w:tcPr>
+            <w:tcW w:w="1280" w:type="dxa"/>
+          </w:tcPr>
+          <w:p>
+            <w:pPr>
+              <w:spacing w:line="360" w:lineRule="auto"/>
+              <w:rPr>
+                <w:rFonts w:ascii="Times New Roman" w:hAnsi="Times New Roman" w:cs="Times New Roman"/>
+                <w:sz w:val="28"/>
+              </w:rPr>
+            </w:pPr>
+            <w:r>
+              <w:rPr>
+                <w:rFonts w:ascii="Times New Roman" w:hAnsi="Times New Roman" w:cs="Times New Roman"/>
+                <w:sz w:val="28"/>
+              </w:rPr>
+              <w:t>Default Gateway</w:t>
+            </w:r>
+          </w:p>
+        </w:tc>
+        <w:tc>
+          <w:tcPr>
+            <w:tcW w:w="1100" w:type="dxa"/>
+          </w:tcPr>
+          <w:p>
+            <w:pPr>
+              <w:spacing w:line="360" w:lineRule="auto"/>
+              <w:rPr>
+                <w:rFonts w:ascii="Times New Roman" w:hAnsi="Times New Roman" w:cs="Times New Roman"/>
+                <w:sz w:val="28"/>
+              </w:rPr>
+            </w:pPr>
+          </w:p>
+        </w:tc>
+        <w:tc>
+          <w:tcPr>
+            <w:tcW w:w="1100" w:type="dxa"/>
+          </w:tcPr>
+          <w:p>
+            <w:pPr>
+              <w:spacing w:line="360" w:lineRule="auto"/>
+              <w:rPr>
+                <w:rFonts w:ascii="Times New Roman" w:hAnsi="Times New Roman" w:cs="Times New Roman"/>
+                <w:sz w:val="28"/>
+              </w:rPr>
+            </w:pPr>
+          </w:p>
+        </w:tc>
+      </w:tr>
+      <w:tr>
+        <w:tc>
+          <w:tcPr>
+            <w:tcW w:w="1245" w:type="dxa"/>
+          </w:tcPr>
+          <w:p>
+            <w:pPr>
+              <w:spacing w:line="360" w:lineRule="auto"/>
+              <w:rPr>
+                <w:rFonts w:ascii="Times New Roman" w:hAnsi="Times New Roman" w:cs="Times New Roman"/>
+                <w:sz w:val="28"/>
+              </w:rPr>
+            </w:pPr>
+            <w:r>
+              <w:rPr>
+                <w:rFonts w:ascii="Times New Roman" w:hAnsi="Times New Roman" w:cs="Times New Roman"/>
+                <w:sz w:val="28"/>
+              </w:rPr>
+              <w:t>Router 1</w:t>
+            </w:r>
+          </w:p>
+        </w:tc>
+        <w:tc>
+          <w:tcPr>
+            <w:tcW w:w="1240" w:type="dxa"/>
+          </w:tcPr>
+          <w:p>
+            <w:pPr>
+              <w:spacing w:line="360" w:lineRule="auto"/>
+              <w:rPr>
+                <w:rFonts w:ascii="Times New Roman" w:hAnsi="Times New Roman" w:cs="Times New Roman"/>
+                <w:sz w:val="28"/>
+              </w:rPr>
+            </w:pPr>
+            <w:r>
+              <w:rPr>
+                <w:rFonts w:ascii="Times New Roman" w:hAnsi="Times New Roman" w:cs="Times New Roman"/>
+                <w:sz w:val="28"/>
+              </w:rPr>
+              <w:t>Gig0/0</w:t>
+            </w:r>
+          </w:p>
+        </w:tc>
+        <w:tc>
+          <w:tcPr>
+            <w:tcW w:w="1904" w:type="dxa"/>
+          </w:tcPr>
+          <w:p>
+            <w:pPr>
+              <w:spacing w:line="360" w:lineRule="auto"/>
+              <w:rPr>
+                <w:rFonts w:ascii="Times New Roman" w:hAnsi="Times New Roman" w:cs="Times New Roman"/>
+                <w:sz w:val="28"/>
+              </w:rPr>
+            </w:pPr>
+          </w:p>
+        </w:tc>
+        <w:tc>
+          <w:tcPr>
+            <w:tcW w:w="1193" w:type="dxa"/>
+          </w:tcPr>
+          <w:p>
+            <w:pPr>
+              <w:spacing w:line="360" w:lineRule="auto"/>
+              <w:rPr>
+                <w:rFonts w:ascii="Times New Roman" w:hAnsi="Times New Roman" w:cs="Times New Roman"/>
+                <w:sz w:val="28"/>
+              </w:rPr>
+            </w:pPr>
+          </w:p>
+        </w:tc>
+        <w:tc>
+          <w:tcPr>
+            <w:tcW w:w="1280" w:type="dxa"/>
+          </w:tcPr>
+          <w:p>
+            <w:pPr>
+              <w:spacing w:line="360" w:lineRule="auto"/>
+              <w:rPr>
+                <w:rFonts w:ascii="Times New Roman" w:hAnsi="Times New Roman" w:cs="Times New Roman"/>
+                <w:sz w:val="28"/>
+              </w:rPr>
+            </w:pPr>
+          </w:p>
+        </w:tc>
+        <w:tc>
+          <w:tcPr>
+            <w:tcW w:w="1100" w:type="dxa"/>
+          </w:tcPr>
+          <w:p>
+            <w:pPr>
+              <w:spacing w:line="360" w:lineRule="auto"/>
+              <w:rPr>
+                <w:rFonts w:ascii="Times New Roman" w:hAnsi="Times New Roman" w:cs="Times New Roman"/>
+                <w:sz w:val="28"/>
+              </w:rPr>
+            </w:pPr>
+          </w:p>
+        </w:tc>
+        <w:tc>
+          <w:tcPr>
+            <w:tcW w:w="1100" w:type="dxa"/>
+          </w:tcPr>
+          <w:p>
+            <w:pPr>
+              <w:spacing w:line="360" w:lineRule="auto"/>
+              <w:rPr>
+                <w:rFonts w:ascii="Times New Roman" w:hAnsi="Times New Roman" w:cs="Times New Roman"/>
+                <w:sz w:val="28"/>
+              </w:rPr>
+            </w:pPr>
+          </w:p>
+        </w:tc>
+      </w:tr>
+      <w:tr>
+        <w:tc>
+          <w:tcPr>
+            <w:tcW w:w="1245" w:type="dxa"/>
+          </w:tcPr>
+          <w:p>
+            <w:pPr>
+              <w:spacing w:line="360" w:lineRule="auto"/>
+              <w:rPr>
+                <w:rFonts w:ascii="Times New Roman" w:hAnsi="Times New Roman" w:cs="Times New Roman"/>
+                <w:sz w:val="28"/>
+              </w:rPr>
+            </w:pPr>
+            <w:r>
+              <w:rPr>
+                <w:rFonts w:ascii="Times New Roman" w:hAnsi="Times New Roman" w:cs="Times New Roman"/>
+                <w:sz w:val="28"/>
+              </w:rPr>
+              <w:t>Router 2</w:t>
+            </w:r>
+          </w:p>
+        </w:tc>
+        <w:tc>
+          <w:tcPr>
+            <w:tcW w:w="1240" w:type="dxa"/>
+          </w:tcPr>
+          <w:p>
+            <w:pPr>
+              <w:spacing w:line="360" w:lineRule="auto"/>
+              <w:rPr>
+                <w:rFonts w:ascii="Times New Roman" w:hAnsi="Times New Roman" w:cs="Times New Roman"/>
+                <w:sz w:val="28"/>
+              </w:rPr>
+            </w:pPr>
+            <w:r>
+              <w:rPr>
+                <w:rFonts w:ascii="Times New Roman" w:hAnsi="Times New Roman" w:cs="Times New Roman"/>
+                <w:sz w:val="28"/>
+              </w:rPr>
+              <w:t>Gig0/0</w:t>
+            </w:r>
+          </w:p>
+        </w:tc>
+        <w:tc>
+          <w:tcPr>
+            <w:tcW w:w="1904" w:type="dxa"/>
+          </w:tcPr>
+          <w:p>
+            <w:pPr>
+              <w:spacing w:line="360" w:lineRule="auto"/>
+              <w:rPr>
+                <w:rFonts w:ascii="Times New Roman" w:hAnsi="Times New Roman" w:cs="Times New Roman"/>
+                <w:sz w:val="28"/>
+              </w:rPr>
+            </w:pPr>
+          </w:p>
+        </w:tc>
+        <w:tc>
+          <w:tcPr>
+            <w:tcW w:w="1193" w:type="dxa"/>
+          </w:tcPr>
+          <w:p>
+            <w:pPr>
+              <w:spacing w:line="360" w:lineRule="auto"/>
+              <w:rPr>
+                <w:rFonts w:ascii="Times New Roman" w:hAnsi="Times New Roman" w:cs="Times New Roman"/>
+                <w:sz w:val="28"/>
+              </w:rPr>
+            </w:pPr>
+          </w:p>
+        </w:tc>
+        <w:tc>
+          <w:tcPr>
+            <w:tcW w:w="1280" w:type="dxa"/>
+          </w:tcPr>
+          <w:p>
+            <w:pPr>
+              <w:spacing w:line="360" w:lineRule="auto"/>
+              <w:rPr>
+                <w:rFonts w:ascii="Times New Roman" w:hAnsi="Times New Roman" w:cs="Times New Roman"/>
+                <w:sz w:val="28"/>
+              </w:rPr>
+            </w:pPr>
+          </w:p>
+        </w:tc>
+        <w:tc>
+          <w:tcPr>
+            <w:tcW w:w="1100" w:type="dxa"/>
+          </w:tcPr>
+          <w:p>
+            <w:pPr>
+              <w:spacing w:line="360" w:lineRule="auto"/>
+              <w:rPr>
+                <w:rFonts w:ascii="Times New Roman" w:hAnsi="Times New Roman" w:cs="Times New Roman"/>
+                <w:sz w:val="28"/>
+              </w:rPr>
+            </w:pPr>
+          </w:p>
+        </w:tc>
+        <w:tc>
+          <w:tcPr>
+            <w:tcW w:w="1100" w:type="dxa"/>
+          </w:tcPr>
+          <w:p>
+            <w:pPr>
+              <w:spacing w:line="360" w:lineRule="auto"/>
+              <w:rPr>
+                <w:rFonts w:ascii="Times New Roman" w:hAnsi="Times New Roman" w:cs="Times New Roman"/>
+                <w:sz w:val="28"/>
+              </w:rPr>
+            </w:pPr>
+          </w:p>
+        </w:tc>
+      </w:tr>
+      <w:tr>
+        <w:tc>
+          <w:tcPr>
+            <w:tcW w:w="1245" w:type="dxa"/>
+          </w:tcPr>
+          <w:p>
+            <w:pPr>
+              <w:spacing w:line="360" w:lineRule="auto"/>
+              <w:rPr>
+                <w:rFonts w:ascii="Times New Roman" w:hAnsi="Times New Roman" w:cs="Times New Roman"/>
+                <w:sz w:val="28"/>
+              </w:rPr>
+            </w:pPr>
+            <w:r>
+              <w:rPr>
+                <w:rFonts w:ascii="Times New Roman" w:hAnsi="Times New Roman" w:cs="Times New Roman"/>
+                <w:sz w:val="28"/>
+              </w:rPr>
+              <w:t>Router 1</w:t>
+            </w:r>
+          </w:p>
+        </w:tc>
+        <w:tc>
+          <w:tcPr>
+            <w:tcW w:w="1240" w:type="dxa"/>
+          </w:tcPr>
+          <w:p>
+            <w:pPr>
+              <w:spacing w:line="360" w:lineRule="auto"/>
+              <w:rPr>
+                <w:rFonts w:ascii="Times New Roman" w:hAnsi="Times New Roman" w:cs="Times New Roman"/>
+                <w:sz w:val="28"/>
+              </w:rPr>
+            </w:pPr>
+            <w:r>
+              <w:rPr>
+                <w:rFonts w:ascii="Times New Roman" w:hAnsi="Times New Roman" w:cs="Times New Roman"/>
+                <w:sz w:val="28"/>
+              </w:rPr>
+              <w:t>Gig0/1</w:t>
+            </w:r>
+          </w:p>
+        </w:tc>
+        <w:tc>
+          <w:tcPr>
+            <w:tcW w:w="1904" w:type="dxa"/>
+          </w:tcPr>
+          <w:p>
+            <w:pPr>
+              <w:spacing w:line="360" w:lineRule="auto"/>
+              <w:rPr>
+                <w:rFonts w:ascii="Times New Roman" w:hAnsi="Times New Roman" w:cs="Times New Roman"/>
+                <w:sz w:val="28"/>
+              </w:rPr>
+            </w:pPr>
+          </w:p>
+        </w:tc>
+        <w:tc>
+          <w:tcPr>
+            <w:tcW w:w="1193" w:type="dxa"/>
+          </w:tcPr>
+          <w:p>
+            <w:pPr>
+              <w:spacing w:line="360" w:lineRule="auto"/>
+              <w:rPr>
+                <w:rFonts w:ascii="Times New Roman" w:hAnsi="Times New Roman" w:cs="Times New Roman"/>
+                <w:sz w:val="28"/>
+              </w:rPr>
+            </w:pPr>
+          </w:p>
+        </w:tc>
+        <w:tc>
+          <w:tcPr>
+            <w:tcW w:w="1280" w:type="dxa"/>
+          </w:tcPr>
+          <w:p>
+            <w:pPr>
+              <w:spacing w:line="360" w:lineRule="auto"/>
+              <w:rPr>
+                <w:rFonts w:ascii="Times New Roman" w:hAnsi="Times New Roman" w:cs="Times New Roman"/>
+                <w:sz w:val="28"/>
+              </w:rPr>
+            </w:pPr>
+          </w:p>
+        </w:tc>
+        <w:tc>
+          <w:tcPr>
+            <w:tcW w:w="1100" w:type="dxa"/>
+          </w:tcPr>
+          <w:p>
+            <w:pPr>
+              <w:spacing w:line="360" w:lineRule="auto"/>
+              <w:rPr>
+                <w:rFonts w:ascii="Times New Roman" w:hAnsi="Times New Roman" w:cs="Times New Roman"/>
+                <w:sz w:val="28"/>
+              </w:rPr>
+            </w:pPr>
+          </w:p>
+        </w:tc>
+        <w:tc>
+          <w:tcPr>
+            <w:tcW w:w="1100" w:type="dxa"/>
+          </w:tcPr>
+          <w:p>
+            <w:pPr>
+              <w:spacing w:line="360" w:lineRule="auto"/>
+              <w:rPr>
+                <w:rFonts w:ascii="Times New Roman" w:hAnsi="Times New Roman" w:cs="Times New Roman"/>
+                <w:sz w:val="28"/>
+              </w:rPr>
+            </w:pPr>
+          </w:p>
+        </w:tc>
+      </w:tr>
+      <w:tr>
+        <w:tc>
+          <w:tcPr>
+            <w:tcW w:w="1245" w:type="dxa"/>
+          </w:tcPr>
+          <w:p>
+            <w:pPr>
+              <w:spacing w:line="360" w:lineRule="auto"/>
+              <w:rPr>
+                <w:rFonts w:ascii="Times New Roman" w:hAnsi="Times New Roman" w:cs="Times New Roman"/>
+                <w:sz w:val="28"/>
+              </w:rPr>
+            </w:pPr>
+            <w:r>
+              <w:rPr>
+                <w:rFonts w:ascii="Times New Roman" w:hAnsi="Times New Roman" w:cs="Times New Roman"/>
+                <w:sz w:val="28"/>
+              </w:rPr>
+              <w:t>Router 2</w:t>
+            </w:r>
+          </w:p>
+        </w:tc>
+        <w:tc>
+          <w:tcPr>
+            <w:tcW w:w="1240" w:type="dxa"/>
+          </w:tcPr>
+          <w:p>
+            <w:pPr>
+              <w:spacing w:line="360" w:lineRule="auto"/>
+              <w:rPr>
+                <w:rFonts w:ascii="Times New Roman" w:hAnsi="Times New Roman" w:cs="Times New Roman"/>
+                <w:sz w:val="28"/>
+              </w:rPr>
+            </w:pPr>
+            <w:r>
+              <w:rPr>
+                <w:rFonts w:ascii="Times New Roman" w:hAnsi="Times New Roman" w:cs="Times New Roman"/>
+                <w:sz w:val="28"/>
+              </w:rPr>
+              <w:t>Gig0/1</w:t>
+            </w:r>
+          </w:p>
+        </w:tc>
+        <w:tc>
+          <w:tcPr>
+            <w:tcW w:w="1904" w:type="dxa"/>
+          </w:tcPr>
+          <w:p>
+            <w:pPr>
+              <w:spacing w:line="360" w:lineRule="auto"/>
+              <w:rPr>
+                <w:rFonts w:ascii="Times New Roman" w:hAnsi="Times New Roman" w:cs="Times New Roman"/>
+                <w:sz w:val="28"/>
+              </w:rPr>
+            </w:pPr>
+          </w:p>
+        </w:tc>
+        <w:tc>
+          <w:tcPr>
+            <w:tcW w:w="1193" w:type="dxa"/>
+          </w:tcPr>
+          <w:p>
+            <w:pPr>
+              <w:spacing w:line="360" w:lineRule="auto"/>
+              <w:rPr>
+                <w:rFonts w:ascii="Times New Roman" w:hAnsi="Times New Roman" w:cs="Times New Roman"/>
+                <w:sz w:val="28"/>
+              </w:rPr>
+            </w:pPr>
+          </w:p>
+        </w:tc>
+        <w:tc>
+          <w:tcPr>
+            <w:tcW w:w="1280" w:type="dxa"/>
+          </w:tcPr>
+          <w:p>
+            <w:pPr>
+              <w:spacing w:line="360" w:lineRule="auto"/>
+              <w:rPr>
+                <w:rFonts w:ascii="Times New Roman" w:hAnsi="Times New Roman" w:cs="Times New Roman"/>
+                <w:sz w:val="28"/>
+              </w:rPr>
+            </w:pPr>
+          </w:p>
+        </w:tc>
+        <w:tc>
+          <w:tcPr>
+            <w:tcW w:w="1100" w:type="dxa"/>
+          </w:tcPr>
+          <w:p>
+            <w:pPr>
+              <w:spacing w:line="360" w:lineRule="auto"/>
+              <w:rPr>
+                <w:rFonts w:ascii="Times New Roman" w:hAnsi="Times New Roman" w:cs="Times New Roman"/>
+                <w:sz w:val="28"/>
+              </w:rPr>
+            </w:pPr>
+          </w:p>
+        </w:tc>
+        <w:tc>
+          <w:tcPr>
+            <w:tcW w:w="1100" w:type="dxa"/>
+          </w:tcPr>
+          <w:p>
+            <w:pPr>
+              <w:spacing w:line="360" w:lineRule="auto"/>
+              <w:rPr>
+                <w:rFonts w:ascii="Times New Roman" w:hAnsi="Times New Roman" w:cs="Times New Roman"/>
+                <w:sz w:val="28"/>
+              </w:rPr>
+            </w:pPr>
+          </w:p>
+        </w:tc>
+      </w:tr>
+      <w:tr>
+        <w:tc>
+          <w:tcPr>
+            <w:tcW w:w="1245" w:type="dxa"/>
+          </w:tcPr>
+          <w:p>
+            <w:pPr>
+              <w:spacing w:line="360" w:lineRule="auto"/>
+              <w:rPr>
+                <w:rFonts w:ascii="Times New Roman" w:hAnsi="Times New Roman" w:cs="Times New Roman"/>
+                <w:sz w:val="28"/>
+              </w:rPr>
+            </w:pPr>
+            <w:r>
+              <w:rPr>
+                <w:rFonts w:ascii="Times New Roman" w:hAnsi="Times New Roman" w:cs="Times New Roman"/>
+                <w:sz w:val="28"/>
+              </w:rPr>
+              <w:t>Router 1</w:t>
+            </w:r>
+          </w:p>
+        </w:tc>
+        <w:tc>
+          <w:tcPr>
+            <w:tcW w:w="1240" w:type="dxa"/>
+          </w:tcPr>
+          <w:p>
+            <w:pPr>
+              <w:spacing w:line="360" w:lineRule="auto"/>
+              <w:rPr>
+                <w:rFonts w:ascii="Times New Roman" w:hAnsi="Times New Roman" w:cs="Times New Roman"/>
+                <w:sz w:val="28"/>
+              </w:rPr>
+            </w:pPr>
+          </w:p>
+        </w:tc>
+        <w:tc>
+          <w:tcPr>
+            <w:tcW w:w="1904" w:type="dxa"/>
+          </w:tcPr>
+          <w:p>
+            <w:pPr>
+              <w:spacing w:line="360" w:lineRule="auto"/>
+              <w:rPr>
+                <w:rFonts w:ascii="Times New Roman" w:hAnsi="Times New Roman" w:cs="Times New Roman"/>
+                <w:sz w:val="28"/>
+              </w:rPr>
+            </w:pPr>
+          </w:p>
+        </w:tc>
+        <w:tc>
+          <w:tcPr>
+            <w:tcW w:w="1193" w:type="dxa"/>
+          </w:tcPr>
+          <w:p>
+            <w:pPr>
+              <w:spacing w:line="360" w:lineRule="auto"/>
+              <w:rPr>
+                <w:rFonts w:ascii="Times New Roman" w:hAnsi="Times New Roman" w:cs="Times New Roman"/>
+                <w:sz w:val="28"/>
+              </w:rPr>
+            </w:pPr>
+          </w:p>
+        </w:tc>
+        <w:tc>
+          <w:tcPr>
+            <w:tcW w:w="1280" w:type="dxa"/>
+          </w:tcPr>
+          <w:p>
+            <w:pPr>
+              <w:spacing w:line="360" w:lineRule="auto"/>
+              <w:rPr>
+                <w:rFonts w:ascii="Times New Roman" w:hAnsi="Times New Roman" w:cs="Times New Roman"/>
+                <w:sz w:val="28"/>
+              </w:rPr>
+            </w:pPr>
+          </w:p>
+        </w:tc>
+        <w:tc>
+          <w:tcPr>
+            <w:tcW w:w="1100" w:type="dxa"/>
+          </w:tcPr>
+          <w:p>
+            <w:pPr>
+              <w:spacing w:line="360" w:lineRule="auto"/>
+              <w:rPr>
+                <w:rFonts w:ascii="Times New Roman" w:hAnsi="Times New Roman" w:cs="Times New Roman"/>
+                <w:sz w:val="28"/>
+              </w:rPr>
+            </w:pPr>
+          </w:p>
+        </w:tc>
+        <w:tc>
+          <w:tcPr>
+            <w:tcW w:w="1100" w:type="dxa"/>
+          </w:tcPr>
+          <w:p>
+            <w:pPr>
+              <w:spacing w:line="360" w:lineRule="auto"/>
+              <w:rPr>
+                <w:rFonts w:ascii="Times New Roman" w:hAnsi="Times New Roman" w:cs="Times New Roman"/>
+                <w:sz w:val="28"/>
+              </w:rPr>
+            </w:pPr>
+          </w:p>
+        </w:tc>
+      </w:tr>
+      <w:tr>
+        <w:tc>
+          <w:tcPr>
+            <w:tcW w:w="1245" w:type="dxa"/>
+          </w:tcPr>
+          <w:p>
+            <w:pPr>
+              <w:spacing w:line="360" w:lineRule="auto"/>
+              <w:rPr>
+                <w:rFonts w:ascii="Times New Roman" w:hAnsi="Times New Roman" w:cs="Times New Roman"/>
+                <w:sz w:val="28"/>
+              </w:rPr>
+            </w:pPr>
+            <w:r>
+              <w:rPr>
+                <w:rFonts w:ascii="Times New Roman" w:hAnsi="Times New Roman" w:cs="Times New Roman"/>
+                <w:sz w:val="28"/>
+              </w:rPr>
+              <w:t xml:space="preserve">Router 2 </w:t>
+            </w:r>
+          </w:p>
+        </w:tc>
+        <w:tc>
+          <w:tcPr>
+            <w:tcW w:w="1240" w:type="dxa"/>
+          </w:tcPr>
+          <w:p>
+            <w:pPr>
+              <w:spacing w:line="360" w:lineRule="auto"/>
+              <w:rPr>
+                <w:rFonts w:ascii="Times New Roman" w:hAnsi="Times New Roman" w:cs="Times New Roman"/>
+                <w:sz w:val="28"/>
+              </w:rPr>
+            </w:pPr>
+          </w:p>
+        </w:tc>
+        <w:tc>
+          <w:tcPr>
+            <w:tcW w:w="1904" w:type="dxa"/>
+          </w:tcPr>
+          <w:p>
+            <w:pPr>
+              <w:spacing w:line="360" w:lineRule="auto"/>
+              <w:rPr>
+                <w:rFonts w:ascii="Times New Roman" w:hAnsi="Times New Roman" w:cs="Times New Roman"/>
+                <w:sz w:val="28"/>
+              </w:rPr>
+            </w:pPr>
+          </w:p>
+        </w:tc>
+        <w:tc>
+          <w:tcPr>
+            <w:tcW w:w="1193" w:type="dxa"/>
+          </w:tcPr>
+          <w:p>
+            <w:pPr>
+              <w:spacing w:line="360" w:lineRule="auto"/>
+              <w:rPr>
+                <w:rFonts w:ascii="Times New Roman" w:hAnsi="Times New Roman" w:cs="Times New Roman"/>
+                <w:sz w:val="28"/>
+              </w:rPr>
+            </w:pPr>
+          </w:p>
+        </w:tc>
+        <w:tc>
+          <w:tcPr>
+            <w:tcW w:w="1280" w:type="dxa"/>
+          </w:tcPr>
+          <w:p>
+            <w:pPr>
+              <w:spacing w:line="360" w:lineRule="auto"/>
+              <w:rPr>
+                <w:rFonts w:ascii="Times New Roman" w:hAnsi="Times New Roman" w:cs="Times New Roman"/>
+                <w:sz w:val="28"/>
+              </w:rPr>
+            </w:pPr>
+          </w:p>
+        </w:tc>
+        <w:tc>
+          <w:tcPr>
+            <w:tcW w:w="1100" w:type="dxa"/>
+          </w:tcPr>
+          <w:p>
+            <w:pPr>
+              <w:spacing w:line="360" w:lineRule="auto"/>
+              <w:rPr>
+                <w:rFonts w:ascii="Times New Roman" w:hAnsi="Times New Roman" w:cs="Times New Roman"/>
+                <w:sz w:val="28"/>
+              </w:rPr>
+            </w:pPr>
+          </w:p>
+        </w:tc>
+        <w:tc>
+          <w:tcPr>
+            <w:tcW w:w="1100" w:type="dxa"/>
+          </w:tcPr>
+          <w:p>
+            <w:pPr>
+              <w:spacing w:line="360" w:lineRule="auto"/>
+              <w:rPr>
+                <w:rFonts w:ascii="Times New Roman" w:hAnsi="Times New Roman" w:cs="Times New Roman"/>
+                <w:sz w:val="28"/>
+              </w:rPr>
+            </w:pPr>
+          </w:p>
+        </w:tc>
+      </w:tr>
+      <w:tr>
+        <w:tc>
+          <w:tcPr>
+            <w:tcW w:w="1245" w:type="dxa"/>
+          </w:tcPr>
+          <w:p>
+            <w:pPr>
+              <w:spacing w:line="360" w:lineRule="auto"/>
+              <w:rPr>
+                <w:rFonts w:ascii="Times New Roman" w:hAnsi="Times New Roman" w:cs="Times New Roman"/>
+                <w:sz w:val="28"/>
+              </w:rPr>
+            </w:pPr>
+          </w:p>
+        </w:tc>
+        <w:tc>
+          <w:tcPr>
+            <w:tcW w:w="1240" w:type="dxa"/>
+          </w:tcPr>
+          <w:p>
+            <w:pPr>
+              <w:spacing w:line="360" w:lineRule="auto"/>
+              <w:rPr>
+                <w:rFonts w:ascii="Times New Roman" w:hAnsi="Times New Roman" w:cs="Times New Roman"/>
+                <w:sz w:val="28"/>
+              </w:rPr>
+            </w:pPr>
+          </w:p>
+        </w:tc>
+        <w:tc>
+          <w:tcPr>
+            <w:tcW w:w="1904" w:type="dxa"/>
+          </w:tcPr>
+          <w:p>
+            <w:pPr>
+              <w:spacing w:line="360" w:lineRule="auto"/>
+              <w:rPr>
+                <w:rFonts w:ascii="Times New Roman" w:hAnsi="Times New Roman" w:cs="Times New Roman"/>
+                <w:sz w:val="28"/>
+              </w:rPr>
+            </w:pPr>
+          </w:p>
+        </w:tc>
+        <w:tc>
+          <w:tcPr>
+            <w:tcW w:w="1193" w:type="dxa"/>
+          </w:tcPr>
+          <w:p>
+            <w:pPr>
+              <w:spacing w:line="360" w:lineRule="auto"/>
+              <w:rPr>
+                <w:rFonts w:ascii="Times New Roman" w:hAnsi="Times New Roman" w:cs="Times New Roman"/>
+                <w:sz w:val="28"/>
+              </w:rPr>
+            </w:pPr>
+          </w:p>
+        </w:tc>
+        <w:tc>
+          <w:tcPr>
+            <w:tcW w:w="1280" w:type="dxa"/>
+          </w:tcPr>
+          <w:p>
+            <w:pPr>
+              <w:spacing w:line="360" w:lineRule="auto"/>
+              <w:rPr>
+                <w:rFonts w:ascii="Times New Roman" w:hAnsi="Times New Roman" w:cs="Times New Roman"/>
+                <w:sz w:val="28"/>
+              </w:rPr>
+            </w:pPr>
+          </w:p>
+        </w:tc>
+        <w:tc>
+          <w:tcPr>
+            <w:tcW w:w="1100" w:type="dxa"/>
+          </w:tcPr>
+          <w:p>
+            <w:pPr>
+              <w:spacing w:line="360" w:lineRule="auto"/>
+              <w:rPr>
+                <w:rFonts w:ascii="Times New Roman" w:hAnsi="Times New Roman" w:cs="Times New Roman"/>
+                <w:sz w:val="28"/>
+              </w:rPr>
+            </w:pPr>
+          </w:p>
+        </w:tc>
+        <w:tc>
+          <w:tcPr>
+            <w:tcW w:w="1100" w:type="dxa"/>
+          </w:tcPr>
+          <w:p>
+            <w:pPr>
+              <w:spacing w:line="360" w:lineRule="auto"/>
+              <w:rPr>
+                <w:rFonts w:ascii="Times New Roman" w:hAnsi="Times New Roman" w:cs="Times New Roman"/>
+                <w:sz w:val="28"/>
+              </w:rPr>
+            </w:pPr>
+          </w:p>
+        </w:tc>
+      </w:tr>
+      <w:tr>
+        <w:tc>
+          <w:tcPr>
+            <w:tcW w:w="1245" w:type="dxa"/>
+          </w:tcPr>
+          <w:p>
+            <w:pPr>
+              <w:spacing w:line="360" w:lineRule="auto"/>
+              <w:rPr>
+                <w:rFonts w:ascii="Times New Roman" w:hAnsi="Times New Roman" w:cs="Times New Roman"/>
+                <w:sz w:val="28"/>
+              </w:rPr>
+            </w:pPr>
+          </w:p>
+        </w:tc>
+        <w:tc>
+          <w:tcPr>
+            <w:tcW w:w="1240" w:type="dxa"/>
+          </w:tcPr>
+          <w:p>
+            <w:pPr>
+              <w:spacing w:line="360" w:lineRule="auto"/>
+              <w:rPr>
+                <w:rFonts w:ascii="Times New Roman" w:hAnsi="Times New Roman" w:cs="Times New Roman"/>
+                <w:sz w:val="28"/>
+              </w:rPr>
+            </w:pPr>
+          </w:p>
+        </w:tc>
+        <w:tc>
+          <w:tcPr>
+            <w:tcW w:w="1904" w:type="dxa"/>
+          </w:tcPr>
+          <w:p>
+            <w:pPr>
+              <w:spacing w:line="360" w:lineRule="auto"/>
+              <w:rPr>
+                <w:rFonts w:ascii="Times New Roman" w:hAnsi="Times New Roman" w:cs="Times New Roman"/>
+                <w:sz w:val="28"/>
+              </w:rPr>
+            </w:pPr>
+          </w:p>
+        </w:tc>
+        <w:tc>
+          <w:tcPr>
+            <w:tcW w:w="1193" w:type="dxa"/>
+          </w:tcPr>
+          <w:p>
+            <w:pPr>
+              <w:spacing w:line="360" w:lineRule="auto"/>
+              <w:rPr>
+                <w:rFonts w:ascii="Times New Roman" w:hAnsi="Times New Roman" w:cs="Times New Roman"/>
+                <w:sz w:val="28"/>
+              </w:rPr>
+            </w:pPr>
+          </w:p>
+        </w:tc>
+        <w:tc>
+          <w:tcPr>
+            <w:tcW w:w="1280" w:type="dxa"/>
+          </w:tcPr>
+          <w:p>
+            <w:pPr>
+              <w:spacing w:line="360" w:lineRule="auto"/>
+              <w:rPr>
+                <w:rFonts w:ascii="Times New Roman" w:hAnsi="Times New Roman" w:cs="Times New Roman"/>
+                <w:sz w:val="28"/>
+              </w:rPr>
+            </w:pPr>
+          </w:p>
+        </w:tc>
+        <w:tc>
+          <w:tcPr>
+            <w:tcW w:w="1100" w:type="dxa"/>
+          </w:tcPr>
+          <w:p>
+            <w:pPr>
+              <w:spacing w:line="360" w:lineRule="auto"/>
+              <w:rPr>
+                <w:rFonts w:ascii="Times New Roman" w:hAnsi="Times New Roman" w:cs="Times New Roman"/>
+                <w:sz w:val="28"/>
+              </w:rPr>
+            </w:pPr>
+          </w:p>
+        </w:tc>
+        <w:tc>
+          <w:tcPr>
+            <w:tcW w:w="1100" w:type="dxa"/>
+          </w:tcPr>
+          <w:p>
+            <w:pPr>
+              <w:spacing w:line="360" w:lineRule="auto"/>
+              <w:rPr>
+                <w:rFonts w:ascii="Times New Roman" w:hAnsi="Times New Roman" w:cs="Times New Roman"/>
+                <w:sz w:val="28"/>
+              </w:rPr>
+            </w:pPr>
+          </w:p>
+        </w:tc>
+      </w:tr>
+      <w:tr>
+        <w:tc>
+          <w:tcPr>
+            <w:tcW w:w="1245" w:type="dxa"/>
+          </w:tcPr>
+          <w:p>
+            <w:pPr>
+              <w:spacing w:line="360" w:lineRule="auto"/>
+              <w:rPr>
+                <w:rFonts w:ascii="Times New Roman" w:hAnsi="Times New Roman" w:cs="Times New Roman"/>
+                <w:sz w:val="28"/>
+              </w:rPr>
+            </w:pPr>
+          </w:p>
+        </w:tc>
+        <w:tc>
+          <w:tcPr>
+            <w:tcW w:w="1240" w:type="dxa"/>
+          </w:tcPr>
+          <w:p>
+            <w:pPr>
+              <w:spacing w:line="360" w:lineRule="auto"/>
+              <w:rPr>
+                <w:rFonts w:ascii="Times New Roman" w:hAnsi="Times New Roman" w:cs="Times New Roman"/>
+                <w:sz w:val="28"/>
+              </w:rPr>
+            </w:pPr>
+          </w:p>
+        </w:tc>
+        <w:tc>
+          <w:tcPr>
+            <w:tcW w:w="1904" w:type="dxa"/>
+          </w:tcPr>
+          <w:p>
+            <w:pPr>
+              <w:spacing w:line="360" w:lineRule="auto"/>
+              <w:rPr>
+                <w:rFonts w:ascii="Times New Roman" w:hAnsi="Times New Roman" w:cs="Times New Roman"/>
+                <w:sz w:val="28"/>
+              </w:rPr>
+            </w:pPr>
+          </w:p>
+        </w:tc>
+        <w:tc>
+          <w:tcPr>
+            <w:tcW w:w="1193" w:type="dxa"/>
+          </w:tcPr>
+          <w:p>
+            <w:pPr>
+              <w:spacing w:line="360" w:lineRule="auto"/>
+              <w:rPr>
+                <w:rFonts w:ascii="Times New Roman" w:hAnsi="Times New Roman" w:cs="Times New Roman"/>
+                <w:sz w:val="28"/>
+              </w:rPr>
+            </w:pPr>
+          </w:p>
+        </w:tc>
+        <w:tc>
+          <w:tcPr>
+            <w:tcW w:w="1280" w:type="dxa"/>
+          </w:tcPr>
+          <w:p>
+            <w:pPr>
+              <w:spacing w:line="360" w:lineRule="auto"/>
+              <w:rPr>
+                <w:rFonts w:ascii="Times New Roman" w:hAnsi="Times New Roman" w:cs="Times New Roman"/>
+                <w:sz w:val="28"/>
+              </w:rPr>
+            </w:pPr>
+          </w:p>
+        </w:tc>
+        <w:tc>
+          <w:tcPr>
+            <w:tcW w:w="1100" w:type="dxa"/>
+          </w:tcPr>
+          <w:p>
+            <w:pPr>
+              <w:spacing w:line="360" w:lineRule="auto"/>
+              <w:rPr>
+                <w:rFonts w:ascii="Times New Roman" w:hAnsi="Times New Roman" w:cs="Times New Roman"/>
+                <w:sz w:val="28"/>
+              </w:rPr>
+            </w:pPr>
+          </w:p>
+        </w:tc>
+        <w:tc>
+          <w:tcPr>
+            <w:tcW w:w="1100" w:type="dxa"/>
+          </w:tcPr>
+          <w:p>
+            <w:pPr>
+              <w:spacing w:line="360" w:lineRule="auto"/>
+              <w:rPr>
+                <w:rFonts w:ascii="Times New Roman" w:hAnsi="Times New Roman" w:cs="Times New Roman"/>
+                <w:sz w:val="28"/>
+              </w:rPr>
+            </w:pPr>
+          </w:p>
+        </w:tc>
+      </w:tr>
+      <w:tr>
+        <w:tc>
+          <w:tcPr>
+            <w:tcW w:w="1245" w:type="dxa"/>
+          </w:tcPr>
+          <w:p>
+            <w:pPr>
+              <w:spacing w:line="360" w:lineRule="auto"/>
+              <w:rPr>
+                <w:rFonts w:ascii="Times New Roman" w:hAnsi="Times New Roman" w:cs="Times New Roman"/>
+                <w:sz w:val="28"/>
+              </w:rPr>
+            </w:pPr>
+          </w:p>
+        </w:tc>
+        <w:tc>
+          <w:tcPr>
+            <w:tcW w:w="1240" w:type="dxa"/>
+          </w:tcPr>
+          <w:p>
+            <w:pPr>
+              <w:spacing w:line="360" w:lineRule="auto"/>
+              <w:rPr>
+                <w:rFonts w:ascii="Times New Roman" w:hAnsi="Times New Roman" w:cs="Times New Roman"/>
+                <w:sz w:val="28"/>
+              </w:rPr>
+            </w:pPr>
+          </w:p>
+        </w:tc>
+        <w:tc>
+          <w:tcPr>
+            <w:tcW w:w="1904" w:type="dxa"/>
+          </w:tcPr>
+          <w:p>
+            <w:pPr>
+              <w:spacing w:line="360" w:lineRule="auto"/>
+              <w:rPr>
+                <w:rFonts w:ascii="Times New Roman" w:hAnsi="Times New Roman" w:cs="Times New Roman"/>
+                <w:sz w:val="28"/>
+              </w:rPr>
+            </w:pPr>
+          </w:p>
+        </w:tc>
+        <w:tc>
+          <w:tcPr>
+            <w:tcW w:w="1193" w:type="dxa"/>
+          </w:tcPr>
+          <w:p>
+            <w:pPr>
+              <w:spacing w:line="360" w:lineRule="auto"/>
+              <w:rPr>
+                <w:rFonts w:ascii="Times New Roman" w:hAnsi="Times New Roman" w:cs="Times New Roman"/>
+                <w:sz w:val="28"/>
+              </w:rPr>
+            </w:pPr>
+          </w:p>
+        </w:tc>
+        <w:tc>
+          <w:tcPr>
+            <w:tcW w:w="1280" w:type="dxa"/>
+          </w:tcPr>
+          <w:p>
+            <w:pPr>
+              <w:spacing w:line="360" w:lineRule="auto"/>
+              <w:rPr>
+                <w:rFonts w:ascii="Times New Roman" w:hAnsi="Times New Roman" w:cs="Times New Roman"/>
+                <w:sz w:val="28"/>
+              </w:rPr>
+            </w:pPr>
+          </w:p>
+        </w:tc>
+        <w:tc>
+          <w:tcPr>
+            <w:tcW w:w="1100" w:type="dxa"/>
+          </w:tcPr>
+          <w:p>
+            <w:pPr>
+              <w:spacing w:line="360" w:lineRule="auto"/>
+              <w:rPr>
+                <w:rFonts w:ascii="Times New Roman" w:hAnsi="Times New Roman" w:cs="Times New Roman"/>
+                <w:sz w:val="28"/>
+              </w:rPr>
+            </w:pPr>
+          </w:p>
+        </w:tc>
+        <w:tc>
+          <w:tcPr>
+            <w:tcW w:w="1100" w:type="dxa"/>
+          </w:tcPr>
+          <w:p>
+            <w:pPr>
+              <w:spacing w:line="360" w:lineRule="auto"/>
+              <w:rPr>
+                <w:rFonts w:ascii="Times New Roman" w:hAnsi="Times New Roman" w:cs="Times New Roman"/>
+                <w:sz w:val="28"/>
+              </w:rPr>
+            </w:pPr>
+          </w:p>
+        </w:tc>
+      </w:tr>
+      <w:tr>
+        <w:tc>
+          <w:tcPr>
+            <w:tcW w:w="1245" w:type="dxa"/>
+          </w:tcPr>
+          <w:p>
+            <w:pPr>
+              <w:spacing w:line="360" w:lineRule="auto"/>
+              <w:rPr>
+                <w:rFonts w:ascii="Times New Roman" w:hAnsi="Times New Roman" w:cs="Times New Roman"/>
+                <w:sz w:val="28"/>
+              </w:rPr>
+            </w:pPr>
+          </w:p>
+        </w:tc>
+        <w:tc>
+          <w:tcPr>
+            <w:tcW w:w="1240" w:type="dxa"/>
+          </w:tcPr>
+          <w:p>
+            <w:pPr>
+              <w:spacing w:line="360" w:lineRule="auto"/>
+              <w:rPr>
+                <w:rFonts w:ascii="Times New Roman" w:hAnsi="Times New Roman" w:cs="Times New Roman"/>
+                <w:sz w:val="28"/>
+              </w:rPr>
+            </w:pPr>
+          </w:p>
+        </w:tc>
+        <w:tc>
+          <w:tcPr>
+            <w:tcW w:w="1904" w:type="dxa"/>
+          </w:tcPr>
+          <w:p>
+            <w:pPr>
+              <w:spacing w:line="360" w:lineRule="auto"/>
+              <w:rPr>
+                <w:rFonts w:ascii="Times New Roman" w:hAnsi="Times New Roman" w:cs="Times New Roman"/>
+                <w:sz w:val="28"/>
+              </w:rPr>
+            </w:pPr>
+          </w:p>
+        </w:tc>
+        <w:tc>
+          <w:tcPr>
+            <w:tcW w:w="1193" w:type="dxa"/>
+          </w:tcPr>
+          <w:p>
+            <w:pPr>
+              <w:spacing w:line="360" w:lineRule="auto"/>
+              <w:rPr>
+                <w:rFonts w:ascii="Times New Roman" w:hAnsi="Times New Roman" w:cs="Times New Roman"/>
+                <w:sz w:val="28"/>
+              </w:rPr>
+            </w:pPr>
+          </w:p>
+        </w:tc>
+        <w:tc>
+          <w:tcPr>
+            <w:tcW w:w="1280" w:type="dxa"/>
+          </w:tcPr>
+          <w:p>
+            <w:pPr>
+              <w:spacing w:line="360" w:lineRule="auto"/>
+              <w:rPr>
+                <w:rFonts w:ascii="Times New Roman" w:hAnsi="Times New Roman" w:cs="Times New Roman"/>
+                <w:sz w:val="28"/>
+              </w:rPr>
+            </w:pPr>
+          </w:p>
+        </w:tc>
+        <w:tc>
+          <w:tcPr>
+            <w:tcW w:w="1100" w:type="dxa"/>
+          </w:tcPr>
+          <w:p>
+            <w:pPr>
+              <w:spacing w:line="360" w:lineRule="auto"/>
+              <w:rPr>
+                <w:rFonts w:ascii="Times New Roman" w:hAnsi="Times New Roman" w:cs="Times New Roman"/>
+                <w:sz w:val="28"/>
+              </w:rPr>
+            </w:pPr>
+          </w:p>
+        </w:tc>
+        <w:tc>
+          <w:tcPr>
+            <w:tcW w:w="1100" w:type="dxa"/>
+          </w:tcPr>
+          <w:p>
+            <w:pPr>
+              <w:spacing w:line="360" w:lineRule="auto"/>
+              <w:rPr>
+                <w:rFonts w:ascii="Times New Roman" w:hAnsi="Times New Roman" w:cs="Times New Roman"/>
+                <w:sz w:val="28"/>
+              </w:rPr>
+            </w:pPr>
+          </w:p>
+        </w:tc>
+      </w:tr>
+    </w:tbl>
     <w:p>
       <w:pPr>
         <w:spacing w:line="360" w:lineRule="auto"/>
@@ -1921,6 +4923,243 @@
     </w:p>
   </w:footnote>
 </w:footnotes>
+</file>
+
+<file path=word/numbering.xml><?xml version="1.0" encoding="utf-8"?>
+<w:numbering xmlns:wpc="http://schemas.microsoft.com/office/word/2010/wordprocessingCanvas" xmlns:cx="http://schemas.microsoft.com/office/drawing/2014/chartex" xmlns:cx1="http://schemas.microsoft.com/office/drawing/2015/9/8/chartex" xmlns:cx2="http://schemas.microsoft.com/office/drawing/2015/10/21/chartex" xmlns:cx3="http://schemas.microsoft.com/office/drawing/2016/5/9/chartex" xmlns:cx4="http://schemas.microsoft.com/office/drawing/2016/5/10/chartex" xmlns:cx5="http://schemas.microsoft.com/office/drawing/2016/5/11/chartex" xmlns:cx6="http://schemas.microsoft.com/office/drawing/2016/5/12/chartex" xmlns:cx7="http://schemas.microsoft.com/office/drawing/2016/5/13/chartex" xmlns:cx8="http://schemas.microsoft.com/office/drawing/2016/5/14/chartex" xmlns:mc="http://schemas.openxmlformats.org/markup-compatibility/2006" xmlns:aink="http://schemas.microsoft.com/office/drawing/2016/ink" xmlns:am3d="http://schemas.microsoft.com/office/drawing/2017/model3d" xmlns:o="urn:schemas-microsoft-com:office:office" xmlns:oel="http://schemas.microsoft.com/office/2019/extlst" xmlns:r="http://schemas.openxmlformats.org/officeDocument/2006/relationships" xmlns:m="http://schemas.openxmlformats.org/officeDocument/2006/math" xmlns:v="urn:schemas-microsoft-com:vml" xmlns:wp14="http://schemas.microsoft.com/office/word/2010/wordprocessingDrawing" xmlns:wp="http://schemas.openxmlformats.org/drawingml/2006/wordprocessingDrawing" xmlns:w10="urn:schemas-microsoft-com:office:word" xmlns:w="http://schemas.openxmlformats.org/wordprocessingml/2006/main" xmlns:w14="http://schemas.microsoft.com/office/word/2010/wordml" xmlns:w15="http://schemas.microsoft.com/office/word/2012/wordml" xmlns:w16cex="http://schemas.microsoft.com/office/word/2018/wordml/cex" xmlns:w16cid="http://schemas.microsoft.com/office/word/2016/wordml/cid" xmlns:w16="http://schemas.microsoft.com/office/word/2018/wordml" xmlns:w16du="http://schemas.microsoft.com/office/word/2023/wordml/word16du" xmlns:w16sdtdh="http://schemas.microsoft.com/office/word/2020/wordml/sdtdatahash" xmlns:w16sdtfl="http://schemas.microsoft.com/office/word/2024/wordml/sdtformatlock" xmlns:w16se="http://schemas.microsoft.com/office/word/2015/wordml/symex" xmlns:wpg="http://schemas.microsoft.com/office/word/2010/wordprocessingGroup" xmlns:wpi="http://schemas.microsoft.com/office/word/2010/wordprocessingInk" xmlns:wne="http://schemas.microsoft.com/office/word/2006/wordml" xmlns:wps="http://schemas.microsoft.com/office/word/2010/wordprocessingShape" mc:Ignorable="w14 w15 w16se w16cid w16 w16cex w16sdtdh w16sdtfl w16du wp14">
+  <w:abstractNum w:abstractNumId="0" w15:restartNumberingAfterBreak="0">
+    <w:nsid w:val="3029436E"/>
+    <w:multiLevelType w:val="hybridMultilevel"/>
+    <w:tmpl w:val="0AF0DC28"/>
+    <w:lvl w:ilvl="0" w:tplc="040E0001">
+      <w:start w:val="1"/>
+      <w:numFmt w:val="bullet"/>
+      <w:lvlText w:val=""/>
+      <w:lvlJc w:val="left"/>
+      <w:pPr>
+        <w:ind w:left="720" w:hanging="360"/>
+      </w:pPr>
+      <w:rPr>
+        <w:rFonts w:ascii="Symbol" w:hAnsi="Symbol" w:hint="default"/>
+      </w:rPr>
+    </w:lvl>
+    <w:lvl w:ilvl="1" w:tplc="040E0003" w:tentative="1">
+      <w:start w:val="1"/>
+      <w:numFmt w:val="bullet"/>
+      <w:lvlText w:val="o"/>
+      <w:lvlJc w:val="left"/>
+      <w:pPr>
+        <w:ind w:left="1440" w:hanging="360"/>
+      </w:pPr>
+      <w:rPr>
+        <w:rFonts w:ascii="Courier New" w:hAnsi="Courier New" w:cs="Courier New" w:hint="default"/>
+      </w:rPr>
+    </w:lvl>
+    <w:lvl w:ilvl="2" w:tplc="040E0005" w:tentative="1">
+      <w:start w:val="1"/>
+      <w:numFmt w:val="bullet"/>
+      <w:lvlText w:val=""/>
+      <w:lvlJc w:val="left"/>
+      <w:pPr>
+        <w:ind w:left="2160" w:hanging="360"/>
+      </w:pPr>
+      <w:rPr>
+        <w:rFonts w:ascii="Wingdings" w:hAnsi="Wingdings" w:hint="default"/>
+      </w:rPr>
+    </w:lvl>
+    <w:lvl w:ilvl="3" w:tplc="040E0001" w:tentative="1">
+      <w:start w:val="1"/>
+      <w:numFmt w:val="bullet"/>
+      <w:lvlText w:val=""/>
+      <w:lvlJc w:val="left"/>
+      <w:pPr>
+        <w:ind w:left="2880" w:hanging="360"/>
+      </w:pPr>
+      <w:rPr>
+        <w:rFonts w:ascii="Symbol" w:hAnsi="Symbol" w:hint="default"/>
+      </w:rPr>
+    </w:lvl>
+    <w:lvl w:ilvl="4" w:tplc="040E0003" w:tentative="1">
+      <w:start w:val="1"/>
+      <w:numFmt w:val="bullet"/>
+      <w:lvlText w:val="o"/>
+      <w:lvlJc w:val="left"/>
+      <w:pPr>
+        <w:ind w:left="3600" w:hanging="360"/>
+      </w:pPr>
+      <w:rPr>
+        <w:rFonts w:ascii="Courier New" w:hAnsi="Courier New" w:cs="Courier New" w:hint="default"/>
+      </w:rPr>
+    </w:lvl>
+    <w:lvl w:ilvl="5" w:tplc="040E0005" w:tentative="1">
+      <w:start w:val="1"/>
+      <w:numFmt w:val="bullet"/>
+      <w:lvlText w:val=""/>
+      <w:lvlJc w:val="left"/>
+      <w:pPr>
+        <w:ind w:left="4320" w:hanging="360"/>
+      </w:pPr>
+      <w:rPr>
+        <w:rFonts w:ascii="Wingdings" w:hAnsi="Wingdings" w:hint="default"/>
+      </w:rPr>
+    </w:lvl>
+    <w:lvl w:ilvl="6" w:tplc="040E0001" w:tentative="1">
+      <w:start w:val="1"/>
+      <w:numFmt w:val="bullet"/>
+      <w:lvlText w:val=""/>
+      <w:lvlJc w:val="left"/>
+      <w:pPr>
+        <w:ind w:left="5040" w:hanging="360"/>
+      </w:pPr>
+      <w:rPr>
+        <w:rFonts w:ascii="Symbol" w:hAnsi="Symbol" w:hint="default"/>
+      </w:rPr>
+    </w:lvl>
+    <w:lvl w:ilvl="7" w:tplc="040E0003" w:tentative="1">
+      <w:start w:val="1"/>
+      <w:numFmt w:val="bullet"/>
+      <w:lvlText w:val="o"/>
+      <w:lvlJc w:val="left"/>
+      <w:pPr>
+        <w:ind w:left="5760" w:hanging="360"/>
+      </w:pPr>
+      <w:rPr>
+        <w:rFonts w:ascii="Courier New" w:hAnsi="Courier New" w:cs="Courier New" w:hint="default"/>
+      </w:rPr>
+    </w:lvl>
+    <w:lvl w:ilvl="8" w:tplc="040E0005" w:tentative="1">
+      <w:start w:val="1"/>
+      <w:numFmt w:val="bullet"/>
+      <w:lvlText w:val=""/>
+      <w:lvlJc w:val="left"/>
+      <w:pPr>
+        <w:ind w:left="6480" w:hanging="360"/>
+      </w:pPr>
+      <w:rPr>
+        <w:rFonts w:ascii="Wingdings" w:hAnsi="Wingdings" w:hint="default"/>
+      </w:rPr>
+    </w:lvl>
+  </w:abstractNum>
+  <w:abstractNum w:abstractNumId="1" w15:restartNumberingAfterBreak="0">
+    <w:nsid w:val="64902B61"/>
+    <w:multiLevelType w:val="hybridMultilevel"/>
+    <w:tmpl w:val="E766B416"/>
+    <w:lvl w:ilvl="0" w:tplc="040E0001">
+      <w:start w:val="1"/>
+      <w:numFmt w:val="bullet"/>
+      <w:lvlText w:val=""/>
+      <w:lvlJc w:val="left"/>
+      <w:pPr>
+        <w:ind w:left="720" w:hanging="360"/>
+      </w:pPr>
+      <w:rPr>
+        <w:rFonts w:ascii="Symbol" w:hAnsi="Symbol" w:hint="default"/>
+      </w:rPr>
+    </w:lvl>
+    <w:lvl w:ilvl="1" w:tplc="040E0003" w:tentative="1">
+      <w:start w:val="1"/>
+      <w:numFmt w:val="bullet"/>
+      <w:lvlText w:val="o"/>
+      <w:lvlJc w:val="left"/>
+      <w:pPr>
+        <w:ind w:left="1440" w:hanging="360"/>
+      </w:pPr>
+      <w:rPr>
+        <w:rFonts w:ascii="Courier New" w:hAnsi="Courier New" w:cs="Courier New" w:hint="default"/>
+      </w:rPr>
+    </w:lvl>
+    <w:lvl w:ilvl="2" w:tplc="040E0005" w:tentative="1">
+      <w:start w:val="1"/>
+      <w:numFmt w:val="bullet"/>
+      <w:lvlText w:val=""/>
+      <w:lvlJc w:val="left"/>
+      <w:pPr>
+        <w:ind w:left="2160" w:hanging="360"/>
+      </w:pPr>
+      <w:rPr>
+        <w:rFonts w:ascii="Wingdings" w:hAnsi="Wingdings" w:hint="default"/>
+      </w:rPr>
+    </w:lvl>
+    <w:lvl w:ilvl="3" w:tplc="040E0001" w:tentative="1">
+      <w:start w:val="1"/>
+      <w:numFmt w:val="bullet"/>
+      <w:lvlText w:val=""/>
+      <w:lvlJc w:val="left"/>
+      <w:pPr>
+        <w:ind w:left="2880" w:hanging="360"/>
+      </w:pPr>
+      <w:rPr>
+        <w:rFonts w:ascii="Symbol" w:hAnsi="Symbol" w:hint="default"/>
+      </w:rPr>
+    </w:lvl>
+    <w:lvl w:ilvl="4" w:tplc="040E0003" w:tentative="1">
+      <w:start w:val="1"/>
+      <w:numFmt w:val="bullet"/>
+      <w:lvlText w:val="o"/>
+      <w:lvlJc w:val="left"/>
+      <w:pPr>
+        <w:ind w:left="3600" w:hanging="360"/>
+      </w:pPr>
+      <w:rPr>
+        <w:rFonts w:ascii="Courier New" w:hAnsi="Courier New" w:cs="Courier New" w:hint="default"/>
+      </w:rPr>
+    </w:lvl>
+    <w:lvl w:ilvl="5" w:tplc="040E0005" w:tentative="1">
+      <w:start w:val="1"/>
+      <w:numFmt w:val="bullet"/>
+      <w:lvlText w:val=""/>
+      <w:lvlJc w:val="left"/>
+      <w:pPr>
+        <w:ind w:left="4320" w:hanging="360"/>
+      </w:pPr>
+      <w:rPr>
+        <w:rFonts w:ascii="Wingdings" w:hAnsi="Wingdings" w:hint="default"/>
+      </w:rPr>
+    </w:lvl>
+    <w:lvl w:ilvl="6" w:tplc="040E0001" w:tentative="1">
+      <w:start w:val="1"/>
+      <w:numFmt w:val="bullet"/>
+      <w:lvlText w:val=""/>
+      <w:lvlJc w:val="left"/>
+      <w:pPr>
+        <w:ind w:left="5040" w:hanging="360"/>
+      </w:pPr>
+      <w:rPr>
+        <w:rFonts w:ascii="Symbol" w:hAnsi="Symbol" w:hint="default"/>
+      </w:rPr>
+    </w:lvl>
+    <w:lvl w:ilvl="7" w:tplc="040E0003" w:tentative="1">
+      <w:start w:val="1"/>
+      <w:numFmt w:val="bullet"/>
+      <w:lvlText w:val="o"/>
+      <w:lvlJc w:val="left"/>
+      <w:pPr>
+        <w:ind w:left="5760" w:hanging="360"/>
+      </w:pPr>
+      <w:rPr>
+        <w:rFonts w:ascii="Courier New" w:hAnsi="Courier New" w:cs="Courier New" w:hint="default"/>
+      </w:rPr>
+    </w:lvl>
+    <w:lvl w:ilvl="8" w:tplc="040E0005" w:tentative="1">
+      <w:start w:val="1"/>
+      <w:numFmt w:val="bullet"/>
+      <w:lvlText w:val=""/>
+      <w:lvlJc w:val="left"/>
+      <w:pPr>
+        <w:ind w:left="6480" w:hanging="360"/>
+      </w:pPr>
+      <w:rPr>
+        <w:rFonts w:ascii="Wingdings" w:hAnsi="Wingdings" w:hint="default"/>
+      </w:rPr>
+    </w:lvl>
+  </w:abstractNum>
+  <w:num w:numId="1" w16cid:durableId="2033142687">
+    <w:abstractNumId w:val="1"/>
+  </w:num>
+  <w:num w:numId="2" w16cid:durableId="1539467041">
+    <w:abstractNumId w:val="0"/>
+  </w:num>
+</w:numbering>
 </file>
 
 <file path=word/styles.xml><?xml version="1.0" encoding="utf-8"?>
@@ -2325,7 +5564,6 @@
   <w:style w:type="character" w:default="1" w:styleId="Bekezdsalapbettpusa">
     <w:name w:val="Default Paragraph Font"/>
     <w:uiPriority w:val="1"/>
-    <w:semiHidden/>
     <w:unhideWhenUsed/>
   </w:style>
   <w:style w:type="table" w:default="1" w:styleId="Normltblzat">
@@ -2403,6 +5641,25 @@
       <w:ind w:left="720"/>
       <w:contextualSpacing/>
     </w:pPr>
+  </w:style>
+  <w:style w:type="table" w:styleId="Rcsostblzat">
+    <w:name w:val="Table Grid"/>
+    <w:basedOn w:val="Normltblzat"/>
+    <w:uiPriority w:val="39"/>
+    <w:rsid w:val="005032AE"/>
+    <w:pPr>
+      <w:spacing w:after="0" w:line="240" w:lineRule="auto"/>
+    </w:pPr>
+    <w:tblPr>
+      <w:tblBorders>
+        <w:top w:val="single" w:sz="4" w:space="0" w:color="auto"/>
+        <w:left w:val="single" w:sz="4" w:space="0" w:color="auto"/>
+        <w:bottom w:val="single" w:sz="4" w:space="0" w:color="auto"/>
+        <w:right w:val="single" w:sz="4" w:space="0" w:color="auto"/>
+        <w:insideH w:val="single" w:sz="4" w:space="0" w:color="auto"/>
+        <w:insideV w:val="single" w:sz="4" w:space="0" w:color="auto"/>
+      </w:tblBorders>
+    </w:tblPr>
   </w:style>
 </w:styles>
 </file>

--- a/Budapest.docx
+++ b/Budapest.docx
@@ -1,6 +1,6 @@
 
 <file path=word/document.xml><?xml version="1.0" encoding="utf-8"?>
-<w:document xmlns:wpc="http://schemas.microsoft.com/office/word/2010/wordprocessingCanvas" xmlns:cx="http://schemas.microsoft.com/office/drawing/2014/chartex" xmlns:cx1="http://schemas.microsoft.com/office/drawing/2015/9/8/chartex" xmlns:cx2="http://schemas.microsoft.com/office/drawing/2015/10/21/chartex" xmlns:cx3="http://schemas.microsoft.com/office/drawing/2016/5/9/chartex" xmlns:cx4="http://schemas.microsoft.com/office/drawing/2016/5/10/chartex" xmlns:cx5="http://schemas.microsoft.com/office/drawing/2016/5/11/chartex" xmlns:cx6="http://schemas.microsoft.com/office/drawing/2016/5/12/chartex" xmlns:cx7="http://schemas.microsoft.com/office/drawing/2016/5/13/chartex" xmlns:cx8="http://schemas.microsoft.com/office/drawing/2016/5/14/chartex" xmlns:mc="http://schemas.openxmlformats.org/markup-compatibility/2006" xmlns:aink="http://schemas.microsoft.com/office/drawing/2016/ink" xmlns:am3d="http://schemas.microsoft.com/office/drawing/2017/model3d" xmlns:o="urn:schemas-microsoft-com:office:office" xmlns:oel="http://schemas.microsoft.com/office/2019/extlst" xmlns:r="http://schemas.openxmlformats.org/officeDocument/2006/relationships" xmlns:m="http://schemas.openxmlformats.org/officeDocument/2006/math" xmlns:v="urn:schemas-microsoft-com:vml" xmlns:wp14="http://schemas.microsoft.com/office/word/2010/wordprocessingDrawing" xmlns:wp="http://schemas.openxmlformats.org/drawingml/2006/wordprocessingDrawing" xmlns:w10="urn:schemas-microsoft-com:office:word" xmlns:w="http://schemas.openxmlformats.org/wordprocessingml/2006/main" xmlns:w14="http://schemas.microsoft.com/office/word/2010/wordml" xmlns:w15="http://schemas.microsoft.com/office/word/2012/wordml" xmlns:w16cex="http://schemas.microsoft.com/office/word/2018/wordml/cex" xmlns:w16cid="http://schemas.microsoft.com/office/word/2016/wordml/cid" xmlns:w16="http://schemas.microsoft.com/office/word/2018/wordml" xmlns:w16du="http://schemas.microsoft.com/office/word/2023/wordml/word16du" xmlns:w16sdtdh="http://schemas.microsoft.com/office/word/2020/wordml/sdtdatahash" xmlns:w16sdtfl="http://schemas.microsoft.com/office/word/2024/wordml/sdtformatlock" xmlns:w16se="http://schemas.microsoft.com/office/word/2015/wordml/symex" xmlns:wpg="http://schemas.microsoft.com/office/word/2010/wordprocessingGroup" xmlns:wpi="http://schemas.microsoft.com/office/word/2010/wordprocessingInk" xmlns:wne="http://schemas.microsoft.com/office/word/2006/wordml" xmlns:wps="http://schemas.microsoft.com/office/word/2010/wordprocessingShape" mc:Ignorable="w14 w15 w16se w16cid w16 w16cex w16sdtdh w16sdtfl w16du wp14">
+<w:document xmlns:wpc="http://schemas.microsoft.com/office/word/2010/wordprocessingCanvas" xmlns:cx="http://schemas.microsoft.com/office/drawing/2014/chartex" xmlns:cx1="http://schemas.microsoft.com/office/drawing/2015/9/8/chartex" xmlns:cx2="http://schemas.microsoft.com/office/drawing/2015/10/21/chartex" xmlns:cx3="http://schemas.microsoft.com/office/drawing/2016/5/9/chartex" xmlns:cx4="http://schemas.microsoft.com/office/drawing/2016/5/10/chartex" xmlns:cx5="http://schemas.microsoft.com/office/drawing/2016/5/11/chartex" xmlns:cx6="http://schemas.microsoft.com/office/drawing/2016/5/12/chartex" xmlns:cx7="http://schemas.microsoft.com/office/drawing/2016/5/13/chartex" xmlns:cx8="http://schemas.microsoft.com/office/drawing/2016/5/14/chartex" xmlns:mc="http://schemas.openxmlformats.org/markup-compatibility/2006" xmlns:aink="http://schemas.microsoft.com/office/drawing/2016/ink" xmlns:am3d="http://schemas.microsoft.com/office/drawing/2017/model3d" xmlns:o="urn:schemas-microsoft-com:office:office" xmlns:r="http://schemas.openxmlformats.org/officeDocument/2006/relationships" xmlns:m="http://schemas.openxmlformats.org/officeDocument/2006/math" xmlns:v="urn:schemas-microsoft-com:vml" xmlns:wp14="http://schemas.microsoft.com/office/word/2010/wordprocessingDrawing" xmlns:wp="http://schemas.openxmlformats.org/drawingml/2006/wordprocessingDrawing" xmlns:w10="urn:schemas-microsoft-com:office:word" xmlns:w="http://schemas.openxmlformats.org/wordprocessingml/2006/main" xmlns:w14="http://schemas.microsoft.com/office/word/2010/wordml" xmlns:w15="http://schemas.microsoft.com/office/word/2012/wordml" xmlns:w16cid="http://schemas.microsoft.com/office/word/2016/wordml/cid" xmlns:w16se="http://schemas.microsoft.com/office/word/2015/wordml/symex" xmlns:wpg="http://schemas.microsoft.com/office/word/2010/wordprocessingGroup" xmlns:wpi="http://schemas.microsoft.com/office/word/2010/wordprocessingInk" xmlns:wne="http://schemas.microsoft.com/office/word/2006/wordml" xmlns:wps="http://schemas.microsoft.com/office/word/2010/wordprocessingShape" mc:Ignorable="w14 w15 w16se w16cid wp14">
   <w:body>
     <w:p>
       <w:pPr>
@@ -82,17 +82,112 @@
           <w:rFonts w:ascii="Times New Roman" w:hAnsi="Times New Roman" w:cs="Times New Roman"/>
           <w:sz w:val="28"/>
         </w:rPr>
-        <w:t xml:space="preserve">ami a XIII. kerületben az Angyalföldi úton </w:t>
-      </w:r>
-      <w:proofErr w:type="gramStart"/>
-      <w:r>
-        <w:rPr>
-          <w:rFonts w:ascii="Times New Roman" w:hAnsi="Times New Roman" w:cs="Times New Roman"/>
-          <w:sz w:val="28"/>
-        </w:rPr>
-        <w:t>található</w:t>
-      </w:r>
-      <w:proofErr w:type="gramEnd"/>
+        <w:t xml:space="preserve">ami a XIII. kerületben az Angyalföldi úton található </w:t>
+      </w:r>
+      <w:r>
+        <w:rPr>
+          <w:rFonts w:ascii="Times New Roman" w:hAnsi="Times New Roman" w:cs="Times New Roman"/>
+          <w:sz w:val="28"/>
+        </w:rPr>
+        <w:t xml:space="preserve">aminek bérleti díja </w:t>
+      </w:r>
+      <w:r>
+        <w:rPr>
+          <w:rFonts w:ascii="Times New Roman" w:hAnsi="Times New Roman" w:cs="Times New Roman"/>
+          <w:sz w:val="28"/>
+        </w:rPr>
+        <w:t xml:space="preserve">1 050 000 </w:t>
+      </w:r>
+      <w:r>
+        <w:rPr>
+          <w:rFonts w:ascii="Times New Roman" w:hAnsi="Times New Roman" w:cs="Times New Roman"/>
+          <w:sz w:val="28"/>
+        </w:rPr>
+        <w:t xml:space="preserve">Ft/hó. </w:t>
+      </w:r>
+      <w:r>
+        <w:rPr>
+          <w:rFonts w:ascii="Times New Roman" w:hAnsi="Times New Roman" w:cs="Times New Roman"/>
+          <w:sz w:val="28"/>
+        </w:rPr>
+        <w:t xml:space="preserve">Ennek az üzemeltetési költsége további 200 000Ft/hó ebbe beletartozik </w:t>
+      </w:r>
+      <w:proofErr w:type="spellStart"/>
+      <w:r>
+        <w:rPr>
+          <w:rFonts w:ascii="Times New Roman" w:hAnsi="Times New Roman" w:cs="Times New Roman"/>
+          <w:sz w:val="28"/>
+        </w:rPr>
+        <w:t>példul</w:t>
+      </w:r>
+      <w:proofErr w:type="spellEnd"/>
+      <w:r>
+        <w:rPr>
+          <w:rFonts w:ascii="Times New Roman" w:hAnsi="Times New Roman" w:cs="Times New Roman"/>
+          <w:sz w:val="28"/>
+        </w:rPr>
+        <w:t xml:space="preserve"> a mosdók, folyosók takarítása, fűtés-hűtési rendszer karbantartása, tűzvédelmi rendszer karbantartása</w:t>
+      </w:r>
+      <w:r>
+        <w:rPr>
+          <w:rFonts w:ascii="Times New Roman" w:hAnsi="Times New Roman" w:cs="Times New Roman"/>
+          <w:sz w:val="28"/>
+        </w:rPr>
+        <w:t xml:space="preserve">, klíma karbantartása illetve tisztítása </w:t>
+      </w:r>
+      <w:r>
+        <w:rPr>
+          <w:rFonts w:ascii="Times New Roman" w:hAnsi="Times New Roman" w:cs="Times New Roman"/>
+          <w:sz w:val="28"/>
+        </w:rPr>
+        <w:t xml:space="preserve">vagy elektromos rendszerek </w:t>
+      </w:r>
+      <w:proofErr w:type="spellStart"/>
+      <w:r>
+        <w:rPr>
+          <w:rFonts w:ascii="Times New Roman" w:hAnsi="Times New Roman" w:cs="Times New Roman"/>
+          <w:sz w:val="28"/>
+        </w:rPr>
+        <w:t>ellenőrzése.Ezen</w:t>
+      </w:r>
+      <w:proofErr w:type="spellEnd"/>
+      <w:r>
+        <w:rPr>
+          <w:rFonts w:ascii="Times New Roman" w:hAnsi="Times New Roman" w:cs="Times New Roman"/>
+          <w:sz w:val="28"/>
+        </w:rPr>
+        <w:t xml:space="preserve"> felül az iroda </w:t>
+      </w:r>
+      <w:r>
+        <w:rPr>
+          <w:rFonts w:ascii="Times New Roman" w:hAnsi="Times New Roman" w:cs="Times New Roman"/>
+          <w:sz w:val="28"/>
+        </w:rPr>
+        <w:t>rezsiköltsége 650 000 Ft/ hó (fűtés/</w:t>
+      </w:r>
+      <w:proofErr w:type="spellStart"/>
+      <w:r>
+        <w:rPr>
+          <w:rFonts w:ascii="Times New Roman" w:hAnsi="Times New Roman" w:cs="Times New Roman"/>
+          <w:sz w:val="28"/>
+        </w:rPr>
+        <w:t>hűtés,víz,villany</w:t>
+      </w:r>
+      <w:proofErr w:type="spellEnd"/>
+      <w:r>
+        <w:rPr>
+          <w:rFonts w:ascii="Times New Roman" w:hAnsi="Times New Roman" w:cs="Times New Roman"/>
+          <w:sz w:val="28"/>
+        </w:rPr>
+        <w:t>).</w:t>
+      </w:r>
+      <w:r>
+        <w:rPr>
+          <w:rFonts w:ascii="Times New Roman" w:hAnsi="Times New Roman" w:cs="Times New Roman"/>
+          <w:sz w:val="28"/>
+        </w:rPr>
+        <w:t>A telephely teljes költsége havi szinte nagyjából 1 900 000Ft/hó .</w:t>
+      </w:r>
       <w:r>
         <w:rPr>
           <w:rFonts w:ascii="Times New Roman" w:hAnsi="Times New Roman" w:cs="Times New Roman"/>
@@ -105,130 +200,8 @@
           <w:rFonts w:ascii="Times New Roman" w:hAnsi="Times New Roman" w:cs="Times New Roman"/>
           <w:sz w:val="28"/>
         </w:rPr>
-        <w:t xml:space="preserve">aminek bérleti díja </w:t>
-      </w:r>
-      <w:r>
-        <w:rPr>
-          <w:rFonts w:ascii="Times New Roman" w:hAnsi="Times New Roman" w:cs="Times New Roman"/>
-          <w:sz w:val="28"/>
-        </w:rPr>
-        <w:t xml:space="preserve">1 050 000 </w:t>
-      </w:r>
-      <w:r>
-        <w:rPr>
-          <w:rFonts w:ascii="Times New Roman" w:hAnsi="Times New Roman" w:cs="Times New Roman"/>
-          <w:sz w:val="28"/>
-        </w:rPr>
-        <w:t xml:space="preserve">Ft/hó. </w:t>
-      </w:r>
-      <w:r>
-        <w:rPr>
-          <w:rFonts w:ascii="Times New Roman" w:hAnsi="Times New Roman" w:cs="Times New Roman"/>
-          <w:sz w:val="28"/>
-        </w:rPr>
-        <w:t>Ennek az üzemeltetési költsége további 200 000Ft/hó ebbe beletartozik példul a mosdók, folyosók takarítása, fűtés-hűtési rendszer karbantartása, tűzvédelmi rendszer karbantartása</w:t>
-      </w:r>
-      <w:r>
-        <w:rPr>
-          <w:rFonts w:ascii="Times New Roman" w:hAnsi="Times New Roman" w:cs="Times New Roman"/>
-          <w:sz w:val="28"/>
-        </w:rPr>
-        <w:t xml:space="preserve">, klíma </w:t>
-      </w:r>
-      <w:proofErr w:type="gramStart"/>
-      <w:r>
-        <w:rPr>
-          <w:rFonts w:ascii="Times New Roman" w:hAnsi="Times New Roman" w:cs="Times New Roman"/>
-          <w:sz w:val="28"/>
-        </w:rPr>
-        <w:t>karbantartása</w:t>
-      </w:r>
-      <w:proofErr w:type="gramEnd"/>
-      <w:r>
-        <w:rPr>
-          <w:rFonts w:ascii="Times New Roman" w:hAnsi="Times New Roman" w:cs="Times New Roman"/>
-          <w:sz w:val="28"/>
-        </w:rPr>
-        <w:t xml:space="preserve"> illetve tisztítása </w:t>
-      </w:r>
-      <w:r>
-        <w:rPr>
-          <w:rFonts w:ascii="Times New Roman" w:hAnsi="Times New Roman" w:cs="Times New Roman"/>
-          <w:sz w:val="28"/>
-        </w:rPr>
-        <w:t xml:space="preserve">vagy elektromos rendszerek </w:t>
-      </w:r>
-      <w:proofErr w:type="gramStart"/>
-      <w:r>
-        <w:rPr>
-          <w:rFonts w:ascii="Times New Roman" w:hAnsi="Times New Roman" w:cs="Times New Roman"/>
-          <w:sz w:val="28"/>
-        </w:rPr>
-        <w:t>ellenőrzése.Ezen</w:t>
-      </w:r>
-      <w:proofErr w:type="gramEnd"/>
-      <w:r>
-        <w:rPr>
-          <w:rFonts w:ascii="Times New Roman" w:hAnsi="Times New Roman" w:cs="Times New Roman"/>
-          <w:sz w:val="28"/>
-        </w:rPr>
-        <w:t xml:space="preserve"> felül az iroda </w:t>
-      </w:r>
-      <w:r>
-        <w:rPr>
-          <w:rFonts w:ascii="Times New Roman" w:hAnsi="Times New Roman" w:cs="Times New Roman"/>
-          <w:sz w:val="28"/>
-        </w:rPr>
-        <w:t>rezsiköltsége 650 000 Ft/ hó (fűtés/</w:t>
-      </w:r>
-      <w:proofErr w:type="gramStart"/>
-      <w:r>
-        <w:rPr>
-          <w:rFonts w:ascii="Times New Roman" w:hAnsi="Times New Roman" w:cs="Times New Roman"/>
-          <w:sz w:val="28"/>
-        </w:rPr>
-        <w:t>hűtés,víz</w:t>
-      </w:r>
-      <w:proofErr w:type="gramEnd"/>
-      <w:r>
-        <w:rPr>
-          <w:rFonts w:ascii="Times New Roman" w:hAnsi="Times New Roman" w:cs="Times New Roman"/>
-          <w:sz w:val="28"/>
-        </w:rPr>
-        <w:t>,villany</w:t>
-      </w:r>
-      <w:proofErr w:type="gramStart"/>
-      <w:r>
-        <w:rPr>
-          <w:rFonts w:ascii="Times New Roman" w:hAnsi="Times New Roman" w:cs="Times New Roman"/>
-          <w:sz w:val="28"/>
-        </w:rPr>
-        <w:t>).</w:t>
-      </w:r>
-      <w:r>
-        <w:rPr>
-          <w:rFonts w:ascii="Times New Roman" w:hAnsi="Times New Roman" w:cs="Times New Roman"/>
-          <w:sz w:val="28"/>
-        </w:rPr>
-        <w:t>A</w:t>
-      </w:r>
-      <w:proofErr w:type="gramEnd"/>
-      <w:r>
-        <w:rPr>
-          <w:rFonts w:ascii="Times New Roman" w:hAnsi="Times New Roman" w:cs="Times New Roman"/>
-          <w:sz w:val="28"/>
-        </w:rPr>
-        <w:t xml:space="preserve"> telephely teljes költsége havi szinte nagyjából 1 900 000Ft/</w:t>
-      </w:r>
-      <w:proofErr w:type="gramStart"/>
-      <w:r>
-        <w:rPr>
-          <w:rFonts w:ascii="Times New Roman" w:hAnsi="Times New Roman" w:cs="Times New Roman"/>
-          <w:sz w:val="28"/>
-        </w:rPr>
-        <w:t>hó .</w:t>
-      </w:r>
-      <w:proofErr w:type="gramEnd"/>
+        <w:t>A telephely kiválóan megközelíthető tömegközlekedéssel, több villamos és buszjárat is biztosítja a dolgozók számára a könnyű bejutást.</w:t>
+      </w:r>
       <w:r>
         <w:rPr>
           <w:rFonts w:ascii="Times New Roman" w:hAnsi="Times New Roman" w:cs="Times New Roman"/>
@@ -241,48 +214,25 @@
           <w:rFonts w:ascii="Times New Roman" w:hAnsi="Times New Roman" w:cs="Times New Roman"/>
           <w:sz w:val="28"/>
         </w:rPr>
-        <w:t>A telephely kiválóan megközelíthető tömegközlekedéssel, több villamos és buszjárat is biztosítja a dolgozók számára a könnyű bejutást.</w:t>
-      </w:r>
-      <w:r>
-        <w:rPr>
-          <w:rFonts w:ascii="Times New Roman" w:hAnsi="Times New Roman" w:cs="Times New Roman"/>
-          <w:sz w:val="28"/>
-        </w:rPr>
-        <w:t xml:space="preserve"> </w:t>
-      </w:r>
-      <w:proofErr w:type="gramStart"/>
-      <w:r>
-        <w:rPr>
-          <w:rFonts w:ascii="Times New Roman" w:hAnsi="Times New Roman" w:cs="Times New Roman"/>
-          <w:sz w:val="28"/>
-        </w:rPr>
-        <w:t>Gépjárművel</w:t>
-      </w:r>
-      <w:proofErr w:type="gramEnd"/>
-      <w:r>
-        <w:rPr>
-          <w:rFonts w:ascii="Times New Roman" w:hAnsi="Times New Roman" w:cs="Times New Roman"/>
-          <w:sz w:val="28"/>
-        </w:rPr>
-        <w:t xml:space="preserve"> a közeli főútvonalak gyors csatlakozást nyújtanak, illetve </w:t>
-      </w:r>
-      <w:proofErr w:type="gramStart"/>
-      <w:r>
-        <w:rPr>
-          <w:rFonts w:ascii="Times New Roman" w:hAnsi="Times New Roman" w:cs="Times New Roman"/>
-          <w:sz w:val="28"/>
-        </w:rPr>
-        <w:t>a</w:t>
-      </w:r>
-      <w:proofErr w:type="gramEnd"/>
-      <w:r>
-        <w:rPr>
-          <w:rFonts w:ascii="Times New Roman" w:hAnsi="Times New Roman" w:cs="Times New Roman"/>
-          <w:sz w:val="28"/>
-        </w:rPr>
-        <w:t xml:space="preserve"> az irodaház udvarán elérhető az ingyenes poarkolás a dolgozók </w:t>
-      </w:r>
-      <w:proofErr w:type="gramStart"/>
+        <w:t xml:space="preserve">Gépjárművel a közeli főútvonalak gyors csatlakozást nyújtanak, illetve a az irodaház udvarán elérhető az ingyenes </w:t>
+      </w:r>
+      <w:proofErr w:type="spellStart"/>
+      <w:r>
+        <w:rPr>
+          <w:rFonts w:ascii="Times New Roman" w:hAnsi="Times New Roman" w:cs="Times New Roman"/>
+          <w:sz w:val="28"/>
+        </w:rPr>
+        <w:t>poarkolás</w:t>
+      </w:r>
+      <w:proofErr w:type="spellEnd"/>
+      <w:r>
+        <w:rPr>
+          <w:rFonts w:ascii="Times New Roman" w:hAnsi="Times New Roman" w:cs="Times New Roman"/>
+          <w:sz w:val="28"/>
+        </w:rPr>
+        <w:t xml:space="preserve"> a dolgozók </w:t>
+      </w:r>
+      <w:proofErr w:type="spellStart"/>
       <w:r>
         <w:rPr>
           <w:rFonts w:ascii="Times New Roman" w:hAnsi="Times New Roman" w:cs="Times New Roman"/>
@@ -297,29 +247,29 @@
         </w:rPr>
         <w:t>Telephelyünknek</w:t>
       </w:r>
-      <w:proofErr w:type="gramEnd"/>
-      <w:r>
-        <w:rPr>
-          <w:rFonts w:ascii="Times New Roman" w:hAnsi="Times New Roman" w:cs="Times New Roman"/>
-          <w:sz w:val="28"/>
-        </w:rPr>
-        <w:t xml:space="preserve"> a Telekom internetszolgáltató látja es </w:t>
-      </w:r>
-      <w:proofErr w:type="gramStart"/>
-      <w:r>
-        <w:rPr>
-          <w:rFonts w:ascii="Times New Roman" w:hAnsi="Times New Roman" w:cs="Times New Roman"/>
-          <w:sz w:val="28"/>
-        </w:rPr>
-        <w:t>internettel ,</w:t>
-      </w:r>
-      <w:proofErr w:type="gramEnd"/>
-      <w:r>
-        <w:rPr>
-          <w:rFonts w:ascii="Times New Roman" w:hAnsi="Times New Roman" w:cs="Times New Roman"/>
-          <w:sz w:val="28"/>
-        </w:rPr>
-        <w:t xml:space="preserve"> amivel akár 1000 Mbps letöltés és feltöltés is lehetséges.</w:t>
+      <w:proofErr w:type="spellEnd"/>
+      <w:r>
+        <w:rPr>
+          <w:rFonts w:ascii="Times New Roman" w:hAnsi="Times New Roman" w:cs="Times New Roman"/>
+          <w:sz w:val="28"/>
+        </w:rPr>
+        <w:t xml:space="preserve"> a Telekom internetszolgáltató látja es internettel , amivel akár 1000 </w:t>
+      </w:r>
+      <w:proofErr w:type="spellStart"/>
+      <w:r>
+        <w:rPr>
+          <w:rFonts w:ascii="Times New Roman" w:hAnsi="Times New Roman" w:cs="Times New Roman"/>
+          <w:sz w:val="28"/>
+        </w:rPr>
+        <w:t>Mbps</w:t>
+      </w:r>
+      <w:proofErr w:type="spellEnd"/>
+      <w:r>
+        <w:rPr>
+          <w:rFonts w:ascii="Times New Roman" w:hAnsi="Times New Roman" w:cs="Times New Roman"/>
+          <w:sz w:val="28"/>
+        </w:rPr>
+        <w:t xml:space="preserve"> letöltés és feltöltés is lehetséges.</w:t>
       </w:r>
     </w:p>
     <w:p>
@@ -353,31 +303,7 @@
           <w:rFonts w:ascii="Times New Roman" w:hAnsi="Times New Roman" w:cs="Times New Roman"/>
           <w:sz w:val="28"/>
         </w:rPr>
-        <w:t xml:space="preserve">: Az épület külső falai téglából vannak, a válaszfalak gipszkartonból épülnek </w:t>
-      </w:r>
-      <w:proofErr w:type="gramStart"/>
-      <w:r>
-        <w:rPr>
-          <w:rFonts w:ascii="Times New Roman" w:hAnsi="Times New Roman" w:cs="Times New Roman"/>
-          <w:sz w:val="28"/>
-        </w:rPr>
-        <w:t>fel ,</w:t>
-      </w:r>
-      <w:proofErr w:type="gramEnd"/>
-      <w:r>
-        <w:rPr>
-          <w:rFonts w:ascii="Times New Roman" w:hAnsi="Times New Roman" w:cs="Times New Roman"/>
-          <w:sz w:val="28"/>
-        </w:rPr>
-        <w:t xml:space="preserve"> amik kevésbé fogják fel a wifi erősséget, ezzel is segítve a </w:t>
-      </w:r>
-      <w:proofErr w:type="gramStart"/>
-      <w:r>
-        <w:rPr>
-          <w:rFonts w:ascii="Times New Roman" w:hAnsi="Times New Roman" w:cs="Times New Roman"/>
-          <w:sz w:val="28"/>
-        </w:rPr>
-        <w:t>kommu</w:t>
+        <w:t>: Az épület külső falai téglából vannak, a válaszfalak gipszkartonból épülnek fel , amik kevésbé fogják fel a wifi erősséget, ezzel is segítve a kommu</w:t>
       </w:r>
       <w:r>
         <w:rPr>
@@ -405,39 +331,7 @@
           <w:rFonts w:ascii="Times New Roman" w:hAnsi="Times New Roman" w:cs="Times New Roman"/>
           <w:sz w:val="28"/>
         </w:rPr>
-        <w:t>.Az</w:t>
-      </w:r>
-      <w:proofErr w:type="gramEnd"/>
-      <w:r>
-        <w:rPr>
-          <w:rFonts w:ascii="Times New Roman" w:hAnsi="Times New Roman" w:cs="Times New Roman"/>
-          <w:sz w:val="28"/>
-        </w:rPr>
-        <w:t xml:space="preserve"> alaprajz megfelel a modern feltételeknek, </w:t>
-      </w:r>
-      <w:proofErr w:type="gramStart"/>
-      <w:r>
-        <w:rPr>
-          <w:rFonts w:ascii="Times New Roman" w:hAnsi="Times New Roman" w:cs="Times New Roman"/>
-          <w:sz w:val="28"/>
-        </w:rPr>
-        <w:t>szabványoknak ,</w:t>
-      </w:r>
-      <w:proofErr w:type="gramEnd"/>
-      <w:r>
-        <w:rPr>
-          <w:rFonts w:ascii="Times New Roman" w:hAnsi="Times New Roman" w:cs="Times New Roman"/>
-          <w:sz w:val="28"/>
-        </w:rPr>
-        <w:t xml:space="preserve"> modern helységet biztosítunk a dolgozóknak a gördülékeny munka </w:t>
-      </w:r>
-      <w:proofErr w:type="gramStart"/>
-      <w:r>
-        <w:rPr>
-          <w:rFonts w:ascii="Times New Roman" w:hAnsi="Times New Roman" w:cs="Times New Roman"/>
-          <w:sz w:val="28"/>
-        </w:rPr>
-        <w:t>érdekében</w:t>
+        <w:t>.Az alaprajz megfelel a modern feltételeknek, szabványoknak , modern helységet biztosítunk a dolgozóknak a gördülékeny munka érdekében</w:t>
       </w:r>
       <w:r>
         <w:rPr>
@@ -453,7 +347,6 @@
         </w:rPr>
         <w:t>.</w:t>
       </w:r>
-      <w:proofErr w:type="gramEnd"/>
       <w:r>
         <w:rPr>
           <w:rFonts w:ascii="Times New Roman" w:hAnsi="Times New Roman" w:cs="Times New Roman"/>
@@ -468,7 +361,7 @@
         </w:rPr>
         <w:t xml:space="preserve">. A modern bútorok kényelmes munkavégzést </w:t>
       </w:r>
-      <w:proofErr w:type="gramStart"/>
+      <w:proofErr w:type="spellStart"/>
       <w:r>
         <w:rPr>
           <w:rFonts w:ascii="Times New Roman" w:hAnsi="Times New Roman" w:cs="Times New Roman"/>
@@ -483,7 +376,7 @@
         </w:rPr>
         <w:t>Továbbá</w:t>
       </w:r>
-      <w:proofErr w:type="gramEnd"/>
+      <w:proofErr w:type="spellEnd"/>
       <w:r>
         <w:rPr>
           <w:rFonts w:ascii="Times New Roman" w:hAnsi="Times New Roman" w:cs="Times New Roman"/>
@@ -505,7 +398,7 @@
         </w:rPr>
         <w:t xml:space="preserve">ami nem csak esztétikai célt szolgál, hanem a dolgozók egészségét, jó közérzetét, hatékony munkavégzést is </w:t>
       </w:r>
-      <w:proofErr w:type="gramStart"/>
+      <w:proofErr w:type="spellStart"/>
       <w:r>
         <w:rPr>
           <w:rFonts w:ascii="Times New Roman" w:hAnsi="Times New Roman" w:cs="Times New Roman"/>
@@ -513,23 +406,23 @@
         </w:rPr>
         <w:t>támogatja.A</w:t>
       </w:r>
-      <w:proofErr w:type="gramEnd"/>
-      <w:r>
-        <w:rPr>
-          <w:rFonts w:ascii="Times New Roman" w:hAnsi="Times New Roman" w:cs="Times New Roman"/>
-          <w:sz w:val="28"/>
-        </w:rPr>
-        <w:t xml:space="preserve"> telephelyünk megfelel a munkahelyi biztonsági </w:t>
-      </w:r>
-      <w:proofErr w:type="gramStart"/>
-      <w:r>
-        <w:rPr>
-          <w:rFonts w:ascii="Times New Roman" w:hAnsi="Times New Roman" w:cs="Times New Roman"/>
-          <w:sz w:val="28"/>
-        </w:rPr>
-        <w:t>előírásoknak(elsősegélyhelyek,tűzoltó</w:t>
-      </w:r>
-      <w:proofErr w:type="gramEnd"/>
+      <w:proofErr w:type="spellEnd"/>
+      <w:r>
+        <w:rPr>
+          <w:rFonts w:ascii="Times New Roman" w:hAnsi="Times New Roman" w:cs="Times New Roman"/>
+          <w:sz w:val="28"/>
+        </w:rPr>
+        <w:t xml:space="preserve"> telephelyünk megfelel a munkahelyi biztonsági előírásoknak(</w:t>
+      </w:r>
+      <w:proofErr w:type="spellStart"/>
+      <w:r>
+        <w:rPr>
+          <w:rFonts w:ascii="Times New Roman" w:hAnsi="Times New Roman" w:cs="Times New Roman"/>
+          <w:sz w:val="28"/>
+        </w:rPr>
+        <w:t>elsősegélyhelyek,tűzoltó</w:t>
+      </w:r>
+      <w:proofErr w:type="spellEnd"/>
       <w:r>
         <w:rPr>
           <w:rFonts w:ascii="Times New Roman" w:hAnsi="Times New Roman" w:cs="Times New Roman"/>
@@ -553,21 +446,85 @@
         </w:rPr>
         <w:t xml:space="preserve">A telephelyen </w:t>
       </w:r>
-      <w:proofErr w:type="gramStart"/>
-      <w:r>
-        <w:rPr>
-          <w:rFonts w:ascii="Times New Roman" w:hAnsi="Times New Roman" w:cs="Times New Roman"/>
-          <w:sz w:val="28"/>
-        </w:rPr>
-        <w:t>Serial ,Copper</w:t>
-      </w:r>
-      <w:proofErr w:type="gramEnd"/>
-      <w:r>
-        <w:rPr>
-          <w:rFonts w:ascii="Times New Roman" w:hAnsi="Times New Roman" w:cs="Times New Roman"/>
-          <w:sz w:val="28"/>
-        </w:rPr>
-        <w:t xml:space="preserve">-Cross-Over, Copper Straight-Throught </w:t>
+      <w:proofErr w:type="spellStart"/>
+      <w:r>
+        <w:rPr>
+          <w:rFonts w:ascii="Times New Roman" w:hAnsi="Times New Roman" w:cs="Times New Roman"/>
+          <w:sz w:val="28"/>
+        </w:rPr>
+        <w:t>Serial</w:t>
+      </w:r>
+      <w:proofErr w:type="spellEnd"/>
+      <w:r>
+        <w:rPr>
+          <w:rFonts w:ascii="Times New Roman" w:hAnsi="Times New Roman" w:cs="Times New Roman"/>
+          <w:sz w:val="28"/>
+        </w:rPr>
+        <w:t xml:space="preserve"> ,</w:t>
+      </w:r>
+      <w:proofErr w:type="spellStart"/>
+      <w:r>
+        <w:rPr>
+          <w:rFonts w:ascii="Times New Roman" w:hAnsi="Times New Roman" w:cs="Times New Roman"/>
+          <w:sz w:val="28"/>
+        </w:rPr>
+        <w:t>Copper</w:t>
+      </w:r>
+      <w:proofErr w:type="spellEnd"/>
+      <w:r>
+        <w:rPr>
+          <w:rFonts w:ascii="Times New Roman" w:hAnsi="Times New Roman" w:cs="Times New Roman"/>
+          <w:sz w:val="28"/>
+        </w:rPr>
+        <w:t>-</w:t>
+      </w:r>
+      <w:proofErr w:type="spellStart"/>
+      <w:r>
+        <w:rPr>
+          <w:rFonts w:ascii="Times New Roman" w:hAnsi="Times New Roman" w:cs="Times New Roman"/>
+          <w:sz w:val="28"/>
+        </w:rPr>
+        <w:t>Cross</w:t>
+      </w:r>
+      <w:proofErr w:type="spellEnd"/>
+      <w:r>
+        <w:rPr>
+          <w:rFonts w:ascii="Times New Roman" w:hAnsi="Times New Roman" w:cs="Times New Roman"/>
+          <w:sz w:val="28"/>
+        </w:rPr>
+        <w:t xml:space="preserve">-Over, </w:t>
+      </w:r>
+      <w:proofErr w:type="spellStart"/>
+      <w:r>
+        <w:rPr>
+          <w:rFonts w:ascii="Times New Roman" w:hAnsi="Times New Roman" w:cs="Times New Roman"/>
+          <w:sz w:val="28"/>
+        </w:rPr>
+        <w:t>Copper</w:t>
+      </w:r>
+      <w:proofErr w:type="spellEnd"/>
+      <w:r>
+        <w:rPr>
+          <w:rFonts w:ascii="Times New Roman" w:hAnsi="Times New Roman" w:cs="Times New Roman"/>
+          <w:sz w:val="28"/>
+        </w:rPr>
+        <w:t xml:space="preserve"> </w:t>
+      </w:r>
+      <w:proofErr w:type="spellStart"/>
+      <w:r>
+        <w:rPr>
+          <w:rFonts w:ascii="Times New Roman" w:hAnsi="Times New Roman" w:cs="Times New Roman"/>
+          <w:sz w:val="28"/>
+        </w:rPr>
+        <w:t>Straight-Throught</w:t>
+      </w:r>
+      <w:proofErr w:type="spellEnd"/>
+      <w:r>
+        <w:rPr>
+          <w:rFonts w:ascii="Times New Roman" w:hAnsi="Times New Roman" w:cs="Times New Roman"/>
+          <w:sz w:val="28"/>
+        </w:rPr>
+        <w:t xml:space="preserve"> </w:t>
       </w:r>
       <w:r>
         <w:rPr>
@@ -589,7 +546,98 @@
           <w:sz w:val="28"/>
         </w:rPr>
         <w:lastRenderedPageBreak/>
-        <w:t>A telephely üzemeltetési költségének csökkentése érdekében több energiatakarékossági módszert alkalmazunk, amelyek jelentős megtakarítást jelentenek a cégünknek a rezsiköltségben.A folyosókon, mosdókban mozgásérzékelős lámpákat szereltettünk fel, amelyek automatikusan kikapcsolnak ha nem tartózkodik az adott helységben senki.Ezeken a helyeken ezért akár 30-40%-kal csökken az energiafelhasználás.Továbbá a teljes irodában led-es világítást használunk, amely 70-80%-kal kevesebb energiát fogyaszt a hagyományos lámpáknál.Az irodákban napközben a természetes fényt kihasználjuk</w:t>
+        <w:t xml:space="preserve">A telephely üzemeltetési költségének csökkentése érdekében több energiatakarékossági módszert alkalmazunk, amelyek jelentős megtakarítást jelentenek a cégünknek a </w:t>
+      </w:r>
+      <w:proofErr w:type="spellStart"/>
+      <w:r>
+        <w:rPr>
+          <w:sz w:val="28"/>
+        </w:rPr>
+        <w:t>rezsiköltségben.A</w:t>
+      </w:r>
+      <w:proofErr w:type="spellEnd"/>
+      <w:r>
+        <w:rPr>
+          <w:sz w:val="28"/>
+        </w:rPr>
+        <w:t xml:space="preserve"> folyosókon, mosdókban </w:t>
+      </w:r>
+      <w:proofErr w:type="spellStart"/>
+      <w:r>
+        <w:rPr>
+          <w:sz w:val="28"/>
+        </w:rPr>
+        <w:t>mozgásérzékelős</w:t>
+      </w:r>
+      <w:proofErr w:type="spellEnd"/>
+      <w:r>
+        <w:rPr>
+          <w:sz w:val="28"/>
+        </w:rPr>
+        <w:t xml:space="preserve"> lámpákat szereltettünk fel, amelyek automatikusan kikapcsolnak ha nem tartózkodik az adott helységben </w:t>
+      </w:r>
+      <w:proofErr w:type="spellStart"/>
+      <w:r>
+        <w:rPr>
+          <w:sz w:val="28"/>
+        </w:rPr>
+        <w:t>senki.Ezeken</w:t>
+      </w:r>
+      <w:proofErr w:type="spellEnd"/>
+      <w:r>
+        <w:rPr>
+          <w:sz w:val="28"/>
+        </w:rPr>
+        <w:t xml:space="preserve"> a helyeken ezért akár 30-40%-kal csökken az </w:t>
+      </w:r>
+      <w:proofErr w:type="spellStart"/>
+      <w:r>
+        <w:rPr>
+          <w:sz w:val="28"/>
+        </w:rPr>
+        <w:t>energiafelhasználás.Továbbá</w:t>
+      </w:r>
+      <w:proofErr w:type="spellEnd"/>
+      <w:r>
+        <w:rPr>
+          <w:sz w:val="28"/>
+        </w:rPr>
+        <w:t xml:space="preserve"> a teljes irodában </w:t>
+      </w:r>
+      <w:proofErr w:type="spellStart"/>
+      <w:r>
+        <w:rPr>
+          <w:sz w:val="28"/>
+        </w:rPr>
+        <w:t>led</w:t>
+      </w:r>
+      <w:proofErr w:type="spellEnd"/>
+      <w:r>
+        <w:rPr>
+          <w:sz w:val="28"/>
+        </w:rPr>
+        <w:t xml:space="preserve">-es világítást használunk, amely 70-80%-kal kevesebb energiát fogyaszt a hagyományos </w:t>
+      </w:r>
+      <w:proofErr w:type="spellStart"/>
+      <w:r>
+        <w:rPr>
+          <w:sz w:val="28"/>
+        </w:rPr>
+        <w:t>lámpáknál.Az</w:t>
+      </w:r>
+      <w:proofErr w:type="spellEnd"/>
+      <w:r>
+        <w:rPr>
+          <w:sz w:val="28"/>
+        </w:rPr>
+        <w:t xml:space="preserve"> irodákban napközben a természetes fényt </w:t>
+      </w:r>
+      <w:proofErr w:type="spellStart"/>
+      <w:r>
+        <w:rPr>
+          <w:sz w:val="28"/>
+        </w:rPr>
+        <w:t>kihasználjuk</w:t>
       </w:r>
       <w:r>
         <w:rPr>
@@ -601,13 +649,27 @@
         <w:rPr>
           <w:sz w:val="28"/>
         </w:rPr>
-        <w:t xml:space="preserve">illetve </w:t>
-      </w:r>
-      <w:r>
-        <w:rPr>
-          <w:sz w:val="28"/>
-        </w:rPr>
-        <w:t>rendelkezünk jelenleg egy kisebb napelemes rendszerrel, ami csak 4-6%-ot fed le, de a terveink  szerint szeretnénk bővíteni minél hamarabb</w:t>
+        <w:t>illetve</w:t>
+      </w:r>
+      <w:proofErr w:type="spellEnd"/>
+      <w:r>
+        <w:rPr>
+          <w:sz w:val="28"/>
+        </w:rPr>
+        <w:t xml:space="preserve"> </w:t>
+      </w:r>
+      <w:r>
+        <w:rPr>
+          <w:sz w:val="28"/>
+        </w:rPr>
+        <w:t xml:space="preserve">rendelkezünk jelenleg egy kisebb napelemes rendszerrel, ami csak 4-6%-ot fed le, de a terveink  szerint szeretnénk bővíteni minél </w:t>
+      </w:r>
+      <w:proofErr w:type="spellStart"/>
+      <w:r>
+        <w:rPr>
+          <w:sz w:val="28"/>
+        </w:rPr>
+        <w:t>hamarabb</w:t>
       </w:r>
       <w:r>
         <w:rPr>
@@ -619,19 +681,138 @@
         <w:rPr>
           <w:sz w:val="28"/>
         </w:rPr>
-        <w:t>A fűtés és hűtés témában okos termosztát rendszert vezettünk be, amely munkaidőn kívül (éjszaka,hétvégén)automatikusan alacsonyabb hőmérsékletre vált.A reggeli órákban munkakezdés előtt felmelegíti a helységeket így a fűtési költség 15%-kal csökken. A klíma is hasonlóan jelenlétvezérelt lesz, tehát ha 35percnél tovább üres a helyiség a klíma automatikusan lekapcsol.A tégla falak kiváló hőszigetelést biztosítanak, de az ablakok tömítettségeit minden évszakban leellenőrizzük.A</w:t>
-      </w:r>
-      <w:r>
-        <w:rPr>
-          <w:sz w:val="28"/>
-        </w:rPr>
-        <w:t xml:space="preserve">z asztali pc-k </w:t>
-      </w:r>
-      <w:r>
-        <w:rPr>
-          <w:sz w:val="28"/>
-        </w:rPr>
-        <w:t>20 perc tétlenség után alvó üzemmódba teszi magát, illetve a monitorok vásárlásakor figyelmbe vettük az energiafogyasztási ská</w:t>
+        <w:t>A</w:t>
+      </w:r>
+      <w:proofErr w:type="spellEnd"/>
+      <w:r>
+        <w:rPr>
+          <w:sz w:val="28"/>
+        </w:rPr>
+        <w:t xml:space="preserve"> fűtés és hűtés témában okos termosztát rendszert vezettünk be, amely munkaidőn kívül (</w:t>
+      </w:r>
+      <w:proofErr w:type="spellStart"/>
+      <w:r>
+        <w:rPr>
+          <w:sz w:val="28"/>
+        </w:rPr>
+        <w:t>éjszaka,hétvégén</w:t>
+      </w:r>
+      <w:proofErr w:type="spellEnd"/>
+      <w:r>
+        <w:rPr>
+          <w:sz w:val="28"/>
+        </w:rPr>
+        <w:t xml:space="preserve">)automatikusan alacsonyabb hőmérsékletre </w:t>
+      </w:r>
+      <w:proofErr w:type="spellStart"/>
+      <w:r>
+        <w:rPr>
+          <w:sz w:val="28"/>
+        </w:rPr>
+        <w:t>vált.A</w:t>
+      </w:r>
+      <w:proofErr w:type="spellEnd"/>
+      <w:r>
+        <w:rPr>
+          <w:sz w:val="28"/>
+        </w:rPr>
+        <w:t xml:space="preserve"> reggeli órákban munkakezdés előtt felmelegíti a helységeket így a fűtési költség 15%-kal csökken. A klíma is hasonlóan </w:t>
+      </w:r>
+      <w:proofErr w:type="spellStart"/>
+      <w:r>
+        <w:rPr>
+          <w:sz w:val="28"/>
+        </w:rPr>
+        <w:t>jelenlétvezérelt</w:t>
+      </w:r>
+      <w:proofErr w:type="spellEnd"/>
+      <w:r>
+        <w:rPr>
+          <w:sz w:val="28"/>
+        </w:rPr>
+        <w:t xml:space="preserve"> lesz, tehát ha 35percnél tovább üres a helyiség a klíma automatikusan </w:t>
+      </w:r>
+      <w:proofErr w:type="spellStart"/>
+      <w:r>
+        <w:rPr>
+          <w:sz w:val="28"/>
+        </w:rPr>
+        <w:t>lekapcsol.A</w:t>
+      </w:r>
+      <w:proofErr w:type="spellEnd"/>
+      <w:r>
+        <w:rPr>
+          <w:sz w:val="28"/>
+        </w:rPr>
+        <w:t xml:space="preserve"> tégla falak kiváló hőszigetelést biztosítanak, de az ablakok </w:t>
+      </w:r>
+      <w:proofErr w:type="spellStart"/>
+      <w:r>
+        <w:rPr>
+          <w:sz w:val="28"/>
+        </w:rPr>
+        <w:t>tömítettségeit</w:t>
+      </w:r>
+      <w:proofErr w:type="spellEnd"/>
+      <w:r>
+        <w:rPr>
+          <w:sz w:val="28"/>
+        </w:rPr>
+        <w:t xml:space="preserve"> minden évszakban </w:t>
+      </w:r>
+      <w:proofErr w:type="spellStart"/>
+      <w:r>
+        <w:rPr>
+          <w:sz w:val="28"/>
+        </w:rPr>
+        <w:t>leellenőrizzük.A</w:t>
+      </w:r>
+      <w:r>
+        <w:rPr>
+          <w:sz w:val="28"/>
+        </w:rPr>
+        <w:t>z</w:t>
+      </w:r>
+      <w:proofErr w:type="spellEnd"/>
+      <w:r>
+        <w:rPr>
+          <w:sz w:val="28"/>
+        </w:rPr>
+        <w:t xml:space="preserve"> asztali </w:t>
+      </w:r>
+      <w:proofErr w:type="spellStart"/>
+      <w:r>
+        <w:rPr>
+          <w:sz w:val="28"/>
+        </w:rPr>
+        <w:t>pc-k</w:t>
+      </w:r>
+      <w:proofErr w:type="spellEnd"/>
+      <w:r>
+        <w:rPr>
+          <w:sz w:val="28"/>
+        </w:rPr>
+        <w:t xml:space="preserve"> </w:t>
+      </w:r>
+      <w:r>
+        <w:rPr>
+          <w:sz w:val="28"/>
+        </w:rPr>
+        <w:t xml:space="preserve">20 perc tétlenség után alvó üzemmódba teszi magát, illetve a monitorok vásárlásakor </w:t>
+      </w:r>
+      <w:proofErr w:type="spellStart"/>
+      <w:r>
+        <w:rPr>
+          <w:sz w:val="28"/>
+        </w:rPr>
+        <w:t>figyelmbe</w:t>
+      </w:r>
+      <w:proofErr w:type="spellEnd"/>
+      <w:r>
+        <w:rPr>
+          <w:sz w:val="28"/>
+        </w:rPr>
+        <w:t xml:space="preserve"> vettük az energiafogyasztási ská</w:t>
       </w:r>
       <w:r>
         <w:rPr>
@@ -649,7 +830,21 @@
         <w:rPr>
           <w:sz w:val="28"/>
         </w:rPr>
-        <w:t>ezzel is próbáltuk csökkenteni a hosszútávú magas kiadásokat.A nyomtatókon kétoldalú nyomtatást állítottunk be alapértelmezettként, így a papírköltségen is sokat spórolunk.</w:t>
+        <w:t xml:space="preserve">ezzel is próbáltuk csökkenteni a hosszútávú magas </w:t>
+      </w:r>
+      <w:proofErr w:type="spellStart"/>
+      <w:r>
+        <w:rPr>
+          <w:sz w:val="28"/>
+        </w:rPr>
+        <w:t>kiadásokat.A</w:t>
+      </w:r>
+      <w:proofErr w:type="spellEnd"/>
+      <w:r>
+        <w:rPr>
+          <w:sz w:val="28"/>
+        </w:rPr>
+        <w:t xml:space="preserve"> nyomtatókon kétoldalú nyomtatást állítottunk be alapértelmezettként, így a papírköltségen is sokat spórolunk.</w:t>
       </w:r>
     </w:p>
     <w:p>
@@ -806,24 +1001,70 @@
           <w:rFonts w:ascii="Times New Roman" w:hAnsi="Times New Roman" w:cs="Times New Roman"/>
           <w:sz w:val="28"/>
         </w:rPr>
+        <w:t xml:space="preserve">A Telephelyen  </w:t>
+      </w:r>
+      <w:r>
+        <w:rPr>
+          <w:rFonts w:ascii="Times New Roman" w:hAnsi="Times New Roman" w:cs="Times New Roman"/>
+          <w:sz w:val="28"/>
+        </w:rPr>
+        <w:t>2</w:t>
+      </w:r>
+      <w:r>
+        <w:rPr>
+          <w:rFonts w:ascii="Times New Roman" w:hAnsi="Times New Roman" w:cs="Times New Roman"/>
+          <w:sz w:val="28"/>
+        </w:rPr>
+        <w:t xml:space="preserve"> </w:t>
+      </w:r>
+      <w:r>
+        <w:rPr>
+          <w:rFonts w:ascii="Times New Roman" w:hAnsi="Times New Roman" w:cs="Times New Roman"/>
+          <w:sz w:val="28"/>
+        </w:rPr>
+        <w:t>darab 2911-es Router irányítja a forgalmat, amely biztosítja ,hogy az adatok a leggyorsabban jussanak  el a forrástól a célig.</w:t>
+      </w:r>
+    </w:p>
+    <w:p>
+      <w:pPr>
+        <w:spacing w:line="360" w:lineRule="auto"/>
+        <w:rPr>
+          <w:rFonts w:ascii="Times New Roman" w:hAnsi="Times New Roman" w:cs="Times New Roman"/>
+          <w:sz w:val="28"/>
+        </w:rPr>
+      </w:pPr>
+      <w:r>
+        <w:rPr>
+          <w:rFonts w:ascii="Times New Roman" w:hAnsi="Times New Roman" w:cs="Times New Roman"/>
+          <w:sz w:val="28"/>
+        </w:rPr>
         <w:t xml:space="preserve">A </w:t>
       </w:r>
-      <w:proofErr w:type="gramStart"/>
-      <w:r>
-        <w:rPr>
-          <w:rFonts w:ascii="Times New Roman" w:hAnsi="Times New Roman" w:cs="Times New Roman"/>
-          <w:sz w:val="28"/>
-        </w:rPr>
-        <w:t xml:space="preserve">Telephelyen  </w:t>
-      </w:r>
-      <w:r>
-        <w:rPr>
-          <w:rFonts w:ascii="Times New Roman" w:hAnsi="Times New Roman" w:cs="Times New Roman"/>
-          <w:sz w:val="28"/>
-        </w:rPr>
-        <w:t>2</w:t>
-      </w:r>
-      <w:proofErr w:type="gramEnd"/>
+      <w:proofErr w:type="spellStart"/>
+      <w:r>
+        <w:rPr>
+          <w:rFonts w:ascii="Times New Roman" w:hAnsi="Times New Roman" w:cs="Times New Roman"/>
+          <w:sz w:val="28"/>
+        </w:rPr>
+        <w:t>switchek</w:t>
+      </w:r>
+      <w:proofErr w:type="spellEnd"/>
+      <w:r>
+        <w:rPr>
+          <w:rFonts w:ascii="Times New Roman" w:hAnsi="Times New Roman" w:cs="Times New Roman"/>
+          <w:sz w:val="28"/>
+        </w:rPr>
+        <w:t xml:space="preserve"> 48 </w:t>
+      </w:r>
+      <w:proofErr w:type="spellStart"/>
+      <w:r>
+        <w:rPr>
+          <w:rFonts w:ascii="Times New Roman" w:hAnsi="Times New Roman" w:cs="Times New Roman"/>
+          <w:sz w:val="28"/>
+        </w:rPr>
+        <w:t>portosak</w:t>
+      </w:r>
+      <w:proofErr w:type="spellEnd"/>
       <w:r>
         <w:rPr>
           <w:rFonts w:ascii="Times New Roman" w:hAnsi="Times New Roman" w:cs="Times New Roman"/>
@@ -831,45 +1072,182 @@
         </w:rPr>
         <w:t xml:space="preserve"> </w:t>
       </w:r>
-      <w:r>
-        <w:rPr>
-          <w:rFonts w:ascii="Times New Roman" w:hAnsi="Times New Roman" w:cs="Times New Roman"/>
-          <w:sz w:val="28"/>
-        </w:rPr>
-        <w:t xml:space="preserve">darab 2911-es Router irányítja a forgalmat, amely </w:t>
-      </w:r>
-      <w:proofErr w:type="gramStart"/>
-      <w:r>
-        <w:rPr>
-          <w:rFonts w:ascii="Times New Roman" w:hAnsi="Times New Roman" w:cs="Times New Roman"/>
-          <w:sz w:val="28"/>
-        </w:rPr>
-        <w:t>biztosítja ,hogy</w:t>
-      </w:r>
-      <w:proofErr w:type="gramEnd"/>
-      <w:r>
-        <w:rPr>
-          <w:rFonts w:ascii="Times New Roman" w:hAnsi="Times New Roman" w:cs="Times New Roman"/>
-          <w:sz w:val="28"/>
-        </w:rPr>
-        <w:t xml:space="preserve"> az adatok a leggyorsabban </w:t>
-      </w:r>
-      <w:proofErr w:type="gramStart"/>
-      <w:r>
-        <w:rPr>
-          <w:rFonts w:ascii="Times New Roman" w:hAnsi="Times New Roman" w:cs="Times New Roman"/>
-          <w:sz w:val="28"/>
-        </w:rPr>
-        <w:t>jussanak  el</w:t>
-      </w:r>
-      <w:proofErr w:type="gramEnd"/>
-      <w:r>
-        <w:rPr>
-          <w:rFonts w:ascii="Times New Roman" w:hAnsi="Times New Roman" w:cs="Times New Roman"/>
-          <w:sz w:val="28"/>
-        </w:rPr>
-        <w:t xml:space="preserve"> a forrástól a célig.</w:t>
-      </w:r>
+      <w:proofErr w:type="spellStart"/>
+      <w:r>
+        <w:rPr>
+          <w:rFonts w:ascii="Times New Roman" w:hAnsi="Times New Roman" w:cs="Times New Roman"/>
+          <w:sz w:val="28"/>
+        </w:rPr>
+        <w:t>amelyel</w:t>
+      </w:r>
+      <w:proofErr w:type="spellEnd"/>
+      <w:r>
+        <w:rPr>
+          <w:rFonts w:ascii="Times New Roman" w:hAnsi="Times New Roman" w:cs="Times New Roman"/>
+          <w:sz w:val="28"/>
+        </w:rPr>
+        <w:t xml:space="preserve"> elegendő kapacitást és alacsony késleltetést biztosítanak </w:t>
+      </w:r>
+      <w:proofErr w:type="spellStart"/>
+      <w:r>
+        <w:rPr>
+          <w:rFonts w:ascii="Times New Roman" w:hAnsi="Times New Roman" w:cs="Times New Roman"/>
+          <w:sz w:val="28"/>
+        </w:rPr>
+        <w:t>számunkra.Az</w:t>
+      </w:r>
+      <w:proofErr w:type="spellEnd"/>
+      <w:r>
+        <w:rPr>
+          <w:rFonts w:ascii="Times New Roman" w:hAnsi="Times New Roman" w:cs="Times New Roman"/>
+          <w:sz w:val="28"/>
+        </w:rPr>
+        <w:t xml:space="preserve"> asztali </w:t>
+      </w:r>
+      <w:proofErr w:type="spellStart"/>
+      <w:r>
+        <w:rPr>
+          <w:rFonts w:ascii="Times New Roman" w:hAnsi="Times New Roman" w:cs="Times New Roman"/>
+          <w:sz w:val="28"/>
+        </w:rPr>
+        <w:t>pc-k</w:t>
+      </w:r>
+      <w:proofErr w:type="spellEnd"/>
+      <w:r>
+        <w:rPr>
+          <w:rFonts w:ascii="Times New Roman" w:hAnsi="Times New Roman" w:cs="Times New Roman"/>
+          <w:sz w:val="28"/>
+        </w:rPr>
+        <w:t xml:space="preserve"> a helyhez kötött munkakörben dolgozó munkatársak alapeszközei, </w:t>
+      </w:r>
+      <w:proofErr w:type="spellStart"/>
+      <w:r>
+        <w:rPr>
+          <w:rFonts w:ascii="Times New Roman" w:hAnsi="Times New Roman" w:cs="Times New Roman"/>
+          <w:sz w:val="28"/>
+        </w:rPr>
+        <w:t>kábélezett</w:t>
+      </w:r>
+      <w:proofErr w:type="spellEnd"/>
+      <w:r>
+        <w:rPr>
+          <w:rFonts w:ascii="Times New Roman" w:hAnsi="Times New Roman" w:cs="Times New Roman"/>
+          <w:sz w:val="28"/>
+        </w:rPr>
+        <w:t xml:space="preserve"> kapcsolatuk miatt stabil és gyors adatátvitelt </w:t>
+      </w:r>
+      <w:proofErr w:type="spellStart"/>
+      <w:r>
+        <w:rPr>
+          <w:rFonts w:ascii="Times New Roman" w:hAnsi="Times New Roman" w:cs="Times New Roman"/>
+          <w:sz w:val="28"/>
+        </w:rPr>
+        <w:t>biztosítanak.A</w:t>
+      </w:r>
+      <w:proofErr w:type="spellEnd"/>
+      <w:r>
+        <w:rPr>
+          <w:rFonts w:ascii="Times New Roman" w:hAnsi="Times New Roman" w:cs="Times New Roman"/>
+          <w:sz w:val="28"/>
+        </w:rPr>
+        <w:t xml:space="preserve"> laptopjaink  a mobilitást igénylő munkakörök számára biztosítunk </w:t>
+      </w:r>
+      <w:proofErr w:type="spellStart"/>
+      <w:r>
+        <w:rPr>
+          <w:rFonts w:ascii="Times New Roman" w:hAnsi="Times New Roman" w:cs="Times New Roman"/>
+          <w:sz w:val="28"/>
+        </w:rPr>
+        <w:t>pl</w:t>
+      </w:r>
+      <w:proofErr w:type="spellEnd"/>
+      <w:r>
+        <w:rPr>
+          <w:rFonts w:ascii="Times New Roman" w:hAnsi="Times New Roman" w:cs="Times New Roman"/>
+          <w:sz w:val="28"/>
+        </w:rPr>
+        <w:t xml:space="preserve">: </w:t>
+      </w:r>
+      <w:proofErr w:type="spellStart"/>
+      <w:r>
+        <w:rPr>
+          <w:rFonts w:ascii="Times New Roman" w:hAnsi="Times New Roman" w:cs="Times New Roman"/>
+          <w:sz w:val="28"/>
+        </w:rPr>
+        <w:t>meetingeken.A</w:t>
+      </w:r>
+      <w:proofErr w:type="spellEnd"/>
+      <w:r>
+        <w:rPr>
+          <w:rFonts w:ascii="Times New Roman" w:hAnsi="Times New Roman" w:cs="Times New Roman"/>
+          <w:sz w:val="28"/>
+        </w:rPr>
+        <w:t xml:space="preserve"> telefonjaink  gyors belső és ügyfélkommunikációt biztosítanak, ott ahol ez napi szinten </w:t>
+      </w:r>
+      <w:proofErr w:type="spellStart"/>
+      <w:r>
+        <w:rPr>
+          <w:rFonts w:ascii="Times New Roman" w:hAnsi="Times New Roman" w:cs="Times New Roman"/>
+          <w:sz w:val="28"/>
+        </w:rPr>
+        <w:t>szükséges.A</w:t>
+      </w:r>
+      <w:proofErr w:type="spellEnd"/>
+      <w:r>
+        <w:rPr>
+          <w:rFonts w:ascii="Times New Roman" w:hAnsi="Times New Roman" w:cs="Times New Roman"/>
+          <w:sz w:val="28"/>
+        </w:rPr>
+        <w:t xml:space="preserve"> </w:t>
+      </w:r>
+      <w:proofErr w:type="spellStart"/>
+      <w:r>
+        <w:rPr>
+          <w:rFonts w:ascii="Times New Roman" w:hAnsi="Times New Roman" w:cs="Times New Roman"/>
+          <w:sz w:val="28"/>
+        </w:rPr>
+        <w:t>tableteink</w:t>
+      </w:r>
+      <w:proofErr w:type="spellEnd"/>
+      <w:r>
+        <w:rPr>
+          <w:rFonts w:ascii="Times New Roman" w:hAnsi="Times New Roman" w:cs="Times New Roman"/>
+          <w:sz w:val="28"/>
+        </w:rPr>
+        <w:t xml:space="preserve"> könnyű </w:t>
+      </w:r>
+      <w:proofErr w:type="spellStart"/>
+      <w:r>
+        <w:rPr>
+          <w:rFonts w:ascii="Times New Roman" w:hAnsi="Times New Roman" w:cs="Times New Roman"/>
+          <w:sz w:val="28"/>
+        </w:rPr>
+        <w:t>hordozhatóságot</w:t>
+      </w:r>
+      <w:proofErr w:type="spellEnd"/>
+      <w:r>
+        <w:rPr>
+          <w:rFonts w:ascii="Times New Roman" w:hAnsi="Times New Roman" w:cs="Times New Roman"/>
+          <w:sz w:val="28"/>
+        </w:rPr>
+        <w:t xml:space="preserve"> és gyors inform</w:t>
+      </w:r>
+      <w:r>
+        <w:rPr>
+          <w:rFonts w:ascii="Times New Roman" w:hAnsi="Times New Roman" w:cs="Times New Roman"/>
+          <w:sz w:val="28"/>
+        </w:rPr>
+        <w:t>ációelérést</w:t>
+      </w:r>
+      <w:r>
+        <w:rPr>
+          <w:rFonts w:ascii="Times New Roman" w:hAnsi="Times New Roman" w:cs="Times New Roman"/>
+          <w:sz w:val="28"/>
+        </w:rPr>
+        <w:t xml:space="preserve"> biztosítanak.</w:t>
+      </w:r>
+      <w:bookmarkStart w:id="0" w:name="_GoBack"/>
+      <w:bookmarkEnd w:id="0"/>
     </w:p>
     <w:p>
       <w:pPr>
@@ -884,23 +1262,7 @@
           <w:rFonts w:ascii="Times New Roman" w:hAnsi="Times New Roman" w:cs="Times New Roman"/>
           <w:sz w:val="28"/>
         </w:rPr>
-        <w:t xml:space="preserve">A következő táblázat </w:t>
-      </w:r>
-      <w:proofErr w:type="gramStart"/>
-      <w:r>
-        <w:rPr>
-          <w:rFonts w:ascii="Times New Roman" w:hAnsi="Times New Roman" w:cs="Times New Roman"/>
-          <w:sz w:val="28"/>
-        </w:rPr>
-        <w:t>a</w:t>
-      </w:r>
-      <w:proofErr w:type="gramEnd"/>
-      <w:r>
-        <w:rPr>
-          <w:rFonts w:ascii="Times New Roman" w:hAnsi="Times New Roman" w:cs="Times New Roman"/>
-          <w:sz w:val="28"/>
-        </w:rPr>
-        <w:t xml:space="preserve"> </w:t>
+        <w:t xml:space="preserve">A következő táblázat a </w:t>
       </w:r>
       <w:r>
         <w:rPr>
@@ -916,7 +1278,7 @@
         </w:rPr>
         <w:t xml:space="preserve">szükséges eszközök </w:t>
       </w:r>
-      <w:proofErr w:type="gramStart"/>
+      <w:proofErr w:type="spellStart"/>
       <w:r>
         <w:rPr>
           <w:rFonts w:ascii="Times New Roman" w:hAnsi="Times New Roman" w:cs="Times New Roman"/>
@@ -931,13 +1293,29 @@
         </w:rPr>
         <w:t>,mennyiségét</w:t>
       </w:r>
-      <w:proofErr w:type="gramEnd"/>
-      <w:r>
-        <w:rPr>
-          <w:rFonts w:ascii="Times New Roman" w:hAnsi="Times New Roman" w:cs="Times New Roman"/>
-          <w:sz w:val="28"/>
-        </w:rPr>
-        <w:t xml:space="preserve"> valamint az egységenkénti teljes becsült értéket.</w:t>
+      <w:proofErr w:type="spellEnd"/>
+      <w:r>
+        <w:rPr>
+          <w:rFonts w:ascii="Times New Roman" w:hAnsi="Times New Roman" w:cs="Times New Roman"/>
+          <w:sz w:val="28"/>
+        </w:rPr>
+        <w:t xml:space="preserve"> valamint az </w:t>
+      </w:r>
+      <w:proofErr w:type="spellStart"/>
+      <w:r>
+        <w:rPr>
+          <w:rFonts w:ascii="Times New Roman" w:hAnsi="Times New Roman" w:cs="Times New Roman"/>
+          <w:sz w:val="28"/>
+        </w:rPr>
+        <w:t>egységenkénti</w:t>
+      </w:r>
+      <w:proofErr w:type="spellEnd"/>
+      <w:r>
+        <w:rPr>
+          <w:rFonts w:ascii="Times New Roman" w:hAnsi="Times New Roman" w:cs="Times New Roman"/>
+          <w:sz w:val="28"/>
+        </w:rPr>
+        <w:t xml:space="preserve"> teljes becsült értéket.</w:t>
       </w:r>
     </w:p>
     <w:tbl>
@@ -971,6 +1349,7 @@
                 <w:rFonts w:ascii="Times New Roman" w:hAnsi="Times New Roman" w:cs="Times New Roman"/>
                 <w:sz w:val="28"/>
               </w:rPr>
+              <w:lastRenderedPageBreak/>
               <w:t>Eszköz</w:t>
             </w:r>
           </w:p>
@@ -1144,12 +1523,21 @@
                 <w:sz w:val="28"/>
               </w:rPr>
             </w:pPr>
+            <w:proofErr w:type="spellStart"/>
             <w:r>
               <w:rPr>
                 <w:rFonts w:ascii="Times New Roman" w:hAnsi="Times New Roman" w:cs="Times New Roman"/>
                 <w:sz w:val="28"/>
               </w:rPr>
-              <w:t>Switch(48portos)</w:t>
+              <w:t>Switch</w:t>
+            </w:r>
+            <w:proofErr w:type="spellEnd"/>
+            <w:r>
+              <w:rPr>
+                <w:rFonts w:ascii="Times New Roman" w:hAnsi="Times New Roman" w:cs="Times New Roman"/>
+                <w:sz w:val="28"/>
+              </w:rPr>
+              <w:t>(48portos)</w:t>
             </w:r>
           </w:p>
         </w:tc>
@@ -1594,7 +1982,6 @@
                 <w:rFonts w:ascii="Times New Roman" w:hAnsi="Times New Roman" w:cs="Times New Roman"/>
                 <w:sz w:val="28"/>
               </w:rPr>
-              <w:lastRenderedPageBreak/>
               <w:t>Szerver</w:t>
             </w:r>
           </w:p>
@@ -1684,8 +2071,17 @@
                 <w:rFonts w:ascii="Times New Roman" w:hAnsi="Times New Roman" w:cs="Times New Roman"/>
                 <w:sz w:val="28"/>
               </w:rPr>
-              <w:t>Wifi Access Point</w:t>
+              <w:t xml:space="preserve">Wifi Access </w:t>
             </w:r>
+            <w:proofErr w:type="spellStart"/>
+            <w:r>
+              <w:rPr>
+                <w:rFonts w:ascii="Times New Roman" w:hAnsi="Times New Roman" w:cs="Times New Roman"/>
+                <w:sz w:val="28"/>
+              </w:rPr>
+              <w:t>Point</w:t>
+            </w:r>
+            <w:proofErr w:type="spellEnd"/>
           </w:p>
         </w:tc>
         <w:tc>
@@ -1914,7 +2310,23 @@
           <w:rFonts w:ascii="Times New Roman" w:hAnsi="Times New Roman" w:cs="Times New Roman"/>
           <w:sz w:val="28"/>
         </w:rPr>
-        <w:t>Az irodában 10 darab Vlan található, aminek k</w:t>
+        <w:t xml:space="preserve">Az irodában 10 darab </w:t>
+      </w:r>
+      <w:proofErr w:type="spellStart"/>
+      <w:r>
+        <w:rPr>
+          <w:rFonts w:ascii="Times New Roman" w:hAnsi="Times New Roman" w:cs="Times New Roman"/>
+          <w:sz w:val="28"/>
+        </w:rPr>
+        <w:t>Vlan</w:t>
+      </w:r>
+      <w:proofErr w:type="spellEnd"/>
+      <w:r>
+        <w:rPr>
+          <w:rFonts w:ascii="Times New Roman" w:hAnsi="Times New Roman" w:cs="Times New Roman"/>
+          <w:sz w:val="28"/>
+        </w:rPr>
+        <w:t xml:space="preserve"> található, aminek k</w:t>
       </w:r>
       <w:r>
         <w:rPr>
@@ -1966,93 +2378,44 @@
           <w:sz w:val="28"/>
         </w:rPr>
       </w:pPr>
-      <w:proofErr w:type="gramStart"/>
-      <w:r>
-        <w:rPr>
-          <w:rFonts w:ascii="Times New Roman" w:hAnsi="Times New Roman" w:cs="Times New Roman"/>
-          <w:sz w:val="28"/>
-        </w:rPr>
-        <w:t>IT,Staff</w:t>
-      </w:r>
-      <w:proofErr w:type="gramEnd"/>
-      <w:r>
-        <w:rPr>
-          <w:rFonts w:ascii="Times New Roman" w:hAnsi="Times New Roman" w:cs="Times New Roman"/>
-          <w:sz w:val="28"/>
-        </w:rPr>
-        <w:t>,</w:t>
-      </w:r>
-      <w:proofErr w:type="gramStart"/>
-      <w:r>
-        <w:rPr>
-          <w:rFonts w:ascii="Times New Roman" w:hAnsi="Times New Roman" w:cs="Times New Roman"/>
-          <w:sz w:val="28"/>
-        </w:rPr>
-        <w:t>MANAGEMENT,ADMIN</w:t>
-      </w:r>
-      <w:proofErr w:type="gramEnd"/>
-      <w:r>
-        <w:rPr>
-          <w:rFonts w:ascii="Times New Roman" w:hAnsi="Times New Roman" w:cs="Times New Roman"/>
-          <w:sz w:val="28"/>
-        </w:rPr>
-        <w:t>,</w:t>
-      </w:r>
-      <w:proofErr w:type="gramStart"/>
-      <w:r>
-        <w:rPr>
-          <w:rFonts w:ascii="Times New Roman" w:hAnsi="Times New Roman" w:cs="Times New Roman"/>
-          <w:sz w:val="28"/>
-        </w:rPr>
-        <w:t>Kreatív,Grafikai</w:t>
-      </w:r>
-      <w:proofErr w:type="gramEnd"/>
-      <w:r>
-        <w:rPr>
-          <w:rFonts w:ascii="Times New Roman" w:hAnsi="Times New Roman" w:cs="Times New Roman"/>
-          <w:sz w:val="28"/>
-        </w:rPr>
-        <w:t>,</w:t>
-      </w:r>
-      <w:proofErr w:type="gramStart"/>
-      <w:r>
-        <w:rPr>
-          <w:rFonts w:ascii="Times New Roman" w:hAnsi="Times New Roman" w:cs="Times New Roman"/>
-          <w:sz w:val="28"/>
-        </w:rPr>
-        <w:t>Guest,Server</w:t>
-      </w:r>
-      <w:proofErr w:type="gramEnd"/>
-      <w:r>
-        <w:rPr>
-          <w:rFonts w:ascii="Times New Roman" w:hAnsi="Times New Roman" w:cs="Times New Roman"/>
-          <w:sz w:val="28"/>
-        </w:rPr>
-        <w:t>,</w:t>
-      </w:r>
-      <w:proofErr w:type="gramStart"/>
-      <w:r>
-        <w:rPr>
-          <w:rFonts w:ascii="Times New Roman" w:hAnsi="Times New Roman" w:cs="Times New Roman"/>
-          <w:sz w:val="28"/>
-        </w:rPr>
-        <w:t>Sales,Native</w:t>
-      </w:r>
-      <w:proofErr w:type="gramEnd"/>
-      <w:r>
-        <w:rPr>
-          <w:rFonts w:ascii="Times New Roman" w:hAnsi="Times New Roman" w:cs="Times New Roman"/>
-          <w:sz w:val="28"/>
-        </w:rPr>
-        <w:t xml:space="preserve">. A native vlan címke nélküli forgalmat </w:t>
-      </w:r>
-      <w:proofErr w:type="gramStart"/>
-      <w:r>
-        <w:rPr>
-          <w:rFonts w:ascii="Times New Roman" w:hAnsi="Times New Roman" w:cs="Times New Roman"/>
-          <w:sz w:val="28"/>
-        </w:rPr>
-        <w:t>irány</w:t>
+      <w:r>
+        <w:rPr>
+          <w:rFonts w:ascii="Times New Roman" w:hAnsi="Times New Roman" w:cs="Times New Roman"/>
+          <w:sz w:val="28"/>
+        </w:rPr>
+        <w:t xml:space="preserve">IT,Staff,MANAGEMENT,ADMIN,Kreatív,Grafikai,Guest,Server,Sales,Native. A </w:t>
+      </w:r>
+      <w:proofErr w:type="spellStart"/>
+      <w:r>
+        <w:rPr>
+          <w:rFonts w:ascii="Times New Roman" w:hAnsi="Times New Roman" w:cs="Times New Roman"/>
+          <w:sz w:val="28"/>
+        </w:rPr>
+        <w:t>native</w:t>
+      </w:r>
+      <w:proofErr w:type="spellEnd"/>
+      <w:r>
+        <w:rPr>
+          <w:rFonts w:ascii="Times New Roman" w:hAnsi="Times New Roman" w:cs="Times New Roman"/>
+          <w:sz w:val="28"/>
+        </w:rPr>
+        <w:t xml:space="preserve"> </w:t>
+      </w:r>
+      <w:proofErr w:type="spellStart"/>
+      <w:r>
+        <w:rPr>
+          <w:rFonts w:ascii="Times New Roman" w:hAnsi="Times New Roman" w:cs="Times New Roman"/>
+          <w:sz w:val="28"/>
+        </w:rPr>
+        <w:t>vlan</w:t>
+      </w:r>
+      <w:proofErr w:type="spellEnd"/>
+      <w:r>
+        <w:rPr>
+          <w:rFonts w:ascii="Times New Roman" w:hAnsi="Times New Roman" w:cs="Times New Roman"/>
+          <w:sz w:val="28"/>
+        </w:rPr>
+        <w:t xml:space="preserve"> címke nélküli forgalmat irány</w:t>
       </w:r>
       <w:r>
         <w:rPr>
@@ -2082,6 +2445,7 @@
         </w:rPr>
         <w:t>.</w:t>
       </w:r>
+      <w:proofErr w:type="spellStart"/>
       <w:r>
         <w:rPr>
           <w:rFonts w:ascii="Times New Roman" w:hAnsi="Times New Roman" w:cs="Times New Roman"/>
@@ -2089,30 +2453,46 @@
         </w:rPr>
         <w:t>Switch</w:t>
       </w:r>
-      <w:proofErr w:type="gramEnd"/>
-      <w:r>
-        <w:rPr>
-          <w:rFonts w:ascii="Times New Roman" w:hAnsi="Times New Roman" w:cs="Times New Roman"/>
-          <w:sz w:val="28"/>
-        </w:rPr>
-        <w:t xml:space="preserve"> neve VTP-t hoztam létre, aminek adatai VTP-domain név xxx version </w:t>
-      </w:r>
-      <w:proofErr w:type="gramStart"/>
-      <w:r>
-        <w:rPr>
-          <w:rFonts w:ascii="Times New Roman" w:hAnsi="Times New Roman" w:cs="Times New Roman"/>
-          <w:sz w:val="28"/>
-        </w:rPr>
-        <w:t xml:space="preserve">2 </w:t>
-      </w:r>
-      <w:r>
-        <w:rPr>
-          <w:rFonts w:ascii="Times New Roman" w:hAnsi="Times New Roman" w:cs="Times New Roman"/>
-          <w:sz w:val="28"/>
-        </w:rPr>
-        <w:t>.Az</w:t>
-      </w:r>
-      <w:proofErr w:type="gramEnd"/>
+      <w:proofErr w:type="spellEnd"/>
+      <w:r>
+        <w:rPr>
+          <w:rFonts w:ascii="Times New Roman" w:hAnsi="Times New Roman" w:cs="Times New Roman"/>
+          <w:sz w:val="28"/>
+        </w:rPr>
+        <w:t xml:space="preserve"> neve VTP-t hoztam létre, aminek adatai VTP-</w:t>
+      </w:r>
+      <w:proofErr w:type="spellStart"/>
+      <w:r>
+        <w:rPr>
+          <w:rFonts w:ascii="Times New Roman" w:hAnsi="Times New Roman" w:cs="Times New Roman"/>
+          <w:sz w:val="28"/>
+        </w:rPr>
+        <w:t>domain</w:t>
+      </w:r>
+      <w:proofErr w:type="spellEnd"/>
+      <w:r>
+        <w:rPr>
+          <w:rFonts w:ascii="Times New Roman" w:hAnsi="Times New Roman" w:cs="Times New Roman"/>
+          <w:sz w:val="28"/>
+        </w:rPr>
+        <w:t xml:space="preserve"> név xxx version 2 </w:t>
+      </w:r>
+      <w:r>
+        <w:rPr>
+          <w:rFonts w:ascii="Times New Roman" w:hAnsi="Times New Roman" w:cs="Times New Roman"/>
+          <w:sz w:val="28"/>
+        </w:rPr>
+        <w:t xml:space="preserve">.Az </w:t>
+      </w:r>
+      <w:proofErr w:type="spellStart"/>
+      <w:r>
+        <w:rPr>
+          <w:rFonts w:ascii="Times New Roman" w:hAnsi="Times New Roman" w:cs="Times New Roman"/>
+          <w:sz w:val="28"/>
+        </w:rPr>
+        <w:t>Staff</w:t>
+      </w:r>
+      <w:proofErr w:type="spellEnd"/>
       <w:r>
         <w:rPr>
           <w:rFonts w:ascii="Times New Roman" w:hAnsi="Times New Roman" w:cs="Times New Roman"/>
@@ -2120,19 +2500,21 @@
         </w:rPr>
         <w:t xml:space="preserve"> </w:t>
       </w:r>
-      <w:r>
-        <w:rPr>
-          <w:rFonts w:ascii="Times New Roman" w:hAnsi="Times New Roman" w:cs="Times New Roman"/>
-          <w:sz w:val="28"/>
-        </w:rPr>
-        <w:t>Staff</w:t>
-      </w:r>
-      <w:r>
-        <w:rPr>
-          <w:rFonts w:ascii="Times New Roman" w:hAnsi="Times New Roman" w:cs="Times New Roman"/>
-          <w:sz w:val="28"/>
-        </w:rPr>
-        <w:t xml:space="preserve"> Switch lesz a Server a</w:t>
+      <w:proofErr w:type="spellStart"/>
+      <w:r>
+        <w:rPr>
+          <w:rFonts w:ascii="Times New Roman" w:hAnsi="Times New Roman" w:cs="Times New Roman"/>
+          <w:sz w:val="28"/>
+        </w:rPr>
+        <w:t>Switch</w:t>
+      </w:r>
+      <w:proofErr w:type="spellEnd"/>
+      <w:r>
+        <w:rPr>
+          <w:rFonts w:ascii="Times New Roman" w:hAnsi="Times New Roman" w:cs="Times New Roman"/>
+          <w:sz w:val="28"/>
+        </w:rPr>
+        <w:t xml:space="preserve"> lesz a Server a</w:t>
       </w:r>
       <w:r>
         <w:rPr>
@@ -2141,6 +2523,7 @@
         </w:rPr>
         <w:t xml:space="preserve"> </w:t>
       </w:r>
+      <w:proofErr w:type="spellStart"/>
       <w:r>
         <w:rPr>
           <w:rFonts w:ascii="Times New Roman" w:hAnsi="Times New Roman" w:cs="Times New Roman"/>
@@ -2153,7 +2536,15 @@
           <w:rFonts w:ascii="Times New Roman" w:hAnsi="Times New Roman" w:cs="Times New Roman"/>
           <w:sz w:val="28"/>
         </w:rPr>
-        <w:t xml:space="preserve">taff 2 </w:t>
+        <w:t>taff</w:t>
+      </w:r>
+      <w:proofErr w:type="spellEnd"/>
+      <w:r>
+        <w:rPr>
+          <w:rFonts w:ascii="Times New Roman" w:hAnsi="Times New Roman" w:cs="Times New Roman"/>
+          <w:sz w:val="28"/>
+        </w:rPr>
+        <w:t xml:space="preserve"> 2 </w:t>
       </w:r>
       <w:r>
         <w:rPr>
@@ -2178,15 +2569,16 @@
           <w:b/>
           <w:sz w:val="32"/>
         </w:rPr>
-        <w:t>A hálózat</w:t>
-      </w:r>
+        <w:t xml:space="preserve">A </w:t>
+      </w:r>
+      <w:proofErr w:type="spellStart"/>
       <w:r>
         <w:rPr>
           <w:rFonts w:ascii="Times New Roman" w:hAnsi="Times New Roman" w:cs="Times New Roman"/>
           <w:b/>
           <w:sz w:val="32"/>
         </w:rPr>
-        <w:t>o</w:t>
+        <w:t>hálózat</w:t>
       </w:r>
       <w:r>
         <w:rPr>
@@ -2194,7 +2586,60 @@
           <w:b/>
           <w:sz w:val="32"/>
         </w:rPr>
-        <w:t>mban lévő vlanoknak a host száma</w:t>
+        <w:t>o</w:t>
+      </w:r>
+      <w:r>
+        <w:rPr>
+          <w:rFonts w:ascii="Times New Roman" w:hAnsi="Times New Roman" w:cs="Times New Roman"/>
+          <w:b/>
+          <w:sz w:val="32"/>
+        </w:rPr>
+        <w:t>mban</w:t>
+      </w:r>
+      <w:proofErr w:type="spellEnd"/>
+      <w:r>
+        <w:rPr>
+          <w:rFonts w:ascii="Times New Roman" w:hAnsi="Times New Roman" w:cs="Times New Roman"/>
+          <w:b/>
+          <w:sz w:val="32"/>
+        </w:rPr>
+        <w:t xml:space="preserve"> lévő </w:t>
+      </w:r>
+      <w:proofErr w:type="spellStart"/>
+      <w:r>
+        <w:rPr>
+          <w:rFonts w:ascii="Times New Roman" w:hAnsi="Times New Roman" w:cs="Times New Roman"/>
+          <w:b/>
+          <w:sz w:val="32"/>
+        </w:rPr>
+        <w:t>vlanoknak</w:t>
+      </w:r>
+      <w:proofErr w:type="spellEnd"/>
+      <w:r>
+        <w:rPr>
+          <w:rFonts w:ascii="Times New Roman" w:hAnsi="Times New Roman" w:cs="Times New Roman"/>
+          <w:b/>
+          <w:sz w:val="32"/>
+        </w:rPr>
+        <w:t xml:space="preserve"> a </w:t>
+      </w:r>
+      <w:proofErr w:type="spellStart"/>
+      <w:r>
+        <w:rPr>
+          <w:rFonts w:ascii="Times New Roman" w:hAnsi="Times New Roman" w:cs="Times New Roman"/>
+          <w:b/>
+          <w:sz w:val="32"/>
+        </w:rPr>
+        <w:t>host</w:t>
+      </w:r>
+      <w:proofErr w:type="spellEnd"/>
+      <w:r>
+        <w:rPr>
+          <w:rFonts w:ascii="Times New Roman" w:hAnsi="Times New Roman" w:cs="Times New Roman"/>
+          <w:b/>
+          <w:sz w:val="32"/>
+        </w:rPr>
+        <w:t xml:space="preserve"> száma</w:t>
       </w:r>
       <w:r>
         <w:rPr>
@@ -2239,12 +2684,21 @@
           <w:sz w:val="28"/>
         </w:rPr>
       </w:pPr>
-      <w:r>
-        <w:rPr>
-          <w:rFonts w:ascii="Times New Roman" w:hAnsi="Times New Roman" w:cs="Times New Roman"/>
-          <w:sz w:val="28"/>
-        </w:rPr>
-        <w:t>Staff 50</w:t>
+      <w:proofErr w:type="spellStart"/>
+      <w:r>
+        <w:rPr>
+          <w:rFonts w:ascii="Times New Roman" w:hAnsi="Times New Roman" w:cs="Times New Roman"/>
+          <w:sz w:val="28"/>
+        </w:rPr>
+        <w:t>Staff</w:t>
+      </w:r>
+      <w:proofErr w:type="spellEnd"/>
+      <w:r>
+        <w:rPr>
+          <w:rFonts w:ascii="Times New Roman" w:hAnsi="Times New Roman" w:cs="Times New Roman"/>
+          <w:sz w:val="28"/>
+        </w:rPr>
+        <w:t xml:space="preserve"> 50</w:t>
       </w:r>
     </w:p>
     <w:p>
@@ -2281,12 +2735,21 @@
           <w:sz w:val="28"/>
         </w:rPr>
       </w:pPr>
-      <w:r>
-        <w:rPr>
-          <w:rFonts w:ascii="Times New Roman" w:hAnsi="Times New Roman" w:cs="Times New Roman"/>
-          <w:sz w:val="28"/>
-        </w:rPr>
-        <w:t>Admin 4</w:t>
+      <w:proofErr w:type="spellStart"/>
+      <w:r>
+        <w:rPr>
+          <w:rFonts w:ascii="Times New Roman" w:hAnsi="Times New Roman" w:cs="Times New Roman"/>
+          <w:sz w:val="28"/>
+        </w:rPr>
+        <w:t>Admin</w:t>
+      </w:r>
+      <w:proofErr w:type="spellEnd"/>
+      <w:r>
+        <w:rPr>
+          <w:rFonts w:ascii="Times New Roman" w:hAnsi="Times New Roman" w:cs="Times New Roman"/>
+          <w:sz w:val="28"/>
+        </w:rPr>
+        <w:t xml:space="preserve"> 4</w:t>
       </w:r>
     </w:p>
     <w:p>
@@ -2344,12 +2807,22 @@
           <w:sz w:val="28"/>
         </w:rPr>
       </w:pPr>
-      <w:r>
-        <w:rPr>
-          <w:rFonts w:ascii="Times New Roman" w:hAnsi="Times New Roman" w:cs="Times New Roman"/>
-          <w:sz w:val="28"/>
-        </w:rPr>
-        <w:t>Guest 25</w:t>
+      <w:proofErr w:type="spellStart"/>
+      <w:r>
+        <w:rPr>
+          <w:rFonts w:ascii="Times New Roman" w:hAnsi="Times New Roman" w:cs="Times New Roman"/>
+          <w:sz w:val="28"/>
+        </w:rPr>
+        <w:lastRenderedPageBreak/>
+        <w:t>Guest</w:t>
+      </w:r>
+      <w:proofErr w:type="spellEnd"/>
+      <w:r>
+        <w:rPr>
+          <w:rFonts w:ascii="Times New Roman" w:hAnsi="Times New Roman" w:cs="Times New Roman"/>
+          <w:sz w:val="28"/>
+        </w:rPr>
+        <w:t xml:space="preserve"> 25</w:t>
       </w:r>
     </w:p>
     <w:p>
@@ -2386,12 +2859,21 @@
           <w:sz w:val="28"/>
         </w:rPr>
       </w:pPr>
-      <w:r>
-        <w:rPr>
-          <w:rFonts w:ascii="Times New Roman" w:hAnsi="Times New Roman" w:cs="Times New Roman"/>
-          <w:sz w:val="28"/>
-        </w:rPr>
-        <w:t>Sales 20</w:t>
+      <w:proofErr w:type="spellStart"/>
+      <w:r>
+        <w:rPr>
+          <w:rFonts w:ascii="Times New Roman" w:hAnsi="Times New Roman" w:cs="Times New Roman"/>
+          <w:sz w:val="28"/>
+        </w:rPr>
+        <w:t>Sales</w:t>
+      </w:r>
+      <w:proofErr w:type="spellEnd"/>
+      <w:r>
+        <w:rPr>
+          <w:rFonts w:ascii="Times New Roman" w:hAnsi="Times New Roman" w:cs="Times New Roman"/>
+          <w:sz w:val="28"/>
+        </w:rPr>
+        <w:t xml:space="preserve"> 20</w:t>
       </w:r>
     </w:p>
     <w:p>
@@ -2407,12 +2889,21 @@
           <w:sz w:val="28"/>
         </w:rPr>
       </w:pPr>
-      <w:r>
-        <w:rPr>
-          <w:rFonts w:ascii="Times New Roman" w:hAnsi="Times New Roman" w:cs="Times New Roman"/>
-          <w:sz w:val="28"/>
-        </w:rPr>
-        <w:t xml:space="preserve">Native 1 </w:t>
+      <w:proofErr w:type="spellStart"/>
+      <w:r>
+        <w:rPr>
+          <w:rFonts w:ascii="Times New Roman" w:hAnsi="Times New Roman" w:cs="Times New Roman"/>
+          <w:sz w:val="28"/>
+        </w:rPr>
+        <w:t>Native</w:t>
+      </w:r>
+      <w:proofErr w:type="spellEnd"/>
+      <w:r>
+        <w:rPr>
+          <w:rFonts w:ascii="Times New Roman" w:hAnsi="Times New Roman" w:cs="Times New Roman"/>
+          <w:sz w:val="28"/>
+        </w:rPr>
+        <w:t xml:space="preserve"> 1 </w:t>
       </w:r>
     </w:p>
     <w:p>
@@ -2424,13 +2915,23 @@
           <w:sz w:val="36"/>
         </w:rPr>
       </w:pPr>
+      <w:proofErr w:type="spellStart"/>
       <w:r>
         <w:rPr>
           <w:rFonts w:ascii="Times New Roman" w:hAnsi="Times New Roman" w:cs="Times New Roman"/>
           <w:b/>
           <w:sz w:val="36"/>
         </w:rPr>
-        <w:t xml:space="preserve">vlan </w:t>
+        <w:t>vlan</w:t>
+      </w:r>
+      <w:proofErr w:type="spellEnd"/>
+      <w:r>
+        <w:rPr>
+          <w:rFonts w:ascii="Times New Roman" w:hAnsi="Times New Roman" w:cs="Times New Roman"/>
+          <w:b/>
+          <w:sz w:val="36"/>
+        </w:rPr>
+        <w:t xml:space="preserve"> </w:t>
       </w:r>
       <w:r>
         <w:rPr>
@@ -2455,12 +2956,21 @@
           <w:sz w:val="36"/>
         </w:rPr>
       </w:pPr>
-      <w:r>
-        <w:rPr>
-          <w:rFonts w:ascii="Times New Roman" w:hAnsi="Times New Roman" w:cs="Times New Roman"/>
-          <w:sz w:val="28"/>
-        </w:rPr>
-        <w:t xml:space="preserve">Staff 15 </w:t>
+      <w:proofErr w:type="spellStart"/>
+      <w:r>
+        <w:rPr>
+          <w:rFonts w:ascii="Times New Roman" w:hAnsi="Times New Roman" w:cs="Times New Roman"/>
+          <w:sz w:val="28"/>
+        </w:rPr>
+        <w:t>Staff</w:t>
+      </w:r>
+      <w:proofErr w:type="spellEnd"/>
+      <w:r>
+        <w:rPr>
+          <w:rFonts w:ascii="Times New Roman" w:hAnsi="Times New Roman" w:cs="Times New Roman"/>
+          <w:sz w:val="28"/>
+        </w:rPr>
+        <w:t xml:space="preserve"> 15 </w:t>
       </w:r>
     </w:p>
     <w:p>
@@ -2481,7 +2991,6 @@
           <w:rFonts w:ascii="Times New Roman" w:hAnsi="Times New Roman" w:cs="Times New Roman"/>
           <w:sz w:val="28"/>
         </w:rPr>
-        <w:lastRenderedPageBreak/>
         <w:t>Management 20</w:t>
       </w:r>
     </w:p>
@@ -2498,12 +3007,21 @@
           <w:sz w:val="28"/>
         </w:rPr>
       </w:pPr>
-      <w:r>
-        <w:rPr>
-          <w:rFonts w:ascii="Times New Roman" w:hAnsi="Times New Roman" w:cs="Times New Roman"/>
-          <w:sz w:val="28"/>
-        </w:rPr>
-        <w:t>Admin 25</w:t>
+      <w:proofErr w:type="spellStart"/>
+      <w:r>
+        <w:rPr>
+          <w:rFonts w:ascii="Times New Roman" w:hAnsi="Times New Roman" w:cs="Times New Roman"/>
+          <w:sz w:val="28"/>
+        </w:rPr>
+        <w:t>Admin</w:t>
+      </w:r>
+      <w:proofErr w:type="spellEnd"/>
+      <w:r>
+        <w:rPr>
+          <w:rFonts w:ascii="Times New Roman" w:hAnsi="Times New Roman" w:cs="Times New Roman"/>
+          <w:sz w:val="28"/>
+        </w:rPr>
+        <w:t xml:space="preserve"> 25</w:t>
       </w:r>
     </w:p>
     <w:p>
@@ -2582,12 +3100,21 @@
           <w:sz w:val="28"/>
         </w:rPr>
       </w:pPr>
-      <w:r>
-        <w:rPr>
-          <w:rFonts w:ascii="Times New Roman" w:hAnsi="Times New Roman" w:cs="Times New Roman"/>
-          <w:sz w:val="28"/>
-        </w:rPr>
-        <w:t>Guest 45</w:t>
+      <w:proofErr w:type="spellStart"/>
+      <w:r>
+        <w:rPr>
+          <w:rFonts w:ascii="Times New Roman" w:hAnsi="Times New Roman" w:cs="Times New Roman"/>
+          <w:sz w:val="28"/>
+        </w:rPr>
+        <w:t>Guest</w:t>
+      </w:r>
+      <w:proofErr w:type="spellEnd"/>
+      <w:r>
+        <w:rPr>
+          <w:rFonts w:ascii="Times New Roman" w:hAnsi="Times New Roman" w:cs="Times New Roman"/>
+          <w:sz w:val="28"/>
+        </w:rPr>
+        <w:t xml:space="preserve"> 45</w:t>
       </w:r>
     </w:p>
     <w:p>
@@ -2624,12 +3151,21 @@
           <w:sz w:val="28"/>
         </w:rPr>
       </w:pPr>
-      <w:r>
-        <w:rPr>
-          <w:rFonts w:ascii="Times New Roman" w:hAnsi="Times New Roman" w:cs="Times New Roman"/>
-          <w:sz w:val="28"/>
-        </w:rPr>
-        <w:t xml:space="preserve">Sales 55 </w:t>
+      <w:proofErr w:type="spellStart"/>
+      <w:r>
+        <w:rPr>
+          <w:rFonts w:ascii="Times New Roman" w:hAnsi="Times New Roman" w:cs="Times New Roman"/>
+          <w:sz w:val="28"/>
+        </w:rPr>
+        <w:t>Sales</w:t>
+      </w:r>
+      <w:proofErr w:type="spellEnd"/>
+      <w:r>
+        <w:rPr>
+          <w:rFonts w:ascii="Times New Roman" w:hAnsi="Times New Roman" w:cs="Times New Roman"/>
+          <w:sz w:val="28"/>
+        </w:rPr>
+        <w:t xml:space="preserve"> 55 </w:t>
       </w:r>
     </w:p>
     <w:p>
@@ -2645,12 +3181,21 @@
           <w:sz w:val="28"/>
         </w:rPr>
       </w:pPr>
-      <w:r>
-        <w:rPr>
-          <w:rFonts w:ascii="Times New Roman" w:hAnsi="Times New Roman" w:cs="Times New Roman"/>
-          <w:sz w:val="28"/>
-        </w:rPr>
-        <w:t xml:space="preserve">Native 99 </w:t>
+      <w:proofErr w:type="spellStart"/>
+      <w:r>
+        <w:rPr>
+          <w:rFonts w:ascii="Times New Roman" w:hAnsi="Times New Roman" w:cs="Times New Roman"/>
+          <w:sz w:val="28"/>
+        </w:rPr>
+        <w:t>Native</w:t>
+      </w:r>
+      <w:proofErr w:type="spellEnd"/>
+      <w:r>
+        <w:rPr>
+          <w:rFonts w:ascii="Times New Roman" w:hAnsi="Times New Roman" w:cs="Times New Roman"/>
+          <w:sz w:val="28"/>
+        </w:rPr>
+        <w:t xml:space="preserve"> 99 </w:t>
       </w:r>
     </w:p>
     <w:p>
@@ -2674,39 +3219,23 @@
           <w:rFonts w:ascii="Times New Roman" w:hAnsi="Times New Roman" w:cs="Times New Roman"/>
           <w:sz w:val="28"/>
         </w:rPr>
-        <w:t>A hálozatomban DHCP-t fogok alkalmazni Ipv</w:t>
-      </w:r>
-      <w:proofErr w:type="gramStart"/>
-      <w:r>
-        <w:rPr>
-          <w:rFonts w:ascii="Times New Roman" w:hAnsi="Times New Roman" w:cs="Times New Roman"/>
-          <w:sz w:val="28"/>
-        </w:rPr>
-        <w:t>4,és</w:t>
-      </w:r>
-      <w:proofErr w:type="gramEnd"/>
-      <w:r>
-        <w:rPr>
-          <w:rFonts w:ascii="Times New Roman" w:hAnsi="Times New Roman" w:cs="Times New Roman"/>
-          <w:sz w:val="28"/>
-        </w:rPr>
-        <w:t xml:space="preserve"> IPv6 </w:t>
-      </w:r>
-      <w:proofErr w:type="gramStart"/>
-      <w:r>
-        <w:rPr>
-          <w:rFonts w:ascii="Times New Roman" w:hAnsi="Times New Roman" w:cs="Times New Roman"/>
-          <w:sz w:val="28"/>
-        </w:rPr>
-        <w:t>formában</w:t>
-      </w:r>
-      <w:proofErr w:type="gramEnd"/>
-      <w:r>
-        <w:rPr>
-          <w:rFonts w:ascii="Times New Roman" w:hAnsi="Times New Roman" w:cs="Times New Roman"/>
-          <w:sz w:val="28"/>
-        </w:rPr>
-        <w:t xml:space="preserve"> aminek köszön</w:t>
+        <w:t xml:space="preserve">A </w:t>
+      </w:r>
+      <w:proofErr w:type="spellStart"/>
+      <w:r>
+        <w:rPr>
+          <w:rFonts w:ascii="Times New Roman" w:hAnsi="Times New Roman" w:cs="Times New Roman"/>
+          <w:sz w:val="28"/>
+        </w:rPr>
+        <w:t>hálozatomban</w:t>
+      </w:r>
+      <w:proofErr w:type="spellEnd"/>
+      <w:r>
+        <w:rPr>
+          <w:rFonts w:ascii="Times New Roman" w:hAnsi="Times New Roman" w:cs="Times New Roman"/>
+          <w:sz w:val="28"/>
+        </w:rPr>
+        <w:t xml:space="preserve"> DHCP-t fogok alkalmazni Ipv4,és IPv6 formában aminek köszön</w:t>
       </w:r>
       <w:r>
         <w:rPr>
@@ -2720,23 +3249,62 @@
           <w:rFonts w:ascii="Times New Roman" w:hAnsi="Times New Roman" w:cs="Times New Roman"/>
           <w:sz w:val="28"/>
         </w:rPr>
-        <w:t xml:space="preserve">etően az eszközök automatikusan kapnak ip címet kivéve a szerverek, azok statikus ip címet fognak </w:t>
-      </w:r>
-      <w:proofErr w:type="gramStart"/>
-      <w:r>
-        <w:rPr>
-          <w:rFonts w:ascii="Times New Roman" w:hAnsi="Times New Roman" w:cs="Times New Roman"/>
-          <w:sz w:val="28"/>
-        </w:rPr>
-        <w:t>kapni .</w:t>
-      </w:r>
-      <w:proofErr w:type="gramEnd"/>
-      <w:r>
-        <w:rPr>
-          <w:rFonts w:ascii="Times New Roman" w:hAnsi="Times New Roman" w:cs="Times New Roman"/>
-          <w:sz w:val="28"/>
-        </w:rPr>
-        <w:t xml:space="preserve"> DHCP Poolok nevei:</w:t>
+        <w:t xml:space="preserve">etően az eszközök automatikusan kapnak </w:t>
+      </w:r>
+      <w:proofErr w:type="spellStart"/>
+      <w:r>
+        <w:rPr>
+          <w:rFonts w:ascii="Times New Roman" w:hAnsi="Times New Roman" w:cs="Times New Roman"/>
+          <w:sz w:val="28"/>
+        </w:rPr>
+        <w:t>ip</w:t>
+      </w:r>
+      <w:proofErr w:type="spellEnd"/>
+      <w:r>
+        <w:rPr>
+          <w:rFonts w:ascii="Times New Roman" w:hAnsi="Times New Roman" w:cs="Times New Roman"/>
+          <w:sz w:val="28"/>
+        </w:rPr>
+        <w:t xml:space="preserve"> címet kivéve a szerverek, azok statikus </w:t>
+      </w:r>
+      <w:proofErr w:type="spellStart"/>
+      <w:r>
+        <w:rPr>
+          <w:rFonts w:ascii="Times New Roman" w:hAnsi="Times New Roman" w:cs="Times New Roman"/>
+          <w:sz w:val="28"/>
+        </w:rPr>
+        <w:t>ip</w:t>
+      </w:r>
+      <w:proofErr w:type="spellEnd"/>
+      <w:r>
+        <w:rPr>
+          <w:rFonts w:ascii="Times New Roman" w:hAnsi="Times New Roman" w:cs="Times New Roman"/>
+          <w:sz w:val="28"/>
+        </w:rPr>
+        <w:t xml:space="preserve"> címet fognak kapni .</w:t>
+      </w:r>
+      <w:r>
+        <w:rPr>
+          <w:rFonts w:ascii="Times New Roman" w:hAnsi="Times New Roman" w:cs="Times New Roman"/>
+          <w:sz w:val="28"/>
+        </w:rPr>
+        <w:t xml:space="preserve"> DHCP </w:t>
+      </w:r>
+      <w:proofErr w:type="spellStart"/>
+      <w:r>
+        <w:rPr>
+          <w:rFonts w:ascii="Times New Roman" w:hAnsi="Times New Roman" w:cs="Times New Roman"/>
+          <w:sz w:val="28"/>
+        </w:rPr>
+        <w:t>Poolok</w:t>
+      </w:r>
+      <w:proofErr w:type="spellEnd"/>
+      <w:r>
+        <w:rPr>
+          <w:rFonts w:ascii="Times New Roman" w:hAnsi="Times New Roman" w:cs="Times New Roman"/>
+          <w:sz w:val="28"/>
+        </w:rPr>
+        <w:t xml:space="preserve"> nevei:</w:t>
       </w:r>
       <w:r>
         <w:rPr>
@@ -2745,7 +3313,7 @@
         </w:rPr>
         <w:t xml:space="preserve"> </w:t>
       </w:r>
-      <w:proofErr w:type="gramStart"/>
+      <w:proofErr w:type="spellStart"/>
       <w:r>
         <w:rPr>
           <w:rFonts w:ascii="Times New Roman" w:hAnsi="Times New Roman" w:cs="Times New Roman"/>
@@ -2753,7 +3321,7 @@
         </w:rPr>
         <w:t>IT,Staff</w:t>
       </w:r>
-      <w:proofErr w:type="gramEnd"/>
+      <w:proofErr w:type="spellEnd"/>
       <w:r>
         <w:rPr>
           <w:rFonts w:ascii="Times New Roman" w:hAnsi="Times New Roman" w:cs="Times New Roman"/>
@@ -2775,15 +3343,146 @@
         </w:rPr>
         <w:t xml:space="preserve">Forgalomirányítást tekintve OSPF dinamikus forgalomirányítás fogok </w:t>
       </w:r>
-      <w:proofErr w:type="gramStart"/>
-      <w:r>
-        <w:rPr>
-          <w:rFonts w:ascii="Times New Roman" w:hAnsi="Times New Roman" w:cs="Times New Roman"/>
-          <w:sz w:val="28"/>
-        </w:rPr>
-        <w:t>alkamazni  a</w:t>
-      </w:r>
-      <w:proofErr w:type="gramEnd"/>
+      <w:proofErr w:type="spellStart"/>
+      <w:r>
+        <w:rPr>
+          <w:rFonts w:ascii="Times New Roman" w:hAnsi="Times New Roman" w:cs="Times New Roman"/>
+          <w:sz w:val="28"/>
+        </w:rPr>
+        <w:t>alkamazni</w:t>
+      </w:r>
+      <w:proofErr w:type="spellEnd"/>
+      <w:r>
+        <w:rPr>
+          <w:rFonts w:ascii="Times New Roman" w:hAnsi="Times New Roman" w:cs="Times New Roman"/>
+          <w:sz w:val="28"/>
+        </w:rPr>
+        <w:t xml:space="preserve">  a hatékonyabb  kommunikáció  érdekében aminek köszönhetően több terület fog </w:t>
+      </w:r>
+      <w:proofErr w:type="spellStart"/>
+      <w:r>
+        <w:rPr>
+          <w:rFonts w:ascii="Times New Roman" w:hAnsi="Times New Roman" w:cs="Times New Roman"/>
+          <w:sz w:val="28"/>
+        </w:rPr>
+        <w:t>elkülönődni</w:t>
+      </w:r>
+      <w:proofErr w:type="spellEnd"/>
+      <w:r>
+        <w:rPr>
+          <w:rFonts w:ascii="Times New Roman" w:hAnsi="Times New Roman" w:cs="Times New Roman"/>
+          <w:sz w:val="28"/>
+        </w:rPr>
+        <w:t>.</w:t>
+      </w:r>
+      <w:r>
+        <w:rPr>
+          <w:rFonts w:ascii="Times New Roman" w:hAnsi="Times New Roman" w:cs="Times New Roman"/>
+          <w:sz w:val="28"/>
+        </w:rPr>
+        <w:t xml:space="preserve"> (</w:t>
+      </w:r>
+      <w:proofErr w:type="spellStart"/>
+      <w:r>
+        <w:rPr>
+          <w:rFonts w:ascii="Times New Roman" w:hAnsi="Times New Roman" w:cs="Times New Roman"/>
+          <w:sz w:val="28"/>
+        </w:rPr>
+        <w:t>Area</w:t>
+      </w:r>
+      <w:proofErr w:type="spellEnd"/>
+      <w:r>
+        <w:rPr>
+          <w:rFonts w:ascii="Times New Roman" w:hAnsi="Times New Roman" w:cs="Times New Roman"/>
+          <w:sz w:val="28"/>
+        </w:rPr>
+        <w:t xml:space="preserve"> 0-Backbone,Area 1)</w:t>
+      </w:r>
+    </w:p>
+    <w:p>
+      <w:pPr>
+        <w:spacing w:line="360" w:lineRule="auto"/>
+        <w:rPr>
+          <w:rFonts w:ascii="Times New Roman" w:hAnsi="Times New Roman" w:cs="Times New Roman"/>
+          <w:sz w:val="28"/>
+        </w:rPr>
+      </w:pPr>
+      <w:r>
+        <w:rPr>
+          <w:rFonts w:ascii="Times New Roman" w:hAnsi="Times New Roman" w:cs="Times New Roman"/>
+          <w:sz w:val="28"/>
+        </w:rPr>
+        <w:t>A telephelyen található 2 szerver közül az egyik Windows szerver míg a másik Linux szerver</w:t>
+      </w:r>
+    </w:p>
+    <w:p>
+      <w:pPr>
+        <w:spacing w:line="360" w:lineRule="auto"/>
+        <w:rPr>
+          <w:rFonts w:ascii="Times New Roman" w:hAnsi="Times New Roman" w:cs="Times New Roman"/>
+          <w:sz w:val="28"/>
+        </w:rPr>
+      </w:pPr>
+      <w:r>
+        <w:rPr>
+          <w:rFonts w:ascii="Times New Roman" w:hAnsi="Times New Roman" w:cs="Times New Roman"/>
+          <w:sz w:val="28"/>
+        </w:rPr>
+        <w:t xml:space="preserve">Az épületben </w:t>
+      </w:r>
+      <w:r>
+        <w:rPr>
+          <w:rFonts w:ascii="Times New Roman" w:hAnsi="Times New Roman" w:cs="Times New Roman"/>
+          <w:sz w:val="28"/>
+        </w:rPr>
+        <w:t xml:space="preserve">5 </w:t>
+      </w:r>
+      <w:r>
+        <w:rPr>
+          <w:rFonts w:ascii="Times New Roman" w:hAnsi="Times New Roman" w:cs="Times New Roman"/>
+          <w:sz w:val="28"/>
+        </w:rPr>
+        <w:t xml:space="preserve">darab </w:t>
+      </w:r>
+      <w:proofErr w:type="spellStart"/>
+      <w:r>
+        <w:rPr>
+          <w:rFonts w:ascii="Times New Roman" w:hAnsi="Times New Roman" w:cs="Times New Roman"/>
+          <w:sz w:val="28"/>
+        </w:rPr>
+        <w:t>Acces-point</w:t>
+      </w:r>
+      <w:proofErr w:type="spellEnd"/>
+      <w:r>
+        <w:rPr>
+          <w:rFonts w:ascii="Times New Roman" w:hAnsi="Times New Roman" w:cs="Times New Roman"/>
+          <w:sz w:val="28"/>
+        </w:rPr>
+        <w:t xml:space="preserve"> található, amik a legmo</w:t>
+      </w:r>
+      <w:r>
+        <w:rPr>
+          <w:rFonts w:ascii="Times New Roman" w:hAnsi="Times New Roman" w:cs="Times New Roman"/>
+          <w:sz w:val="28"/>
+        </w:rPr>
+        <w:t>dernebb</w:t>
+      </w:r>
+      <w:r>
+        <w:rPr>
+          <w:rFonts w:ascii="Times New Roman" w:hAnsi="Times New Roman" w:cs="Times New Roman"/>
+          <w:sz w:val="28"/>
+        </w:rPr>
+        <w:t xml:space="preserve"> technológiával </w:t>
+      </w:r>
+      <w:proofErr w:type="spellStart"/>
+      <w:r>
+        <w:rPr>
+          <w:rFonts w:ascii="Times New Roman" w:hAnsi="Times New Roman" w:cs="Times New Roman"/>
+          <w:sz w:val="28"/>
+        </w:rPr>
+        <w:t>működnek.Nevei:Staff_Acces_point</w:t>
+      </w:r>
+      <w:proofErr w:type="spellEnd"/>
       <w:r>
         <w:rPr>
           <w:rFonts w:ascii="Times New Roman" w:hAnsi="Times New Roman" w:cs="Times New Roman"/>
@@ -2791,68 +3490,15 @@
         </w:rPr>
         <w:t xml:space="preserve"> </w:t>
       </w:r>
-      <w:proofErr w:type="gramStart"/>
-      <w:r>
-        <w:rPr>
-          <w:rFonts w:ascii="Times New Roman" w:hAnsi="Times New Roman" w:cs="Times New Roman"/>
-          <w:sz w:val="28"/>
-        </w:rPr>
-        <w:t>hatékonyabb  kommunikáció</w:t>
-      </w:r>
-      <w:proofErr w:type="gramEnd"/>
-      <w:r>
-        <w:rPr>
-          <w:rFonts w:ascii="Times New Roman" w:hAnsi="Times New Roman" w:cs="Times New Roman"/>
-          <w:sz w:val="28"/>
-        </w:rPr>
-        <w:t xml:space="preserve">  </w:t>
-      </w:r>
-      <w:proofErr w:type="gramStart"/>
-      <w:r>
-        <w:rPr>
-          <w:rFonts w:ascii="Times New Roman" w:hAnsi="Times New Roman" w:cs="Times New Roman"/>
-          <w:sz w:val="28"/>
-        </w:rPr>
-        <w:t>érdekében</w:t>
-      </w:r>
-      <w:proofErr w:type="gramEnd"/>
-      <w:r>
-        <w:rPr>
-          <w:rFonts w:ascii="Times New Roman" w:hAnsi="Times New Roman" w:cs="Times New Roman"/>
-          <w:sz w:val="28"/>
-        </w:rPr>
-        <w:t xml:space="preserve"> aminek köszönhetően több terület fog elkülönődni</w:t>
-      </w:r>
-      <w:r>
-        <w:rPr>
-          <w:rFonts w:ascii="Times New Roman" w:hAnsi="Times New Roman" w:cs="Times New Roman"/>
-          <w:sz w:val="28"/>
-        </w:rPr>
-        <w:t>.</w:t>
-      </w:r>
-      <w:r>
-        <w:rPr>
-          <w:rFonts w:ascii="Times New Roman" w:hAnsi="Times New Roman" w:cs="Times New Roman"/>
-          <w:sz w:val="28"/>
-        </w:rPr>
-        <w:t xml:space="preserve"> (Area 0-</w:t>
-      </w:r>
-      <w:proofErr w:type="gramStart"/>
-      <w:r>
-        <w:rPr>
-          <w:rFonts w:ascii="Times New Roman" w:hAnsi="Times New Roman" w:cs="Times New Roman"/>
-          <w:sz w:val="28"/>
-        </w:rPr>
-        <w:t>Backbone,Area</w:t>
-      </w:r>
-      <w:proofErr w:type="gramEnd"/>
-      <w:r>
-        <w:rPr>
-          <w:rFonts w:ascii="Times New Roman" w:hAnsi="Times New Roman" w:cs="Times New Roman"/>
-          <w:sz w:val="28"/>
-        </w:rPr>
-        <w:t xml:space="preserve"> 1)</w:t>
-      </w:r>
+      <w:proofErr w:type="spellStart"/>
+      <w:r>
+        <w:rPr>
+          <w:rFonts w:ascii="Times New Roman" w:hAnsi="Times New Roman" w:cs="Times New Roman"/>
+          <w:sz w:val="28"/>
+        </w:rPr>
+        <w:t>SSID:Printtrio</w:t>
+      </w:r>
+      <w:proofErr w:type="spellEnd"/>
     </w:p>
     <w:p>
       <w:pPr>
@@ -2862,12 +3508,22 @@
           <w:sz w:val="28"/>
         </w:rPr>
       </w:pPr>
-      <w:r>
-        <w:rPr>
-          <w:rFonts w:ascii="Times New Roman" w:hAnsi="Times New Roman" w:cs="Times New Roman"/>
-          <w:sz w:val="28"/>
-        </w:rPr>
-        <w:t>A telephelyen található 2 szerver közül az egyik Windows szerver míg a másik Linux szerver</w:t>
+      <w:proofErr w:type="spellStart"/>
+      <w:r>
+        <w:rPr>
+          <w:rFonts w:ascii="Times New Roman" w:hAnsi="Times New Roman" w:cs="Times New Roman"/>
+          <w:sz w:val="28"/>
+        </w:rPr>
+        <w:lastRenderedPageBreak/>
+        <w:t>Password</w:t>
+      </w:r>
+      <w:proofErr w:type="spellEnd"/>
+      <w:r>
+        <w:rPr>
+          <w:rFonts w:ascii="Times New Roman" w:hAnsi="Times New Roman" w:cs="Times New Roman"/>
+          <w:sz w:val="28"/>
+        </w:rPr>
+        <w:t>:</w:t>
       </w:r>
     </w:p>
     <w:p>
@@ -2878,66 +3534,38 @@
           <w:sz w:val="28"/>
         </w:rPr>
       </w:pPr>
-      <w:r>
-        <w:rPr>
-          <w:rFonts w:ascii="Times New Roman" w:hAnsi="Times New Roman" w:cs="Times New Roman"/>
-          <w:sz w:val="28"/>
-        </w:rPr>
-        <w:t xml:space="preserve">Az épületben </w:t>
-      </w:r>
-      <w:r>
-        <w:rPr>
-          <w:rFonts w:ascii="Times New Roman" w:hAnsi="Times New Roman" w:cs="Times New Roman"/>
-          <w:sz w:val="28"/>
-        </w:rPr>
-        <w:t xml:space="preserve">5 </w:t>
-      </w:r>
-      <w:r>
-        <w:rPr>
-          <w:rFonts w:ascii="Times New Roman" w:hAnsi="Times New Roman" w:cs="Times New Roman"/>
-          <w:sz w:val="28"/>
-        </w:rPr>
-        <w:t>darab Acces-point található, amik a legmo</w:t>
-      </w:r>
-      <w:r>
-        <w:rPr>
-          <w:rFonts w:ascii="Times New Roman" w:hAnsi="Times New Roman" w:cs="Times New Roman"/>
-          <w:sz w:val="28"/>
-        </w:rPr>
-        <w:t>dernebb</w:t>
-      </w:r>
-      <w:r>
-        <w:rPr>
-          <w:rFonts w:ascii="Times New Roman" w:hAnsi="Times New Roman" w:cs="Times New Roman"/>
-          <w:sz w:val="28"/>
-        </w:rPr>
-        <w:t xml:space="preserve"> technológiával </w:t>
-      </w:r>
-      <w:proofErr w:type="gramStart"/>
-      <w:r>
-        <w:rPr>
-          <w:rFonts w:ascii="Times New Roman" w:hAnsi="Times New Roman" w:cs="Times New Roman"/>
-          <w:sz w:val="28"/>
-        </w:rPr>
-        <w:t>működnek.Nevei</w:t>
-      </w:r>
-      <w:proofErr w:type="gramEnd"/>
-      <w:r>
-        <w:rPr>
-          <w:rFonts w:ascii="Times New Roman" w:hAnsi="Times New Roman" w:cs="Times New Roman"/>
-          <w:sz w:val="28"/>
-        </w:rPr>
-        <w:t xml:space="preserve">:Staff_Acces_point </w:t>
-      </w:r>
-      <w:proofErr w:type="gramStart"/>
-      <w:r>
-        <w:rPr>
-          <w:rFonts w:ascii="Times New Roman" w:hAnsi="Times New Roman" w:cs="Times New Roman"/>
-          <w:sz w:val="28"/>
-        </w:rPr>
-        <w:t>SSID:Printtrio</w:t>
-      </w:r>
-      <w:proofErr w:type="gramEnd"/>
+      <w:proofErr w:type="spellStart"/>
+      <w:r>
+        <w:rPr>
+          <w:rFonts w:ascii="Times New Roman" w:hAnsi="Times New Roman" w:cs="Times New Roman"/>
+          <w:sz w:val="28"/>
+        </w:rPr>
+        <w:t>Management_Acces_point</w:t>
+      </w:r>
+      <w:proofErr w:type="spellEnd"/>
+      <w:r>
+        <w:rPr>
+          <w:rFonts w:ascii="Times New Roman" w:hAnsi="Times New Roman" w:cs="Times New Roman"/>
+          <w:sz w:val="28"/>
+        </w:rPr>
+        <w:t xml:space="preserve"> SSID:  </w:t>
+      </w:r>
+      <w:proofErr w:type="spellStart"/>
+      <w:r>
+        <w:rPr>
+          <w:rFonts w:ascii="Times New Roman" w:hAnsi="Times New Roman" w:cs="Times New Roman"/>
+          <w:sz w:val="28"/>
+        </w:rPr>
+        <w:t>Password</w:t>
+      </w:r>
+      <w:proofErr w:type="spellEnd"/>
+      <w:r>
+        <w:rPr>
+          <w:rFonts w:ascii="Times New Roman" w:hAnsi="Times New Roman" w:cs="Times New Roman"/>
+          <w:sz w:val="28"/>
+        </w:rPr>
+        <w:t>:</w:t>
+      </w:r>
     </w:p>
     <w:p>
       <w:pPr>
@@ -2947,12 +3575,37 @@
           <w:sz w:val="28"/>
         </w:rPr>
       </w:pPr>
-      <w:r>
-        <w:rPr>
-          <w:rFonts w:ascii="Times New Roman" w:hAnsi="Times New Roman" w:cs="Times New Roman"/>
-          <w:sz w:val="28"/>
-        </w:rPr>
-        <w:t>Password:</w:t>
+      <w:proofErr w:type="spellStart"/>
+      <w:r>
+        <w:rPr>
+          <w:rFonts w:ascii="Times New Roman" w:hAnsi="Times New Roman" w:cs="Times New Roman"/>
+          <w:sz w:val="28"/>
+        </w:rPr>
+        <w:t>Sales_Acces_point</w:t>
+      </w:r>
+      <w:proofErr w:type="spellEnd"/>
+      <w:r>
+        <w:rPr>
+          <w:rFonts w:ascii="Times New Roman" w:hAnsi="Times New Roman" w:cs="Times New Roman"/>
+          <w:sz w:val="28"/>
+        </w:rPr>
+        <w:t xml:space="preserve"> SSID: </w:t>
+      </w:r>
+      <w:proofErr w:type="spellStart"/>
+      <w:r>
+        <w:rPr>
+          <w:rFonts w:ascii="Times New Roman" w:hAnsi="Times New Roman" w:cs="Times New Roman"/>
+          <w:sz w:val="28"/>
+        </w:rPr>
+        <w:t>Password</w:t>
+      </w:r>
+      <w:proofErr w:type="spellEnd"/>
+      <w:r>
+        <w:rPr>
+          <w:rFonts w:ascii="Times New Roman" w:hAnsi="Times New Roman" w:cs="Times New Roman"/>
+          <w:sz w:val="28"/>
+        </w:rPr>
+        <w:t>:</w:t>
       </w:r>
     </w:p>
     <w:p>
@@ -2963,22 +3616,31 @@
           <w:sz w:val="28"/>
         </w:rPr>
       </w:pPr>
-      <w:r>
-        <w:rPr>
-          <w:rFonts w:ascii="Times New Roman" w:hAnsi="Times New Roman" w:cs="Times New Roman"/>
-          <w:sz w:val="28"/>
-        </w:rPr>
-        <w:t xml:space="preserve">Management_Acces_point </w:t>
-      </w:r>
-      <w:proofErr w:type="gramStart"/>
-      <w:r>
-        <w:rPr>
-          <w:rFonts w:ascii="Times New Roman" w:hAnsi="Times New Roman" w:cs="Times New Roman"/>
-          <w:sz w:val="28"/>
-        </w:rPr>
-        <w:t>SSID:  Password</w:t>
-      </w:r>
-      <w:proofErr w:type="gramEnd"/>
+      <w:proofErr w:type="spellStart"/>
+      <w:r>
+        <w:rPr>
+          <w:rFonts w:ascii="Times New Roman" w:hAnsi="Times New Roman" w:cs="Times New Roman"/>
+          <w:sz w:val="28"/>
+        </w:rPr>
+        <w:t>Guest_Acces_point</w:t>
+      </w:r>
+      <w:proofErr w:type="spellEnd"/>
+      <w:r>
+        <w:rPr>
+          <w:rFonts w:ascii="Times New Roman" w:hAnsi="Times New Roman" w:cs="Times New Roman"/>
+          <w:sz w:val="28"/>
+        </w:rPr>
+        <w:t xml:space="preserve"> SSID: </w:t>
+      </w:r>
+      <w:proofErr w:type="spellStart"/>
+      <w:r>
+        <w:rPr>
+          <w:rFonts w:ascii="Times New Roman" w:hAnsi="Times New Roman" w:cs="Times New Roman"/>
+          <w:sz w:val="28"/>
+        </w:rPr>
+        <w:t>Password</w:t>
+      </w:r>
+      <w:proofErr w:type="spellEnd"/>
       <w:r>
         <w:rPr>
           <w:rFonts w:ascii="Times New Roman" w:hAnsi="Times New Roman" w:cs="Times New Roman"/>
@@ -2995,13 +3657,6 @@
           <w:sz w:val="28"/>
         </w:rPr>
       </w:pPr>
-      <w:r>
-        <w:rPr>
-          <w:rFonts w:ascii="Times New Roman" w:hAnsi="Times New Roman" w:cs="Times New Roman"/>
-          <w:sz w:val="28"/>
-        </w:rPr>
-        <w:t>Sales_Acces_point SSID: Password:</w:t>
-      </w:r>
     </w:p>
     <w:p>
       <w:pPr>
@@ -3016,7 +3671,14 @@
           <w:rFonts w:ascii="Times New Roman" w:hAnsi="Times New Roman" w:cs="Times New Roman"/>
           <w:sz w:val="28"/>
         </w:rPr>
-        <w:t>Guest_Acces_point SSID: Password:</w:t>
+        <w:t xml:space="preserve">Az </w:t>
+      </w:r>
+      <w:r>
+        <w:rPr>
+          <w:rFonts w:ascii="Times New Roman" w:hAnsi="Times New Roman" w:cs="Times New Roman"/>
+          <w:sz w:val="28"/>
+        </w:rPr>
+        <w:t xml:space="preserve">Ipv4-es címtartomány 128.0.0.0-tól lesz kiosztva </w:t>
       </w:r>
     </w:p>
     <w:p>
@@ -3027,77 +3689,12 @@
           <w:sz w:val="28"/>
         </w:rPr>
       </w:pPr>
-    </w:p>
-    <w:p>
-      <w:pPr>
-        <w:spacing w:line="360" w:lineRule="auto"/>
-        <w:rPr>
-          <w:rFonts w:ascii="Times New Roman" w:hAnsi="Times New Roman" w:cs="Times New Roman"/>
-          <w:sz w:val="28"/>
-        </w:rPr>
-      </w:pPr>
-      <w:r>
-        <w:rPr>
-          <w:rFonts w:ascii="Times New Roman" w:hAnsi="Times New Roman" w:cs="Times New Roman"/>
-          <w:sz w:val="28"/>
-        </w:rPr>
-        <w:lastRenderedPageBreak/>
-        <w:t xml:space="preserve">Az </w:t>
-      </w:r>
-      <w:r>
-        <w:rPr>
-          <w:rFonts w:ascii="Times New Roman" w:hAnsi="Times New Roman" w:cs="Times New Roman"/>
-          <w:sz w:val="28"/>
-        </w:rPr>
-        <w:t xml:space="preserve">Ipv4-es címtartomány 128.0.0.0-tól lesz kiosztva </w:t>
-      </w:r>
-    </w:p>
-    <w:p>
-      <w:pPr>
-        <w:spacing w:line="360" w:lineRule="auto"/>
-        <w:rPr>
-          <w:rFonts w:ascii="Times New Roman" w:hAnsi="Times New Roman" w:cs="Times New Roman"/>
-          <w:sz w:val="28"/>
-        </w:rPr>
-      </w:pPr>
-      <w:r>
-        <w:rPr>
-          <w:rFonts w:ascii="Times New Roman" w:hAnsi="Times New Roman" w:cs="Times New Roman"/>
-          <w:sz w:val="28"/>
-        </w:rPr>
-        <w:t>A telephely ipv6-</w:t>
-      </w:r>
-      <w:proofErr w:type="gramStart"/>
-      <w:r>
-        <w:rPr>
-          <w:rFonts w:ascii="Times New Roman" w:hAnsi="Times New Roman" w:cs="Times New Roman"/>
-          <w:sz w:val="28"/>
-        </w:rPr>
-        <w:t>os  címkiosztása</w:t>
-      </w:r>
-      <w:proofErr w:type="gramEnd"/>
-      <w:r>
-        <w:rPr>
-          <w:rFonts w:ascii="Times New Roman" w:hAnsi="Times New Roman" w:cs="Times New Roman"/>
-          <w:sz w:val="28"/>
-        </w:rPr>
-        <w:t xml:space="preserve">  a 2001:db</w:t>
-      </w:r>
-      <w:proofErr w:type="gramStart"/>
-      <w:r>
-        <w:rPr>
-          <w:rFonts w:ascii="Times New Roman" w:hAnsi="Times New Roman" w:cs="Times New Roman"/>
-          <w:sz w:val="28"/>
-        </w:rPr>
-        <w:t>8:acad</w:t>
-      </w:r>
-      <w:proofErr w:type="gramEnd"/>
-      <w:r>
-        <w:rPr>
-          <w:rFonts w:ascii="Times New Roman" w:hAnsi="Times New Roman" w:cs="Times New Roman"/>
-          <w:sz w:val="28"/>
-        </w:rPr>
-        <w:t xml:space="preserve">::/48 globális egyedi tartományt használja </w:t>
+      <w:r>
+        <w:rPr>
+          <w:rFonts w:ascii="Times New Roman" w:hAnsi="Times New Roman" w:cs="Times New Roman"/>
+          <w:sz w:val="28"/>
+        </w:rPr>
+        <w:t xml:space="preserve">A telephely ipv6-os  címkiosztása  a 2001:db8:acad::/48 globális egyedi tartományt használja </w:t>
       </w:r>
     </w:p>
     <w:tbl>
@@ -3221,13 +3818,31 @@
                 <w:sz w:val="28"/>
               </w:rPr>
             </w:pPr>
+            <w:proofErr w:type="spellStart"/>
             <w:r>
               <w:rPr>
                 <w:rFonts w:ascii="Times New Roman" w:hAnsi="Times New Roman" w:cs="Times New Roman"/>
                 <w:sz w:val="28"/>
               </w:rPr>
-              <w:t>Default Gateway</w:t>
+              <w:t>Default</w:t>
             </w:r>
+            <w:proofErr w:type="spellEnd"/>
+            <w:r>
+              <w:rPr>
+                <w:rFonts w:ascii="Times New Roman" w:hAnsi="Times New Roman" w:cs="Times New Roman"/>
+                <w:sz w:val="28"/>
+              </w:rPr>
+              <w:t xml:space="preserve"> </w:t>
+            </w:r>
+            <w:proofErr w:type="spellStart"/>
+            <w:r>
+              <w:rPr>
+                <w:rFonts w:ascii="Times New Roman" w:hAnsi="Times New Roman" w:cs="Times New Roman"/>
+                <w:sz w:val="28"/>
+              </w:rPr>
+              <w:t>Gateway</w:t>
+            </w:r>
+            <w:proofErr w:type="spellEnd"/>
           </w:p>
         </w:tc>
         <w:tc>
@@ -4842,6 +5457,7 @@
         <w:rPr>
           <w:sz w:val="28"/>
         </w:rPr>
+        <w:lastRenderedPageBreak/>
         <w:t>ISP felé 2 128.0.1.16/30</w:t>
       </w:r>
     </w:p>
@@ -4876,7 +5492,7 @@
 </file>
 
 <file path=word/endnotes.xml><?xml version="1.0" encoding="utf-8"?>
-<w:endnotes xmlns:wpc="http://schemas.microsoft.com/office/word/2010/wordprocessingCanvas" xmlns:cx="http://schemas.microsoft.com/office/drawing/2014/chartex" xmlns:cx1="http://schemas.microsoft.com/office/drawing/2015/9/8/chartex" xmlns:cx2="http://schemas.microsoft.com/office/drawing/2015/10/21/chartex" xmlns:cx3="http://schemas.microsoft.com/office/drawing/2016/5/9/chartex" xmlns:cx4="http://schemas.microsoft.com/office/drawing/2016/5/10/chartex" xmlns:cx5="http://schemas.microsoft.com/office/drawing/2016/5/11/chartex" xmlns:cx6="http://schemas.microsoft.com/office/drawing/2016/5/12/chartex" xmlns:cx7="http://schemas.microsoft.com/office/drawing/2016/5/13/chartex" xmlns:cx8="http://schemas.microsoft.com/office/drawing/2016/5/14/chartex" xmlns:mc="http://schemas.openxmlformats.org/markup-compatibility/2006" xmlns:aink="http://schemas.microsoft.com/office/drawing/2016/ink" xmlns:am3d="http://schemas.microsoft.com/office/drawing/2017/model3d" xmlns:o="urn:schemas-microsoft-com:office:office" xmlns:oel="http://schemas.microsoft.com/office/2019/extlst" xmlns:r="http://schemas.openxmlformats.org/officeDocument/2006/relationships" xmlns:m="http://schemas.openxmlformats.org/officeDocument/2006/math" xmlns:v="urn:schemas-microsoft-com:vml" xmlns:wp14="http://schemas.microsoft.com/office/word/2010/wordprocessingDrawing" xmlns:wp="http://schemas.openxmlformats.org/drawingml/2006/wordprocessingDrawing" xmlns:w10="urn:schemas-microsoft-com:office:word" xmlns:w="http://schemas.openxmlformats.org/wordprocessingml/2006/main" xmlns:w14="http://schemas.microsoft.com/office/word/2010/wordml" xmlns:w15="http://schemas.microsoft.com/office/word/2012/wordml" xmlns:w16cex="http://schemas.microsoft.com/office/word/2018/wordml/cex" xmlns:w16cid="http://schemas.microsoft.com/office/word/2016/wordml/cid" xmlns:w16="http://schemas.microsoft.com/office/word/2018/wordml" xmlns:w16du="http://schemas.microsoft.com/office/word/2023/wordml/word16du" xmlns:w16sdtdh="http://schemas.microsoft.com/office/word/2020/wordml/sdtdatahash" xmlns:w16sdtfl="http://schemas.microsoft.com/office/word/2024/wordml/sdtformatlock" xmlns:w16se="http://schemas.microsoft.com/office/word/2015/wordml/symex" xmlns:wpg="http://schemas.microsoft.com/office/word/2010/wordprocessingGroup" xmlns:wpi="http://schemas.microsoft.com/office/word/2010/wordprocessingInk" xmlns:wne="http://schemas.microsoft.com/office/word/2006/wordml" xmlns:wps="http://schemas.microsoft.com/office/word/2010/wordprocessingShape" mc:Ignorable="w14 w15 w16se w16cid w16 w16cex w16sdtdh w16sdtfl w16du wp14">
+<w:endnotes xmlns:wpc="http://schemas.microsoft.com/office/word/2010/wordprocessingCanvas" xmlns:cx="http://schemas.microsoft.com/office/drawing/2014/chartex" xmlns:cx1="http://schemas.microsoft.com/office/drawing/2015/9/8/chartex" xmlns:cx2="http://schemas.microsoft.com/office/drawing/2015/10/21/chartex" xmlns:cx3="http://schemas.microsoft.com/office/drawing/2016/5/9/chartex" xmlns:cx4="http://schemas.microsoft.com/office/drawing/2016/5/10/chartex" xmlns:cx5="http://schemas.microsoft.com/office/drawing/2016/5/11/chartex" xmlns:cx6="http://schemas.microsoft.com/office/drawing/2016/5/12/chartex" xmlns:cx7="http://schemas.microsoft.com/office/drawing/2016/5/13/chartex" xmlns:cx8="http://schemas.microsoft.com/office/drawing/2016/5/14/chartex" xmlns:mc="http://schemas.openxmlformats.org/markup-compatibility/2006" xmlns:aink="http://schemas.microsoft.com/office/drawing/2016/ink" xmlns:am3d="http://schemas.microsoft.com/office/drawing/2017/model3d" xmlns:o="urn:schemas-microsoft-com:office:office" xmlns:r="http://schemas.openxmlformats.org/officeDocument/2006/relationships" xmlns:m="http://schemas.openxmlformats.org/officeDocument/2006/math" xmlns:v="urn:schemas-microsoft-com:vml" xmlns:wp14="http://schemas.microsoft.com/office/word/2010/wordprocessingDrawing" xmlns:wp="http://schemas.openxmlformats.org/drawingml/2006/wordprocessingDrawing" xmlns:w10="urn:schemas-microsoft-com:office:word" xmlns:w="http://schemas.openxmlformats.org/wordprocessingml/2006/main" xmlns:w14="http://schemas.microsoft.com/office/word/2010/wordml" xmlns:w15="http://schemas.microsoft.com/office/word/2012/wordml" xmlns:w16cid="http://schemas.microsoft.com/office/word/2016/wordml/cid" xmlns:w16se="http://schemas.microsoft.com/office/word/2015/wordml/symex" xmlns:wpg="http://schemas.microsoft.com/office/word/2010/wordprocessingGroup" xmlns:wpi="http://schemas.microsoft.com/office/word/2010/wordprocessingInk" xmlns:wne="http://schemas.microsoft.com/office/word/2006/wordml" xmlns:wps="http://schemas.microsoft.com/office/word/2010/wordprocessingShape" mc:Ignorable="w14 w15 w16se w16cid wp14">
   <w:endnote w:type="separator" w:id="-1">
     <w:p>
       <w:pPr>
@@ -4901,7 +5517,7 @@
 </file>
 
 <file path=word/footnotes.xml><?xml version="1.0" encoding="utf-8"?>
-<w:footnotes xmlns:wpc="http://schemas.microsoft.com/office/word/2010/wordprocessingCanvas" xmlns:cx="http://schemas.microsoft.com/office/drawing/2014/chartex" xmlns:cx1="http://schemas.microsoft.com/office/drawing/2015/9/8/chartex" xmlns:cx2="http://schemas.microsoft.com/office/drawing/2015/10/21/chartex" xmlns:cx3="http://schemas.microsoft.com/office/drawing/2016/5/9/chartex" xmlns:cx4="http://schemas.microsoft.com/office/drawing/2016/5/10/chartex" xmlns:cx5="http://schemas.microsoft.com/office/drawing/2016/5/11/chartex" xmlns:cx6="http://schemas.microsoft.com/office/drawing/2016/5/12/chartex" xmlns:cx7="http://schemas.microsoft.com/office/drawing/2016/5/13/chartex" xmlns:cx8="http://schemas.microsoft.com/office/drawing/2016/5/14/chartex" xmlns:mc="http://schemas.openxmlformats.org/markup-compatibility/2006" xmlns:aink="http://schemas.microsoft.com/office/drawing/2016/ink" xmlns:am3d="http://schemas.microsoft.com/office/drawing/2017/model3d" xmlns:o="urn:schemas-microsoft-com:office:office" xmlns:oel="http://schemas.microsoft.com/office/2019/extlst" xmlns:r="http://schemas.openxmlformats.org/officeDocument/2006/relationships" xmlns:m="http://schemas.openxmlformats.org/officeDocument/2006/math" xmlns:v="urn:schemas-microsoft-com:vml" xmlns:wp14="http://schemas.microsoft.com/office/word/2010/wordprocessingDrawing" xmlns:wp="http://schemas.openxmlformats.org/drawingml/2006/wordprocessingDrawing" xmlns:w10="urn:schemas-microsoft-com:office:word" xmlns:w="http://schemas.openxmlformats.org/wordprocessingml/2006/main" xmlns:w14="http://schemas.microsoft.com/office/word/2010/wordml" xmlns:w15="http://schemas.microsoft.com/office/word/2012/wordml" xmlns:w16cex="http://schemas.microsoft.com/office/word/2018/wordml/cex" xmlns:w16cid="http://schemas.microsoft.com/office/word/2016/wordml/cid" xmlns:w16="http://schemas.microsoft.com/office/word/2018/wordml" xmlns:w16du="http://schemas.microsoft.com/office/word/2023/wordml/word16du" xmlns:w16sdtdh="http://schemas.microsoft.com/office/word/2020/wordml/sdtdatahash" xmlns:w16sdtfl="http://schemas.microsoft.com/office/word/2024/wordml/sdtformatlock" xmlns:w16se="http://schemas.microsoft.com/office/word/2015/wordml/symex" xmlns:wpg="http://schemas.microsoft.com/office/word/2010/wordprocessingGroup" xmlns:wpi="http://schemas.microsoft.com/office/word/2010/wordprocessingInk" xmlns:wne="http://schemas.microsoft.com/office/word/2006/wordml" xmlns:wps="http://schemas.microsoft.com/office/word/2010/wordprocessingShape" mc:Ignorable="w14 w15 w16se w16cid w16 w16cex w16sdtdh w16sdtfl w16du wp14">
+<w:footnotes xmlns:wpc="http://schemas.microsoft.com/office/word/2010/wordprocessingCanvas" xmlns:cx="http://schemas.microsoft.com/office/drawing/2014/chartex" xmlns:cx1="http://schemas.microsoft.com/office/drawing/2015/9/8/chartex" xmlns:cx2="http://schemas.microsoft.com/office/drawing/2015/10/21/chartex" xmlns:cx3="http://schemas.microsoft.com/office/drawing/2016/5/9/chartex" xmlns:cx4="http://schemas.microsoft.com/office/drawing/2016/5/10/chartex" xmlns:cx5="http://schemas.microsoft.com/office/drawing/2016/5/11/chartex" xmlns:cx6="http://schemas.microsoft.com/office/drawing/2016/5/12/chartex" xmlns:cx7="http://schemas.microsoft.com/office/drawing/2016/5/13/chartex" xmlns:cx8="http://schemas.microsoft.com/office/drawing/2016/5/14/chartex" xmlns:mc="http://schemas.openxmlformats.org/markup-compatibility/2006" xmlns:aink="http://schemas.microsoft.com/office/drawing/2016/ink" xmlns:am3d="http://schemas.microsoft.com/office/drawing/2017/model3d" xmlns:o="urn:schemas-microsoft-com:office:office" xmlns:r="http://schemas.openxmlformats.org/officeDocument/2006/relationships" xmlns:m="http://schemas.openxmlformats.org/officeDocument/2006/math" xmlns:v="urn:schemas-microsoft-com:vml" xmlns:wp14="http://schemas.microsoft.com/office/word/2010/wordprocessingDrawing" xmlns:wp="http://schemas.openxmlformats.org/drawingml/2006/wordprocessingDrawing" xmlns:w10="urn:schemas-microsoft-com:office:word" xmlns:w="http://schemas.openxmlformats.org/wordprocessingml/2006/main" xmlns:w14="http://schemas.microsoft.com/office/word/2010/wordml" xmlns:w15="http://schemas.microsoft.com/office/word/2012/wordml" xmlns:w16cid="http://schemas.microsoft.com/office/word/2016/wordml/cid" xmlns:w16se="http://schemas.microsoft.com/office/word/2015/wordml/symex" xmlns:wpg="http://schemas.microsoft.com/office/word/2010/wordprocessingGroup" xmlns:wpi="http://schemas.microsoft.com/office/word/2010/wordprocessingInk" xmlns:wne="http://schemas.microsoft.com/office/word/2006/wordml" xmlns:wps="http://schemas.microsoft.com/office/word/2010/wordprocessingShape" mc:Ignorable="w14 w15 w16se w16cid wp14">
   <w:footnote w:type="separator" w:id="-1">
     <w:p>
       <w:pPr>
@@ -4926,7 +5542,7 @@
 </file>
 
 <file path=word/numbering.xml><?xml version="1.0" encoding="utf-8"?>
-<w:numbering xmlns:wpc="http://schemas.microsoft.com/office/word/2010/wordprocessingCanvas" xmlns:cx="http://schemas.microsoft.com/office/drawing/2014/chartex" xmlns:cx1="http://schemas.microsoft.com/office/drawing/2015/9/8/chartex" xmlns:cx2="http://schemas.microsoft.com/office/drawing/2015/10/21/chartex" xmlns:cx3="http://schemas.microsoft.com/office/drawing/2016/5/9/chartex" xmlns:cx4="http://schemas.microsoft.com/office/drawing/2016/5/10/chartex" xmlns:cx5="http://schemas.microsoft.com/office/drawing/2016/5/11/chartex" xmlns:cx6="http://schemas.microsoft.com/office/drawing/2016/5/12/chartex" xmlns:cx7="http://schemas.microsoft.com/office/drawing/2016/5/13/chartex" xmlns:cx8="http://schemas.microsoft.com/office/drawing/2016/5/14/chartex" xmlns:mc="http://schemas.openxmlformats.org/markup-compatibility/2006" xmlns:aink="http://schemas.microsoft.com/office/drawing/2016/ink" xmlns:am3d="http://schemas.microsoft.com/office/drawing/2017/model3d" xmlns:o="urn:schemas-microsoft-com:office:office" xmlns:oel="http://schemas.microsoft.com/office/2019/extlst" xmlns:r="http://schemas.openxmlformats.org/officeDocument/2006/relationships" xmlns:m="http://schemas.openxmlformats.org/officeDocument/2006/math" xmlns:v="urn:schemas-microsoft-com:vml" xmlns:wp14="http://schemas.microsoft.com/office/word/2010/wordprocessingDrawing" xmlns:wp="http://schemas.openxmlformats.org/drawingml/2006/wordprocessingDrawing" xmlns:w10="urn:schemas-microsoft-com:office:word" xmlns:w="http://schemas.openxmlformats.org/wordprocessingml/2006/main" xmlns:w14="http://schemas.microsoft.com/office/word/2010/wordml" xmlns:w15="http://schemas.microsoft.com/office/word/2012/wordml" xmlns:w16cex="http://schemas.microsoft.com/office/word/2018/wordml/cex" xmlns:w16cid="http://schemas.microsoft.com/office/word/2016/wordml/cid" xmlns:w16="http://schemas.microsoft.com/office/word/2018/wordml" xmlns:w16du="http://schemas.microsoft.com/office/word/2023/wordml/word16du" xmlns:w16sdtdh="http://schemas.microsoft.com/office/word/2020/wordml/sdtdatahash" xmlns:w16sdtfl="http://schemas.microsoft.com/office/word/2024/wordml/sdtformatlock" xmlns:w16se="http://schemas.microsoft.com/office/word/2015/wordml/symex" xmlns:wpg="http://schemas.microsoft.com/office/word/2010/wordprocessingGroup" xmlns:wpi="http://schemas.microsoft.com/office/word/2010/wordprocessingInk" xmlns:wne="http://schemas.microsoft.com/office/word/2006/wordml" xmlns:wps="http://schemas.microsoft.com/office/word/2010/wordprocessingShape" mc:Ignorable="w14 w15 w16se w16cid w16 w16cex w16sdtdh w16sdtfl w16du wp14">
+<w:numbering xmlns:wpc="http://schemas.microsoft.com/office/word/2010/wordprocessingCanvas" xmlns:cx="http://schemas.microsoft.com/office/drawing/2014/chartex" xmlns:cx1="http://schemas.microsoft.com/office/drawing/2015/9/8/chartex" xmlns:cx2="http://schemas.microsoft.com/office/drawing/2015/10/21/chartex" xmlns:cx3="http://schemas.microsoft.com/office/drawing/2016/5/9/chartex" xmlns:cx4="http://schemas.microsoft.com/office/drawing/2016/5/10/chartex" xmlns:cx5="http://schemas.microsoft.com/office/drawing/2016/5/11/chartex" xmlns:cx6="http://schemas.microsoft.com/office/drawing/2016/5/12/chartex" xmlns:cx7="http://schemas.microsoft.com/office/drawing/2016/5/13/chartex" xmlns:cx8="http://schemas.microsoft.com/office/drawing/2016/5/14/chartex" xmlns:mc="http://schemas.openxmlformats.org/markup-compatibility/2006" xmlns:aink="http://schemas.microsoft.com/office/drawing/2016/ink" xmlns:am3d="http://schemas.microsoft.com/office/drawing/2017/model3d" xmlns:o="urn:schemas-microsoft-com:office:office" xmlns:r="http://schemas.openxmlformats.org/officeDocument/2006/relationships" xmlns:m="http://schemas.openxmlformats.org/officeDocument/2006/math" xmlns:v="urn:schemas-microsoft-com:vml" xmlns:wp14="http://schemas.microsoft.com/office/word/2010/wordprocessingDrawing" xmlns:wp="http://schemas.openxmlformats.org/drawingml/2006/wordprocessingDrawing" xmlns:w10="urn:schemas-microsoft-com:office:word" xmlns:w="http://schemas.openxmlformats.org/wordprocessingml/2006/main" xmlns:w14="http://schemas.microsoft.com/office/word/2010/wordml" xmlns:w15="http://schemas.microsoft.com/office/word/2012/wordml" xmlns:w16cid="http://schemas.microsoft.com/office/word/2016/wordml/cid" xmlns:w16se="http://schemas.microsoft.com/office/word/2015/wordml/symex" xmlns:wpg="http://schemas.microsoft.com/office/word/2010/wordprocessingGroup" xmlns:wpi="http://schemas.microsoft.com/office/word/2010/wordprocessingInk" xmlns:wne="http://schemas.microsoft.com/office/word/2006/wordml" xmlns:wps="http://schemas.microsoft.com/office/word/2010/wordprocessingShape" mc:Ignorable="w14 w15 w16se w16cid wp14">
   <w:abstractNum w:abstractNumId="0" w15:restartNumberingAfterBreak="0">
     <w:nsid w:val="3029436E"/>
     <w:multiLevelType w:val="hybridMultilevel"/>
@@ -5153,17 +5769,17 @@
       </w:rPr>
     </w:lvl>
   </w:abstractNum>
-  <w:num w:numId="1" w16cid:durableId="2033142687">
+  <w:num w:numId="1">
     <w:abstractNumId w:val="1"/>
   </w:num>
-  <w:num w:numId="2" w16cid:durableId="1539467041">
+  <w:num w:numId="2">
     <w:abstractNumId w:val="0"/>
   </w:num>
 </w:numbering>
 </file>
 
 <file path=word/styles.xml><?xml version="1.0" encoding="utf-8"?>
-<w:styles xmlns:mc="http://schemas.openxmlformats.org/markup-compatibility/2006" xmlns:r="http://schemas.openxmlformats.org/officeDocument/2006/relationships" xmlns:w="http://schemas.openxmlformats.org/wordprocessingml/2006/main" xmlns:w14="http://schemas.microsoft.com/office/word/2010/wordml" xmlns:w15="http://schemas.microsoft.com/office/word/2012/wordml" xmlns:w16cex="http://schemas.microsoft.com/office/word/2018/wordml/cex" xmlns:w16cid="http://schemas.microsoft.com/office/word/2016/wordml/cid" xmlns:w16="http://schemas.microsoft.com/office/word/2018/wordml" xmlns:w16du="http://schemas.microsoft.com/office/word/2023/wordml/word16du" xmlns:w16sdtdh="http://schemas.microsoft.com/office/word/2020/wordml/sdtdatahash" xmlns:w16sdtfl="http://schemas.microsoft.com/office/word/2024/wordml/sdtformatlock" xmlns:w16se="http://schemas.microsoft.com/office/word/2015/wordml/symex" mc:Ignorable="w14 w15 w16se w16cid w16 w16cex w16sdtdh w16sdtfl w16du">
+<w:styles xmlns:mc="http://schemas.openxmlformats.org/markup-compatibility/2006" xmlns:r="http://schemas.openxmlformats.org/officeDocument/2006/relationships" xmlns:w="http://schemas.openxmlformats.org/wordprocessingml/2006/main" xmlns:w14="http://schemas.microsoft.com/office/word/2010/wordml" xmlns:w15="http://schemas.microsoft.com/office/word/2012/wordml" xmlns:w16cid="http://schemas.microsoft.com/office/word/2016/wordml/cid" xmlns:w16se="http://schemas.microsoft.com/office/word/2015/wordml/symex" mc:Ignorable="w14 w15 w16se w16cid">
   <w:docDefaults>
     <w:rPrDefault>
       <w:rPr>
@@ -5179,7 +5795,7 @@
       </w:pPr>
     </w:pPrDefault>
   </w:docDefaults>
-  <w:latentStyles w:defLockedState="0" w:defUIPriority="99" w:defSemiHidden="0" w:defUnhideWhenUsed="0" w:defQFormat="0" w:count="376">
+  <w:latentStyles w:defLockedState="0" w:defUIPriority="99" w:defSemiHidden="0" w:defUnhideWhenUsed="0" w:defQFormat="0" w:count="375">
     <w:lsdException w:name="Normal" w:uiPriority="0" w:qFormat="1"/>
     <w:lsdException w:name="heading 1" w:uiPriority="9" w:qFormat="1"/>
     <w:lsdException w:name="heading 2" w:semiHidden="1" w:uiPriority="9" w:unhideWhenUsed="1" w:qFormat="1"/>
@@ -5555,7 +6171,6 @@
     <w:lsdException w:name="Smart Hyperlink" w:semiHidden="1" w:unhideWhenUsed="1"/>
     <w:lsdException w:name="Hashtag" w:semiHidden="1" w:unhideWhenUsed="1"/>
     <w:lsdException w:name="Unresolved Mention" w:semiHidden="1" w:unhideWhenUsed="1"/>
-    <w:lsdException w:name="Smart Link" w:semiHidden="1" w:unhideWhenUsed="1"/>
   </w:latentStyles>
   <w:style w:type="paragraph" w:default="1" w:styleId="Norml">
     <w:name w:val="Normal"/>
@@ -5564,6 +6179,7 @@
   <w:style w:type="character" w:default="1" w:styleId="Bekezdsalapbettpusa">
     <w:name w:val="Default Paragraph Font"/>
     <w:uiPriority w:val="1"/>
+    <w:semiHidden/>
     <w:unhideWhenUsed/>
   </w:style>
   <w:style w:type="table" w:default="1" w:styleId="Normltblzat">
